--- a/src/main/resources/于飞-简历-Java-10年 -all.docx
+++ b/src/main/resources/于飞-简历-Java-10年 -all.docx
@@ -1853,7 +1853,29 @@
           <w:sz w:val="24"/>
           <w:szCs w:val="24"/>
         </w:rPr>
-        <w:t>工作描述：</w:t>
+        <w:t>工作</w:t>
+      </w:r>
+      <w:r>
+        <w:rPr>
+          <w:rFonts w:ascii="Calibri" w:eastAsia="华文细黑" w:hAnsi="Calibri" w:cs="Calibri" w:hint="eastAsia"/>
+          <w:b/>
+          <w:bCs/>
+          <w:color w:val="404040" w:themeColor="text1" w:themeTint="BF"/>
+          <w:sz w:val="24"/>
+          <w:szCs w:val="24"/>
+        </w:rPr>
+        <w:t>职责</w:t>
+      </w:r>
+      <w:r>
+        <w:rPr>
+          <w:rFonts w:ascii="Calibri" w:eastAsia="华文细黑" w:hAnsi="Calibri" w:cs="Calibri" w:hint="eastAsia"/>
+          <w:b/>
+          <w:bCs/>
+          <w:color w:val="404040" w:themeColor="text1" w:themeTint="BF"/>
+          <w:sz w:val="24"/>
+          <w:szCs w:val="24"/>
+        </w:rPr>
+        <w:t>：</w:t>
       </w:r>
     </w:p>
     <w:p>
@@ -2045,7 +2067,18 @@
           <w:sz w:val="24"/>
           <w:szCs w:val="24"/>
         </w:rPr>
-        <w:t>工作业绩：</w:t>
+        <w:t>核心</w:t>
+      </w:r>
+      <w:r>
+        <w:rPr>
+          <w:rFonts w:ascii="Calibri" w:eastAsia="华文细黑" w:hAnsi="Calibri" w:cs="Calibri" w:hint="eastAsia"/>
+          <w:b/>
+          <w:bCs/>
+          <w:color w:val="404040" w:themeColor="text1" w:themeTint="BF"/>
+          <w:sz w:val="24"/>
+          <w:szCs w:val="24"/>
+        </w:rPr>
+        <w:t>业绩：</w:t>
       </w:r>
     </w:p>
     <w:p>
@@ -2069,7 +2102,55 @@
           <w:color w:val="404040" w:themeColor="text1" w:themeTint="BF"/>
           <w:szCs w:val="21"/>
         </w:rPr>
-        <w:t>主导完成内容风控中心化建设，包括机审、人审、红蓝对抗、端侧敏感词能力，实现审核、对抗、运营能力闭环，获得一级部门中心化建设团队大事件奖，在中国、俄罗斯、亚太、欧洲四大区部署上线。目前服务流程</w:t>
+        <w:t>主导完成内容风控中心化建设</w:t>
+      </w:r>
+      <w:r>
+        <w:rPr>
+          <w:rFonts w:ascii="Calibri" w:eastAsia="华文细黑" w:hAnsi="Calibri" w:cs="Calibri" w:hint="eastAsia"/>
+          <w:color w:val="404040" w:themeColor="text1" w:themeTint="BF"/>
+          <w:szCs w:val="21"/>
+        </w:rPr>
+        <w:t>（</w:t>
+      </w:r>
+      <w:r>
+        <w:rPr>
+          <w:rFonts w:ascii="Calibri" w:eastAsia="华文细黑" w:hAnsi="Calibri" w:cs="Calibri" w:hint="eastAsia"/>
+          <w:color w:val="404040" w:themeColor="text1" w:themeTint="BF"/>
+          <w:szCs w:val="21"/>
+        </w:rPr>
+        <w:t>机审、人审、红蓝对抗、端侧敏感词能力</w:t>
+      </w:r>
+      <w:r>
+        <w:rPr>
+          <w:rFonts w:ascii="Calibri" w:eastAsia="华文细黑" w:hAnsi="Calibri" w:cs="Calibri" w:hint="eastAsia"/>
+          <w:color w:val="404040" w:themeColor="text1" w:themeTint="BF"/>
+          <w:szCs w:val="21"/>
+        </w:rPr>
+        <w:t>等）</w:t>
+      </w:r>
+      <w:r>
+        <w:rPr>
+          <w:rFonts w:ascii="Calibri" w:eastAsia="华文细黑" w:hAnsi="Calibri" w:cs="Calibri" w:hint="eastAsia"/>
+          <w:color w:val="404040" w:themeColor="text1" w:themeTint="BF"/>
+          <w:szCs w:val="21"/>
+        </w:rPr>
+        <w:t>，实现审核、对抗、运营能力闭环，获得一级部门中心化建设团队大事件奖</w:t>
+      </w:r>
+      <w:r>
+        <w:rPr>
+          <w:rFonts w:ascii="Calibri" w:eastAsia="华文细黑" w:hAnsi="Calibri" w:cs="Calibri" w:hint="eastAsia"/>
+          <w:color w:val="404040" w:themeColor="text1" w:themeTint="BF"/>
+          <w:szCs w:val="21"/>
+        </w:rPr>
+        <w:t>。</w:t>
+      </w:r>
+      <w:r>
+        <w:rPr>
+          <w:rFonts w:ascii="Calibri" w:eastAsia="华文细黑" w:hAnsi="Calibri" w:cs="Calibri" w:hint="eastAsia"/>
+          <w:color w:val="404040" w:themeColor="text1" w:themeTint="BF"/>
+          <w:szCs w:val="21"/>
+        </w:rPr>
+        <w:t>在中国、俄罗斯、亚太、欧洲四大区部署上线。服务流程</w:t>
       </w:r>
       <w:r>
         <w:rPr>
@@ -2133,7 +2214,23 @@
           <w:color w:val="404040" w:themeColor="text1" w:themeTint="BF"/>
           <w:szCs w:val="21"/>
         </w:rPr>
-        <w:t>场景的内容风控支持，月审核内容量</w:t>
+        <w:t>场景</w:t>
+      </w:r>
+      <w:r>
+        <w:rPr>
+          <w:rFonts w:ascii="Calibri" w:eastAsia="华文细黑" w:hAnsi="Calibri" w:cs="Calibri" w:hint="eastAsia"/>
+          <w:color w:val="404040" w:themeColor="text1" w:themeTint="BF"/>
+          <w:szCs w:val="21"/>
+        </w:rPr>
+        <w:t>，</w:t>
+      </w:r>
+      <w:r>
+        <w:rPr>
+          <w:rFonts w:ascii="Calibri" w:eastAsia="华文细黑" w:hAnsi="Calibri" w:cs="Calibri" w:hint="eastAsia"/>
+          <w:color w:val="404040" w:themeColor="text1" w:themeTint="BF"/>
+          <w:szCs w:val="21"/>
+        </w:rPr>
+        <w:t>月审核内容量</w:t>
       </w:r>
       <w:r>
         <w:rPr>
@@ -2197,7 +2294,63 @@
           <w:color w:val="404040" w:themeColor="text1" w:themeTint="BF"/>
           <w:szCs w:val="21"/>
         </w:rPr>
-        <w:t>我负责开发的内容风控核心代码参与公司级代码评比获得金码奖</w:t>
+        <w:t>我负责开发的代码参与公司级代码评比获得金码奖</w:t>
+      </w:r>
+      <w:r>
+        <w:rPr>
+          <w:rFonts w:ascii="Calibri" w:eastAsia="华文细黑" w:hAnsi="Calibri" w:cs="Calibri" w:hint="eastAsia"/>
+          <w:color w:val="404040" w:themeColor="text1" w:themeTint="BF"/>
+          <w:szCs w:val="21"/>
+        </w:rPr>
+        <w:t>；</w:t>
+      </w:r>
+      <w:r>
+        <w:rPr>
+          <w:rFonts w:ascii="Calibri" w:eastAsia="华文细黑" w:hAnsi="Calibri" w:cs="Calibri" w:hint="eastAsia"/>
+          <w:color w:val="404040" w:themeColor="text1" w:themeTint="BF"/>
+          <w:szCs w:val="21"/>
+        </w:rPr>
+        <w:t>25</w:t>
+      </w:r>
+      <w:r>
+        <w:rPr>
+          <w:rFonts w:ascii="Calibri" w:eastAsia="华文细黑" w:hAnsi="Calibri" w:cs="Calibri" w:hint="eastAsia"/>
+          <w:color w:val="404040" w:themeColor="text1" w:themeTint="BF"/>
+          <w:szCs w:val="21"/>
+        </w:rPr>
+        <w:t>年底国家护网专项演练中，在</w:t>
+      </w:r>
+      <w:r>
+        <w:rPr>
+          <w:rFonts w:ascii="Calibri" w:eastAsia="华文细黑" w:hAnsi="Calibri" w:cs="Calibri" w:hint="eastAsia"/>
+          <w:color w:val="404040" w:themeColor="text1" w:themeTint="BF"/>
+          <w:szCs w:val="21"/>
+        </w:rPr>
+        <w:t>120</w:t>
+      </w:r>
+      <w:r>
+        <w:rPr>
+          <w:rFonts w:ascii="Calibri" w:eastAsia="华文细黑" w:hAnsi="Calibri" w:cs="Calibri" w:hint="eastAsia"/>
+          <w:color w:val="404040" w:themeColor="text1" w:themeTint="BF"/>
+          <w:szCs w:val="21"/>
+        </w:rPr>
+        <w:t>多家重点企业中获得前</w:t>
+      </w:r>
+      <w:r>
+        <w:rPr>
+          <w:rFonts w:ascii="Calibri" w:eastAsia="华文细黑" w:hAnsi="Calibri" w:cs="Calibri" w:hint="eastAsia"/>
+          <w:color w:val="404040" w:themeColor="text1" w:themeTint="BF"/>
+          <w:szCs w:val="21"/>
+        </w:rPr>
+        <w:t>5</w:t>
+      </w:r>
+      <w:r>
+        <w:rPr>
+          <w:rFonts w:ascii="Calibri" w:eastAsia="华文细黑" w:hAnsi="Calibri" w:cs="Calibri" w:hint="eastAsia"/>
+          <w:color w:val="404040" w:themeColor="text1" w:themeTint="BF"/>
+          <w:szCs w:val="21"/>
+        </w:rPr>
+        <w:t>名以及网信办、公安部的高度认可</w:t>
       </w:r>
     </w:p>
     <w:p>
@@ -2221,47 +2374,80 @@
           <w:color w:val="404040" w:themeColor="text1" w:themeTint="BF"/>
           <w:szCs w:val="21"/>
         </w:rPr>
-        <w:t>25</w:t>
-      </w:r>
-      <w:r>
-        <w:rPr>
-          <w:rFonts w:ascii="Calibri" w:eastAsia="华文细黑" w:hAnsi="Calibri" w:cs="Calibri" w:hint="eastAsia"/>
-          <w:color w:val="404040" w:themeColor="text1" w:themeTint="BF"/>
-          <w:szCs w:val="21"/>
-        </w:rPr>
-        <w:t>年底国家护网专项演练中，在</w:t>
-      </w:r>
-      <w:r>
-        <w:rPr>
-          <w:rFonts w:ascii="Calibri" w:eastAsia="华文细黑" w:hAnsi="Calibri" w:cs="Calibri" w:hint="eastAsia"/>
-          <w:color w:val="404040" w:themeColor="text1" w:themeTint="BF"/>
-          <w:szCs w:val="21"/>
-        </w:rPr>
-        <w:t>120</w:t>
-      </w:r>
-      <w:r>
-        <w:rPr>
-          <w:rFonts w:ascii="Calibri" w:eastAsia="华文细黑" w:hAnsi="Calibri" w:cs="Calibri" w:hint="eastAsia"/>
-          <w:color w:val="404040" w:themeColor="text1" w:themeTint="BF"/>
-          <w:szCs w:val="21"/>
-        </w:rPr>
-        <w:t>多家重点企业中获得前</w:t>
-      </w:r>
-      <w:r>
-        <w:rPr>
-          <w:rFonts w:ascii="Calibri" w:eastAsia="华文细黑" w:hAnsi="Calibri" w:cs="Calibri" w:hint="eastAsia"/>
-          <w:color w:val="404040" w:themeColor="text1" w:themeTint="BF"/>
-          <w:szCs w:val="21"/>
-        </w:rPr>
-        <w:t>5</w:t>
-      </w:r>
-      <w:r>
-        <w:rPr>
-          <w:rFonts w:ascii="Calibri" w:eastAsia="华文细黑" w:hAnsi="Calibri" w:cs="Calibri" w:hint="eastAsia"/>
-          <w:color w:val="404040" w:themeColor="text1" w:themeTint="BF"/>
-          <w:szCs w:val="21"/>
-        </w:rPr>
-        <w:t>名以及网信办、公安部的高度认可</w:t>
+        <w:t>作为交易风控规则引擎、人机识别、离线筛单、信誉分核心设计和开发人员，完成交易风控能力建设，具备风控产品快速复制能力，已在中国区、亚太、欧洲部署。为流程</w:t>
+      </w:r>
+      <w:r>
+        <w:rPr>
+          <w:rFonts w:ascii="Calibri" w:eastAsia="华文细黑" w:hAnsi="Calibri" w:cs="Calibri" w:hint="eastAsia"/>
+          <w:color w:val="404040" w:themeColor="text1" w:themeTint="BF"/>
+          <w:szCs w:val="21"/>
+        </w:rPr>
+        <w:t>IT</w:t>
+      </w:r>
+      <w:r>
+        <w:rPr>
+          <w:rFonts w:ascii="Calibri" w:eastAsia="华文细黑" w:hAnsi="Calibri" w:cs="Calibri" w:hint="eastAsia"/>
+          <w:color w:val="404040" w:themeColor="text1" w:themeTint="BF"/>
+          <w:szCs w:val="21"/>
+        </w:rPr>
+        <w:t>、</w:t>
+      </w:r>
+      <w:r>
+        <w:rPr>
+          <w:rFonts w:ascii="Calibri" w:eastAsia="华文细黑" w:hAnsi="Calibri" w:cs="Calibri" w:hint="eastAsia"/>
+          <w:color w:val="404040" w:themeColor="text1" w:themeTint="BF"/>
+          <w:szCs w:val="21"/>
+        </w:rPr>
+        <w:lastRenderedPageBreak/>
+        <w:t>研发管理部、云服务部门的荣耀商城、亲选商城、内购商城、运动健康、</w:t>
+      </w:r>
+      <w:r>
+        <w:rPr>
+          <w:rFonts w:ascii="Calibri" w:eastAsia="华文细黑" w:hAnsi="Calibri" w:cs="Calibri" w:hint="eastAsia"/>
+          <w:color w:val="404040" w:themeColor="text1" w:themeTint="BF"/>
+          <w:szCs w:val="21"/>
+        </w:rPr>
+        <w:t>MyHonor</w:t>
+      </w:r>
+      <w:r>
+        <w:rPr>
+          <w:rFonts w:ascii="Calibri" w:eastAsia="华文细黑" w:hAnsi="Calibri" w:cs="Calibri" w:hint="eastAsia"/>
+          <w:color w:val="404040" w:themeColor="text1" w:themeTint="BF"/>
+          <w:szCs w:val="21"/>
+        </w:rPr>
+        <w:t>等</w:t>
+      </w:r>
+      <w:r>
+        <w:rPr>
+          <w:rFonts w:ascii="Calibri" w:eastAsia="华文细黑" w:hAnsi="Calibri" w:cs="Calibri" w:hint="eastAsia"/>
+          <w:color w:val="404040" w:themeColor="text1" w:themeTint="BF"/>
+          <w:szCs w:val="21"/>
+        </w:rPr>
+        <w:t>10+</w:t>
+      </w:r>
+      <w:r>
+        <w:rPr>
+          <w:rFonts w:ascii="Calibri" w:eastAsia="华文细黑" w:hAnsi="Calibri" w:cs="Calibri" w:hint="eastAsia"/>
+          <w:color w:val="404040" w:themeColor="text1" w:themeTint="BF"/>
+          <w:szCs w:val="21"/>
+        </w:rPr>
+        <w:t>业务</w:t>
+      </w:r>
+      <w:r>
+        <w:rPr>
+          <w:rFonts w:ascii="Calibri" w:eastAsia="华文细黑" w:hAnsi="Calibri" w:cs="Calibri" w:hint="eastAsia"/>
+          <w:color w:val="404040" w:themeColor="text1" w:themeTint="BF"/>
+          <w:szCs w:val="21"/>
+        </w:rPr>
+        <w:t>50+</w:t>
+      </w:r>
+      <w:r>
+        <w:rPr>
+          <w:rFonts w:ascii="Calibri" w:eastAsia="华文细黑" w:hAnsi="Calibri" w:cs="Calibri" w:hint="eastAsia"/>
+          <w:color w:val="404040" w:themeColor="text1" w:themeTint="BF"/>
+          <w:szCs w:val="21"/>
+        </w:rPr>
+        <w:t>场景的提供用户风险识别能力</w:t>
       </w:r>
     </w:p>
     <w:p>
@@ -2285,171 +2471,133 @@
           <w:color w:val="404040" w:themeColor="text1" w:themeTint="BF"/>
           <w:szCs w:val="21"/>
         </w:rPr>
-        <w:t>作为交易风控规则引擎、人机识别、离线筛单、信誉分核心设计和开发人员，完成交易</w:t>
-      </w:r>
-      <w:r>
-        <w:rPr>
-          <w:rFonts w:ascii="Calibri" w:eastAsia="华文细黑" w:hAnsi="Calibri" w:cs="Calibri" w:hint="eastAsia"/>
-          <w:color w:val="404040" w:themeColor="text1" w:themeTint="BF"/>
-          <w:szCs w:val="21"/>
-        </w:rPr>
-        <w:lastRenderedPageBreak/>
-        <w:t>风控能力建设，具备风控产品快速复制能力，已在中国区、亚太、欧洲部署。为流程</w:t>
-      </w:r>
-      <w:r>
-        <w:rPr>
-          <w:rFonts w:ascii="Calibri" w:eastAsia="华文细黑" w:hAnsi="Calibri" w:cs="Calibri" w:hint="eastAsia"/>
-          <w:color w:val="404040" w:themeColor="text1" w:themeTint="BF"/>
-          <w:szCs w:val="21"/>
-        </w:rPr>
-        <w:t>IT</w:t>
-      </w:r>
-      <w:r>
-        <w:rPr>
-          <w:rFonts w:ascii="Calibri" w:eastAsia="华文细黑" w:hAnsi="Calibri" w:cs="Calibri" w:hint="eastAsia"/>
-          <w:color w:val="404040" w:themeColor="text1" w:themeTint="BF"/>
-          <w:szCs w:val="21"/>
-        </w:rPr>
-        <w:t>、研发管理部、云服务部门的荣耀商城、亲选商城、内购商城、运动健康、</w:t>
-      </w:r>
-      <w:r>
-        <w:rPr>
-          <w:rFonts w:ascii="Calibri" w:eastAsia="华文细黑" w:hAnsi="Calibri" w:cs="Calibri" w:hint="eastAsia"/>
-          <w:color w:val="404040" w:themeColor="text1" w:themeTint="BF"/>
-          <w:szCs w:val="21"/>
-        </w:rPr>
-        <w:t>MyHonor</w:t>
-      </w:r>
-      <w:r>
-        <w:rPr>
-          <w:rFonts w:ascii="Calibri" w:eastAsia="华文细黑" w:hAnsi="Calibri" w:cs="Calibri" w:hint="eastAsia"/>
-          <w:color w:val="404040" w:themeColor="text1" w:themeTint="BF"/>
-          <w:szCs w:val="21"/>
-        </w:rPr>
-        <w:t>等</w:t>
-      </w:r>
-      <w:r>
-        <w:rPr>
-          <w:rFonts w:ascii="Calibri" w:eastAsia="华文细黑" w:hAnsi="Calibri" w:cs="Calibri" w:hint="eastAsia"/>
-          <w:color w:val="404040" w:themeColor="text1" w:themeTint="BF"/>
-          <w:szCs w:val="21"/>
-        </w:rPr>
-        <w:t>10+</w:t>
-      </w:r>
-      <w:r>
-        <w:rPr>
-          <w:rFonts w:ascii="Calibri" w:eastAsia="华文细黑" w:hAnsi="Calibri" w:cs="Calibri" w:hint="eastAsia"/>
-          <w:color w:val="404040" w:themeColor="text1" w:themeTint="BF"/>
-          <w:szCs w:val="21"/>
-        </w:rPr>
-        <w:t>业务</w:t>
-      </w:r>
-      <w:r>
-        <w:rPr>
-          <w:rFonts w:ascii="Calibri" w:eastAsia="华文细黑" w:hAnsi="Calibri" w:cs="Calibri" w:hint="eastAsia"/>
-          <w:color w:val="404040" w:themeColor="text1" w:themeTint="BF"/>
-          <w:szCs w:val="21"/>
-        </w:rPr>
-        <w:t>50+</w:t>
-      </w:r>
-      <w:r>
-        <w:rPr>
-          <w:rFonts w:ascii="Calibri" w:eastAsia="华文细黑" w:hAnsi="Calibri" w:cs="Calibri" w:hint="eastAsia"/>
-          <w:color w:val="404040" w:themeColor="text1" w:themeTint="BF"/>
-          <w:szCs w:val="21"/>
-        </w:rPr>
-        <w:t>场景的提供用户风险识别能力</w:t>
+        <w:t>负责需求人力评估、版本交付、质量管控，</w:t>
+      </w:r>
+      <w:r>
+        <w:rPr>
+          <w:rFonts w:ascii="Calibri" w:eastAsia="华文细黑" w:hAnsi="Calibri" w:cs="Calibri"/>
+          <w:color w:val="404040" w:themeColor="text1" w:themeTint="BF"/>
+          <w:szCs w:val="21"/>
+        </w:rPr>
+        <w:t>代码质量持续</w:t>
+      </w:r>
+      <w:r>
+        <w:rPr>
+          <w:rFonts w:ascii="Calibri" w:eastAsia="华文细黑" w:hAnsi="Calibri" w:cs="Calibri"/>
+          <w:color w:val="404040" w:themeColor="text1" w:themeTint="BF"/>
+          <w:szCs w:val="21"/>
+        </w:rPr>
+        <w:t>L2</w:t>
+      </w:r>
+      <w:r>
+        <w:rPr>
+          <w:rFonts w:ascii="Calibri" w:eastAsia="华文细黑" w:hAnsi="Calibri" w:cs="Calibri"/>
+          <w:color w:val="404040" w:themeColor="text1" w:themeTint="BF"/>
+          <w:szCs w:val="21"/>
+        </w:rPr>
+        <w:t>以下、缺陷密度</w:t>
+      </w:r>
+      <w:r>
+        <w:rPr>
+          <w:rFonts w:ascii="Calibri" w:eastAsia="华文细黑" w:hAnsi="Calibri" w:cs="Calibri"/>
+          <w:color w:val="404040" w:themeColor="text1" w:themeTint="BF"/>
+          <w:szCs w:val="21"/>
+        </w:rPr>
+        <w:t>≤2.5</w:t>
+      </w:r>
+      <w:r>
+        <w:rPr>
+          <w:rFonts w:ascii="Calibri" w:eastAsia="华文细黑" w:hAnsi="Calibri" w:cs="Calibri"/>
+          <w:color w:val="404040" w:themeColor="text1" w:themeTint="BF"/>
+          <w:szCs w:val="21"/>
+        </w:rPr>
+        <w:t>，多次上榜月度红榜，个人多次获</w:t>
+      </w:r>
+      <w:r>
+        <w:rPr>
+          <w:rFonts w:ascii="Calibri" w:eastAsia="华文细黑" w:hAnsi="Calibri" w:cs="Calibri" w:hint="eastAsia"/>
+          <w:color w:val="404040" w:themeColor="text1" w:themeTint="BF"/>
+          <w:szCs w:val="21"/>
+        </w:rPr>
+        <w:t>评月度之星</w:t>
       </w:r>
     </w:p>
     <w:p>
       <w:pPr>
-        <w:pStyle w:val="a3"/>
-        <w:numPr>
-          <w:ilvl w:val="0"/>
-          <w:numId w:val="12"/>
-        </w:numPr>
-        <w:spacing w:line="320" w:lineRule="exact"/>
-        <w:ind w:left="357" w:firstLineChars="0" w:hanging="357"/>
-        <w:rPr>
-          <w:rFonts w:ascii="Calibri" w:eastAsia="华文细黑" w:hAnsi="Calibri" w:cs="Calibri"/>
-          <w:color w:val="404040" w:themeColor="text1" w:themeTint="BF"/>
-          <w:szCs w:val="21"/>
-        </w:rPr>
-      </w:pPr>
-      <w:r>
-        <w:rPr>
-          <w:rFonts w:ascii="Calibri" w:eastAsia="华文细黑" w:hAnsi="Calibri" w:cs="Calibri" w:hint="eastAsia"/>
-          <w:color w:val="404040" w:themeColor="text1" w:themeTint="BF"/>
-          <w:szCs w:val="21"/>
-        </w:rPr>
-        <w:t>负责风控需求人力评估、版本交付、质量管控，对风险及时识别、预警及处理，保障版本按时高质量交付，代码质量不高于</w:t>
-      </w:r>
-      <w:r>
-        <w:rPr>
-          <w:rFonts w:ascii="Calibri" w:eastAsia="华文细黑" w:hAnsi="Calibri" w:cs="Calibri" w:hint="eastAsia"/>
-          <w:color w:val="404040" w:themeColor="text1" w:themeTint="BF"/>
-          <w:szCs w:val="21"/>
-        </w:rPr>
-        <w:t>L2</w:t>
-      </w:r>
-      <w:r>
-        <w:rPr>
-          <w:rFonts w:ascii="Calibri" w:eastAsia="华文细黑" w:hAnsi="Calibri" w:cs="Calibri" w:hint="eastAsia"/>
-          <w:color w:val="404040" w:themeColor="text1" w:themeTint="BF"/>
-          <w:szCs w:val="21"/>
-        </w:rPr>
-        <w:t>，研发缺陷密度不高于</w:t>
-      </w:r>
-      <w:r>
-        <w:rPr>
-          <w:rFonts w:ascii="Calibri" w:eastAsia="华文细黑" w:hAnsi="Calibri" w:cs="Calibri" w:hint="eastAsia"/>
-          <w:color w:val="404040" w:themeColor="text1" w:themeTint="BF"/>
-          <w:szCs w:val="21"/>
-        </w:rPr>
-        <w:t>2.5</w:t>
-      </w:r>
-      <w:r>
-        <w:rPr>
-          <w:rFonts w:ascii="Calibri" w:eastAsia="华文细黑" w:hAnsi="Calibri" w:cs="Calibri" w:hint="eastAsia"/>
-          <w:color w:val="404040" w:themeColor="text1" w:themeTint="BF"/>
-          <w:szCs w:val="21"/>
-        </w:rPr>
-        <w:t>，多次上月度红榜。个人多次被评选为月度之星</w:t>
+        <w:spacing w:line="400" w:lineRule="exact"/>
+        <w:rPr>
+          <w:rFonts w:ascii="Calibri" w:eastAsia="华文细黑" w:hAnsi="Calibri" w:cs="Calibri"/>
+          <w:b/>
+          <w:bCs/>
+          <w:color w:val="404040" w:themeColor="text1" w:themeTint="BF"/>
+          <w:sz w:val="24"/>
+          <w:szCs w:val="24"/>
+        </w:rPr>
+      </w:pPr>
+      <w:r>
+        <w:rPr>
+          <w:rFonts w:ascii="Calibri" w:eastAsia="华文细黑" w:hAnsi="Calibri" w:cs="Calibri" w:hint="eastAsia"/>
+          <w:b/>
+          <w:bCs/>
+          <w:color w:val="404040" w:themeColor="text1" w:themeTint="BF"/>
+          <w:sz w:val="24"/>
+          <w:szCs w:val="24"/>
+        </w:rPr>
+        <w:t>重点</w:t>
+      </w:r>
+      <w:r>
+        <w:rPr>
+          <w:rFonts w:ascii="Calibri" w:eastAsia="华文细黑" w:hAnsi="Calibri" w:cs="Calibri" w:hint="eastAsia"/>
+          <w:b/>
+          <w:bCs/>
+          <w:color w:val="404040" w:themeColor="text1" w:themeTint="BF"/>
+          <w:sz w:val="24"/>
+          <w:szCs w:val="24"/>
+        </w:rPr>
+        <w:t>项目</w:t>
+      </w:r>
+      <w:r>
+        <w:rPr>
+          <w:rFonts w:ascii="Calibri" w:eastAsia="华文细黑" w:hAnsi="Calibri" w:cs="Calibri" w:hint="eastAsia"/>
+          <w:b/>
+          <w:bCs/>
+          <w:color w:val="404040" w:themeColor="text1" w:themeTint="BF"/>
+          <w:sz w:val="24"/>
+          <w:szCs w:val="24"/>
+        </w:rPr>
+        <w:t>：</w:t>
       </w:r>
     </w:p>
     <w:p>
       <w:pPr>
-        <w:spacing w:line="400" w:lineRule="exact"/>
-        <w:rPr>
-          <w:rFonts w:ascii="Calibri" w:eastAsia="华文细黑" w:hAnsi="Calibri" w:cs="Calibri"/>
-          <w:b/>
-          <w:bCs/>
-          <w:color w:val="404040" w:themeColor="text1" w:themeTint="BF"/>
-          <w:sz w:val="24"/>
-          <w:szCs w:val="24"/>
-        </w:rPr>
-      </w:pPr>
-      <w:r>
-        <w:rPr>
-          <w:rFonts w:ascii="Calibri" w:eastAsia="华文细黑" w:hAnsi="Calibri" w:cs="Calibri" w:hint="eastAsia"/>
-          <w:b/>
-          <w:bCs/>
-          <w:color w:val="404040" w:themeColor="text1" w:themeTint="BF"/>
-          <w:sz w:val="24"/>
-          <w:szCs w:val="24"/>
-        </w:rPr>
-        <w:t>项目经历</w:t>
-      </w:r>
-      <w:r>
-        <w:rPr>
-          <w:rFonts w:ascii="Calibri" w:eastAsia="华文细黑" w:hAnsi="Calibri" w:cs="Calibri" w:hint="eastAsia"/>
-          <w:b/>
-          <w:bCs/>
-          <w:color w:val="404040" w:themeColor="text1" w:themeTint="BF"/>
-          <w:sz w:val="24"/>
-          <w:szCs w:val="24"/>
-        </w:rPr>
-        <w:t>：</w:t>
+        <w:spacing w:line="320" w:lineRule="exact"/>
+        <w:rPr>
+          <w:rFonts w:ascii="Calibri" w:eastAsia="华文细黑" w:hAnsi="Calibri" w:cs="Calibri"/>
+          <w:b/>
+          <w:bCs/>
+          <w:color w:val="404040" w:themeColor="text1" w:themeTint="BF"/>
+          <w:szCs w:val="21"/>
+        </w:rPr>
+      </w:pPr>
+      <w:r>
+        <w:rPr>
+          <w:rFonts w:ascii="Calibri" w:eastAsia="华文细黑" w:hAnsi="Calibri" w:cs="Calibri" w:hint="eastAsia"/>
+          <w:b/>
+          <w:bCs/>
+          <w:color w:val="404040" w:themeColor="text1" w:themeTint="BF"/>
+          <w:szCs w:val="21"/>
+        </w:rPr>
+        <w:t>项目</w:t>
+      </w:r>
+      <w:r>
+        <w:rPr>
+          <w:rFonts w:ascii="Calibri" w:eastAsia="华文细黑" w:hAnsi="Calibri" w:cs="Calibri" w:hint="eastAsia"/>
+          <w:b/>
+          <w:bCs/>
+          <w:color w:val="404040" w:themeColor="text1" w:themeTint="BF"/>
+          <w:szCs w:val="21"/>
+        </w:rPr>
+        <w:t>一：内容风控中心化建设</w:t>
       </w:r>
     </w:p>
     <w:p>
@@ -2457,60 +2605,6 @@
         <w:spacing w:line="320" w:lineRule="exact"/>
         <w:rPr>
           <w:rFonts w:ascii="Calibri" w:eastAsia="华文细黑" w:hAnsi="Calibri" w:cs="Calibri"/>
-          <w:b/>
-          <w:bCs/>
-          <w:color w:val="404040" w:themeColor="text1" w:themeTint="BF"/>
-          <w:szCs w:val="21"/>
-        </w:rPr>
-      </w:pPr>
-      <w:r>
-        <w:rPr>
-          <w:rFonts w:ascii="Calibri" w:eastAsia="华文细黑" w:hAnsi="Calibri" w:cs="Calibri" w:hint="eastAsia"/>
-          <w:b/>
-          <w:bCs/>
-          <w:color w:val="404040" w:themeColor="text1" w:themeTint="BF"/>
-          <w:szCs w:val="21"/>
-        </w:rPr>
-        <w:t>项目</w:t>
-      </w:r>
-      <w:r>
-        <w:rPr>
-          <w:rFonts w:ascii="Calibri" w:eastAsia="华文细黑" w:hAnsi="Calibri" w:cs="Calibri" w:hint="eastAsia"/>
-          <w:b/>
-          <w:bCs/>
-          <w:color w:val="404040" w:themeColor="text1" w:themeTint="BF"/>
-          <w:szCs w:val="21"/>
-        </w:rPr>
-        <w:t>一：内容风控中心化建设</w:t>
-      </w:r>
-    </w:p>
-    <w:p>
-      <w:pPr>
-        <w:spacing w:line="320" w:lineRule="exact"/>
-        <w:rPr>
-          <w:rFonts w:ascii="Calibri" w:eastAsia="华文细黑" w:hAnsi="Calibri" w:cs="Calibri"/>
-          <w:b/>
-          <w:bCs/>
-          <w:color w:val="404040" w:themeColor="text1" w:themeTint="BF"/>
-          <w:szCs w:val="21"/>
-        </w:rPr>
-      </w:pPr>
-      <w:r>
-        <w:rPr>
-          <w:rFonts w:ascii="Calibri" w:eastAsia="华文细黑" w:hAnsi="Calibri" w:cs="Calibri" w:hint="eastAsia"/>
-          <w:b/>
-          <w:bCs/>
-          <w:color w:val="404040" w:themeColor="text1" w:themeTint="BF"/>
-          <w:szCs w:val="21"/>
-        </w:rPr>
-        <w:t>项目介绍：</w:t>
-      </w:r>
-    </w:p>
-    <w:p>
-      <w:pPr>
-        <w:spacing w:line="320" w:lineRule="exact"/>
-        <w:rPr>
-          <w:rFonts w:ascii="Calibri" w:eastAsia="华文细黑" w:hAnsi="Calibri" w:cs="Calibri"/>
           <w:color w:val="404040" w:themeColor="text1" w:themeTint="BF"/>
           <w:szCs w:val="21"/>
         </w:rPr>
@@ -2527,231 +2621,27 @@
       </w:r>
       <w:r>
         <w:rPr>
-          <w:rFonts w:ascii="Calibri" w:eastAsia="华文细黑" w:hAnsi="Calibri" w:cs="Calibri" w:hint="eastAsia"/>
-          <w:color w:val="404040" w:themeColor="text1" w:themeTint="BF"/>
-          <w:szCs w:val="21"/>
-        </w:rPr>
-        <w:t>建设荣耀公司统一的内容风控中心，</w:t>
-      </w:r>
-      <w:r>
-        <w:rPr>
-          <w:rFonts w:ascii="Calibri" w:eastAsia="华文细黑" w:hAnsi="Calibri" w:cs="Calibri" w:hint="eastAsia"/>
-          <w:color w:val="404040" w:themeColor="text1" w:themeTint="BF"/>
-          <w:szCs w:val="21"/>
-        </w:rPr>
-        <w:t>提供图、文、音、视、文件、</w:t>
-      </w:r>
-      <w:r>
-        <w:rPr>
-          <w:rFonts w:ascii="Calibri" w:eastAsia="华文细黑" w:hAnsi="Calibri" w:cs="Calibri" w:hint="eastAsia"/>
-          <w:color w:val="404040" w:themeColor="text1" w:themeTint="BF"/>
-          <w:szCs w:val="21"/>
-        </w:rPr>
-        <w:t>web</w:t>
-      </w:r>
-      <w:r>
-        <w:rPr>
-          <w:rFonts w:ascii="Calibri" w:eastAsia="华文细黑" w:hAnsi="Calibri" w:cs="Calibri" w:hint="eastAsia"/>
-          <w:color w:val="404040" w:themeColor="text1" w:themeTint="BF"/>
-          <w:szCs w:val="21"/>
-        </w:rPr>
-        <w:t>等内容审核能力，支持机审、人工审核、红蓝对抗、端侧敏感词及内容风控运营，</w:t>
-      </w:r>
-      <w:r>
-        <w:rPr>
-          <w:rFonts w:ascii="Calibri" w:eastAsia="华文细黑" w:hAnsi="Calibri" w:cs="Calibri" w:hint="eastAsia"/>
-          <w:color w:val="404040" w:themeColor="text1" w:themeTint="BF"/>
-          <w:szCs w:val="21"/>
-        </w:rPr>
-        <w:t>为公司各业务的内容安全合规运营提供支撑。</w:t>
-      </w:r>
-    </w:p>
-    <w:p>
-      <w:pPr>
-        <w:spacing w:line="320" w:lineRule="exact"/>
-        <w:rPr>
-          <w:rFonts w:ascii="Calibri" w:eastAsia="华文细黑" w:hAnsi="Calibri" w:cs="Calibri"/>
-          <w:color w:val="404040" w:themeColor="text1" w:themeTint="BF"/>
-          <w:szCs w:val="21"/>
-        </w:rPr>
-      </w:pPr>
-      <w:r>
-        <w:rPr>
-          <w:rFonts w:ascii="Calibri" w:eastAsia="华文细黑" w:hAnsi="Calibri" w:cs="Calibri" w:hint="eastAsia"/>
-          <w:b/>
-          <w:bCs/>
-          <w:color w:val="404040" w:themeColor="text1" w:themeTint="BF"/>
-          <w:szCs w:val="21"/>
-        </w:rPr>
-        <w:t>技术栈：</w:t>
-      </w:r>
-      <w:r>
-        <w:rPr>
-          <w:rFonts w:ascii="Calibri" w:eastAsia="华文细黑" w:hAnsi="Calibri" w:cs="Calibri" w:hint="eastAsia"/>
-          <w:color w:val="404040" w:themeColor="text1" w:themeTint="BF"/>
-          <w:szCs w:val="21"/>
-        </w:rPr>
-        <w:t>springcloud</w:t>
-      </w:r>
-      <w:r>
-        <w:rPr>
-          <w:rFonts w:ascii="Calibri" w:eastAsia="华文细黑" w:hAnsi="Calibri" w:cs="Calibri" w:hint="eastAsia"/>
-          <w:color w:val="404040" w:themeColor="text1" w:themeTint="BF"/>
-          <w:szCs w:val="21"/>
-        </w:rPr>
-        <w:t>、</w:t>
-      </w:r>
-      <w:r>
-        <w:rPr>
-          <w:rFonts w:ascii="Calibri" w:eastAsia="华文细黑" w:hAnsi="Calibri" w:cs="Calibri" w:hint="eastAsia"/>
-          <w:color w:val="404040" w:themeColor="text1" w:themeTint="BF"/>
-          <w:szCs w:val="21"/>
-        </w:rPr>
-        <w:t>springgateway</w:t>
-      </w:r>
-      <w:r>
-        <w:rPr>
-          <w:rFonts w:ascii="Calibri" w:eastAsia="华文细黑" w:hAnsi="Calibri" w:cs="Calibri" w:hint="eastAsia"/>
-          <w:color w:val="404040" w:themeColor="text1" w:themeTint="BF"/>
-          <w:szCs w:val="21"/>
-        </w:rPr>
-        <w:t>、</w:t>
-      </w:r>
-      <w:r>
-        <w:rPr>
-          <w:rFonts w:ascii="Calibri" w:eastAsia="华文细黑" w:hAnsi="Calibri" w:cs="Calibri" w:hint="eastAsia"/>
-          <w:color w:val="404040" w:themeColor="text1" w:themeTint="BF"/>
-          <w:szCs w:val="21"/>
-        </w:rPr>
-        <w:t>nacos</w:t>
-      </w:r>
-      <w:r>
-        <w:rPr>
-          <w:rFonts w:ascii="Calibri" w:eastAsia="华文细黑" w:hAnsi="Calibri" w:cs="Calibri" w:hint="eastAsia"/>
-          <w:color w:val="404040" w:themeColor="text1" w:themeTint="BF"/>
-          <w:szCs w:val="21"/>
-        </w:rPr>
-        <w:t>、</w:t>
-      </w:r>
-      <w:r>
-        <w:rPr>
-          <w:rFonts w:ascii="Calibri" w:eastAsia="华文细黑" w:hAnsi="Calibri" w:cs="Calibri" w:hint="eastAsia"/>
-          <w:color w:val="404040" w:themeColor="text1" w:themeTint="BF"/>
-          <w:szCs w:val="21"/>
-        </w:rPr>
-        <w:t>apollo</w:t>
-      </w:r>
-      <w:r>
-        <w:rPr>
-          <w:rFonts w:ascii="Calibri" w:eastAsia="华文细黑" w:hAnsi="Calibri" w:cs="Calibri" w:hint="eastAsia"/>
-          <w:color w:val="404040" w:themeColor="text1" w:themeTint="BF"/>
-          <w:szCs w:val="21"/>
-        </w:rPr>
-        <w:t>、</w:t>
-      </w:r>
-      <w:r>
-        <w:rPr>
-          <w:rFonts w:ascii="Calibri" w:eastAsia="华文细黑" w:hAnsi="Calibri" w:cs="Calibri" w:hint="eastAsia"/>
-          <w:color w:val="404040" w:themeColor="text1" w:themeTint="BF"/>
-          <w:szCs w:val="21"/>
-        </w:rPr>
-        <w:t>dubbo</w:t>
-      </w:r>
-      <w:r>
-        <w:rPr>
-          <w:rFonts w:ascii="Calibri" w:eastAsia="华文细黑" w:hAnsi="Calibri" w:cs="Calibri" w:hint="eastAsia"/>
-          <w:color w:val="404040" w:themeColor="text1" w:themeTint="BF"/>
-          <w:szCs w:val="21"/>
-        </w:rPr>
-        <w:t>、</w:t>
-      </w:r>
-      <w:r>
-        <w:rPr>
-          <w:rFonts w:ascii="Calibri" w:eastAsia="华文细黑" w:hAnsi="Calibri" w:cs="Calibri" w:hint="eastAsia"/>
-          <w:color w:val="404040" w:themeColor="text1" w:themeTint="BF"/>
-          <w:szCs w:val="21"/>
-        </w:rPr>
-        <w:t>mysql</w:t>
-      </w:r>
-      <w:r>
-        <w:rPr>
-          <w:rFonts w:ascii="Calibri" w:eastAsia="华文细黑" w:hAnsi="Calibri" w:cs="Calibri" w:hint="eastAsia"/>
-          <w:color w:val="404040" w:themeColor="text1" w:themeTint="BF"/>
-          <w:szCs w:val="21"/>
-        </w:rPr>
-        <w:t>、</w:t>
-      </w:r>
-      <w:r>
-        <w:rPr>
-          <w:rFonts w:ascii="Calibri" w:eastAsia="华文细黑" w:hAnsi="Calibri" w:cs="Calibri" w:hint="eastAsia"/>
-          <w:color w:val="404040" w:themeColor="text1" w:themeTint="BF"/>
-          <w:szCs w:val="21"/>
-        </w:rPr>
-        <w:t>elasticsearch</w:t>
-      </w:r>
-      <w:r>
-        <w:rPr>
-          <w:rFonts w:ascii="Calibri" w:eastAsia="华文细黑" w:hAnsi="Calibri" w:cs="Calibri" w:hint="eastAsia"/>
-          <w:color w:val="404040" w:themeColor="text1" w:themeTint="BF"/>
-          <w:szCs w:val="21"/>
-        </w:rPr>
-        <w:t>、</w:t>
-      </w:r>
-      <w:r>
-        <w:rPr>
-          <w:rFonts w:ascii="Calibri" w:eastAsia="华文细黑" w:hAnsi="Calibri" w:cs="Calibri" w:hint="eastAsia"/>
-          <w:color w:val="404040" w:themeColor="text1" w:themeTint="BF"/>
-          <w:szCs w:val="21"/>
-        </w:rPr>
-        <w:t>redis</w:t>
-      </w:r>
-      <w:r>
-        <w:rPr>
-          <w:rFonts w:ascii="Calibri" w:eastAsia="华文细黑" w:hAnsi="Calibri" w:cs="Calibri" w:hint="eastAsia"/>
-          <w:color w:val="404040" w:themeColor="text1" w:themeTint="BF"/>
-          <w:szCs w:val="21"/>
-        </w:rPr>
-        <w:t>、</w:t>
-      </w:r>
-      <w:r>
-        <w:rPr>
-          <w:rFonts w:ascii="Calibri" w:eastAsia="华文细黑" w:hAnsi="Calibri" w:cs="Calibri" w:hint="eastAsia"/>
-          <w:color w:val="404040" w:themeColor="text1" w:themeTint="BF"/>
-          <w:szCs w:val="21"/>
-        </w:rPr>
-        <w:t>kafka</w:t>
-      </w:r>
-    </w:p>
-    <w:p>
-      <w:pPr>
-        <w:spacing w:line="400" w:lineRule="exact"/>
-        <w:rPr>
-          <w:rFonts w:ascii="Calibri" w:eastAsia="华文细黑" w:hAnsi="Calibri" w:cs="Calibri"/>
-          <w:b/>
-          <w:bCs/>
-          <w:color w:val="404040" w:themeColor="text1" w:themeTint="BF"/>
-          <w:szCs w:val="21"/>
-        </w:rPr>
-      </w:pPr>
-      <w:r>
-        <w:rPr>
-          <w:rFonts w:ascii="Calibri" w:eastAsia="华文细黑" w:hAnsi="Calibri" w:cs="Calibri" w:hint="eastAsia"/>
-          <w:b/>
-          <w:bCs/>
-          <w:color w:val="404040" w:themeColor="text1" w:themeTint="BF"/>
-          <w:szCs w:val="21"/>
-        </w:rPr>
-        <w:t>工作职责</w:t>
-      </w:r>
-      <w:r>
-        <w:rPr>
-          <w:rFonts w:ascii="Calibri" w:eastAsia="华文细黑" w:hAnsi="Calibri" w:cs="Calibri" w:hint="eastAsia"/>
-          <w:b/>
-          <w:bCs/>
-          <w:color w:val="404040" w:themeColor="text1" w:themeTint="BF"/>
-          <w:szCs w:val="21"/>
-        </w:rPr>
-        <w:t>：</w:t>
+          <w:rFonts w:ascii="Calibri" w:eastAsia="华文细黑" w:hAnsi="Calibri" w:cs="Calibri"/>
+          <w:color w:val="404040" w:themeColor="text1" w:themeTint="BF"/>
+          <w:szCs w:val="21"/>
+        </w:rPr>
+        <w:t>荣耀统一内容风控中心，提供图文音视文件</w:t>
+      </w:r>
+      <w:r>
+        <w:rPr>
+          <w:rFonts w:ascii="Calibri" w:eastAsia="华文细黑" w:hAnsi="Calibri" w:cs="Calibri"/>
+          <w:color w:val="404040" w:themeColor="text1" w:themeTint="BF"/>
+          <w:szCs w:val="21"/>
+        </w:rPr>
+        <w:t>Web</w:t>
+      </w:r>
+      <w:r>
+        <w:rPr>
+          <w:rFonts w:ascii="Calibri" w:eastAsia="华文细黑" w:hAnsi="Calibri" w:cs="Calibri"/>
+          <w:color w:val="404040" w:themeColor="text1" w:themeTint="BF"/>
+          <w:szCs w:val="21"/>
+        </w:rPr>
+        <w:t>审核能力，支持机审、人工审核、红蓝对抗、端侧敏感词与运营，为公司各业务的内容安全合规提供支撑。</w:t>
       </w:r>
     </w:p>
     <w:p>
@@ -3031,29 +2921,7 @@
       <w:pPr>
         <w:spacing w:line="320" w:lineRule="exact"/>
         <w:rPr>
-          <w:rFonts w:ascii="Calibri" w:eastAsia="华文细黑" w:hAnsi="Calibri" w:cs="Calibri"/>
-          <w:b/>
-          <w:bCs/>
-          <w:color w:val="404040" w:themeColor="text1" w:themeTint="BF"/>
-          <w:szCs w:val="21"/>
-        </w:rPr>
-      </w:pPr>
-      <w:r>
-        <w:rPr>
-          <w:rFonts w:ascii="Calibri" w:eastAsia="华文细黑" w:hAnsi="Calibri" w:cs="Calibri" w:hint="eastAsia"/>
-          <w:b/>
-          <w:bCs/>
-          <w:color w:val="404040" w:themeColor="text1" w:themeTint="BF"/>
-          <w:szCs w:val="21"/>
-        </w:rPr>
-        <w:t>项目介绍：</w:t>
-      </w:r>
-    </w:p>
-    <w:p>
-      <w:pPr>
-        <w:spacing w:line="320" w:lineRule="exact"/>
-        <w:rPr>
-          <w:rFonts w:ascii="Calibri" w:eastAsia="华文细黑" w:hAnsi="Calibri" w:cs="Calibri"/>
+          <w:rFonts w:ascii="Calibri" w:eastAsia="华文细黑" w:hAnsi="Calibri" w:cs="Calibri" w:hint="eastAsia"/>
           <w:color w:val="404040" w:themeColor="text1" w:themeTint="BF"/>
           <w:szCs w:val="21"/>
         </w:rPr>
@@ -3070,223 +2938,11 @@
       </w:r>
       <w:r>
         <w:rPr>
-          <w:rFonts w:ascii="Calibri" w:eastAsia="华文细黑" w:hAnsi="Calibri" w:cs="Calibri" w:hint="eastAsia"/>
-          <w:color w:val="404040" w:themeColor="text1" w:themeTint="BF"/>
-          <w:szCs w:val="21"/>
-        </w:rPr>
-        <w:t>交易风控是电商系统中用于识别、拦截和处置异常交易与恶意行为的系统，在商城订单和运营活动时，比如下单、抢购、领券、参与活动等，识别用户行为是否有风险及风险等级和类型，执行防控策略，比如图像验证、短信验证或者拒绝用户请求。</w:t>
-      </w:r>
-    </w:p>
-    <w:p>
-      <w:pPr>
-        <w:spacing w:line="320" w:lineRule="exact"/>
-        <w:rPr>
-          <w:rFonts w:ascii="Calibri" w:eastAsia="华文细黑" w:hAnsi="Calibri" w:cs="Calibri"/>
-          <w:color w:val="404040" w:themeColor="text1" w:themeTint="BF"/>
-          <w:szCs w:val="21"/>
-        </w:rPr>
-      </w:pPr>
-      <w:r>
-        <w:rPr>
-          <w:rFonts w:ascii="Calibri" w:eastAsia="华文细黑" w:hAnsi="Calibri" w:cs="Calibri" w:hint="eastAsia"/>
-          <w:b/>
-          <w:bCs/>
-          <w:color w:val="404040" w:themeColor="text1" w:themeTint="BF"/>
-          <w:szCs w:val="21"/>
-        </w:rPr>
-        <w:t>技术栈：</w:t>
-      </w:r>
-      <w:r>
-        <w:rPr>
-          <w:rFonts w:ascii="Calibri" w:eastAsia="华文细黑" w:hAnsi="Calibri" w:cs="Calibri" w:hint="eastAsia"/>
-          <w:color w:val="404040" w:themeColor="text1" w:themeTint="BF"/>
-          <w:szCs w:val="21"/>
-        </w:rPr>
-        <w:t>spring</w:t>
-      </w:r>
-      <w:r>
-        <w:rPr>
-          <w:rFonts w:ascii="Calibri" w:eastAsia="华文细黑" w:hAnsi="Calibri" w:cs="Calibri" w:hint="eastAsia"/>
-          <w:color w:val="404040" w:themeColor="text1" w:themeTint="BF"/>
-          <w:szCs w:val="21"/>
-        </w:rPr>
-        <w:t>boot</w:t>
-      </w:r>
-      <w:r>
-        <w:rPr>
-          <w:rFonts w:ascii="Calibri" w:eastAsia="华文细黑" w:hAnsi="Calibri" w:cs="Calibri" w:hint="eastAsia"/>
-          <w:color w:val="404040" w:themeColor="text1" w:themeTint="BF"/>
-          <w:szCs w:val="21"/>
-        </w:rPr>
-        <w:t>、</w:t>
-      </w:r>
-      <w:r>
-        <w:rPr>
-          <w:rFonts w:ascii="Calibri" w:eastAsia="华文细黑" w:hAnsi="Calibri" w:cs="Calibri" w:hint="eastAsia"/>
-          <w:color w:val="404040" w:themeColor="text1" w:themeTint="BF"/>
-          <w:szCs w:val="21"/>
-        </w:rPr>
-        <w:t>dubbo</w:t>
-      </w:r>
-      <w:r>
-        <w:rPr>
-          <w:rFonts w:ascii="Calibri" w:eastAsia="华文细黑" w:hAnsi="Calibri" w:cs="Calibri" w:hint="eastAsia"/>
-          <w:color w:val="404040" w:themeColor="text1" w:themeTint="BF"/>
-          <w:szCs w:val="21"/>
-        </w:rPr>
-        <w:t>、</w:t>
-      </w:r>
-      <w:r>
-        <w:rPr>
-          <w:rFonts w:ascii="Calibri" w:eastAsia="华文细黑" w:hAnsi="Calibri" w:cs="Calibri" w:hint="eastAsia"/>
-          <w:color w:val="404040" w:themeColor="text1" w:themeTint="BF"/>
-          <w:szCs w:val="21"/>
-        </w:rPr>
-        <w:t>nacos</w:t>
-      </w:r>
-      <w:r>
-        <w:rPr>
-          <w:rFonts w:ascii="Calibri" w:eastAsia="华文细黑" w:hAnsi="Calibri" w:cs="Calibri" w:hint="eastAsia"/>
-          <w:color w:val="404040" w:themeColor="text1" w:themeTint="BF"/>
-          <w:szCs w:val="21"/>
-        </w:rPr>
-        <w:t>、</w:t>
-      </w:r>
-      <w:r>
-        <w:rPr>
-          <w:rFonts w:ascii="Calibri" w:eastAsia="华文细黑" w:hAnsi="Calibri" w:cs="Calibri" w:hint="eastAsia"/>
-          <w:color w:val="404040" w:themeColor="text1" w:themeTint="BF"/>
-          <w:szCs w:val="21"/>
-        </w:rPr>
-        <w:t>apollo</w:t>
-      </w:r>
-      <w:r>
-        <w:rPr>
-          <w:rFonts w:ascii="Calibri" w:eastAsia="华文细黑" w:hAnsi="Calibri" w:cs="Calibri" w:hint="eastAsia"/>
-          <w:color w:val="404040" w:themeColor="text1" w:themeTint="BF"/>
-          <w:szCs w:val="21"/>
-        </w:rPr>
-        <w:t>、</w:t>
-      </w:r>
-      <w:r>
-        <w:rPr>
-          <w:rFonts w:ascii="Calibri" w:eastAsia="华文细黑" w:hAnsi="Calibri" w:cs="Calibri" w:hint="eastAsia"/>
-          <w:color w:val="404040" w:themeColor="text1" w:themeTint="BF"/>
-          <w:szCs w:val="21"/>
-        </w:rPr>
-        <w:t>mysql</w:t>
-      </w:r>
-      <w:r>
-        <w:rPr>
-          <w:rFonts w:ascii="Calibri" w:eastAsia="华文细黑" w:hAnsi="Calibri" w:cs="Calibri" w:hint="eastAsia"/>
-          <w:color w:val="404040" w:themeColor="text1" w:themeTint="BF"/>
-          <w:szCs w:val="21"/>
-        </w:rPr>
-        <w:t>、</w:t>
-      </w:r>
-      <w:r>
-        <w:rPr>
-          <w:rFonts w:ascii="Calibri" w:eastAsia="华文细黑" w:hAnsi="Calibri" w:cs="Calibri" w:hint="eastAsia"/>
-          <w:color w:val="404040" w:themeColor="text1" w:themeTint="BF"/>
-          <w:szCs w:val="21"/>
-        </w:rPr>
-        <w:t>elasticsearch</w:t>
-      </w:r>
-      <w:r>
-        <w:rPr>
-          <w:rFonts w:ascii="Calibri" w:eastAsia="华文细黑" w:hAnsi="Calibri" w:cs="Calibri" w:hint="eastAsia"/>
-          <w:color w:val="404040" w:themeColor="text1" w:themeTint="BF"/>
-          <w:szCs w:val="21"/>
-        </w:rPr>
-        <w:t>、</w:t>
-      </w:r>
-      <w:r>
-        <w:rPr>
-          <w:rFonts w:ascii="Calibri" w:eastAsia="华文细黑" w:hAnsi="Calibri" w:cs="Calibri" w:hint="eastAsia"/>
-          <w:color w:val="404040" w:themeColor="text1" w:themeTint="BF"/>
-          <w:szCs w:val="21"/>
-        </w:rPr>
-        <w:t>redis</w:t>
-      </w:r>
-      <w:r>
-        <w:rPr>
-          <w:rFonts w:ascii="Calibri" w:eastAsia="华文细黑" w:hAnsi="Calibri" w:cs="Calibri" w:hint="eastAsia"/>
-          <w:color w:val="404040" w:themeColor="text1" w:themeTint="BF"/>
-          <w:szCs w:val="21"/>
-        </w:rPr>
-        <w:t>、</w:t>
-      </w:r>
-      <w:r>
-        <w:rPr>
-          <w:rFonts w:ascii="Calibri" w:eastAsia="华文细黑" w:hAnsi="Calibri" w:cs="Calibri" w:hint="eastAsia"/>
-          <w:color w:val="404040" w:themeColor="text1" w:themeTint="BF"/>
-          <w:szCs w:val="21"/>
-        </w:rPr>
-        <w:t>kafka</w:t>
-      </w:r>
-      <w:r>
-        <w:rPr>
-          <w:rFonts w:ascii="Calibri" w:eastAsia="华文细黑" w:hAnsi="Calibri" w:cs="Calibri" w:hint="eastAsia"/>
-          <w:color w:val="404040" w:themeColor="text1" w:themeTint="BF"/>
-          <w:szCs w:val="21"/>
-        </w:rPr>
-        <w:t>、</w:t>
-      </w:r>
-      <w:r>
-        <w:rPr>
-          <w:rFonts w:ascii="Calibri" w:eastAsia="华文细黑" w:hAnsi="Calibri" w:cs="Calibri" w:hint="eastAsia"/>
-          <w:color w:val="404040" w:themeColor="text1" w:themeTint="BF"/>
-          <w:szCs w:val="21"/>
-        </w:rPr>
-        <w:t>dws</w:t>
-      </w:r>
-      <w:r>
-        <w:rPr>
-          <w:rFonts w:ascii="Calibri" w:eastAsia="华文细黑" w:hAnsi="Calibri" w:cs="Calibri" w:hint="eastAsia"/>
-          <w:color w:val="404040" w:themeColor="text1" w:themeTint="BF"/>
-          <w:szCs w:val="21"/>
-        </w:rPr>
-        <w:t>、</w:t>
-      </w:r>
-      <w:r>
-        <w:rPr>
-          <w:rFonts w:ascii="Calibri" w:eastAsia="华文细黑" w:hAnsi="Calibri" w:cs="Calibri" w:hint="eastAsia"/>
-          <w:color w:val="404040" w:themeColor="text1" w:themeTint="BF"/>
-          <w:szCs w:val="21"/>
-        </w:rPr>
-        <w:t>EDI</w:t>
-      </w:r>
-    </w:p>
-    <w:p>
-      <w:pPr>
-        <w:spacing w:line="400" w:lineRule="exact"/>
-        <w:rPr>
-          <w:rFonts w:ascii="Calibri" w:eastAsia="华文细黑" w:hAnsi="Calibri" w:cs="Calibri"/>
-          <w:b/>
-          <w:bCs/>
-          <w:color w:val="404040" w:themeColor="text1" w:themeTint="BF"/>
-          <w:szCs w:val="21"/>
-        </w:rPr>
-      </w:pPr>
-      <w:r>
-        <w:rPr>
-          <w:rFonts w:ascii="Calibri" w:eastAsia="华文细黑" w:hAnsi="Calibri" w:cs="Calibri" w:hint="eastAsia"/>
-          <w:b/>
-          <w:bCs/>
-          <w:color w:val="404040" w:themeColor="text1" w:themeTint="BF"/>
-          <w:szCs w:val="21"/>
-        </w:rPr>
-        <w:t>工作职责</w:t>
-      </w:r>
-      <w:r>
-        <w:rPr>
-          <w:rFonts w:ascii="Calibri" w:eastAsia="华文细黑" w:hAnsi="Calibri" w:cs="Calibri" w:hint="eastAsia"/>
-          <w:b/>
-          <w:bCs/>
-          <w:color w:val="404040" w:themeColor="text1" w:themeTint="BF"/>
-          <w:szCs w:val="21"/>
-        </w:rPr>
-        <w:t>：</w:t>
+          <w:rFonts w:ascii="Calibri" w:eastAsia="华文细黑" w:hAnsi="Calibri" w:cs="Calibri"/>
+          <w:color w:val="404040" w:themeColor="text1" w:themeTint="BF"/>
+          <w:szCs w:val="21"/>
+        </w:rPr>
+        <w:t>电商风控系统，在商城下单、抢购、领券等场景识别恶意行为并执行防控策略（图形验证、短信验证、请求拒绝）。</w:t>
       </w:r>
     </w:p>
     <w:p>
@@ -3474,7 +3130,6 @@
           <w:sz w:val="24"/>
           <w:szCs w:val="24"/>
         </w:rPr>
-        <w:lastRenderedPageBreak/>
         <w:t>58</w:t>
       </w:r>
       <w:r>
@@ -3703,7 +3358,27 @@
           <w:color w:val="404040" w:themeColor="text1" w:themeTint="BF"/>
           <w:szCs w:val="21"/>
         </w:rPr>
-        <w:t>工作描述：</w:t>
+        <w:t>工作</w:t>
+      </w:r>
+      <w:r>
+        <w:rPr>
+          <w:rFonts w:ascii="Calibri" w:eastAsia="华文细黑" w:hAnsi="Calibri" w:cs="Calibri" w:hint="eastAsia"/>
+          <w:b/>
+          <w:bCs/>
+          <w:color w:val="404040" w:themeColor="text1" w:themeTint="BF"/>
+          <w:szCs w:val="21"/>
+        </w:rPr>
+        <w:t>职责</w:t>
+      </w:r>
+      <w:r>
+        <w:rPr>
+          <w:rFonts w:ascii="Calibri" w:eastAsia="华文细黑" w:hAnsi="Calibri" w:cs="Calibri" w:hint="eastAsia"/>
+          <w:b/>
+          <w:bCs/>
+          <w:color w:val="404040" w:themeColor="text1" w:themeTint="BF"/>
+          <w:szCs w:val="21"/>
+        </w:rPr>
+        <w:t>：</w:t>
       </w:r>
     </w:p>
     <w:p>
@@ -3727,31 +3402,119 @@
           <w:color w:val="404040" w:themeColor="text1" w:themeTint="BF"/>
           <w:szCs w:val="21"/>
         </w:rPr>
-        <w:t>参与</w:t>
-      </w:r>
-      <w:r>
-        <w:rPr>
-          <w:rFonts w:ascii="Calibri" w:eastAsia="华文细黑" w:hAnsi="Calibri" w:cs="Calibri" w:hint="eastAsia"/>
-          <w:color w:val="404040" w:themeColor="text1" w:themeTint="BF"/>
-          <w:szCs w:val="21"/>
-        </w:rPr>
-        <w:t>5</w:t>
-      </w:r>
-      <w:r>
-        <w:rPr>
-          <w:rFonts w:ascii="Calibri" w:eastAsia="华文细黑" w:hAnsi="Calibri" w:cs="Calibri"/>
-          <w:color w:val="404040" w:themeColor="text1" w:themeTint="BF"/>
-          <w:szCs w:val="21"/>
-        </w:rPr>
-        <w:t>8</w:t>
-      </w:r>
-      <w:r>
-        <w:rPr>
-          <w:rFonts w:ascii="Calibri" w:eastAsia="华文细黑" w:hAnsi="Calibri" w:cs="Calibri" w:hint="eastAsia"/>
-          <w:color w:val="404040" w:themeColor="text1" w:themeTint="BF"/>
-          <w:szCs w:val="21"/>
-        </w:rPr>
-        <w:t>新项目魔聘系统方案设计，负责魔聘系统简历模块开发</w:t>
+        <w:t>参与魔聘系统方案设计，</w:t>
+      </w:r>
+      <w:r>
+        <w:rPr>
+          <w:rFonts w:ascii="Calibri" w:eastAsia="华文细黑" w:hAnsi="Calibri" w:cs="Calibri" w:hint="eastAsia"/>
+          <w:color w:val="404040" w:themeColor="text1" w:themeTint="BF"/>
+          <w:szCs w:val="21"/>
+        </w:rPr>
+        <w:t>完成简历模块的方案设计和开发工作</w:t>
+      </w:r>
+      <w:r>
+        <w:rPr>
+          <w:rFonts w:ascii="Calibri" w:eastAsia="华文细黑" w:hAnsi="Calibri" w:cs="Calibri" w:hint="eastAsia"/>
+          <w:color w:val="404040" w:themeColor="text1" w:themeTint="BF"/>
+          <w:szCs w:val="21"/>
+        </w:rPr>
+        <w:t>，</w:t>
+      </w:r>
+      <w:r>
+        <w:rPr>
+          <w:rFonts w:ascii="Calibri" w:eastAsia="华文细黑" w:hAnsi="Calibri" w:cs="Calibri"/>
+          <w:color w:val="404040" w:themeColor="text1" w:themeTint="BF"/>
+          <w:szCs w:val="21"/>
+        </w:rPr>
+        <w:t>保障系统顺利上线</w:t>
+      </w:r>
+    </w:p>
+    <w:p>
+      <w:pPr>
+        <w:pStyle w:val="a3"/>
+        <w:numPr>
+          <w:ilvl w:val="0"/>
+          <w:numId w:val="29"/>
+        </w:numPr>
+        <w:spacing w:line="320" w:lineRule="exact"/>
+        <w:ind w:firstLineChars="0"/>
+        <w:rPr>
+          <w:rFonts w:ascii="Calibri" w:eastAsia="华文细黑" w:hAnsi="Calibri" w:cs="Calibri" w:hint="eastAsia"/>
+          <w:color w:val="404040" w:themeColor="text1" w:themeTint="BF"/>
+          <w:szCs w:val="21"/>
+        </w:rPr>
+      </w:pPr>
+      <w:r>
+        <w:rPr>
+          <w:rFonts w:ascii="Calibri" w:eastAsia="华文细黑" w:hAnsi="Calibri" w:cs="Calibri" w:hint="eastAsia"/>
+          <w:color w:val="404040" w:themeColor="text1" w:themeTint="BF"/>
+          <w:szCs w:val="21"/>
+        </w:rPr>
+        <w:t>负责兼职业务在线赚钱任务标签体系搭建</w:t>
+      </w:r>
+      <w:r>
+        <w:rPr>
+          <w:rFonts w:ascii="Calibri" w:eastAsia="华文细黑" w:hAnsi="Calibri" w:cs="Calibri" w:hint="eastAsia"/>
+          <w:color w:val="404040" w:themeColor="text1" w:themeTint="BF"/>
+          <w:szCs w:val="21"/>
+        </w:rPr>
+        <w:t>,</w:t>
+      </w:r>
+      <w:r>
+        <w:rPr>
+          <w:rFonts w:ascii="Calibri" w:eastAsia="华文细黑" w:hAnsi="Calibri" w:cs="Calibri" w:hint="eastAsia"/>
+          <w:color w:val="404040" w:themeColor="text1" w:themeTint="BF"/>
+          <w:szCs w:val="21"/>
+        </w:rPr>
+        <w:t xml:space="preserve"> </w:t>
+      </w:r>
+      <w:r>
+        <w:rPr>
+          <w:rFonts w:ascii="Calibri" w:eastAsia="华文细黑" w:hAnsi="Calibri" w:cs="Calibri" w:hint="eastAsia"/>
+          <w:color w:val="404040" w:themeColor="text1" w:themeTint="BF"/>
+          <w:szCs w:val="21"/>
+        </w:rPr>
+        <w:t>完成在线赚钱</w:t>
+      </w:r>
+      <w:r>
+        <w:rPr>
+          <w:rFonts w:ascii="Calibri" w:eastAsia="华文细黑" w:hAnsi="Calibri" w:cs="Calibri" w:hint="eastAsia"/>
+          <w:color w:val="404040" w:themeColor="text1" w:themeTint="BF"/>
+          <w:szCs w:val="21"/>
+        </w:rPr>
+        <w:t>6</w:t>
+      </w:r>
+      <w:r>
+        <w:rPr>
+          <w:rFonts w:ascii="Calibri" w:eastAsia="华文细黑" w:hAnsi="Calibri" w:cs="Calibri"/>
+          <w:color w:val="404040" w:themeColor="text1" w:themeTint="BF"/>
+          <w:szCs w:val="21"/>
+        </w:rPr>
+        <w:t>3</w:t>
+      </w:r>
+      <w:r>
+        <w:rPr>
+          <w:rFonts w:ascii="Calibri" w:eastAsia="华文细黑" w:hAnsi="Calibri" w:cs="Calibri" w:hint="eastAsia"/>
+          <w:color w:val="404040" w:themeColor="text1" w:themeTint="BF"/>
+          <w:szCs w:val="21"/>
+        </w:rPr>
+        <w:t>个任务标签的分类和计算、抽取</w:t>
+      </w:r>
+      <w:r>
+        <w:rPr>
+          <w:rFonts w:ascii="Calibri" w:eastAsia="华文细黑" w:hAnsi="Calibri" w:cs="Calibri" w:hint="eastAsia"/>
+          <w:color w:val="404040" w:themeColor="text1" w:themeTint="BF"/>
+          <w:szCs w:val="21"/>
+        </w:rPr>
+        <w:t>和</w:t>
+      </w:r>
+      <w:r>
+        <w:rPr>
+          <w:rFonts w:ascii="Calibri" w:eastAsia="华文细黑" w:hAnsi="Calibri" w:cs="Calibri" w:hint="eastAsia"/>
+          <w:color w:val="404040" w:themeColor="text1" w:themeTint="BF"/>
+          <w:szCs w:val="21"/>
+        </w:rPr>
+        <w:t>对外查询服务</w:t>
       </w:r>
     </w:p>
     <w:p>
@@ -3775,405 +3538,206 @@
           <w:color w:val="404040" w:themeColor="text1" w:themeTint="BF"/>
           <w:szCs w:val="21"/>
         </w:rPr>
-        <w:t>负责兼职业务在线赚钱任务标签体系搭建</w:t>
+        <w:t>负责业务</w:t>
+      </w:r>
+      <w:r>
+        <w:rPr>
+          <w:rFonts w:ascii="Calibri" w:eastAsia="华文细黑" w:hAnsi="Calibri" w:cs="Calibri" w:hint="eastAsia"/>
+          <w:color w:val="404040" w:themeColor="text1" w:themeTint="BF"/>
+          <w:szCs w:val="21"/>
+        </w:rPr>
+        <w:t>技术</w:t>
+      </w:r>
+      <w:r>
+        <w:rPr>
+          <w:rFonts w:ascii="Calibri" w:eastAsia="华文细黑" w:hAnsi="Calibri" w:cs="Calibri" w:hint="eastAsia"/>
+          <w:color w:val="404040" w:themeColor="text1" w:themeTint="BF"/>
+          <w:szCs w:val="21"/>
+        </w:rPr>
+        <w:t>优化，</w:t>
+      </w:r>
+      <w:r>
+        <w:rPr>
+          <w:rFonts w:ascii="Calibri" w:eastAsia="华文细黑" w:hAnsi="Calibri" w:cs="Calibri"/>
+          <w:color w:val="404040" w:themeColor="text1" w:themeTint="BF"/>
+          <w:szCs w:val="21"/>
+        </w:rPr>
+        <w:t>优化</w:t>
+      </w:r>
+      <w:r>
+        <w:rPr>
+          <w:rFonts w:ascii="Calibri" w:eastAsia="华文细黑" w:hAnsi="Calibri" w:cs="Calibri"/>
+          <w:color w:val="404040" w:themeColor="text1" w:themeTint="BF"/>
+          <w:szCs w:val="21"/>
+        </w:rPr>
+        <w:t>20+</w:t>
+      </w:r>
+      <w:r>
+        <w:rPr>
+          <w:rFonts w:ascii="Calibri" w:eastAsia="华文细黑" w:hAnsi="Calibri" w:cs="Calibri"/>
+          <w:color w:val="404040" w:themeColor="text1" w:themeTint="BF"/>
+          <w:szCs w:val="21"/>
+        </w:rPr>
+        <w:t>慢</w:t>
+      </w:r>
+      <w:r>
+        <w:rPr>
+          <w:rFonts w:ascii="Calibri" w:eastAsia="华文细黑" w:hAnsi="Calibri" w:cs="Calibri"/>
+          <w:color w:val="404040" w:themeColor="text1" w:themeTint="BF"/>
+          <w:szCs w:val="21"/>
+        </w:rPr>
+        <w:t>SQL</w:t>
+      </w:r>
+      <w:r>
+        <w:rPr>
+          <w:rFonts w:ascii="Calibri" w:eastAsia="华文细黑" w:hAnsi="Calibri" w:cs="Calibri"/>
+          <w:color w:val="404040" w:themeColor="text1" w:themeTint="BF"/>
+          <w:szCs w:val="21"/>
+        </w:rPr>
+        <w:t>，线上慢查询告警下降</w:t>
+      </w:r>
+      <w:r>
+        <w:rPr>
+          <w:rFonts w:ascii="Calibri" w:eastAsia="华文细黑" w:hAnsi="Calibri" w:cs="Calibri"/>
+          <w:color w:val="404040" w:themeColor="text1" w:themeTint="BF"/>
+          <w:szCs w:val="21"/>
+        </w:rPr>
+        <w:t>90%+</w:t>
+      </w:r>
+      <w:r>
+        <w:rPr>
+          <w:rFonts w:ascii="Calibri" w:eastAsia="华文细黑" w:hAnsi="Calibri" w:cs="Calibri"/>
+          <w:color w:val="404040" w:themeColor="text1" w:themeTint="BF"/>
+          <w:szCs w:val="21"/>
+        </w:rPr>
+        <w:t>；完成视频表大表拆分</w:t>
       </w:r>
     </w:p>
     <w:p>
       <w:pPr>
-        <w:pStyle w:val="a3"/>
-        <w:numPr>
-          <w:ilvl w:val="0"/>
-          <w:numId w:val="29"/>
-        </w:numPr>
-        <w:spacing w:line="320" w:lineRule="exact"/>
-        <w:ind w:left="357" w:firstLineChars="0" w:hanging="357"/>
-        <w:rPr>
-          <w:rFonts w:ascii="Calibri" w:eastAsia="华文细黑" w:hAnsi="Calibri" w:cs="Calibri"/>
-          <w:color w:val="404040" w:themeColor="text1" w:themeTint="BF"/>
-          <w:szCs w:val="21"/>
-        </w:rPr>
-      </w:pPr>
-      <w:r>
-        <w:rPr>
-          <w:rFonts w:ascii="Calibri" w:eastAsia="华文细黑" w:hAnsi="Calibri" w:cs="Calibri" w:hint="eastAsia"/>
-          <w:color w:val="404040" w:themeColor="text1" w:themeTint="BF"/>
-          <w:szCs w:val="21"/>
-        </w:rPr>
-        <w:t>负责兼职业务技术改进优化，如慢</w:t>
-      </w:r>
-      <w:r>
-        <w:rPr>
-          <w:rFonts w:ascii="Calibri" w:eastAsia="华文细黑" w:hAnsi="Calibri" w:cs="Calibri" w:hint="eastAsia"/>
-          <w:color w:val="404040" w:themeColor="text1" w:themeTint="BF"/>
-          <w:szCs w:val="21"/>
-        </w:rPr>
-        <w:t>SQL</w:t>
-      </w:r>
-      <w:r>
-        <w:rPr>
-          <w:rFonts w:ascii="Calibri" w:eastAsia="华文细黑" w:hAnsi="Calibri" w:cs="Calibri" w:hint="eastAsia"/>
-          <w:color w:val="404040" w:themeColor="text1" w:themeTint="BF"/>
-          <w:szCs w:val="21"/>
-        </w:rPr>
-        <w:t>优化、大表拆分等</w:t>
+        <w:spacing w:line="400" w:lineRule="exact"/>
+        <w:rPr>
+          <w:rFonts w:ascii="Calibri" w:eastAsia="华文细黑" w:hAnsi="Calibri" w:cs="Calibri"/>
+          <w:b/>
+          <w:bCs/>
+          <w:color w:val="404040" w:themeColor="text1" w:themeTint="BF"/>
+          <w:sz w:val="24"/>
+          <w:szCs w:val="24"/>
+        </w:rPr>
+      </w:pPr>
+      <w:r>
+        <w:rPr>
+          <w:rFonts w:ascii="Calibri" w:eastAsia="华文细黑" w:hAnsi="Calibri" w:cs="Calibri" w:hint="eastAsia"/>
+          <w:b/>
+          <w:bCs/>
+          <w:color w:val="404040" w:themeColor="text1" w:themeTint="BF"/>
+          <w:sz w:val="24"/>
+          <w:szCs w:val="24"/>
+        </w:rPr>
+        <w:t>重点</w:t>
+      </w:r>
+      <w:r>
+        <w:rPr>
+          <w:rFonts w:ascii="Calibri" w:eastAsia="华文细黑" w:hAnsi="Calibri" w:cs="Calibri" w:hint="eastAsia"/>
+          <w:b/>
+          <w:bCs/>
+          <w:color w:val="404040" w:themeColor="text1" w:themeTint="BF"/>
+          <w:sz w:val="24"/>
+          <w:szCs w:val="24"/>
+        </w:rPr>
+        <w:t>项目</w:t>
+      </w:r>
+      <w:r>
+        <w:rPr>
+          <w:rFonts w:ascii="Calibri" w:eastAsia="华文细黑" w:hAnsi="Calibri" w:cs="Calibri" w:hint="eastAsia"/>
+          <w:b/>
+          <w:bCs/>
+          <w:color w:val="404040" w:themeColor="text1" w:themeTint="BF"/>
+          <w:sz w:val="24"/>
+          <w:szCs w:val="24"/>
+        </w:rPr>
+        <w:t>：</w:t>
       </w:r>
     </w:p>
     <w:p>
       <w:pPr>
-        <w:spacing w:line="400" w:lineRule="exact"/>
-        <w:rPr>
-          <w:rFonts w:ascii="Calibri" w:eastAsia="华文细黑" w:hAnsi="Calibri" w:cs="Calibri"/>
-          <w:b/>
-          <w:bCs/>
-          <w:color w:val="404040" w:themeColor="text1" w:themeTint="BF"/>
-          <w:szCs w:val="21"/>
-        </w:rPr>
-      </w:pPr>
-      <w:r>
-        <w:rPr>
-          <w:rFonts w:ascii="Calibri" w:eastAsia="华文细黑" w:hAnsi="Calibri" w:cs="Calibri" w:hint="eastAsia"/>
-          <w:b/>
-          <w:bCs/>
-          <w:color w:val="404040" w:themeColor="text1" w:themeTint="BF"/>
-          <w:szCs w:val="21"/>
-        </w:rPr>
-        <w:t>工作</w:t>
-      </w:r>
-      <w:r>
-        <w:rPr>
-          <w:rFonts w:ascii="Calibri" w:eastAsia="华文细黑" w:hAnsi="Calibri" w:cs="Calibri" w:hint="eastAsia"/>
-          <w:b/>
-          <w:bCs/>
-          <w:color w:val="404040" w:themeColor="text1" w:themeTint="BF"/>
-          <w:szCs w:val="21"/>
-        </w:rPr>
-        <w:t>业绩</w:t>
-      </w:r>
-      <w:r>
-        <w:rPr>
-          <w:rFonts w:ascii="Calibri" w:eastAsia="华文细黑" w:hAnsi="Calibri" w:cs="Calibri" w:hint="eastAsia"/>
-          <w:b/>
-          <w:bCs/>
-          <w:color w:val="404040" w:themeColor="text1" w:themeTint="BF"/>
-          <w:szCs w:val="21"/>
-        </w:rPr>
-        <w:t>：</w:t>
+        <w:spacing w:line="320" w:lineRule="exact"/>
+        <w:rPr>
+          <w:rFonts w:ascii="Calibri" w:eastAsia="华文细黑" w:hAnsi="Calibri" w:cs="Calibri"/>
+          <w:b/>
+          <w:bCs/>
+          <w:color w:val="404040" w:themeColor="text1" w:themeTint="BF"/>
+          <w:szCs w:val="21"/>
+        </w:rPr>
+      </w:pPr>
+      <w:r>
+        <w:rPr>
+          <w:rFonts w:ascii="Calibri" w:eastAsia="华文细黑" w:hAnsi="Calibri" w:cs="Calibri" w:hint="eastAsia"/>
+          <w:b/>
+          <w:bCs/>
+          <w:color w:val="404040" w:themeColor="text1" w:themeTint="BF"/>
+          <w:szCs w:val="21"/>
+        </w:rPr>
+        <w:t>项目一：</w:t>
+      </w:r>
+      <w:r>
+        <w:rPr>
+          <w:rFonts w:ascii="Calibri" w:eastAsia="华文细黑" w:hAnsi="Calibri" w:cs="Calibri"/>
+          <w:b/>
+          <w:bCs/>
+          <w:color w:val="404040" w:themeColor="text1" w:themeTint="BF"/>
+          <w:szCs w:val="21"/>
+        </w:rPr>
+        <w:t>58</w:t>
+      </w:r>
+      <w:r>
+        <w:rPr>
+          <w:rFonts w:ascii="Calibri" w:eastAsia="华文细黑" w:hAnsi="Calibri" w:cs="Calibri"/>
+          <w:b/>
+          <w:bCs/>
+          <w:color w:val="404040" w:themeColor="text1" w:themeTint="BF"/>
+          <w:szCs w:val="21"/>
+        </w:rPr>
+        <w:t>同城</w:t>
+      </w:r>
+      <w:r>
+        <w:rPr>
+          <w:rFonts w:ascii="Calibri" w:eastAsia="华文细黑" w:hAnsi="Calibri" w:cs="Calibri" w:hint="eastAsia"/>
+          <w:b/>
+          <w:bCs/>
+          <w:color w:val="404040" w:themeColor="text1" w:themeTint="BF"/>
+          <w:szCs w:val="21"/>
+        </w:rPr>
+        <w:t>魔聘系统</w:t>
       </w:r>
     </w:p>
     <w:p>
       <w:pPr>
-        <w:pStyle w:val="a3"/>
-        <w:numPr>
-          <w:ilvl w:val="0"/>
-          <w:numId w:val="30"/>
-        </w:numPr>
         <w:spacing w:line="320" w:lineRule="exact"/>
-        <w:ind w:firstLineChars="0"/>
-        <w:rPr>
-          <w:rFonts w:ascii="Calibri" w:eastAsia="华文细黑" w:hAnsi="Calibri" w:cs="Calibri"/>
-          <w:color w:val="404040" w:themeColor="text1" w:themeTint="BF"/>
-          <w:szCs w:val="21"/>
-        </w:rPr>
-      </w:pPr>
-      <w:r>
-        <w:rPr>
-          <w:rFonts w:ascii="Calibri" w:eastAsia="华文细黑" w:hAnsi="Calibri" w:cs="Calibri" w:hint="eastAsia"/>
-          <w:color w:val="404040" w:themeColor="text1" w:themeTint="BF"/>
-          <w:szCs w:val="21"/>
-        </w:rPr>
-        <w:t>完成魔聘系统简历模块的方案设计和开发工作，魔聘系统顺利上线</w:t>
-      </w:r>
-    </w:p>
-    <w:p>
-      <w:pPr>
-        <w:pStyle w:val="a3"/>
-        <w:numPr>
-          <w:ilvl w:val="0"/>
-          <w:numId w:val="30"/>
-        </w:numPr>
-        <w:spacing w:line="320" w:lineRule="exact"/>
-        <w:ind w:left="357" w:firstLineChars="0" w:hanging="357"/>
-        <w:rPr>
-          <w:rFonts w:ascii="Calibri" w:eastAsia="华文细黑" w:hAnsi="Calibri" w:cs="Calibri"/>
-          <w:color w:val="404040" w:themeColor="text1" w:themeTint="BF"/>
-          <w:szCs w:val="21"/>
-        </w:rPr>
-      </w:pPr>
-      <w:r>
-        <w:rPr>
-          <w:rFonts w:ascii="Calibri" w:eastAsia="华文细黑" w:hAnsi="Calibri" w:cs="Calibri" w:hint="eastAsia"/>
-          <w:color w:val="404040" w:themeColor="text1" w:themeTint="BF"/>
-          <w:szCs w:val="21"/>
-        </w:rPr>
-        <w:t>完成在线赚钱</w:t>
-      </w:r>
-      <w:r>
-        <w:rPr>
-          <w:rFonts w:ascii="Calibri" w:eastAsia="华文细黑" w:hAnsi="Calibri" w:cs="Calibri" w:hint="eastAsia"/>
-          <w:color w:val="404040" w:themeColor="text1" w:themeTint="BF"/>
-          <w:szCs w:val="21"/>
-        </w:rPr>
-        <w:t>6</w:t>
-      </w:r>
-      <w:r>
-        <w:rPr>
-          <w:rFonts w:ascii="Calibri" w:eastAsia="华文细黑" w:hAnsi="Calibri" w:cs="Calibri"/>
-          <w:color w:val="404040" w:themeColor="text1" w:themeTint="BF"/>
-          <w:szCs w:val="21"/>
-        </w:rPr>
-        <w:t>3</w:t>
-      </w:r>
-      <w:r>
-        <w:rPr>
-          <w:rFonts w:ascii="Calibri" w:eastAsia="华文细黑" w:hAnsi="Calibri" w:cs="Calibri" w:hint="eastAsia"/>
-          <w:color w:val="404040" w:themeColor="text1" w:themeTint="BF"/>
-          <w:szCs w:val="21"/>
-        </w:rPr>
-        <w:t>个任务标签的分类和计算、抽取，实现了标签的对外查询服务</w:t>
-      </w:r>
-    </w:p>
-    <w:p>
-      <w:pPr>
-        <w:pStyle w:val="a3"/>
-        <w:numPr>
-          <w:ilvl w:val="0"/>
-          <w:numId w:val="30"/>
-        </w:numPr>
-        <w:spacing w:line="320" w:lineRule="exact"/>
-        <w:ind w:left="357" w:firstLineChars="0" w:hanging="357"/>
-        <w:rPr>
-          <w:rFonts w:ascii="Calibri" w:eastAsia="华文细黑" w:hAnsi="Calibri" w:cs="Calibri"/>
-          <w:color w:val="404040" w:themeColor="text1" w:themeTint="BF"/>
-          <w:szCs w:val="21"/>
-        </w:rPr>
-      </w:pPr>
-      <w:r>
-        <w:rPr>
-          <w:rFonts w:ascii="Calibri" w:eastAsia="华文细黑" w:hAnsi="Calibri" w:cs="Calibri" w:hint="eastAsia"/>
-          <w:color w:val="404040" w:themeColor="text1" w:themeTint="BF"/>
-          <w:szCs w:val="21"/>
-        </w:rPr>
-        <w:t>优化了</w:t>
-      </w:r>
-      <w:r>
-        <w:rPr>
-          <w:rFonts w:ascii="Calibri" w:eastAsia="华文细黑" w:hAnsi="Calibri" w:cs="Calibri" w:hint="eastAsia"/>
-          <w:color w:val="404040" w:themeColor="text1" w:themeTint="BF"/>
-          <w:szCs w:val="21"/>
-        </w:rPr>
-        <w:t>2</w:t>
-      </w:r>
-      <w:r>
-        <w:rPr>
-          <w:rFonts w:ascii="Calibri" w:eastAsia="华文细黑" w:hAnsi="Calibri" w:cs="Calibri"/>
-          <w:color w:val="404040" w:themeColor="text1" w:themeTint="BF"/>
-          <w:szCs w:val="21"/>
-        </w:rPr>
-        <w:t>0+</w:t>
-      </w:r>
-      <w:r>
-        <w:rPr>
-          <w:rFonts w:ascii="Calibri" w:eastAsia="华文细黑" w:hAnsi="Calibri" w:cs="Calibri" w:hint="eastAsia"/>
-          <w:color w:val="404040" w:themeColor="text1" w:themeTint="BF"/>
-          <w:szCs w:val="21"/>
-        </w:rPr>
-        <w:t>慢</w:t>
-      </w:r>
-      <w:r>
-        <w:rPr>
-          <w:rFonts w:ascii="Calibri" w:eastAsia="华文细黑" w:hAnsi="Calibri" w:cs="Calibri" w:hint="eastAsia"/>
-          <w:color w:val="404040" w:themeColor="text1" w:themeTint="BF"/>
-          <w:szCs w:val="21"/>
-        </w:rPr>
-        <w:t>SQL</w:t>
-      </w:r>
-      <w:r>
-        <w:rPr>
-          <w:rFonts w:ascii="Calibri" w:eastAsia="华文细黑" w:hAnsi="Calibri" w:cs="Calibri" w:hint="eastAsia"/>
-          <w:color w:val="404040" w:themeColor="text1" w:themeTint="BF"/>
-          <w:szCs w:val="21"/>
-        </w:rPr>
-        <w:t>，线上慢查询告警频率下降</w:t>
-      </w:r>
-      <w:r>
-        <w:rPr>
-          <w:rFonts w:ascii="Calibri" w:eastAsia="华文细黑" w:hAnsi="Calibri" w:cs="Calibri" w:hint="eastAsia"/>
-          <w:color w:val="404040" w:themeColor="text1" w:themeTint="BF"/>
-          <w:szCs w:val="21"/>
-        </w:rPr>
-        <w:t>9</w:t>
-      </w:r>
-      <w:r>
-        <w:rPr>
-          <w:rFonts w:ascii="Calibri" w:eastAsia="华文细黑" w:hAnsi="Calibri" w:cs="Calibri"/>
-          <w:color w:val="404040" w:themeColor="text1" w:themeTint="BF"/>
-          <w:szCs w:val="21"/>
-        </w:rPr>
-        <w:t>0%</w:t>
-      </w:r>
-      <w:r>
-        <w:rPr>
-          <w:rFonts w:ascii="Calibri" w:eastAsia="华文细黑" w:hAnsi="Calibri" w:cs="Calibri" w:hint="eastAsia"/>
-          <w:color w:val="404040" w:themeColor="text1" w:themeTint="BF"/>
-          <w:szCs w:val="21"/>
-        </w:rPr>
-        <w:t>+</w:t>
-      </w:r>
-      <w:r>
-        <w:rPr>
-          <w:rFonts w:ascii="Calibri" w:eastAsia="华文细黑" w:hAnsi="Calibri" w:cs="Calibri" w:hint="eastAsia"/>
-          <w:color w:val="404040" w:themeColor="text1" w:themeTint="BF"/>
-          <w:szCs w:val="21"/>
-        </w:rPr>
-        <w:t>，完成了视频表的大表拆分</w:t>
-      </w:r>
-    </w:p>
-    <w:p>
-      <w:pPr>
-        <w:spacing w:line="400" w:lineRule="exact"/>
-        <w:rPr>
-          <w:rFonts w:ascii="Calibri" w:eastAsia="华文细黑" w:hAnsi="Calibri" w:cs="Calibri"/>
-          <w:b/>
-          <w:bCs/>
-          <w:color w:val="404040" w:themeColor="text1" w:themeTint="BF"/>
-          <w:sz w:val="24"/>
-          <w:szCs w:val="24"/>
-        </w:rPr>
-      </w:pPr>
-      <w:r>
-        <w:rPr>
-          <w:rFonts w:ascii="Calibri" w:eastAsia="华文细黑" w:hAnsi="Calibri" w:cs="Calibri" w:hint="eastAsia"/>
-          <w:b/>
-          <w:bCs/>
-          <w:color w:val="404040" w:themeColor="text1" w:themeTint="BF"/>
-          <w:sz w:val="24"/>
-          <w:szCs w:val="24"/>
-        </w:rPr>
-        <w:t>项目经历</w:t>
-      </w:r>
-      <w:r>
-        <w:rPr>
-          <w:rFonts w:ascii="Calibri" w:eastAsia="华文细黑" w:hAnsi="Calibri" w:cs="Calibri" w:hint="eastAsia"/>
-          <w:b/>
-          <w:bCs/>
-          <w:color w:val="404040" w:themeColor="text1" w:themeTint="BF"/>
-          <w:sz w:val="24"/>
-          <w:szCs w:val="24"/>
-        </w:rPr>
-        <w:t>：</w:t>
-      </w:r>
-    </w:p>
-    <w:p>
-      <w:pPr>
-        <w:spacing w:line="320" w:lineRule="exact"/>
-        <w:rPr>
-          <w:rFonts w:ascii="Calibri" w:eastAsia="华文细黑" w:hAnsi="Calibri" w:cs="Calibri"/>
-          <w:b/>
-          <w:bCs/>
-          <w:color w:val="404040" w:themeColor="text1" w:themeTint="BF"/>
-          <w:szCs w:val="21"/>
-        </w:rPr>
-      </w:pPr>
-      <w:r>
-        <w:rPr>
-          <w:rFonts w:ascii="Calibri" w:eastAsia="华文细黑" w:hAnsi="Calibri" w:cs="Calibri" w:hint="eastAsia"/>
-          <w:b/>
-          <w:bCs/>
-          <w:color w:val="404040" w:themeColor="text1" w:themeTint="BF"/>
-          <w:szCs w:val="21"/>
-        </w:rPr>
-        <w:t>项目一：</w:t>
-      </w:r>
-      <w:r>
-        <w:rPr>
-          <w:rFonts w:ascii="Calibri" w:eastAsia="华文细黑" w:hAnsi="Calibri" w:cs="Calibri"/>
-          <w:b/>
-          <w:bCs/>
-          <w:color w:val="404040" w:themeColor="text1" w:themeTint="BF"/>
-          <w:szCs w:val="21"/>
-        </w:rPr>
-        <w:t>58</w:t>
-      </w:r>
-      <w:r>
-        <w:rPr>
-          <w:rFonts w:ascii="Calibri" w:eastAsia="华文细黑" w:hAnsi="Calibri" w:cs="Calibri"/>
-          <w:b/>
-          <w:bCs/>
-          <w:color w:val="404040" w:themeColor="text1" w:themeTint="BF"/>
-          <w:szCs w:val="21"/>
-        </w:rPr>
-        <w:t>同城</w:t>
-      </w:r>
-      <w:r>
-        <w:rPr>
-          <w:rFonts w:ascii="Calibri" w:eastAsia="华文细黑" w:hAnsi="Calibri" w:cs="Calibri" w:hint="eastAsia"/>
-          <w:b/>
-          <w:bCs/>
+        <w:rPr>
+          <w:rFonts w:ascii="Calibri" w:eastAsia="华文细黑" w:hAnsi="Calibri" w:cs="Calibri"/>
+          <w:color w:val="404040" w:themeColor="text1" w:themeTint="BF"/>
+          <w:szCs w:val="21"/>
+        </w:rPr>
+      </w:pPr>
+      <w:r>
+        <w:rPr>
+          <w:rFonts w:ascii="Calibri" w:eastAsia="华文细黑" w:hAnsi="Calibri" w:cs="Calibri"/>
+          <w:b/>
+          <w:bCs/>
+          <w:color w:val="404040" w:themeColor="text1" w:themeTint="BF"/>
+          <w:szCs w:val="21"/>
+        </w:rPr>
+        <w:tab/>
+      </w:r>
+      <w:r>
+        <w:rPr>
+          <w:rFonts w:ascii="Calibri" w:eastAsia="华文细黑" w:hAnsi="Calibri" w:cs="Calibri" w:hint="eastAsia"/>
           <w:color w:val="404040" w:themeColor="text1" w:themeTint="BF"/>
           <w:szCs w:val="21"/>
         </w:rPr>
         <w:t>魔聘系统</w:t>
       </w:r>
-    </w:p>
-    <w:p>
-      <w:pPr>
-        <w:spacing w:line="400" w:lineRule="exact"/>
-        <w:rPr>
-          <w:rFonts w:ascii="Calibri" w:eastAsia="华文细黑" w:hAnsi="Calibri" w:cs="Calibri"/>
-          <w:b/>
-          <w:bCs/>
-          <w:color w:val="404040" w:themeColor="text1" w:themeTint="BF"/>
-          <w:szCs w:val="21"/>
-        </w:rPr>
-      </w:pPr>
-      <w:r>
-        <w:rPr>
-          <w:rFonts w:ascii="Calibri" w:eastAsia="华文细黑" w:hAnsi="Calibri" w:cs="Calibri" w:hint="eastAsia"/>
-          <w:b/>
-          <w:bCs/>
-          <w:color w:val="404040" w:themeColor="text1" w:themeTint="BF"/>
-          <w:szCs w:val="21"/>
-        </w:rPr>
-        <w:t>项目介绍</w:t>
-      </w:r>
-      <w:r>
-        <w:rPr>
-          <w:rFonts w:ascii="Calibri" w:eastAsia="华文细黑" w:hAnsi="Calibri" w:cs="Calibri" w:hint="eastAsia"/>
-          <w:b/>
-          <w:bCs/>
-          <w:color w:val="404040" w:themeColor="text1" w:themeTint="BF"/>
-          <w:szCs w:val="21"/>
-        </w:rPr>
-        <w:t>：</w:t>
-      </w:r>
-    </w:p>
-    <w:p>
-      <w:pPr>
-        <w:spacing w:line="320" w:lineRule="exact"/>
-        <w:rPr>
-          <w:rFonts w:ascii="Calibri" w:eastAsia="华文细黑" w:hAnsi="Calibri" w:cs="Calibri"/>
-          <w:color w:val="404040" w:themeColor="text1" w:themeTint="BF"/>
-          <w:szCs w:val="21"/>
-        </w:rPr>
-      </w:pPr>
-      <w:r>
-        <w:rPr>
-          <w:rFonts w:ascii="Calibri" w:eastAsia="华文细黑" w:hAnsi="Calibri" w:cs="Calibri"/>
-          <w:b/>
-          <w:bCs/>
-          <w:color w:val="404040" w:themeColor="text1" w:themeTint="BF"/>
-          <w:szCs w:val="21"/>
-        </w:rPr>
-        <w:tab/>
-      </w:r>
-      <w:r>
-        <w:rPr>
-          <w:rFonts w:ascii="Calibri" w:eastAsia="华文细黑" w:hAnsi="Calibri" w:cs="Calibri" w:hint="eastAsia"/>
-          <w:color w:val="404040" w:themeColor="text1" w:themeTint="BF"/>
-          <w:szCs w:val="21"/>
-        </w:rPr>
-        <w:t>魔聘系统</w:t>
-      </w:r>
       <w:r>
         <w:rPr>
           <w:rFonts w:ascii="Calibri" w:eastAsia="华文细黑" w:hAnsi="Calibri" w:cs="Calibri" w:hint="eastAsia"/>
@@ -4205,304 +3769,6 @@
           <w:szCs w:val="21"/>
         </w:rPr>
         <w:t>同城蓝领用工招聘平台，实现企业职位发布、求职者匹配、邀约面试、企业审核入职，打通整个招聘流程，靠招聘的增值服务盈利。</w:t>
-      </w:r>
-    </w:p>
-    <w:p>
-      <w:pPr>
-        <w:spacing w:line="400" w:lineRule="exact"/>
-        <w:rPr>
-          <w:rFonts w:ascii="Calibri" w:eastAsia="华文细黑" w:hAnsi="Calibri" w:cs="Calibri"/>
-          <w:color w:val="404040" w:themeColor="text1" w:themeTint="BF"/>
-          <w:szCs w:val="21"/>
-        </w:rPr>
-      </w:pPr>
-      <w:r>
-        <w:rPr>
-          <w:rFonts w:ascii="Calibri" w:eastAsia="华文细黑" w:hAnsi="Calibri" w:cs="Calibri" w:hint="eastAsia"/>
-          <w:b/>
-          <w:bCs/>
-          <w:color w:val="404040" w:themeColor="text1" w:themeTint="BF"/>
-          <w:szCs w:val="21"/>
-        </w:rPr>
-        <w:t>技术选型</w:t>
-      </w:r>
-      <w:r>
-        <w:rPr>
-          <w:rFonts w:ascii="Calibri" w:eastAsia="华文细黑" w:hAnsi="Calibri" w:cs="Calibri" w:hint="eastAsia"/>
-          <w:b/>
-          <w:bCs/>
-          <w:color w:val="404040" w:themeColor="text1" w:themeTint="BF"/>
-          <w:szCs w:val="21"/>
-        </w:rPr>
-        <w:t>：</w:t>
-      </w:r>
-      <w:r>
-        <w:rPr>
-          <w:rFonts w:ascii="Calibri" w:eastAsia="华文细黑" w:hAnsi="Calibri" w:cs="Calibri" w:hint="eastAsia"/>
-          <w:color w:val="404040" w:themeColor="text1" w:themeTint="BF"/>
-          <w:szCs w:val="21"/>
-        </w:rPr>
-        <w:t>5</w:t>
-      </w:r>
-      <w:r>
-        <w:rPr>
-          <w:rFonts w:ascii="Calibri" w:eastAsia="华文细黑" w:hAnsi="Calibri" w:cs="Calibri"/>
-          <w:color w:val="404040" w:themeColor="text1" w:themeTint="BF"/>
-          <w:szCs w:val="21"/>
-        </w:rPr>
-        <w:t>8</w:t>
-      </w:r>
-      <w:r>
-        <w:rPr>
-          <w:rFonts w:ascii="Calibri" w:eastAsia="华文细黑" w:hAnsi="Calibri" w:cs="Calibri" w:hint="eastAsia"/>
-          <w:color w:val="404040" w:themeColor="text1" w:themeTint="BF"/>
-          <w:szCs w:val="21"/>
-        </w:rPr>
-        <w:t>WF</w:t>
-      </w:r>
-      <w:r>
-        <w:rPr>
-          <w:rFonts w:ascii="Calibri" w:eastAsia="华文细黑" w:hAnsi="Calibri" w:cs="Calibri" w:hint="eastAsia"/>
-          <w:color w:val="404040" w:themeColor="text1" w:themeTint="BF"/>
-          <w:szCs w:val="21"/>
-        </w:rPr>
-        <w:t>（类</w:t>
-      </w:r>
-      <w:r>
-        <w:rPr>
-          <w:rFonts w:ascii="Calibri" w:eastAsia="华文细黑" w:hAnsi="Calibri" w:cs="Calibri" w:hint="eastAsia"/>
-          <w:color w:val="404040" w:themeColor="text1" w:themeTint="BF"/>
-          <w:szCs w:val="21"/>
-        </w:rPr>
-        <w:t>springMVC</w:t>
-      </w:r>
-      <w:r>
-        <w:rPr>
-          <w:rFonts w:ascii="Calibri" w:eastAsia="华文细黑" w:hAnsi="Calibri" w:cs="Calibri" w:hint="eastAsia"/>
-          <w:color w:val="404040" w:themeColor="text1" w:themeTint="BF"/>
-          <w:szCs w:val="21"/>
-        </w:rPr>
-        <w:t>）</w:t>
-      </w:r>
-      <w:r>
-        <w:rPr>
-          <w:rFonts w:ascii="Calibri" w:eastAsia="华文细黑" w:hAnsi="Calibri" w:cs="Calibri" w:hint="eastAsia"/>
-          <w:color w:val="404040" w:themeColor="text1" w:themeTint="BF"/>
-          <w:szCs w:val="21"/>
-        </w:rPr>
-        <w:t>+</w:t>
-      </w:r>
-      <w:r>
-        <w:rPr>
-          <w:rFonts w:ascii="Calibri" w:eastAsia="华文细黑" w:hAnsi="Calibri" w:cs="Calibri"/>
-          <w:color w:val="404040" w:themeColor="text1" w:themeTint="BF"/>
-          <w:szCs w:val="21"/>
-        </w:rPr>
-        <w:t xml:space="preserve"> 58</w:t>
-      </w:r>
-      <w:r>
-        <w:rPr>
-          <w:rFonts w:ascii="Calibri" w:eastAsia="华文细黑" w:hAnsi="Calibri" w:cs="Calibri" w:hint="eastAsia"/>
-          <w:color w:val="404040" w:themeColor="text1" w:themeTint="BF"/>
-          <w:szCs w:val="21"/>
-        </w:rPr>
-        <w:t>SCF</w:t>
-      </w:r>
-      <w:r>
-        <w:rPr>
-          <w:rFonts w:ascii="Calibri" w:eastAsia="华文细黑" w:hAnsi="Calibri" w:cs="Calibri" w:hint="eastAsia"/>
-          <w:color w:val="404040" w:themeColor="text1" w:themeTint="BF"/>
-          <w:szCs w:val="21"/>
-        </w:rPr>
-        <w:t>（</w:t>
-      </w:r>
-      <w:r>
-        <w:rPr>
-          <w:rFonts w:ascii="Calibri" w:eastAsia="华文细黑" w:hAnsi="Calibri" w:cs="Calibri" w:hint="eastAsia"/>
-          <w:color w:val="404040" w:themeColor="text1" w:themeTint="BF"/>
-          <w:szCs w:val="21"/>
-        </w:rPr>
-        <w:t>rpc</w:t>
-      </w:r>
-      <w:r>
-        <w:rPr>
-          <w:rFonts w:ascii="Calibri" w:eastAsia="华文细黑" w:hAnsi="Calibri" w:cs="Calibri" w:hint="eastAsia"/>
-          <w:color w:val="404040" w:themeColor="text1" w:themeTint="BF"/>
-          <w:szCs w:val="21"/>
-        </w:rPr>
-        <w:t>框架）</w:t>
-      </w:r>
-      <w:r>
-        <w:rPr>
-          <w:rFonts w:ascii="Calibri" w:eastAsia="华文细黑" w:hAnsi="Calibri" w:cs="Calibri" w:hint="eastAsia"/>
-          <w:color w:val="404040" w:themeColor="text1" w:themeTint="BF"/>
-          <w:szCs w:val="21"/>
-        </w:rPr>
-        <w:t xml:space="preserve"> +</w:t>
-      </w:r>
-      <w:r>
-        <w:rPr>
-          <w:rFonts w:ascii="Calibri" w:eastAsia="华文细黑" w:hAnsi="Calibri" w:cs="Calibri"/>
-          <w:color w:val="404040" w:themeColor="text1" w:themeTint="BF"/>
-          <w:szCs w:val="21"/>
-        </w:rPr>
-        <w:t xml:space="preserve"> </w:t>
-      </w:r>
-      <w:r>
-        <w:rPr>
-          <w:rFonts w:ascii="Calibri" w:eastAsia="华文细黑" w:hAnsi="Calibri" w:cs="Calibri" w:hint="eastAsia"/>
-          <w:color w:val="404040" w:themeColor="text1" w:themeTint="BF"/>
-          <w:szCs w:val="21"/>
-        </w:rPr>
-        <w:t>MySQL</w:t>
-      </w:r>
-      <w:r>
-        <w:rPr>
-          <w:rFonts w:ascii="Calibri" w:eastAsia="华文细黑" w:hAnsi="Calibri" w:cs="Calibri"/>
-          <w:color w:val="404040" w:themeColor="text1" w:themeTint="BF"/>
-          <w:szCs w:val="21"/>
-        </w:rPr>
-        <w:t xml:space="preserve"> + </w:t>
-      </w:r>
-      <w:r>
-        <w:rPr>
-          <w:rFonts w:ascii="Calibri" w:eastAsia="华文细黑" w:hAnsi="Calibri" w:cs="Calibri" w:hint="eastAsia"/>
-          <w:color w:val="404040" w:themeColor="text1" w:themeTint="BF"/>
-          <w:szCs w:val="21"/>
-        </w:rPr>
-        <w:t>Mybatis</w:t>
-      </w:r>
-      <w:r>
-        <w:rPr>
-          <w:rFonts w:ascii="Calibri" w:eastAsia="华文细黑" w:hAnsi="Calibri" w:cs="Calibri"/>
-          <w:color w:val="404040" w:themeColor="text1" w:themeTint="BF"/>
-          <w:szCs w:val="21"/>
-        </w:rPr>
-        <w:t xml:space="preserve"> + </w:t>
-      </w:r>
-      <w:r>
-        <w:rPr>
-          <w:rFonts w:ascii="Calibri" w:eastAsia="华文细黑" w:hAnsi="Calibri" w:cs="Calibri" w:hint="eastAsia"/>
-          <w:color w:val="404040" w:themeColor="text1" w:themeTint="BF"/>
-          <w:szCs w:val="21"/>
-        </w:rPr>
-        <w:t>WMB</w:t>
-      </w:r>
-      <w:r>
-        <w:rPr>
-          <w:rFonts w:ascii="Calibri" w:eastAsia="华文细黑" w:hAnsi="Calibri" w:cs="Calibri" w:hint="eastAsia"/>
-          <w:color w:val="404040" w:themeColor="text1" w:themeTint="BF"/>
-          <w:szCs w:val="21"/>
-        </w:rPr>
-        <w:t>（</w:t>
-      </w:r>
-      <w:r>
-        <w:rPr>
-          <w:rFonts w:ascii="Calibri" w:eastAsia="华文细黑" w:hAnsi="Calibri" w:cs="Calibri" w:hint="eastAsia"/>
-          <w:color w:val="404040" w:themeColor="text1" w:themeTint="BF"/>
-          <w:szCs w:val="21"/>
-        </w:rPr>
-        <w:t>MQ</w:t>
-      </w:r>
-      <w:r>
-        <w:rPr>
-          <w:rFonts w:ascii="Calibri" w:eastAsia="华文细黑" w:hAnsi="Calibri" w:cs="Calibri" w:hint="eastAsia"/>
-          <w:color w:val="404040" w:themeColor="text1" w:themeTint="BF"/>
-          <w:szCs w:val="21"/>
-        </w:rPr>
-        <w:t>）</w:t>
-      </w:r>
-      <w:r>
-        <w:rPr>
-          <w:rFonts w:ascii="Calibri" w:eastAsia="华文细黑" w:hAnsi="Calibri" w:cs="Calibri" w:hint="eastAsia"/>
-          <w:color w:val="404040" w:themeColor="text1" w:themeTint="BF"/>
-          <w:szCs w:val="21"/>
-        </w:rPr>
-        <w:t>+</w:t>
-      </w:r>
-      <w:r>
-        <w:rPr>
-          <w:rFonts w:ascii="Calibri" w:eastAsia="华文细黑" w:hAnsi="Calibri" w:cs="Calibri"/>
-          <w:color w:val="404040" w:themeColor="text1" w:themeTint="BF"/>
-          <w:szCs w:val="21"/>
-        </w:rPr>
-        <w:t xml:space="preserve"> </w:t>
-      </w:r>
-    </w:p>
-    <w:p>
-      <w:pPr>
-        <w:spacing w:line="320" w:lineRule="exact"/>
-        <w:rPr>
-          <w:rFonts w:ascii="Calibri" w:eastAsia="华文细黑" w:hAnsi="Calibri" w:cs="Calibri"/>
-          <w:color w:val="404040" w:themeColor="text1" w:themeTint="BF"/>
-          <w:szCs w:val="21"/>
-        </w:rPr>
-      </w:pPr>
-      <w:r>
-        <w:rPr>
-          <w:rFonts w:ascii="Calibri" w:eastAsia="华文细黑" w:hAnsi="Calibri" w:cs="Calibri" w:hint="eastAsia"/>
-          <w:color w:val="404040" w:themeColor="text1" w:themeTint="BF"/>
-          <w:szCs w:val="21"/>
-        </w:rPr>
-        <w:t>wmonitor</w:t>
-      </w:r>
-      <w:r>
-        <w:rPr>
-          <w:rFonts w:ascii="Calibri" w:eastAsia="华文细黑" w:hAnsi="Calibri" w:cs="Calibri"/>
-          <w:color w:val="404040" w:themeColor="text1" w:themeTint="BF"/>
-          <w:szCs w:val="21"/>
-        </w:rPr>
-        <w:t xml:space="preserve"> + Elasticsearch + redis</w:t>
-      </w:r>
-      <w:r>
-        <w:rPr>
-          <w:rFonts w:ascii="Calibri" w:eastAsia="华文细黑" w:hAnsi="Calibri" w:cs="Calibri" w:hint="eastAsia"/>
-          <w:color w:val="404040" w:themeColor="text1" w:themeTint="BF"/>
-          <w:szCs w:val="21"/>
-        </w:rPr>
-        <w:t>等</w:t>
-      </w:r>
-    </w:p>
-    <w:p>
-      <w:pPr>
-        <w:spacing w:line="400" w:lineRule="exact"/>
-        <w:rPr>
-          <w:rFonts w:ascii="Calibri" w:eastAsia="华文细黑" w:hAnsi="Calibri" w:cs="Calibri"/>
-          <w:b/>
-          <w:bCs/>
-          <w:color w:val="404040" w:themeColor="text1" w:themeTint="BF"/>
-          <w:szCs w:val="21"/>
-        </w:rPr>
-      </w:pPr>
-      <w:r>
-        <w:rPr>
-          <w:rFonts w:ascii="Calibri" w:eastAsia="华文细黑" w:hAnsi="Calibri" w:cs="Calibri" w:hint="eastAsia"/>
-          <w:b/>
-          <w:bCs/>
-          <w:color w:val="404040" w:themeColor="text1" w:themeTint="BF"/>
-          <w:szCs w:val="21"/>
-        </w:rPr>
-        <w:t>工作</w:t>
-      </w:r>
-      <w:r>
-        <w:rPr>
-          <w:rFonts w:ascii="Calibri" w:eastAsia="华文细黑" w:hAnsi="Calibri" w:cs="Calibri" w:hint="eastAsia"/>
-          <w:b/>
-          <w:bCs/>
-          <w:color w:val="404040" w:themeColor="text1" w:themeTint="BF"/>
-          <w:szCs w:val="21"/>
-        </w:rPr>
-        <w:t>内容</w:t>
-      </w:r>
-      <w:r>
-        <w:rPr>
-          <w:rFonts w:ascii="Calibri" w:eastAsia="华文细黑" w:hAnsi="Calibri" w:cs="Calibri" w:hint="eastAsia"/>
-          <w:b/>
-          <w:bCs/>
-          <w:color w:val="404040" w:themeColor="text1" w:themeTint="BF"/>
-          <w:szCs w:val="21"/>
-        </w:rPr>
-        <w:t>：</w:t>
       </w:r>
     </w:p>
     <w:p>
@@ -4560,6 +3826,7 @@
           <w:color w:val="404040" w:themeColor="text1" w:themeTint="BF"/>
           <w:szCs w:val="21"/>
         </w:rPr>
+        <w:lastRenderedPageBreak/>
         <w:t>完成</w:t>
       </w:r>
       <w:r>
@@ -4573,426 +3840,93 @@
     </w:p>
     <w:p>
       <w:pPr>
-        <w:pStyle w:val="a3"/>
-        <w:numPr>
-          <w:ilvl w:val="0"/>
-          <w:numId w:val="32"/>
-        </w:numPr>
         <w:spacing w:line="320" w:lineRule="exact"/>
-        <w:ind w:firstLineChars="0"/>
-        <w:rPr>
-          <w:rFonts w:ascii="Calibri" w:eastAsia="华文细黑" w:hAnsi="Calibri" w:cs="Calibri"/>
-          <w:color w:val="404040" w:themeColor="text1" w:themeTint="BF"/>
-          <w:szCs w:val="21"/>
-        </w:rPr>
-      </w:pPr>
-      <w:r>
-        <w:rPr>
-          <w:rFonts w:ascii="Calibri" w:eastAsia="华文细黑" w:hAnsi="Calibri" w:cs="Calibri" w:hint="eastAsia"/>
-          <w:color w:val="404040" w:themeColor="text1" w:themeTint="BF"/>
-          <w:szCs w:val="21"/>
-        </w:rPr>
-        <w:t>完成在线赚钱</w:t>
-      </w:r>
-      <w:r>
-        <w:rPr>
-          <w:rFonts w:ascii="Calibri" w:eastAsia="华文细黑" w:hAnsi="Calibri" w:cs="Calibri" w:hint="eastAsia"/>
-          <w:color w:val="404040" w:themeColor="text1" w:themeTint="BF"/>
-          <w:szCs w:val="21"/>
-        </w:rPr>
-        <w:t>6</w:t>
-      </w:r>
-      <w:r>
-        <w:rPr>
-          <w:rFonts w:ascii="Calibri" w:eastAsia="华文细黑" w:hAnsi="Calibri" w:cs="Calibri"/>
-          <w:color w:val="404040" w:themeColor="text1" w:themeTint="BF"/>
-          <w:szCs w:val="21"/>
-        </w:rPr>
-        <w:t>3</w:t>
-      </w:r>
-      <w:r>
-        <w:rPr>
-          <w:rFonts w:ascii="Calibri" w:eastAsia="华文细黑" w:hAnsi="Calibri" w:cs="Calibri" w:hint="eastAsia"/>
-          <w:color w:val="404040" w:themeColor="text1" w:themeTint="BF"/>
-          <w:szCs w:val="21"/>
-        </w:rPr>
-        <w:t>个任务标签的分类和计算、抽取，实现了标签的对外查询服务</w:t>
-      </w:r>
+        <w:rPr>
+          <w:rFonts w:ascii="Calibri" w:eastAsia="华文细黑" w:hAnsi="Calibri" w:cs="Calibri" w:hint="eastAsia"/>
+          <w:color w:val="404040" w:themeColor="text1" w:themeTint="BF"/>
+          <w:szCs w:val="21"/>
+        </w:rPr>
+      </w:pPr>
     </w:p>
     <w:p>
       <w:pPr>
-        <w:pStyle w:val="a3"/>
         <w:spacing w:line="320" w:lineRule="exact"/>
-        <w:ind w:left="357" w:firstLineChars="0" w:firstLine="0"/>
-        <w:rPr>
-          <w:rFonts w:ascii="Calibri" w:eastAsia="华文细黑" w:hAnsi="Calibri" w:cs="Calibri"/>
-          <w:color w:val="404040" w:themeColor="text1" w:themeTint="BF"/>
-          <w:szCs w:val="21"/>
-        </w:rPr>
-      </w:pPr>
+        <w:rPr>
+          <w:rFonts w:ascii="Calibri" w:eastAsia="华文细黑" w:hAnsi="Calibri" w:cs="Calibri" w:hint="eastAsia"/>
+          <w:b/>
+          <w:bCs/>
+          <w:color w:val="404040" w:themeColor="text1" w:themeTint="BF"/>
+          <w:szCs w:val="21"/>
+        </w:rPr>
+      </w:pPr>
+      <w:r>
+        <w:rPr>
+          <w:rFonts w:ascii="Calibri" w:eastAsia="华文细黑" w:hAnsi="Calibri" w:cs="Calibri" w:hint="eastAsia"/>
+          <w:b/>
+          <w:bCs/>
+          <w:color w:val="404040" w:themeColor="text1" w:themeTint="BF"/>
+          <w:szCs w:val="21"/>
+        </w:rPr>
+        <w:t>项目二</w:t>
+      </w:r>
+      <w:r>
+        <w:rPr>
+          <w:rFonts w:ascii="Calibri" w:eastAsia="华文细黑" w:hAnsi="Calibri" w:cs="Calibri" w:hint="eastAsia"/>
+          <w:b/>
+          <w:bCs/>
+          <w:color w:val="404040" w:themeColor="text1" w:themeTint="BF"/>
+          <w:szCs w:val="21"/>
+        </w:rPr>
+        <w:t>：</w:t>
+      </w:r>
+      <w:r>
+        <w:rPr>
+          <w:rFonts w:ascii="Calibri" w:eastAsia="华文细黑" w:hAnsi="Calibri" w:cs="Calibri" w:hint="eastAsia"/>
+          <w:b/>
+          <w:bCs/>
+          <w:color w:val="404040" w:themeColor="text1" w:themeTint="BF"/>
+          <w:szCs w:val="21"/>
+        </w:rPr>
+        <w:t>5</w:t>
+      </w:r>
+      <w:r>
+        <w:rPr>
+          <w:rFonts w:ascii="Calibri" w:eastAsia="华文细黑" w:hAnsi="Calibri" w:cs="Calibri"/>
+          <w:b/>
+          <w:bCs/>
+          <w:color w:val="404040" w:themeColor="text1" w:themeTint="BF"/>
+          <w:szCs w:val="21"/>
+        </w:rPr>
+        <w:t>8</w:t>
+      </w:r>
+      <w:r>
+        <w:rPr>
+          <w:rFonts w:ascii="Calibri" w:eastAsia="华文细黑" w:hAnsi="Calibri" w:cs="Calibri" w:hint="eastAsia"/>
+          <w:b/>
+          <w:bCs/>
+          <w:color w:val="404040" w:themeColor="text1" w:themeTint="BF"/>
+          <w:szCs w:val="21"/>
+        </w:rPr>
+        <w:t>兼职在线赚钱任务标签体系搭建</w:t>
+      </w:r>
     </w:p>
     <w:p>
       <w:pPr>
         <w:spacing w:line="320" w:lineRule="exact"/>
-        <w:rPr>
-          <w:rFonts w:ascii="Calibri" w:eastAsia="华文细黑" w:hAnsi="Calibri" w:cs="Calibri"/>
-          <w:color w:val="404040" w:themeColor="text1" w:themeTint="BF"/>
-          <w:szCs w:val="21"/>
-        </w:rPr>
-      </w:pPr>
-    </w:p>
-    <w:p>
-      <w:pPr>
-        <w:spacing w:line="320" w:lineRule="exact"/>
-        <w:rPr>
-          <w:rFonts w:ascii="Calibri" w:eastAsia="华文细黑" w:hAnsi="Calibri" w:cs="Calibri"/>
-          <w:b/>
-          <w:bCs/>
-          <w:color w:val="404040" w:themeColor="text1" w:themeTint="BF"/>
-          <w:szCs w:val="21"/>
-        </w:rPr>
-      </w:pPr>
-      <w:r>
-        <w:rPr>
-          <w:rFonts w:ascii="Calibri" w:eastAsia="华文细黑" w:hAnsi="Calibri" w:cs="Calibri" w:hint="eastAsia"/>
-          <w:b/>
-          <w:bCs/>
-          <w:color w:val="404040" w:themeColor="text1" w:themeTint="BF"/>
-          <w:szCs w:val="21"/>
-        </w:rPr>
-        <w:t>项目二</w:t>
-      </w:r>
-      <w:r>
-        <w:rPr>
-          <w:rFonts w:ascii="Calibri" w:eastAsia="华文细黑" w:hAnsi="Calibri" w:cs="Calibri" w:hint="eastAsia"/>
-          <w:b/>
-          <w:bCs/>
-          <w:color w:val="404040" w:themeColor="text1" w:themeTint="BF"/>
-          <w:szCs w:val="21"/>
-        </w:rPr>
-        <w:t>：</w:t>
-      </w:r>
-      <w:r>
-        <w:rPr>
-          <w:rFonts w:ascii="Calibri" w:eastAsia="华文细黑" w:hAnsi="Calibri" w:cs="Calibri" w:hint="eastAsia"/>
-          <w:b/>
-          <w:bCs/>
-          <w:color w:val="404040" w:themeColor="text1" w:themeTint="BF"/>
-          <w:szCs w:val="21"/>
-        </w:rPr>
-        <w:t>5</w:t>
-      </w:r>
-      <w:r>
-        <w:rPr>
-          <w:rFonts w:ascii="Calibri" w:eastAsia="华文细黑" w:hAnsi="Calibri" w:cs="Calibri"/>
-          <w:b/>
-          <w:bCs/>
-          <w:color w:val="404040" w:themeColor="text1" w:themeTint="BF"/>
-          <w:szCs w:val="21"/>
-        </w:rPr>
-        <w:t>8</w:t>
-      </w:r>
-      <w:r>
-        <w:rPr>
-          <w:rFonts w:ascii="Calibri" w:eastAsia="华文细黑" w:hAnsi="Calibri" w:cs="Calibri" w:hint="eastAsia"/>
-          <w:b/>
-          <w:bCs/>
-          <w:color w:val="404040" w:themeColor="text1" w:themeTint="BF"/>
-          <w:szCs w:val="21"/>
-        </w:rPr>
-        <w:t>兼职在线赚钱任务标签体系搭建</w:t>
-      </w:r>
-    </w:p>
-    <w:p>
-      <w:pPr>
-        <w:spacing w:line="400" w:lineRule="exact"/>
-        <w:rPr>
-          <w:rFonts w:ascii="Calibri" w:eastAsia="华文细黑" w:hAnsi="Calibri" w:cs="Calibri"/>
-          <w:b/>
-          <w:bCs/>
-          <w:color w:val="404040" w:themeColor="text1" w:themeTint="BF"/>
-          <w:szCs w:val="21"/>
-        </w:rPr>
-      </w:pPr>
-      <w:r>
-        <w:rPr>
-          <w:rFonts w:ascii="Calibri" w:eastAsia="华文细黑" w:hAnsi="Calibri" w:cs="Calibri" w:hint="eastAsia"/>
-          <w:b/>
-          <w:bCs/>
-          <w:color w:val="404040" w:themeColor="text1" w:themeTint="BF"/>
-          <w:szCs w:val="21"/>
-        </w:rPr>
-        <w:t>项目介绍</w:t>
-      </w:r>
-      <w:r>
-        <w:rPr>
-          <w:rFonts w:ascii="Calibri" w:eastAsia="华文细黑" w:hAnsi="Calibri" w:cs="Calibri" w:hint="eastAsia"/>
-          <w:b/>
-          <w:bCs/>
-          <w:color w:val="404040" w:themeColor="text1" w:themeTint="BF"/>
-          <w:szCs w:val="21"/>
-        </w:rPr>
-        <w:t>：</w:t>
-      </w:r>
-    </w:p>
-    <w:p>
-      <w:pPr>
-        <w:spacing w:line="320" w:lineRule="exact"/>
-        <w:rPr>
-          <w:rFonts w:ascii="Calibri" w:eastAsia="华文细黑" w:hAnsi="Calibri" w:cs="Calibri"/>
-          <w:color w:val="404040" w:themeColor="text1" w:themeTint="BF"/>
-          <w:szCs w:val="21"/>
-        </w:rPr>
-      </w:pPr>
-      <w:r>
-        <w:rPr>
-          <w:rFonts w:ascii="Calibri" w:eastAsia="华文细黑" w:hAnsi="Calibri" w:cs="Calibri"/>
-          <w:b/>
-          <w:bCs/>
-          <w:color w:val="404040" w:themeColor="text1" w:themeTint="BF"/>
-          <w:szCs w:val="21"/>
-        </w:rPr>
-        <w:tab/>
-      </w:r>
-      <w:r>
-        <w:rPr>
-          <w:rFonts w:ascii="Calibri" w:eastAsia="华文细黑" w:hAnsi="Calibri" w:cs="Calibri" w:hint="eastAsia"/>
-          <w:color w:val="404040" w:themeColor="text1" w:themeTint="BF"/>
-          <w:szCs w:val="21"/>
-        </w:rPr>
-        <w:t>兼职任务的默认排序都是统一的排序规则，用户看到的列表都是固定的，无法做到千人千面。</w:t>
-      </w:r>
-      <w:r>
-        <w:rPr>
-          <w:rFonts w:ascii="Calibri" w:eastAsia="华文细黑" w:hAnsi="Calibri" w:cs="Calibri" w:hint="eastAsia"/>
-          <w:color w:val="404040" w:themeColor="text1" w:themeTint="BF"/>
-          <w:szCs w:val="21"/>
-        </w:rPr>
-        <w:t>为实现针对用户推送合适的在线赚钱任务，提高用户粘性，计划做一个任务推荐系统，一期的目标搭建任务标签。</w:t>
-      </w:r>
-    </w:p>
-    <w:p>
-      <w:pPr>
-        <w:spacing w:line="400" w:lineRule="exact"/>
-        <w:rPr>
-          <w:rFonts w:ascii="Calibri" w:eastAsia="华文细黑" w:hAnsi="Calibri" w:cs="Calibri"/>
-          <w:color w:val="404040" w:themeColor="text1" w:themeTint="BF"/>
-          <w:szCs w:val="21"/>
-        </w:rPr>
-      </w:pPr>
-      <w:r>
-        <w:rPr>
-          <w:rFonts w:ascii="Calibri" w:eastAsia="华文细黑" w:hAnsi="Calibri" w:cs="Calibri" w:hint="eastAsia"/>
-          <w:b/>
-          <w:bCs/>
-          <w:color w:val="404040" w:themeColor="text1" w:themeTint="BF"/>
-          <w:szCs w:val="21"/>
-        </w:rPr>
-        <w:t>技术选型</w:t>
-      </w:r>
-      <w:r>
-        <w:rPr>
-          <w:rFonts w:ascii="Calibri" w:eastAsia="华文细黑" w:hAnsi="Calibri" w:cs="Calibri" w:hint="eastAsia"/>
-          <w:b/>
-          <w:bCs/>
-          <w:color w:val="404040" w:themeColor="text1" w:themeTint="BF"/>
-          <w:szCs w:val="21"/>
-        </w:rPr>
-        <w:t>：</w:t>
-      </w:r>
-      <w:r>
-        <w:rPr>
-          <w:rFonts w:ascii="Calibri" w:eastAsia="华文细黑" w:hAnsi="Calibri" w:cs="Calibri"/>
-          <w:color w:val="404040" w:themeColor="text1" w:themeTint="BF"/>
-          <w:szCs w:val="21"/>
-        </w:rPr>
-        <w:t>58</w:t>
-      </w:r>
-      <w:r>
-        <w:rPr>
-          <w:rFonts w:ascii="Calibri" w:eastAsia="华文细黑" w:hAnsi="Calibri" w:cs="Calibri" w:hint="eastAsia"/>
-          <w:color w:val="404040" w:themeColor="text1" w:themeTint="BF"/>
-          <w:szCs w:val="21"/>
-        </w:rPr>
-        <w:t>SCF</w:t>
-      </w:r>
-      <w:r>
-        <w:rPr>
-          <w:rFonts w:ascii="Calibri" w:eastAsia="华文细黑" w:hAnsi="Calibri" w:cs="Calibri" w:hint="eastAsia"/>
-          <w:color w:val="404040" w:themeColor="text1" w:themeTint="BF"/>
-          <w:szCs w:val="21"/>
-        </w:rPr>
-        <w:t>（</w:t>
-      </w:r>
-      <w:r>
-        <w:rPr>
-          <w:rFonts w:ascii="Calibri" w:eastAsia="华文细黑" w:hAnsi="Calibri" w:cs="Calibri" w:hint="eastAsia"/>
-          <w:color w:val="404040" w:themeColor="text1" w:themeTint="BF"/>
-          <w:szCs w:val="21"/>
-        </w:rPr>
-        <w:t>rpc</w:t>
-      </w:r>
-      <w:r>
-        <w:rPr>
-          <w:rFonts w:ascii="Calibri" w:eastAsia="华文细黑" w:hAnsi="Calibri" w:cs="Calibri" w:hint="eastAsia"/>
-          <w:color w:val="404040" w:themeColor="text1" w:themeTint="BF"/>
-          <w:szCs w:val="21"/>
-        </w:rPr>
-        <w:t>框架</w:t>
-      </w:r>
-      <w:r>
-        <w:rPr>
-          <w:rFonts w:ascii="Calibri" w:eastAsia="华文细黑" w:hAnsi="Calibri" w:cs="Calibri" w:hint="eastAsia"/>
-          <w:color w:val="404040" w:themeColor="text1" w:themeTint="BF"/>
-          <w:szCs w:val="21"/>
-        </w:rPr>
-        <w:t>）</w:t>
-      </w:r>
-      <w:r>
-        <w:rPr>
-          <w:rFonts w:ascii="Calibri" w:eastAsia="华文细黑" w:hAnsi="Calibri" w:cs="Calibri" w:hint="eastAsia"/>
-          <w:color w:val="404040" w:themeColor="text1" w:themeTint="BF"/>
-          <w:szCs w:val="21"/>
-        </w:rPr>
-        <w:t>+</w:t>
-      </w:r>
-      <w:r>
-        <w:rPr>
-          <w:rFonts w:ascii="Calibri" w:eastAsia="华文细黑" w:hAnsi="Calibri" w:cs="Calibri"/>
-          <w:color w:val="404040" w:themeColor="text1" w:themeTint="BF"/>
-          <w:szCs w:val="21"/>
-        </w:rPr>
-        <w:t xml:space="preserve"> </w:t>
-      </w:r>
-      <w:r>
-        <w:rPr>
-          <w:rFonts w:ascii="Calibri" w:eastAsia="华文细黑" w:hAnsi="Calibri" w:cs="Calibri" w:hint="eastAsia"/>
-          <w:color w:val="404040" w:themeColor="text1" w:themeTint="BF"/>
-          <w:szCs w:val="21"/>
-        </w:rPr>
-        <w:t>MySQL</w:t>
-      </w:r>
-      <w:r>
-        <w:rPr>
-          <w:rFonts w:ascii="Calibri" w:eastAsia="华文细黑" w:hAnsi="Calibri" w:cs="Calibri"/>
-          <w:color w:val="404040" w:themeColor="text1" w:themeTint="BF"/>
-          <w:szCs w:val="21"/>
-        </w:rPr>
-        <w:t xml:space="preserve"> +</w:t>
-      </w:r>
-      <w:r>
-        <w:rPr>
-          <w:rFonts w:ascii="Calibri" w:eastAsia="华文细黑" w:hAnsi="Calibri" w:cs="Calibri"/>
-          <w:color w:val="404040" w:themeColor="text1" w:themeTint="BF"/>
-          <w:szCs w:val="21"/>
-        </w:rPr>
-        <w:t xml:space="preserve"> </w:t>
-      </w:r>
-      <w:r>
-        <w:rPr>
-          <w:rFonts w:ascii="Calibri" w:eastAsia="华文细黑" w:hAnsi="Calibri" w:cs="Calibri" w:hint="eastAsia"/>
-          <w:color w:val="404040" w:themeColor="text1" w:themeTint="BF"/>
-          <w:szCs w:val="21"/>
-        </w:rPr>
-        <w:t>Hive</w:t>
-      </w:r>
-      <w:r>
-        <w:rPr>
-          <w:rFonts w:ascii="Calibri" w:eastAsia="华文细黑" w:hAnsi="Calibri" w:cs="Calibri"/>
-          <w:color w:val="404040" w:themeColor="text1" w:themeTint="BF"/>
-          <w:szCs w:val="21"/>
-        </w:rPr>
-        <w:t xml:space="preserve"> + </w:t>
-      </w:r>
-      <w:r>
-        <w:rPr>
-          <w:rFonts w:ascii="Calibri" w:eastAsia="华文细黑" w:hAnsi="Calibri" w:cs="Calibri" w:hint="eastAsia"/>
-          <w:color w:val="404040" w:themeColor="text1" w:themeTint="BF"/>
-          <w:szCs w:val="21"/>
-        </w:rPr>
-        <w:t>Hadoop</w:t>
-      </w:r>
-      <w:r>
-        <w:rPr>
-          <w:rFonts w:ascii="Calibri" w:eastAsia="华文细黑" w:hAnsi="Calibri" w:cs="Calibri"/>
-          <w:color w:val="404040" w:themeColor="text1" w:themeTint="BF"/>
-          <w:szCs w:val="21"/>
-        </w:rPr>
-        <w:t xml:space="preserve"> +</w:t>
-      </w:r>
-      <w:r>
-        <w:rPr>
-          <w:rFonts w:ascii="Calibri" w:eastAsia="华文细黑" w:hAnsi="Calibri" w:cs="Calibri"/>
-          <w:color w:val="404040" w:themeColor="text1" w:themeTint="BF"/>
-          <w:szCs w:val="21"/>
-        </w:rPr>
-        <w:t xml:space="preserve"> </w:t>
-      </w:r>
-      <w:r>
-        <w:rPr>
-          <w:rFonts w:ascii="Calibri" w:eastAsia="华文细黑" w:hAnsi="Calibri" w:cs="Calibri" w:hint="eastAsia"/>
-          <w:color w:val="404040" w:themeColor="text1" w:themeTint="BF"/>
-          <w:szCs w:val="21"/>
-        </w:rPr>
-        <w:t>wmonitor</w:t>
-      </w:r>
-      <w:r>
-        <w:rPr>
-          <w:rFonts w:ascii="Calibri" w:eastAsia="华文细黑" w:hAnsi="Calibri" w:cs="Calibri"/>
-          <w:color w:val="404040" w:themeColor="text1" w:themeTint="BF"/>
-          <w:szCs w:val="21"/>
-        </w:rPr>
-        <w:t xml:space="preserve"> + redis</w:t>
-      </w:r>
-      <w:r>
-        <w:rPr>
-          <w:rFonts w:ascii="Calibri" w:eastAsia="华文细黑" w:hAnsi="Calibri" w:cs="Calibri" w:hint="eastAsia"/>
-          <w:color w:val="404040" w:themeColor="text1" w:themeTint="BF"/>
-          <w:szCs w:val="21"/>
-        </w:rPr>
-        <w:t>等</w:t>
-      </w:r>
-    </w:p>
-    <w:p>
-      <w:pPr>
-        <w:spacing w:line="400" w:lineRule="exact"/>
-        <w:rPr>
-          <w:rFonts w:ascii="Calibri" w:eastAsia="华文细黑" w:hAnsi="Calibri" w:cs="Calibri"/>
-          <w:b/>
-          <w:bCs/>
-          <w:color w:val="404040" w:themeColor="text1" w:themeTint="BF"/>
-          <w:szCs w:val="21"/>
-        </w:rPr>
-      </w:pPr>
-      <w:r>
-        <w:rPr>
-          <w:rFonts w:ascii="Calibri" w:eastAsia="华文细黑" w:hAnsi="Calibri" w:cs="Calibri" w:hint="eastAsia"/>
-          <w:b/>
-          <w:bCs/>
-          <w:color w:val="404040" w:themeColor="text1" w:themeTint="BF"/>
-          <w:szCs w:val="21"/>
-        </w:rPr>
-        <w:t>工作</w:t>
-      </w:r>
-      <w:r>
-        <w:rPr>
-          <w:rFonts w:ascii="Calibri" w:eastAsia="华文细黑" w:hAnsi="Calibri" w:cs="Calibri" w:hint="eastAsia"/>
-          <w:b/>
-          <w:bCs/>
-          <w:color w:val="404040" w:themeColor="text1" w:themeTint="BF"/>
-          <w:szCs w:val="21"/>
-        </w:rPr>
-        <w:t>内容</w:t>
-      </w:r>
-      <w:r>
-        <w:rPr>
-          <w:rFonts w:ascii="Calibri" w:eastAsia="华文细黑" w:hAnsi="Calibri" w:cs="Calibri" w:hint="eastAsia"/>
-          <w:b/>
-          <w:bCs/>
-          <w:color w:val="404040" w:themeColor="text1" w:themeTint="BF"/>
-          <w:szCs w:val="21"/>
-        </w:rPr>
-        <w:t>：</w:t>
+        <w:ind w:firstLineChars="200" w:firstLine="420"/>
+        <w:rPr>
+          <w:rFonts w:ascii="Calibri" w:eastAsia="华文细黑" w:hAnsi="Calibri" w:cs="Calibri" w:hint="eastAsia"/>
+          <w:color w:val="404040" w:themeColor="text1" w:themeTint="BF"/>
+          <w:szCs w:val="21"/>
+        </w:rPr>
+      </w:pPr>
+      <w:r>
+        <w:rPr>
+          <w:rFonts w:ascii="Calibri" w:eastAsia="华文细黑" w:hAnsi="Calibri" w:cs="Calibri"/>
+          <w:color w:val="404040" w:themeColor="text1" w:themeTint="BF"/>
+          <w:szCs w:val="21"/>
+        </w:rPr>
+        <w:t>实现任务推荐千人千面，搭建任务标签体系，提高用户粘性。</w:t>
       </w:r>
     </w:p>
     <w:p>
@@ -5189,16 +4123,31 @@
           <w:b/>
           <w:bCs/>
           <w:color w:val="404040" w:themeColor="text1" w:themeTint="BF"/>
-          <w:szCs w:val="21"/>
-        </w:rPr>
-      </w:pPr>
-      <w:r>
-        <w:rPr>
-          <w:rFonts w:ascii="Calibri" w:eastAsia="华文细黑" w:hAnsi="Calibri" w:cs="Calibri" w:hint="eastAsia"/>
-          <w:b/>
-          <w:bCs/>
-          <w:color w:val="404040" w:themeColor="text1" w:themeTint="BF"/>
-          <w:szCs w:val="21"/>
+          <w:sz w:val="24"/>
+          <w:szCs w:val="24"/>
+        </w:rPr>
+      </w:pPr>
+    </w:p>
+    <w:p>
+      <w:pPr>
+        <w:spacing w:beforeLines="50" w:before="156" w:line="400" w:lineRule="exact"/>
+        <w:rPr>
+          <w:rFonts w:ascii="Calibri" w:eastAsia="华文细黑" w:hAnsi="Calibri" w:cs="Calibri"/>
+          <w:b/>
+          <w:bCs/>
+          <w:color w:val="404040" w:themeColor="text1" w:themeTint="BF"/>
+          <w:sz w:val="24"/>
+          <w:szCs w:val="24"/>
+        </w:rPr>
+      </w:pPr>
+      <w:r>
+        <w:rPr>
+          <w:rFonts w:ascii="Calibri" w:eastAsia="华文细黑" w:hAnsi="Calibri" w:cs="Calibri" w:hint="eastAsia"/>
+          <w:b/>
+          <w:bCs/>
+          <w:color w:val="404040" w:themeColor="text1" w:themeTint="BF"/>
+          <w:sz w:val="24"/>
+          <w:szCs w:val="24"/>
         </w:rPr>
         <w:t>中软公司</w:t>
       </w:r>
@@ -5208,7 +4157,8 @@
           <w:b/>
           <w:bCs/>
           <w:color w:val="404040" w:themeColor="text1" w:themeTint="BF"/>
-          <w:szCs w:val="21"/>
+          <w:sz w:val="24"/>
+          <w:szCs w:val="24"/>
         </w:rPr>
         <w:t xml:space="preserve"> </w:t>
       </w:r>
@@ -5218,7 +4168,8 @@
           <w:b/>
           <w:bCs/>
           <w:color w:val="404040" w:themeColor="text1" w:themeTint="BF"/>
-          <w:szCs w:val="21"/>
+          <w:sz w:val="24"/>
+          <w:szCs w:val="24"/>
         </w:rPr>
         <w:t>/</w:t>
       </w:r>
@@ -5228,7 +4179,8 @@
           <w:b/>
           <w:bCs/>
           <w:color w:val="404040" w:themeColor="text1" w:themeTint="BF"/>
-          <w:szCs w:val="21"/>
+          <w:sz w:val="24"/>
+          <w:szCs w:val="24"/>
         </w:rPr>
         <w:t xml:space="preserve"> </w:t>
       </w:r>
@@ -5238,7 +4190,8 @@
           <w:b/>
           <w:bCs/>
           <w:color w:val="404040" w:themeColor="text1" w:themeTint="BF"/>
-          <w:szCs w:val="21"/>
+          <w:sz w:val="24"/>
+          <w:szCs w:val="24"/>
         </w:rPr>
         <w:t>Java</w:t>
       </w:r>
@@ -5248,19 +4201,10 @@
           <w:b/>
           <w:bCs/>
           <w:color w:val="404040" w:themeColor="text1" w:themeTint="BF"/>
-          <w:szCs w:val="21"/>
-        </w:rPr>
-        <w:t>高级开</w:t>
-      </w:r>
-      <w:r>
-        <w:rPr>
-          <w:rFonts w:ascii="华文细黑" w:eastAsia="华文细黑" w:hAnsi="华文细黑" w:cs="Calibri" w:hint="eastAsia"/>
-          <w:b/>
-          <w:bCs/>
-          <w:color w:val="404040" w:themeColor="text1" w:themeTint="BF"/>
-          <w:szCs w:val="21"/>
-        </w:rPr>
-        <w:t>发</w:t>
+          <w:sz w:val="24"/>
+          <w:szCs w:val="24"/>
+        </w:rPr>
+        <w:t>高级开发</w:t>
       </w:r>
       <w:r>
         <w:rPr>
@@ -5268,7 +4212,8 @@
           <w:b/>
           <w:bCs/>
           <w:color w:val="404040" w:themeColor="text1" w:themeTint="BF"/>
-          <w:szCs w:val="21"/>
+          <w:sz w:val="24"/>
+          <w:szCs w:val="24"/>
         </w:rPr>
         <w:t xml:space="preserve"> </w:t>
       </w:r>
@@ -5276,7 +4221,8 @@
         <w:rPr>
           <w:rFonts w:ascii="Calibri" w:eastAsia="微软雅黑" w:hAnsi="Calibri" w:cs="Calibri"/>
           <w:color w:val="404040" w:themeColor="text1" w:themeTint="BF"/>
-          <w:szCs w:val="21"/>
+          <w:sz w:val="24"/>
+          <w:szCs w:val="24"/>
         </w:rPr>
         <w:t xml:space="preserve">  </w:t>
       </w:r>
@@ -5284,7 +4230,8 @@
         <w:rPr>
           <w:rFonts w:ascii="Calibri" w:eastAsia="微软雅黑" w:hAnsi="Calibri" w:cs="Calibri" w:hint="eastAsia"/>
           <w:color w:val="404040" w:themeColor="text1" w:themeTint="BF"/>
-          <w:szCs w:val="21"/>
+          <w:sz w:val="24"/>
+          <w:szCs w:val="24"/>
         </w:rPr>
         <w:t xml:space="preserve"> </w:t>
       </w:r>
@@ -5292,37 +4239,39 @@
         <w:rPr>
           <w:rFonts w:ascii="Calibri" w:eastAsia="微软雅黑" w:hAnsi="Calibri" w:cs="Calibri"/>
           <w:color w:val="404040" w:themeColor="text1" w:themeTint="BF"/>
-          <w:szCs w:val="21"/>
-        </w:rPr>
-        <w:t xml:space="preserve">                                      </w:t>
-      </w:r>
-      <w:r>
-        <w:rPr>
-          <w:rFonts w:ascii="Calibri" w:eastAsia="华文细黑" w:hAnsi="Calibri" w:cs="Calibri"/>
-          <w:b/>
-          <w:bCs/>
-          <w:color w:val="404040" w:themeColor="text1" w:themeTint="BF"/>
-          <w:szCs w:val="21"/>
-        </w:rPr>
-        <w:t>20</w:t>
-      </w:r>
-      <w:r>
-        <w:rPr>
-          <w:rFonts w:ascii="Calibri" w:eastAsia="华文细黑" w:hAnsi="Calibri" w:cs="Calibri"/>
-          <w:b/>
-          <w:bCs/>
-          <w:color w:val="404040" w:themeColor="text1" w:themeTint="BF"/>
-          <w:szCs w:val="21"/>
-        </w:rPr>
-        <w:t>18</w:t>
-      </w:r>
-      <w:r>
-        <w:rPr>
-          <w:rFonts w:ascii="Calibri" w:eastAsia="华文细黑" w:hAnsi="Calibri" w:cs="Calibri" w:hint="eastAsia"/>
-          <w:b/>
-          <w:bCs/>
-          <w:color w:val="404040" w:themeColor="text1" w:themeTint="BF"/>
-          <w:szCs w:val="21"/>
+          <w:sz w:val="24"/>
+          <w:szCs w:val="24"/>
+        </w:rPr>
+        <w:t xml:space="preserve">                          </w:t>
+      </w:r>
+      <w:r>
+        <w:rPr>
+          <w:rFonts w:ascii="Calibri" w:eastAsia="微软雅黑" w:hAnsi="Calibri" w:cs="Calibri" w:hint="eastAsia"/>
+          <w:color w:val="404040" w:themeColor="text1" w:themeTint="BF"/>
+          <w:sz w:val="24"/>
+          <w:szCs w:val="24"/>
+        </w:rPr>
+        <w:t xml:space="preserve"> </w:t>
+      </w:r>
+      <w:r>
+        <w:rPr>
+          <w:rFonts w:ascii="Calibri" w:eastAsia="华文细黑" w:hAnsi="Calibri" w:cs="Calibri"/>
+          <w:b/>
+          <w:bCs/>
+          <w:color w:val="404040" w:themeColor="text1" w:themeTint="BF"/>
+          <w:sz w:val="24"/>
+          <w:szCs w:val="24"/>
+        </w:rPr>
+        <w:t>2018</w:t>
+      </w:r>
+      <w:r>
+        <w:rPr>
+          <w:rFonts w:ascii="Calibri" w:eastAsia="华文细黑" w:hAnsi="Calibri" w:cs="Calibri" w:hint="eastAsia"/>
+          <w:b/>
+          <w:bCs/>
+          <w:color w:val="404040" w:themeColor="text1" w:themeTint="BF"/>
+          <w:sz w:val="24"/>
+          <w:szCs w:val="24"/>
         </w:rPr>
         <w:t>.</w:t>
       </w:r>
@@ -5332,37 +4281,19 @@
           <w:b/>
           <w:bCs/>
           <w:color w:val="404040" w:themeColor="text1" w:themeTint="BF"/>
-          <w:szCs w:val="21"/>
-        </w:rPr>
-        <w:t>0</w:t>
-      </w:r>
-      <w:r>
-        <w:rPr>
-          <w:rFonts w:ascii="Calibri" w:eastAsia="华文细黑" w:hAnsi="Calibri" w:cs="Calibri"/>
-          <w:b/>
-          <w:bCs/>
-          <w:color w:val="404040" w:themeColor="text1" w:themeTint="BF"/>
-          <w:szCs w:val="21"/>
-        </w:rPr>
-        <w:t>4</w:t>
-      </w:r>
-      <w:r>
-        <w:rPr>
-          <w:rFonts w:ascii="Calibri" w:eastAsia="华文细黑" w:hAnsi="Calibri" w:cs="Calibri"/>
-          <w:b/>
-          <w:bCs/>
-          <w:color w:val="404040" w:themeColor="text1" w:themeTint="BF"/>
-          <w:szCs w:val="21"/>
-        </w:rPr>
-        <w:t>–</w:t>
-      </w:r>
-      <w:r>
-        <w:rPr>
-          <w:rFonts w:ascii="Calibri" w:eastAsia="华文细黑" w:hAnsi="Calibri" w:cs="Calibri" w:hint="eastAsia"/>
-          <w:b/>
-          <w:bCs/>
-          <w:color w:val="404040" w:themeColor="text1" w:themeTint="BF"/>
-          <w:szCs w:val="21"/>
+          <w:sz w:val="24"/>
+          <w:szCs w:val="24"/>
+        </w:rPr>
+        <w:t>04–</w:t>
+      </w:r>
+      <w:r>
+        <w:rPr>
+          <w:rFonts w:ascii="Calibri" w:eastAsia="华文细黑" w:hAnsi="Calibri" w:cs="Calibri" w:hint="eastAsia"/>
+          <w:b/>
+          <w:bCs/>
+          <w:color w:val="404040" w:themeColor="text1" w:themeTint="BF"/>
+          <w:sz w:val="24"/>
+          <w:szCs w:val="24"/>
         </w:rPr>
         <w:t>2</w:t>
       </w:r>
@@ -5372,7 +4303,8 @@
           <w:b/>
           <w:bCs/>
           <w:color w:val="404040" w:themeColor="text1" w:themeTint="BF"/>
-          <w:szCs w:val="21"/>
+          <w:sz w:val="24"/>
+          <w:szCs w:val="24"/>
         </w:rPr>
         <w:t>020.06</w:t>
       </w:r>
@@ -5436,23 +4368,87 @@
           <w:color w:val="404040" w:themeColor="text1" w:themeTint="BF"/>
           <w:szCs w:val="21"/>
         </w:rPr>
-        <w:t>集群拆分插件开发和存量数据迁移</w:t>
-      </w:r>
-      <w:r>
-        <w:rPr>
-          <w:rFonts w:ascii="Calibri" w:eastAsia="华文细黑" w:hAnsi="Calibri" w:cs="Calibri" w:hint="eastAsia"/>
-          <w:color w:val="404040" w:themeColor="text1" w:themeTint="BF"/>
-          <w:szCs w:val="21"/>
-        </w:rPr>
-        <w:t>Shell</w:t>
-      </w:r>
-      <w:r>
-        <w:rPr>
-          <w:rFonts w:ascii="Calibri" w:eastAsia="华文细黑" w:hAnsi="Calibri" w:cs="Calibri" w:hint="eastAsia"/>
-          <w:color w:val="404040" w:themeColor="text1" w:themeTint="BF"/>
-          <w:szCs w:val="21"/>
-        </w:rPr>
-        <w:t>脚本开发</w:t>
+        <w:t>集群拆分插件开发和数据迁移脚本开发</w:t>
+      </w:r>
+      <w:r>
+        <w:rPr>
+          <w:rFonts w:ascii="Calibri" w:eastAsia="华文细黑" w:hAnsi="Calibri" w:cs="Calibri" w:hint="eastAsia"/>
+          <w:color w:val="404040" w:themeColor="text1" w:themeTint="BF"/>
+          <w:szCs w:val="21"/>
+        </w:rPr>
+        <w:t>，</w:t>
+      </w:r>
+      <w:r>
+        <w:rPr>
+          <w:rFonts w:ascii="Calibri" w:eastAsia="华文细黑" w:hAnsi="Calibri" w:cs="Calibri"/>
+          <w:color w:val="404040" w:themeColor="text1" w:themeTint="BF"/>
+          <w:szCs w:val="21"/>
+        </w:rPr>
+        <w:t>完成</w:t>
+      </w:r>
+      <w:r>
+        <w:rPr>
+          <w:rFonts w:ascii="Calibri" w:eastAsia="华文细黑" w:hAnsi="Calibri" w:cs="Calibri"/>
+          <w:color w:val="404040" w:themeColor="text1" w:themeTint="BF"/>
+          <w:szCs w:val="21"/>
+        </w:rPr>
+        <w:t>93</w:t>
+      </w:r>
+      <w:r>
+        <w:rPr>
+          <w:rFonts w:ascii="Calibri" w:eastAsia="华文细黑" w:hAnsi="Calibri" w:cs="Calibri"/>
+          <w:color w:val="404040" w:themeColor="text1" w:themeTint="BF"/>
+          <w:szCs w:val="21"/>
+        </w:rPr>
+        <w:t>个节点（每节点</w:t>
+      </w:r>
+      <w:r>
+        <w:rPr>
+          <w:rFonts w:ascii="Calibri" w:eastAsia="华文细黑" w:hAnsi="Calibri" w:cs="Calibri"/>
+          <w:color w:val="404040" w:themeColor="text1" w:themeTint="BF"/>
+          <w:szCs w:val="21"/>
+        </w:rPr>
+        <w:t>~1.5T</w:t>
+      </w:r>
+      <w:r>
+        <w:rPr>
+          <w:rFonts w:ascii="Calibri" w:eastAsia="华文细黑" w:hAnsi="Calibri" w:cs="Calibri"/>
+          <w:color w:val="404040" w:themeColor="text1" w:themeTint="BF"/>
+          <w:szCs w:val="21"/>
+        </w:rPr>
+        <w:t>数据）不停服迁移及</w:t>
+      </w:r>
+      <w:r>
+        <w:rPr>
+          <w:rFonts w:ascii="Calibri" w:eastAsia="华文细黑" w:hAnsi="Calibri" w:cs="Calibri"/>
+          <w:color w:val="404040" w:themeColor="text1" w:themeTint="BF"/>
+          <w:szCs w:val="21"/>
+        </w:rPr>
+        <w:t>1.5</w:t>
+      </w:r>
+      <w:r>
+        <w:rPr>
+          <w:rFonts w:ascii="Calibri" w:eastAsia="华文细黑" w:hAnsi="Calibri" w:cs="Calibri"/>
+          <w:color w:val="404040" w:themeColor="text1" w:themeTint="BF"/>
+          <w:szCs w:val="21"/>
+        </w:rPr>
+        <w:t>亿</w:t>
+      </w:r>
+      <w:r>
+        <w:rPr>
+          <w:rFonts w:ascii="Calibri" w:eastAsia="华文细黑" w:hAnsi="Calibri" w:cs="Calibri"/>
+          <w:color w:val="404040" w:themeColor="text1" w:themeTint="BF"/>
+          <w:szCs w:val="21"/>
+        </w:rPr>
+        <w:t>+</w:t>
+      </w:r>
+      <w:r>
+        <w:rPr>
+          <w:rFonts w:ascii="Calibri" w:eastAsia="华文细黑" w:hAnsi="Calibri" w:cs="Calibri"/>
+          <w:color w:val="404040" w:themeColor="text1" w:themeTint="BF"/>
+          <w:szCs w:val="21"/>
+        </w:rPr>
+        <w:t>新增消息处理</w:t>
       </w:r>
     </w:p>
     <w:p>
@@ -5472,31 +4468,15 @@
       </w:pPr>
       <w:r>
         <w:rPr>
-          <w:rFonts w:ascii="Calibri" w:eastAsia="华文细黑" w:hAnsi="Calibri" w:cs="Calibri" w:hint="eastAsia"/>
-          <w:color w:val="404040" w:themeColor="text1" w:themeTint="BF"/>
-          <w:szCs w:val="21"/>
-        </w:rPr>
-        <w:t>负责华为</w:t>
-      </w:r>
-      <w:r>
-        <w:rPr>
-          <w:rFonts w:ascii="Calibri" w:eastAsia="华文细黑" w:hAnsi="Calibri" w:cs="Calibri" w:hint="eastAsia"/>
-          <w:color w:val="404040" w:themeColor="text1" w:themeTint="BF"/>
-          <w:szCs w:val="21"/>
-        </w:rPr>
-        <w:t>SDS</w:t>
-      </w:r>
-      <w:r>
-        <w:rPr>
-          <w:rFonts w:ascii="Calibri" w:eastAsia="华文细黑" w:hAnsi="Calibri" w:cs="Calibri" w:hint="eastAsia"/>
-          <w:color w:val="404040" w:themeColor="text1" w:themeTint="BF"/>
-          <w:szCs w:val="21"/>
-        </w:rPr>
-        <w:t>项目基于</w:t>
-      </w:r>
-      <w:r>
-        <w:rPr>
-          <w:rFonts w:ascii="Calibri" w:eastAsia="华文细黑" w:hAnsi="Calibri" w:cs="Calibri" w:hint="eastAsia"/>
+          <w:rFonts w:ascii="Calibri" w:eastAsia="华文细黑" w:hAnsi="Calibri" w:cs="Calibri"/>
+          <w:color w:val="404040" w:themeColor="text1" w:themeTint="BF"/>
+          <w:szCs w:val="21"/>
+        </w:rPr>
+        <w:t>基于</w:t>
+      </w:r>
+      <w:r>
+        <w:rPr>
+          <w:rFonts w:ascii="Calibri" w:eastAsia="华文细黑" w:hAnsi="Calibri" w:cs="Calibri"/>
           <w:color w:val="404040" w:themeColor="text1" w:themeTint="BF"/>
           <w:szCs w:val="21"/>
         </w:rPr>
@@ -5504,43 +4484,59 @@
       </w:r>
       <w:r>
         <w:rPr>
-          <w:rFonts w:ascii="Calibri" w:eastAsia="华文细黑" w:hAnsi="Calibri" w:cs="Calibri" w:hint="eastAsia"/>
-          <w:color w:val="404040" w:themeColor="text1" w:themeTint="BF"/>
-          <w:szCs w:val="21"/>
-        </w:rPr>
-        <w:t>驱动的</w:t>
-      </w:r>
-      <w:r>
-        <w:rPr>
-          <w:rFonts w:ascii="Calibri" w:eastAsia="华文细黑" w:hAnsi="Calibri" w:cs="Calibri" w:hint="eastAsia"/>
-          <w:color w:val="404040" w:themeColor="text1" w:themeTint="BF"/>
-          <w:szCs w:val="21"/>
-        </w:rPr>
-        <w:t>SDK</w:t>
-      </w:r>
-      <w:r>
-        <w:rPr>
-          <w:rFonts w:ascii="Calibri" w:eastAsia="华文细黑" w:hAnsi="Calibri" w:cs="Calibri" w:hint="eastAsia"/>
-          <w:color w:val="404040" w:themeColor="text1" w:themeTint="BF"/>
-          <w:szCs w:val="21"/>
-        </w:rPr>
-        <w:t>接口开发和双数据中心容灾切换功能</w:t>
-      </w:r>
-      <w:r>
-        <w:rPr>
-          <w:rFonts w:ascii="Calibri" w:eastAsia="华文细黑" w:hAnsi="Calibri" w:cs="Calibri" w:hint="eastAsia"/>
-          <w:color w:val="404040" w:themeColor="text1" w:themeTint="BF"/>
-          <w:szCs w:val="21"/>
-        </w:rPr>
-        <w:t>开</w:t>
-      </w:r>
-      <w:r>
-        <w:rPr>
-          <w:rFonts w:ascii="Calibri" w:eastAsia="华文细黑" w:hAnsi="Calibri" w:cs="Calibri" w:hint="eastAsia"/>
-          <w:color w:val="404040" w:themeColor="text1" w:themeTint="BF"/>
-          <w:szCs w:val="21"/>
-        </w:rPr>
-        <w:t>发</w:t>
+          <w:rFonts w:ascii="Calibri" w:eastAsia="华文细黑" w:hAnsi="Calibri" w:cs="Calibri"/>
+          <w:color w:val="404040" w:themeColor="text1" w:themeTint="BF"/>
+          <w:szCs w:val="21"/>
+        </w:rPr>
+        <w:t>驱动开发</w:t>
+      </w:r>
+      <w:r>
+        <w:rPr>
+          <w:rFonts w:ascii="Calibri" w:eastAsia="华文细黑" w:hAnsi="Calibri" w:cs="Calibri"/>
+          <w:color w:val="404040" w:themeColor="text1" w:themeTint="BF"/>
+          <w:szCs w:val="21"/>
+        </w:rPr>
+        <w:t>SDS SDK</w:t>
+      </w:r>
+      <w:r>
+        <w:rPr>
+          <w:rFonts w:ascii="Calibri" w:eastAsia="华文细黑" w:hAnsi="Calibri" w:cs="Calibri"/>
+          <w:color w:val="404040" w:themeColor="text1" w:themeTint="BF"/>
+          <w:szCs w:val="21"/>
+        </w:rPr>
+        <w:t>接口与双数据中心容灾切换功能，服务线上</w:t>
+      </w:r>
+      <w:r>
+        <w:rPr>
+          <w:rFonts w:ascii="Calibri" w:eastAsia="华文细黑" w:hAnsi="Calibri" w:cs="Calibri"/>
+          <w:color w:val="404040" w:themeColor="text1" w:themeTint="BF"/>
+          <w:szCs w:val="21"/>
+        </w:rPr>
+        <w:t>500+</w:t>
+      </w:r>
+      <w:r>
+        <w:rPr>
+          <w:rFonts w:ascii="Calibri" w:eastAsia="华文细黑" w:hAnsi="Calibri" w:cs="Calibri"/>
+          <w:color w:val="404040" w:themeColor="text1" w:themeTint="BF"/>
+          <w:szCs w:val="21"/>
+        </w:rPr>
+        <w:t>集群，主</w:t>
+      </w:r>
+      <w:r>
+        <w:rPr>
+          <w:rFonts w:ascii="Calibri" w:eastAsia="华文细黑" w:hAnsi="Calibri" w:cs="Calibri"/>
+          <w:color w:val="404040" w:themeColor="text1" w:themeTint="BF"/>
+          <w:szCs w:val="21"/>
+        </w:rPr>
+        <w:t>DC</w:t>
+      </w:r>
+      <w:r>
+        <w:rPr>
+          <w:rFonts w:ascii="Calibri" w:eastAsia="华文细黑" w:hAnsi="Calibri" w:cs="Calibri"/>
+          <w:color w:val="404040" w:themeColor="text1" w:themeTint="BF"/>
+          <w:szCs w:val="21"/>
+        </w:rPr>
+        <w:t>异常时实现秒级切换</w:t>
       </w:r>
     </w:p>
     <w:p>
@@ -5623,299 +4619,35 @@
           <w:b/>
           <w:bCs/>
           <w:color w:val="404040" w:themeColor="text1" w:themeTint="BF"/>
-          <w:szCs w:val="21"/>
-        </w:rPr>
-      </w:pPr>
-      <w:r>
-        <w:rPr>
-          <w:rFonts w:ascii="Calibri" w:eastAsia="华文细黑" w:hAnsi="Calibri" w:cs="Calibri" w:hint="eastAsia"/>
-          <w:b/>
-          <w:bCs/>
-          <w:color w:val="404040" w:themeColor="text1" w:themeTint="BF"/>
-          <w:szCs w:val="21"/>
-        </w:rPr>
-        <w:t>工作</w:t>
-      </w:r>
-      <w:r>
-        <w:rPr>
-          <w:rFonts w:ascii="Calibri" w:eastAsia="华文细黑" w:hAnsi="Calibri" w:cs="Calibri" w:hint="eastAsia"/>
-          <w:b/>
-          <w:bCs/>
-          <w:color w:val="404040" w:themeColor="text1" w:themeTint="BF"/>
-          <w:szCs w:val="21"/>
-        </w:rPr>
-        <w:t>业绩</w:t>
-      </w:r>
-      <w:r>
-        <w:rPr>
-          <w:rFonts w:ascii="Calibri" w:eastAsia="华文细黑" w:hAnsi="Calibri" w:cs="Calibri" w:hint="eastAsia"/>
-          <w:b/>
-          <w:bCs/>
-          <w:color w:val="404040" w:themeColor="text1" w:themeTint="BF"/>
-          <w:szCs w:val="21"/>
+          <w:sz w:val="24"/>
+          <w:szCs w:val="24"/>
+        </w:rPr>
+      </w:pPr>
+      <w:r>
+        <w:rPr>
+          <w:rFonts w:ascii="Calibri" w:eastAsia="华文细黑" w:hAnsi="Calibri" w:cs="Calibri" w:hint="eastAsia"/>
+          <w:b/>
+          <w:bCs/>
+          <w:color w:val="404040" w:themeColor="text1" w:themeTint="BF"/>
+          <w:sz w:val="24"/>
+          <w:szCs w:val="24"/>
+        </w:rPr>
+        <w:t>重点项目</w:t>
+      </w:r>
+      <w:r>
+        <w:rPr>
+          <w:rFonts w:ascii="Calibri" w:eastAsia="华文细黑" w:hAnsi="Calibri" w:cs="Calibri" w:hint="eastAsia"/>
+          <w:b/>
+          <w:bCs/>
+          <w:color w:val="404040" w:themeColor="text1" w:themeTint="BF"/>
+          <w:sz w:val="24"/>
+          <w:szCs w:val="24"/>
         </w:rPr>
         <w:t>：</w:t>
       </w:r>
     </w:p>
     <w:p>
       <w:pPr>
-        <w:pStyle w:val="a3"/>
-        <w:numPr>
-          <w:ilvl w:val="0"/>
-          <w:numId w:val="18"/>
-        </w:numPr>
-        <w:spacing w:line="320" w:lineRule="exact"/>
-        <w:ind w:firstLineChars="0"/>
-        <w:rPr>
-          <w:rFonts w:ascii="Calibri" w:eastAsia="华文细黑" w:hAnsi="Calibri" w:cs="Calibri"/>
-          <w:color w:val="404040" w:themeColor="text1" w:themeTint="BF"/>
-          <w:szCs w:val="21"/>
-        </w:rPr>
-      </w:pPr>
-      <w:r>
-        <w:rPr>
-          <w:rFonts w:ascii="Calibri" w:eastAsia="华文细黑" w:hAnsi="Calibri" w:cs="Calibri" w:hint="eastAsia"/>
-          <w:color w:val="404040" w:themeColor="text1" w:themeTint="BF"/>
-          <w:szCs w:val="21"/>
-        </w:rPr>
-        <w:t>完成集群拆分插件开发和迁移脚本开发，对应用市场</w:t>
-      </w:r>
-      <w:r>
-        <w:rPr>
-          <w:rFonts w:ascii="Calibri" w:eastAsia="华文细黑" w:hAnsi="Calibri" w:cs="Calibri" w:hint="eastAsia"/>
-          <w:color w:val="404040" w:themeColor="text1" w:themeTint="BF"/>
-          <w:szCs w:val="21"/>
-        </w:rPr>
-        <w:t>9</w:t>
-      </w:r>
-      <w:r>
-        <w:rPr>
-          <w:rFonts w:ascii="Calibri" w:eastAsia="华文细黑" w:hAnsi="Calibri" w:cs="Calibri"/>
-          <w:color w:val="404040" w:themeColor="text1" w:themeTint="BF"/>
-          <w:szCs w:val="21"/>
-        </w:rPr>
-        <w:t>3</w:t>
-      </w:r>
-      <w:r>
-        <w:rPr>
-          <w:rFonts w:ascii="Calibri" w:eastAsia="华文细黑" w:hAnsi="Calibri" w:cs="Calibri" w:hint="eastAsia"/>
-          <w:color w:val="404040" w:themeColor="text1" w:themeTint="BF"/>
-          <w:szCs w:val="21"/>
-        </w:rPr>
-        <w:t>个节点，每个节点接近</w:t>
-      </w:r>
-      <w:r>
-        <w:rPr>
-          <w:rFonts w:ascii="Calibri" w:eastAsia="华文细黑" w:hAnsi="Calibri" w:cs="Calibri" w:hint="eastAsia"/>
-          <w:color w:val="404040" w:themeColor="text1" w:themeTint="BF"/>
-          <w:szCs w:val="21"/>
-        </w:rPr>
-        <w:t>1</w:t>
-      </w:r>
-      <w:r>
-        <w:rPr>
-          <w:rFonts w:ascii="Calibri" w:eastAsia="华文细黑" w:hAnsi="Calibri" w:cs="Calibri"/>
-          <w:color w:val="404040" w:themeColor="text1" w:themeTint="BF"/>
-          <w:szCs w:val="21"/>
-        </w:rPr>
-        <w:t>.5</w:t>
-      </w:r>
-      <w:r>
-        <w:rPr>
-          <w:rFonts w:ascii="Calibri" w:eastAsia="华文细黑" w:hAnsi="Calibri" w:cs="Calibri" w:hint="eastAsia"/>
-          <w:color w:val="404040" w:themeColor="text1" w:themeTint="BF"/>
-          <w:szCs w:val="21"/>
-        </w:rPr>
-        <w:t>T</w:t>
-      </w:r>
-      <w:r>
-        <w:rPr>
-          <w:rFonts w:ascii="Calibri" w:eastAsia="华文细黑" w:hAnsi="Calibri" w:cs="Calibri" w:hint="eastAsia"/>
-          <w:color w:val="404040" w:themeColor="text1" w:themeTint="BF"/>
-          <w:szCs w:val="21"/>
-        </w:rPr>
-        <w:t>的数据，新增的</w:t>
-      </w:r>
-      <w:r>
-        <w:rPr>
-          <w:rFonts w:ascii="Calibri" w:eastAsia="华文细黑" w:hAnsi="Calibri" w:cs="Calibri" w:hint="eastAsia"/>
-          <w:color w:val="404040" w:themeColor="text1" w:themeTint="BF"/>
-          <w:szCs w:val="21"/>
-        </w:rPr>
-        <w:t>1</w:t>
-      </w:r>
-      <w:r>
-        <w:rPr>
-          <w:rFonts w:ascii="Calibri" w:eastAsia="华文细黑" w:hAnsi="Calibri" w:cs="Calibri" w:hint="eastAsia"/>
-          <w:color w:val="404040" w:themeColor="text1" w:themeTint="BF"/>
-          <w:szCs w:val="21"/>
-        </w:rPr>
-        <w:t>亿</w:t>
-      </w:r>
-      <w:r>
-        <w:rPr>
-          <w:rFonts w:ascii="Calibri" w:eastAsia="华文细黑" w:hAnsi="Calibri" w:cs="Calibri"/>
-          <w:color w:val="404040" w:themeColor="text1" w:themeTint="BF"/>
-          <w:szCs w:val="21"/>
-        </w:rPr>
-        <w:t>5000</w:t>
-      </w:r>
-      <w:r>
-        <w:rPr>
-          <w:rFonts w:ascii="Calibri" w:eastAsia="华文细黑" w:hAnsi="Calibri" w:cs="Calibri" w:hint="eastAsia"/>
-          <w:color w:val="404040" w:themeColor="text1" w:themeTint="BF"/>
-          <w:szCs w:val="21"/>
-        </w:rPr>
-        <w:t>w</w:t>
-      </w:r>
-      <w:r>
-        <w:rPr>
-          <w:rFonts w:ascii="Calibri" w:eastAsia="华文细黑" w:hAnsi="Calibri" w:cs="Calibri" w:hint="eastAsia"/>
-          <w:color w:val="404040" w:themeColor="text1" w:themeTint="BF"/>
-          <w:szCs w:val="21"/>
-        </w:rPr>
-        <w:t>多条新增消息，在保证不停服的情况下顺利完成迁移</w:t>
-      </w:r>
-    </w:p>
-    <w:p>
-      <w:pPr>
-        <w:pStyle w:val="a3"/>
-        <w:numPr>
-          <w:ilvl w:val="0"/>
-          <w:numId w:val="18"/>
-        </w:numPr>
-        <w:spacing w:line="320" w:lineRule="exact"/>
-        <w:ind w:firstLineChars="0"/>
-        <w:rPr>
-          <w:rFonts w:ascii="Calibri" w:eastAsia="华文细黑" w:hAnsi="Calibri" w:cs="Calibri"/>
-          <w:color w:val="404040" w:themeColor="text1" w:themeTint="BF"/>
-          <w:szCs w:val="21"/>
-        </w:rPr>
-      </w:pPr>
-      <w:r>
-        <w:rPr>
-          <w:rFonts w:ascii="Calibri" w:eastAsia="华文细黑" w:hAnsi="Calibri" w:cs="Calibri" w:hint="eastAsia"/>
-          <w:color w:val="404040" w:themeColor="text1" w:themeTint="BF"/>
-          <w:szCs w:val="21"/>
-        </w:rPr>
-        <w:lastRenderedPageBreak/>
-        <w:t>完成部分</w:t>
-      </w:r>
-      <w:r>
-        <w:rPr>
-          <w:rFonts w:ascii="Calibri" w:eastAsia="华文细黑" w:hAnsi="Calibri" w:cs="Calibri" w:hint="eastAsia"/>
-          <w:color w:val="404040" w:themeColor="text1" w:themeTint="BF"/>
-          <w:szCs w:val="21"/>
-        </w:rPr>
-        <w:t>SDK</w:t>
-      </w:r>
-      <w:r>
-        <w:rPr>
-          <w:rFonts w:ascii="Calibri" w:eastAsia="华文细黑" w:hAnsi="Calibri" w:cs="Calibri" w:hint="eastAsia"/>
-          <w:color w:val="404040" w:themeColor="text1" w:themeTint="BF"/>
-          <w:szCs w:val="21"/>
-        </w:rPr>
-        <w:t>接口开发和容灾切换模块开发，服务于线上</w:t>
-      </w:r>
-      <w:r>
-        <w:rPr>
-          <w:rFonts w:ascii="Calibri" w:eastAsia="华文细黑" w:hAnsi="Calibri" w:cs="Calibri" w:hint="eastAsia"/>
-          <w:color w:val="404040" w:themeColor="text1" w:themeTint="BF"/>
-          <w:szCs w:val="21"/>
-        </w:rPr>
-        <w:t>5</w:t>
-      </w:r>
-      <w:r>
-        <w:rPr>
-          <w:rFonts w:ascii="Calibri" w:eastAsia="华文细黑" w:hAnsi="Calibri" w:cs="Calibri"/>
-          <w:color w:val="404040" w:themeColor="text1" w:themeTint="BF"/>
-          <w:szCs w:val="21"/>
-        </w:rPr>
-        <w:t>00</w:t>
-      </w:r>
-      <w:r>
-        <w:rPr>
-          <w:rFonts w:ascii="Calibri" w:eastAsia="华文细黑" w:hAnsi="Calibri" w:cs="Calibri" w:hint="eastAsia"/>
-          <w:color w:val="404040" w:themeColor="text1" w:themeTint="BF"/>
-          <w:szCs w:val="21"/>
-        </w:rPr>
-        <w:t>多个集群，主</w:t>
-      </w:r>
-      <w:r>
-        <w:rPr>
-          <w:rFonts w:ascii="Calibri" w:eastAsia="华文细黑" w:hAnsi="Calibri" w:cs="Calibri" w:hint="eastAsia"/>
-          <w:color w:val="404040" w:themeColor="text1" w:themeTint="BF"/>
-          <w:szCs w:val="21"/>
-        </w:rPr>
-        <w:t>DC</w:t>
-      </w:r>
-      <w:r>
-        <w:rPr>
-          <w:rFonts w:ascii="Calibri" w:eastAsia="华文细黑" w:hAnsi="Calibri" w:cs="Calibri" w:hint="eastAsia"/>
-          <w:color w:val="404040" w:themeColor="text1" w:themeTint="BF"/>
-          <w:szCs w:val="21"/>
-        </w:rPr>
-        <w:t>异常时，实现秒级主备切换</w:t>
-      </w:r>
-    </w:p>
-    <w:p>
-      <w:pPr>
-        <w:pStyle w:val="a3"/>
-        <w:numPr>
-          <w:ilvl w:val="0"/>
-          <w:numId w:val="18"/>
-        </w:numPr>
-        <w:spacing w:line="320" w:lineRule="exact"/>
-        <w:ind w:firstLineChars="0"/>
-        <w:rPr>
-          <w:rFonts w:ascii="Calibri" w:eastAsia="华文细黑" w:hAnsi="Calibri" w:cs="Calibri"/>
-          <w:color w:val="404040" w:themeColor="text1" w:themeTint="BF"/>
-          <w:szCs w:val="21"/>
-        </w:rPr>
-      </w:pPr>
-      <w:r>
-        <w:rPr>
-          <w:rFonts w:ascii="Calibri" w:eastAsia="华文细黑" w:hAnsi="Calibri" w:cs="Calibri" w:hint="eastAsia"/>
-          <w:color w:val="404040" w:themeColor="text1" w:themeTint="BF"/>
-          <w:szCs w:val="21"/>
-        </w:rPr>
-        <w:t>完成</w:t>
-      </w:r>
-      <w:r>
-        <w:rPr>
-          <w:rFonts w:ascii="Calibri" w:eastAsia="华文细黑" w:hAnsi="Calibri" w:cs="Calibri" w:hint="eastAsia"/>
-          <w:color w:val="404040" w:themeColor="text1" w:themeTint="BF"/>
-          <w:szCs w:val="21"/>
-        </w:rPr>
-        <w:t>SDS</w:t>
-      </w:r>
-      <w:r>
-        <w:rPr>
-          <w:rFonts w:ascii="Calibri" w:eastAsia="华文细黑" w:hAnsi="Calibri" w:cs="Calibri" w:hint="eastAsia"/>
-          <w:color w:val="404040" w:themeColor="text1" w:themeTint="BF"/>
-          <w:szCs w:val="21"/>
-        </w:rPr>
-        <w:t>管理平台</w:t>
-      </w:r>
-      <w:r>
-        <w:rPr>
-          <w:rFonts w:ascii="Calibri" w:eastAsia="华文细黑" w:hAnsi="Calibri" w:cs="Calibri" w:hint="eastAsia"/>
-          <w:color w:val="404040" w:themeColor="text1" w:themeTint="BF"/>
-          <w:szCs w:val="21"/>
-        </w:rPr>
-        <w:t>Cassandra</w:t>
-      </w:r>
-      <w:r>
-        <w:rPr>
-          <w:rFonts w:ascii="Calibri" w:eastAsia="华文细黑" w:hAnsi="Calibri" w:cs="Calibri" w:hint="eastAsia"/>
-          <w:color w:val="404040" w:themeColor="text1" w:themeTint="BF"/>
-          <w:szCs w:val="21"/>
-        </w:rPr>
-        <w:t>定时任务修复和配置管理模块开发</w:t>
-      </w:r>
-    </w:p>
-    <w:p>
-      <w:pPr>
         <w:spacing w:line="400" w:lineRule="exact"/>
         <w:rPr>
           <w:rFonts w:ascii="Calibri" w:eastAsia="华文细黑" w:hAnsi="Calibri" w:cs="Calibri"/>
@@ -5932,33 +4664,19 @@
           <w:b/>
           <w:bCs/>
           <w:color w:val="404040" w:themeColor="text1" w:themeTint="BF"/>
-          <w:sz w:val="24"/>
-          <w:szCs w:val="24"/>
-        </w:rPr>
-        <w:t>案例介绍：</w:t>
-      </w:r>
-    </w:p>
-    <w:p>
-      <w:pPr>
-        <w:spacing w:line="400" w:lineRule="exact"/>
-        <w:rPr>
-          <w:rFonts w:ascii="Calibri" w:eastAsia="华文细黑" w:hAnsi="Calibri" w:cs="Calibri"/>
-          <w:b/>
-          <w:bCs/>
-          <w:color w:val="404040" w:themeColor="text1" w:themeTint="BF"/>
-          <w:sz w:val="24"/>
-          <w:szCs w:val="24"/>
-        </w:rPr>
-      </w:pPr>
-      <w:r>
-        <w:rPr>
-          <w:rFonts w:ascii="Calibri" w:eastAsia="华文细黑" w:hAnsi="Calibri" w:cs="Calibri" w:hint="eastAsia"/>
-          <w:b/>
-          <w:bCs/>
-          <w:color w:val="404040" w:themeColor="text1" w:themeTint="BF"/>
-          <w:szCs w:val="21"/>
-        </w:rPr>
-        <w:t>案例一</w:t>
+          <w:szCs w:val="21"/>
+        </w:rPr>
+        <w:t>项目</w:t>
+      </w:r>
+      <w:r>
+        <w:rPr>
+          <w:rFonts w:ascii="Calibri" w:eastAsia="华文细黑" w:hAnsi="Calibri" w:cs="Calibri" w:hint="eastAsia"/>
+          <w:b/>
+          <w:bCs/>
+          <w:color w:val="404040" w:themeColor="text1" w:themeTint="BF"/>
+          <w:szCs w:val="21"/>
+        </w:rPr>
+        <w:t>一</w:t>
       </w:r>
       <w:r>
         <w:rPr>
@@ -6009,38 +4727,6 @@
           <w:szCs w:val="21"/>
         </w:rPr>
         <w:t xml:space="preserve">                                      </w:t>
-      </w:r>
-    </w:p>
-    <w:p>
-      <w:pPr>
-        <w:spacing w:line="400" w:lineRule="exact"/>
-        <w:rPr>
-          <w:rFonts w:ascii="Calibri" w:eastAsia="华文细黑" w:hAnsi="Calibri" w:cs="Calibri"/>
-          <w:b/>
-          <w:bCs/>
-          <w:color w:val="404040" w:themeColor="text1" w:themeTint="BF"/>
-          <w:szCs w:val="21"/>
-        </w:rPr>
-      </w:pPr>
-      <w:r>
-        <w:rPr>
-          <w:rFonts w:ascii="Calibri" w:eastAsia="华文细黑" w:hAnsi="Calibri" w:cs="Calibri" w:hint="eastAsia"/>
-          <w:b/>
-          <w:bCs/>
-          <w:color w:val="404040" w:themeColor="text1" w:themeTint="BF"/>
-          <w:szCs w:val="21"/>
-        </w:rPr>
-        <w:t>项目介绍</w:t>
-      </w:r>
-      <w:r>
-        <w:rPr>
-          <w:rFonts w:ascii="Calibri" w:eastAsia="华文细黑" w:hAnsi="Calibri" w:cs="Calibri" w:hint="eastAsia"/>
-          <w:b/>
-          <w:bCs/>
-          <w:color w:val="404040" w:themeColor="text1" w:themeTint="BF"/>
-          <w:szCs w:val="21"/>
-        </w:rPr>
-        <w:t>：</w:t>
       </w:r>
     </w:p>
     <w:p>
@@ -6082,260 +4768,19 @@
       </w:r>
       <w:r>
         <w:rPr>
-          <w:rFonts w:ascii="Calibri" w:eastAsia="华文细黑" w:hAnsi="Calibri" w:cs="Calibri"/>
-          <w:color w:val="404040" w:themeColor="text1" w:themeTint="BF"/>
-          <w:szCs w:val="21"/>
-        </w:rPr>
-        <w:tab/>
-        <w:t xml:space="preserve"> </w:t>
-      </w:r>
-      <w:r>
-        <w:rPr>
-          <w:rFonts w:ascii="Calibri" w:eastAsia="华文细黑" w:hAnsi="Calibri" w:cs="Calibri"/>
-          <w:color w:val="404040" w:themeColor="text1" w:themeTint="BF"/>
-          <w:szCs w:val="21"/>
-        </w:rPr>
-        <w:tab/>
-      </w:r>
-      <w:r>
-        <w:rPr>
-          <w:rFonts w:ascii="Calibri" w:eastAsia="华文细黑" w:hAnsi="Calibri" w:cs="Calibri"/>
-          <w:color w:val="404040" w:themeColor="text1" w:themeTint="BF"/>
-          <w:szCs w:val="21"/>
-        </w:rPr>
-        <w:tab/>
-      </w:r>
-      <w:r>
-        <w:rPr>
-          <w:rFonts w:ascii="Calibri" w:eastAsia="华文细黑" w:hAnsi="Calibri" w:cs="Calibri" w:hint="eastAsia"/>
-          <w:color w:val="404040" w:themeColor="text1" w:themeTint="BF"/>
-          <w:szCs w:val="21"/>
-        </w:rPr>
-        <w:t>部分业务上线之初，由于成本及初期数据量较少，急于上线，不同业务数据存储在同</w:t>
-      </w:r>
-    </w:p>
-    <w:p>
-      <w:pPr>
-        <w:spacing w:line="320" w:lineRule="exact"/>
-        <w:rPr>
-          <w:rFonts w:ascii="Calibri" w:eastAsia="华文细黑" w:hAnsi="Calibri" w:cs="Calibri"/>
-          <w:color w:val="404040" w:themeColor="text1" w:themeTint="BF"/>
-          <w:szCs w:val="21"/>
-        </w:rPr>
-      </w:pPr>
-      <w:r>
-        <w:rPr>
-          <w:rFonts w:ascii="Calibri" w:eastAsia="华文细黑" w:hAnsi="Calibri" w:cs="Calibri" w:hint="eastAsia"/>
-          <w:color w:val="404040" w:themeColor="text1" w:themeTint="BF"/>
-          <w:szCs w:val="21"/>
-        </w:rPr>
-        <w:t>一个</w:t>
-      </w:r>
-      <w:r>
-        <w:rPr>
-          <w:rFonts w:ascii="Calibri" w:eastAsia="华文细黑" w:hAnsi="Calibri" w:cs="Calibri"/>
-          <w:color w:val="404040" w:themeColor="text1" w:themeTint="BF"/>
-          <w:szCs w:val="21"/>
-        </w:rPr>
-        <w:t xml:space="preserve"> Cassandra </w:t>
-      </w:r>
-      <w:r>
-        <w:rPr>
-          <w:rFonts w:ascii="Calibri" w:eastAsia="华文细黑" w:hAnsi="Calibri" w:cs="Calibri"/>
-          <w:color w:val="404040" w:themeColor="text1" w:themeTint="BF"/>
-          <w:szCs w:val="21"/>
-        </w:rPr>
-        <w:t>集群。业务数据成长起来之后，</w:t>
-      </w:r>
-      <w:r>
-        <w:rPr>
-          <w:rFonts w:ascii="Calibri" w:eastAsia="华文细黑" w:hAnsi="Calibri" w:cs="Calibri" w:hint="eastAsia"/>
-          <w:color w:val="404040" w:themeColor="text1" w:themeTint="BF"/>
-          <w:szCs w:val="21"/>
-        </w:rPr>
-        <w:t>由于各自业务场景不同，同时如果集群出现问题会同时影响多个业务，因此</w:t>
-      </w:r>
-      <w:r>
-        <w:rPr>
-          <w:rFonts w:ascii="Calibri" w:eastAsia="华文细黑" w:hAnsi="Calibri" w:cs="Calibri"/>
-          <w:color w:val="404040" w:themeColor="text1" w:themeTint="BF"/>
-          <w:szCs w:val="21"/>
-        </w:rPr>
-        <w:t>需要</w:t>
-      </w:r>
-      <w:r>
-        <w:rPr>
-          <w:rFonts w:ascii="Calibri" w:eastAsia="华文细黑" w:hAnsi="Calibri" w:cs="Calibri" w:hint="eastAsia"/>
-          <w:color w:val="404040" w:themeColor="text1" w:themeTint="BF"/>
-          <w:szCs w:val="21"/>
-        </w:rPr>
-        <w:t>将业务数据</w:t>
-      </w:r>
-      <w:r>
-        <w:rPr>
-          <w:rFonts w:ascii="Calibri" w:eastAsia="华文细黑" w:hAnsi="Calibri" w:cs="Calibri"/>
-          <w:color w:val="404040" w:themeColor="text1" w:themeTint="BF"/>
-          <w:szCs w:val="21"/>
-        </w:rPr>
-        <w:t>拆分到各自集群。</w:t>
-      </w:r>
-    </w:p>
-    <w:p>
-      <w:pPr>
-        <w:spacing w:line="400" w:lineRule="exact"/>
-        <w:rPr>
-          <w:rFonts w:ascii="Calibri" w:eastAsia="华文细黑" w:hAnsi="Calibri" w:cs="Calibri"/>
-          <w:color w:val="404040" w:themeColor="text1" w:themeTint="BF"/>
-          <w:szCs w:val="21"/>
-        </w:rPr>
-      </w:pPr>
-      <w:r>
-        <w:rPr>
-          <w:rFonts w:ascii="Calibri" w:eastAsia="华文细黑" w:hAnsi="Calibri" w:cs="Calibri" w:hint="eastAsia"/>
-          <w:b/>
-          <w:bCs/>
-          <w:color w:val="404040" w:themeColor="text1" w:themeTint="BF"/>
-          <w:szCs w:val="21"/>
-        </w:rPr>
-        <w:t>技术选型</w:t>
-      </w:r>
-      <w:r>
-        <w:rPr>
-          <w:rFonts w:ascii="Calibri" w:eastAsia="华文细黑" w:hAnsi="Calibri" w:cs="Calibri" w:hint="eastAsia"/>
-          <w:b/>
-          <w:bCs/>
-          <w:color w:val="404040" w:themeColor="text1" w:themeTint="BF"/>
-          <w:szCs w:val="21"/>
-        </w:rPr>
-        <w:t>：</w:t>
-      </w:r>
-      <w:r>
-        <w:rPr>
-          <w:rFonts w:ascii="Calibri" w:eastAsia="华文细黑" w:hAnsi="Calibri" w:cs="Calibri" w:hint="eastAsia"/>
-          <w:color w:val="404040" w:themeColor="text1" w:themeTint="BF"/>
-          <w:szCs w:val="21"/>
-        </w:rPr>
-        <w:t>Cassandra</w:t>
-      </w:r>
-      <w:r>
-        <w:rPr>
-          <w:rFonts w:ascii="Calibri" w:eastAsia="华文细黑" w:hAnsi="Calibri" w:cs="Calibri"/>
-          <w:color w:val="404040" w:themeColor="text1" w:themeTint="BF"/>
-          <w:szCs w:val="21"/>
-        </w:rPr>
-        <w:t xml:space="preserve"> </w:t>
-      </w:r>
-      <w:r>
-        <w:rPr>
-          <w:rFonts w:ascii="Calibri" w:eastAsia="华文细黑" w:hAnsi="Calibri" w:cs="Calibri" w:hint="eastAsia"/>
-          <w:color w:val="404040" w:themeColor="text1" w:themeTint="BF"/>
-          <w:szCs w:val="21"/>
-        </w:rPr>
-        <w:t>+</w:t>
-      </w:r>
-      <w:r>
-        <w:rPr>
-          <w:rFonts w:ascii="Calibri" w:eastAsia="华文细黑" w:hAnsi="Calibri" w:cs="Calibri"/>
-          <w:color w:val="404040" w:themeColor="text1" w:themeTint="BF"/>
-          <w:szCs w:val="21"/>
-        </w:rPr>
-        <w:t xml:space="preserve"> </w:t>
-      </w:r>
-      <w:r>
-        <w:rPr>
-          <w:rFonts w:ascii="Calibri" w:eastAsia="华文细黑" w:hAnsi="Calibri" w:cs="Calibri" w:hint="eastAsia"/>
-          <w:color w:val="404040" w:themeColor="text1" w:themeTint="BF"/>
-          <w:szCs w:val="21"/>
-        </w:rPr>
-        <w:t>Kafka</w:t>
-      </w:r>
-      <w:r>
-        <w:rPr>
-          <w:rFonts w:ascii="Calibri" w:eastAsia="华文细黑" w:hAnsi="Calibri" w:cs="Calibri"/>
-          <w:color w:val="404040" w:themeColor="text1" w:themeTint="BF"/>
-          <w:szCs w:val="21"/>
-        </w:rPr>
-        <w:t xml:space="preserve"> </w:t>
-      </w:r>
-      <w:r>
-        <w:rPr>
-          <w:rFonts w:ascii="Calibri" w:eastAsia="华文细黑" w:hAnsi="Calibri" w:cs="Calibri"/>
-          <w:color w:val="404040" w:themeColor="text1" w:themeTint="BF"/>
-          <w:szCs w:val="21"/>
-        </w:rPr>
-        <w:t>+</w:t>
-      </w:r>
-      <w:r>
-        <w:rPr>
-          <w:rFonts w:ascii="Calibri" w:eastAsia="华文细黑" w:hAnsi="Calibri" w:cs="Calibri"/>
-          <w:color w:val="404040" w:themeColor="text1" w:themeTint="BF"/>
-          <w:szCs w:val="21"/>
-        </w:rPr>
-        <w:t xml:space="preserve"> </w:t>
-      </w:r>
-      <w:r>
-        <w:rPr>
-          <w:rFonts w:ascii="Calibri" w:eastAsia="华文细黑" w:hAnsi="Calibri" w:cs="Calibri" w:hint="eastAsia"/>
-          <w:color w:val="404040" w:themeColor="text1" w:themeTint="BF"/>
-          <w:szCs w:val="21"/>
-        </w:rPr>
-        <w:t>Spring</w:t>
-      </w:r>
-      <w:r>
-        <w:rPr>
-          <w:rFonts w:ascii="Calibri" w:eastAsia="华文细黑" w:hAnsi="Calibri" w:cs="Calibri"/>
-          <w:color w:val="404040" w:themeColor="text1" w:themeTint="BF"/>
-          <w:szCs w:val="21"/>
-        </w:rPr>
-        <w:t xml:space="preserve">+ </w:t>
-      </w:r>
-      <w:r>
-        <w:rPr>
-          <w:rFonts w:ascii="Calibri" w:eastAsia="华文细黑" w:hAnsi="Calibri" w:cs="Calibri" w:hint="eastAsia"/>
-          <w:color w:val="404040" w:themeColor="text1" w:themeTint="BF"/>
-          <w:szCs w:val="21"/>
-        </w:rPr>
-        <w:t>shell</w:t>
-      </w:r>
-      <w:r>
-        <w:rPr>
-          <w:rFonts w:ascii="Calibri" w:eastAsia="华文细黑" w:hAnsi="Calibri" w:cs="Calibri" w:hint="eastAsia"/>
-          <w:color w:val="404040" w:themeColor="text1" w:themeTint="BF"/>
-          <w:szCs w:val="21"/>
-        </w:rPr>
-        <w:t>等</w:t>
-      </w:r>
-    </w:p>
-    <w:p>
-      <w:pPr>
-        <w:spacing w:line="400" w:lineRule="exact"/>
-        <w:rPr>
-          <w:rFonts w:ascii="Calibri" w:eastAsia="华文细黑" w:hAnsi="Calibri" w:cs="Calibri"/>
-          <w:b/>
-          <w:bCs/>
-          <w:color w:val="404040" w:themeColor="text1" w:themeTint="BF"/>
-          <w:szCs w:val="21"/>
-        </w:rPr>
-      </w:pPr>
-      <w:r>
-        <w:rPr>
-          <w:rFonts w:ascii="Calibri" w:eastAsia="华文细黑" w:hAnsi="Calibri" w:cs="Calibri" w:hint="eastAsia"/>
-          <w:b/>
-          <w:bCs/>
-          <w:color w:val="404040" w:themeColor="text1" w:themeTint="BF"/>
-          <w:szCs w:val="21"/>
-        </w:rPr>
-        <w:t>工作职责</w:t>
-      </w:r>
-      <w:r>
-        <w:rPr>
-          <w:rFonts w:ascii="Calibri" w:eastAsia="华文细黑" w:hAnsi="Calibri" w:cs="Calibri" w:hint="eastAsia"/>
-          <w:b/>
-          <w:bCs/>
-          <w:color w:val="404040" w:themeColor="text1" w:themeTint="BF"/>
-          <w:szCs w:val="21"/>
-        </w:rPr>
-        <w:t>：</w:t>
+          <w:rFonts w:ascii="Calibri" w:eastAsia="华文细黑" w:hAnsi="Calibri" w:cs="Calibri" w:hint="eastAsia"/>
+          <w:color w:val="404040" w:themeColor="text1" w:themeTint="BF"/>
+          <w:szCs w:val="21"/>
+        </w:rPr>
+        <w:t xml:space="preserve">       </w:t>
+      </w:r>
+      <w:r>
+        <w:rPr>
+          <w:rFonts w:ascii="Calibri" w:eastAsia="华文细黑" w:hAnsi="Calibri" w:cs="Calibri"/>
+          <w:color w:val="404040" w:themeColor="text1" w:themeTint="BF"/>
+          <w:szCs w:val="21"/>
+        </w:rPr>
+        <w:t>业务数据从共用集群拆分至各自专用集群，消除互相影响风险。</w:t>
       </w:r>
     </w:p>
     <w:p>
@@ -6551,7 +4996,17 @@
           <w:color w:val="404040" w:themeColor="text1" w:themeTint="BF"/>
           <w:szCs w:val="21"/>
         </w:rPr>
-        <w:t>案例二</w:t>
+        <w:t>项目</w:t>
+      </w:r>
+      <w:r>
+        <w:rPr>
+          <w:rFonts w:ascii="Calibri" w:eastAsia="华文细黑" w:hAnsi="Calibri" w:cs="Calibri" w:hint="eastAsia"/>
+          <w:b/>
+          <w:bCs/>
+          <w:color w:val="404040" w:themeColor="text1" w:themeTint="BF"/>
+          <w:szCs w:val="21"/>
+        </w:rPr>
+        <w:t>二</w:t>
       </w:r>
       <w:r>
         <w:rPr>
@@ -6687,7 +5142,15 @@
       </w:r>
       <w:r>
         <w:rPr>
-          <w:rFonts w:ascii="Calibri" w:eastAsia="华文细黑" w:hAnsi="Calibri" w:cs="Calibri" w:hint="eastAsia"/>
+          <w:rFonts w:ascii="Calibri" w:eastAsia="华文细黑" w:hAnsi="Calibri" w:cs="Calibri"/>
+          <w:color w:val="404040" w:themeColor="text1" w:themeTint="BF"/>
+          <w:szCs w:val="21"/>
+        </w:rPr>
+        <w:t>在</w:t>
+      </w:r>
+      <w:r>
+        <w:rPr>
+          <w:rFonts w:ascii="Calibri" w:eastAsia="华文细黑" w:hAnsi="Calibri" w:cs="Calibri"/>
           <w:color w:val="404040" w:themeColor="text1" w:themeTint="BF"/>
           <w:szCs w:val="21"/>
         </w:rPr>
@@ -6695,15 +5158,15 @@
       </w:r>
       <w:r>
         <w:rPr>
-          <w:rFonts w:ascii="Calibri" w:eastAsia="华文细黑" w:hAnsi="Calibri" w:cs="Calibri" w:hint="eastAsia"/>
-          <w:color w:val="404040" w:themeColor="text1" w:themeTint="BF"/>
-          <w:szCs w:val="21"/>
-        </w:rPr>
-        <w:t>原生驱动使用较为复杂，同时没有提供多</w:t>
-      </w:r>
-      <w:r>
-        <w:rPr>
-          <w:rFonts w:ascii="Calibri" w:eastAsia="华文细黑" w:hAnsi="Calibri" w:cs="Calibri" w:hint="eastAsia"/>
+          <w:rFonts w:ascii="Calibri" w:eastAsia="华文细黑" w:hAnsi="Calibri" w:cs="Calibri"/>
+          <w:color w:val="404040" w:themeColor="text1" w:themeTint="BF"/>
+          <w:szCs w:val="21"/>
+        </w:rPr>
+        <w:t>原生驱动之上封装统一操作接口，提供多</w:t>
+      </w:r>
+      <w:r>
+        <w:rPr>
+          <w:rFonts w:ascii="Calibri" w:eastAsia="华文细黑" w:hAnsi="Calibri" w:cs="Calibri"/>
           <w:color w:val="404040" w:themeColor="text1" w:themeTint="BF"/>
           <w:szCs w:val="21"/>
         </w:rPr>
@@ -6711,209 +5174,27 @@
       </w:r>
       <w:r>
         <w:rPr>
-          <w:rFonts w:ascii="Calibri" w:eastAsia="华文细黑" w:hAnsi="Calibri" w:cs="Calibri" w:hint="eastAsia"/>
-          <w:color w:val="404040" w:themeColor="text1" w:themeTint="BF"/>
-          <w:szCs w:val="21"/>
-        </w:rPr>
-        <w:t>切换的方式，</w:t>
-      </w:r>
-      <w:r>
-        <w:rPr>
-          <w:rFonts w:ascii="Calibri" w:eastAsia="华文细黑" w:hAnsi="Calibri" w:cs="Calibri"/>
-          <w:color w:val="404040" w:themeColor="text1" w:themeTint="BF"/>
-          <w:szCs w:val="21"/>
-        </w:rPr>
-        <w:t>SDS SDK</w:t>
-      </w:r>
-      <w:r>
-        <w:rPr>
-          <w:rFonts w:ascii="Calibri" w:eastAsia="华文细黑" w:hAnsi="Calibri" w:cs="Calibri" w:hint="eastAsia"/>
-          <w:color w:val="404040" w:themeColor="text1" w:themeTint="BF"/>
-          <w:szCs w:val="21"/>
-        </w:rPr>
-        <w:t>在原生驱动的基础上，给业务提供统一的操作接口，并且为提高服务的可用性和容灾能力，提供了多</w:t>
-      </w:r>
-      <w:r>
-        <w:rPr>
-          <w:rFonts w:ascii="Calibri" w:eastAsia="华文细黑" w:hAnsi="Calibri" w:cs="Calibri" w:hint="eastAsia"/>
-          <w:color w:val="404040" w:themeColor="text1" w:themeTint="BF"/>
-          <w:szCs w:val="21"/>
-        </w:rPr>
-        <w:t>DC</w:t>
-      </w:r>
-      <w:r>
-        <w:rPr>
-          <w:rFonts w:ascii="Calibri" w:eastAsia="华文细黑" w:hAnsi="Calibri" w:cs="Calibri" w:hint="eastAsia"/>
-          <w:color w:val="404040" w:themeColor="text1" w:themeTint="BF"/>
-          <w:szCs w:val="21"/>
-        </w:rPr>
-        <w:t>容灾自动告警切换的功能，方便业务接入，降低使用成本。</w:t>
-      </w:r>
-    </w:p>
-    <w:p>
-      <w:pPr>
-        <w:spacing w:line="400" w:lineRule="exact"/>
-        <w:rPr>
-          <w:rFonts w:ascii="Calibri" w:eastAsia="华文细黑" w:hAnsi="Calibri" w:cs="Calibri"/>
-          <w:color w:val="404040" w:themeColor="text1" w:themeTint="BF"/>
-          <w:szCs w:val="21"/>
-        </w:rPr>
-      </w:pPr>
-      <w:r>
-        <w:rPr>
-          <w:rFonts w:ascii="Calibri" w:eastAsia="华文细黑" w:hAnsi="Calibri" w:cs="Calibri" w:hint="eastAsia"/>
-          <w:b/>
-          <w:bCs/>
-          <w:color w:val="404040" w:themeColor="text1" w:themeTint="BF"/>
-          <w:szCs w:val="21"/>
-        </w:rPr>
-        <w:t>技术选型</w:t>
-      </w:r>
-      <w:r>
-        <w:rPr>
-          <w:rFonts w:ascii="Calibri" w:eastAsia="华文细黑" w:hAnsi="Calibri" w:cs="Calibri" w:hint="eastAsia"/>
-          <w:b/>
-          <w:bCs/>
-          <w:color w:val="404040" w:themeColor="text1" w:themeTint="BF"/>
-          <w:szCs w:val="21"/>
-        </w:rPr>
-        <w:t>：</w:t>
-      </w:r>
-      <w:r>
-        <w:rPr>
-          <w:rFonts w:ascii="Calibri" w:eastAsia="华文细黑" w:hAnsi="Calibri" w:cs="Calibri" w:hint="eastAsia"/>
-          <w:color w:val="404040" w:themeColor="text1" w:themeTint="BF"/>
-          <w:szCs w:val="21"/>
-        </w:rPr>
-        <w:t>Cassandra</w:t>
-      </w:r>
-      <w:r>
-        <w:rPr>
-          <w:rFonts w:ascii="Calibri" w:eastAsia="华文细黑" w:hAnsi="Calibri" w:cs="Calibri"/>
-          <w:color w:val="404040" w:themeColor="text1" w:themeTint="BF"/>
-          <w:szCs w:val="21"/>
-        </w:rPr>
-        <w:t xml:space="preserve"> </w:t>
-      </w:r>
-      <w:r>
-        <w:rPr>
-          <w:rFonts w:ascii="Calibri" w:eastAsia="华文细黑" w:hAnsi="Calibri" w:cs="Calibri" w:hint="eastAsia"/>
-          <w:color w:val="404040" w:themeColor="text1" w:themeTint="BF"/>
-          <w:szCs w:val="21"/>
-        </w:rPr>
-        <w:t>+</w:t>
-      </w:r>
-      <w:r>
-        <w:rPr>
-          <w:rFonts w:ascii="Calibri" w:eastAsia="华文细黑" w:hAnsi="Calibri" w:cs="Calibri"/>
-          <w:color w:val="404040" w:themeColor="text1" w:themeTint="BF"/>
-          <w:szCs w:val="21"/>
-        </w:rPr>
-        <w:t xml:space="preserve"> </w:t>
-      </w:r>
-      <w:r>
-        <w:rPr>
-          <w:rFonts w:ascii="Calibri" w:eastAsia="华文细黑" w:hAnsi="Calibri" w:cs="Calibri" w:hint="eastAsia"/>
-          <w:color w:val="404040" w:themeColor="text1" w:themeTint="BF"/>
-          <w:szCs w:val="21"/>
-        </w:rPr>
-        <w:t>Elasticsearch</w:t>
-      </w:r>
-      <w:r>
-        <w:rPr>
-          <w:rFonts w:ascii="Calibri" w:eastAsia="华文细黑" w:hAnsi="Calibri" w:cs="Calibri"/>
-          <w:color w:val="404040" w:themeColor="text1" w:themeTint="BF"/>
-          <w:szCs w:val="21"/>
-        </w:rPr>
-        <w:t xml:space="preserve"> </w:t>
-      </w:r>
-      <w:r>
-        <w:rPr>
-          <w:rFonts w:ascii="Calibri" w:eastAsia="华文细黑" w:hAnsi="Calibri" w:cs="Calibri"/>
-          <w:color w:val="404040" w:themeColor="text1" w:themeTint="BF"/>
-          <w:szCs w:val="21"/>
-        </w:rPr>
-        <w:t>+</w:t>
-      </w:r>
-      <w:r>
-        <w:rPr>
-          <w:rFonts w:ascii="Calibri" w:eastAsia="华文细黑" w:hAnsi="Calibri" w:cs="Calibri"/>
-          <w:color w:val="404040" w:themeColor="text1" w:themeTint="BF"/>
-          <w:szCs w:val="21"/>
-        </w:rPr>
-        <w:t xml:space="preserve"> </w:t>
-      </w:r>
-      <w:r>
-        <w:rPr>
-          <w:rFonts w:ascii="Calibri" w:eastAsia="华文细黑" w:hAnsi="Calibri" w:cs="Calibri" w:hint="eastAsia"/>
-          <w:color w:val="404040" w:themeColor="text1" w:themeTint="BF"/>
-          <w:szCs w:val="21"/>
-        </w:rPr>
-        <w:t>Redis</w:t>
-      </w:r>
-      <w:r>
-        <w:rPr>
-          <w:rFonts w:ascii="Calibri" w:eastAsia="华文细黑" w:hAnsi="Calibri" w:cs="Calibri"/>
-          <w:color w:val="404040" w:themeColor="text1" w:themeTint="BF"/>
-          <w:szCs w:val="21"/>
-        </w:rPr>
-        <w:t xml:space="preserve"> + </w:t>
-      </w:r>
-      <w:r>
-        <w:rPr>
-          <w:rFonts w:ascii="Calibri" w:eastAsia="华文细黑" w:hAnsi="Calibri" w:cs="Calibri" w:hint="eastAsia"/>
-          <w:color w:val="404040" w:themeColor="text1" w:themeTint="BF"/>
-          <w:szCs w:val="21"/>
-        </w:rPr>
-        <w:t>Dubbo</w:t>
-      </w:r>
-      <w:r>
-        <w:rPr>
-          <w:rFonts w:ascii="Calibri" w:eastAsia="华文细黑" w:hAnsi="Calibri" w:cs="Calibri"/>
-          <w:color w:val="404040" w:themeColor="text1" w:themeTint="BF"/>
-          <w:szCs w:val="21"/>
-        </w:rPr>
-        <w:t xml:space="preserve"> + Kakfa</w:t>
-      </w:r>
-      <w:r>
-        <w:rPr>
-          <w:rFonts w:ascii="Calibri" w:eastAsia="华文细黑" w:hAnsi="Calibri" w:cs="Calibri" w:hint="eastAsia"/>
-          <w:color w:val="404040" w:themeColor="text1" w:themeTint="BF"/>
-          <w:szCs w:val="21"/>
-        </w:rPr>
-        <w:t>等</w:t>
-      </w:r>
-    </w:p>
-    <w:p>
-      <w:pPr>
-        <w:spacing w:line="400" w:lineRule="exact"/>
-        <w:rPr>
-          <w:rFonts w:ascii="Calibri" w:eastAsia="华文细黑" w:hAnsi="Calibri" w:cs="Calibri"/>
-          <w:b/>
-          <w:bCs/>
-          <w:color w:val="404040" w:themeColor="text1" w:themeTint="BF"/>
-          <w:szCs w:val="21"/>
-        </w:rPr>
-      </w:pPr>
-      <w:r>
-        <w:rPr>
-          <w:rFonts w:ascii="Calibri" w:eastAsia="华文细黑" w:hAnsi="Calibri" w:cs="Calibri" w:hint="eastAsia"/>
-          <w:b/>
-          <w:bCs/>
-          <w:color w:val="404040" w:themeColor="text1" w:themeTint="BF"/>
-          <w:szCs w:val="21"/>
-        </w:rPr>
-        <w:t>工作职责</w:t>
-      </w:r>
-      <w:r>
-        <w:rPr>
-          <w:rFonts w:ascii="Calibri" w:eastAsia="华文细黑" w:hAnsi="Calibri" w:cs="Calibri" w:hint="eastAsia"/>
-          <w:b/>
-          <w:bCs/>
-          <w:color w:val="404040" w:themeColor="text1" w:themeTint="BF"/>
-          <w:szCs w:val="21"/>
-        </w:rPr>
-        <w:t>：</w:t>
+          <w:rFonts w:ascii="Calibri" w:eastAsia="华文细黑" w:hAnsi="Calibri" w:cs="Calibri"/>
+          <w:color w:val="404040" w:themeColor="text1" w:themeTint="BF"/>
+          <w:szCs w:val="21"/>
+        </w:rPr>
+        <w:t>容灾自动切换能力</w:t>
+      </w:r>
+      <w:r>
+        <w:rPr>
+          <w:rFonts w:ascii="Calibri" w:eastAsia="华文细黑" w:hAnsi="Calibri" w:cs="Calibri" w:hint="eastAsia"/>
+          <w:color w:val="404040" w:themeColor="text1" w:themeTint="BF"/>
+          <w:szCs w:val="21"/>
+        </w:rPr>
+        <w:t>，方便业务接入，降低使用成本</w:t>
+      </w:r>
+      <w:r>
+        <w:rPr>
+          <w:rFonts w:ascii="Calibri" w:eastAsia="华文细黑" w:hAnsi="Calibri" w:cs="Calibri"/>
+          <w:color w:val="404040" w:themeColor="text1" w:themeTint="BF"/>
+          <w:szCs w:val="21"/>
+        </w:rPr>
+        <w:t>。</w:t>
       </w:r>
     </w:p>
     <w:p>
@@ -7554,7 +5835,7 @@
         <w:spacing w:line="320" w:lineRule="exact"/>
         <w:ind w:firstLineChars="0"/>
         <w:rPr>
-          <w:rFonts w:ascii="Calibri" w:eastAsia="华文细黑" w:hAnsi="Calibri" w:cs="Calibri" w:hint="eastAsia"/>
+          <w:rFonts w:ascii="Calibri" w:eastAsia="华文细黑" w:hAnsi="Calibri" w:cs="Calibri"/>
           <w:color w:val="404040" w:themeColor="text1" w:themeTint="BF"/>
           <w:szCs w:val="21"/>
         </w:rPr>
@@ -7581,7 +5862,15 @@
           <w:color w:val="404040" w:themeColor="text1" w:themeTint="BF"/>
           <w:szCs w:val="21"/>
         </w:rPr>
-        <w:t>问题单系统的版本开发和维护</w:t>
+        <w:t>工单</w:t>
+      </w:r>
+      <w:r>
+        <w:rPr>
+          <w:rFonts w:ascii="Calibri" w:eastAsia="华文细黑" w:hAnsi="Calibri" w:cs="Calibri" w:hint="eastAsia"/>
+          <w:color w:val="404040" w:themeColor="text1" w:themeTint="BF"/>
+          <w:szCs w:val="21"/>
+        </w:rPr>
+        <w:t>系统的版本开发和维护</w:t>
       </w:r>
     </w:p>
     <w:sectPr>
@@ -9592,7 +7881,7 @@
   <w:abstractNum w:abstractNumId="21" w15:restartNumberingAfterBreak="0">
     <w:nsid w:val="52D61C48"/>
     <w:multiLevelType w:val="hybridMultilevel"/>
-    <w:tmpl w:val="6C52170A"/>
+    <w:tmpl w:val="7F0A458C"/>
     <w:lvl w:ilvl="0" w:tplc="FFFFFFFF">
       <w:start w:val="1"/>
       <w:numFmt w:val="decimal"/>
@@ -11339,7 +9628,6 @@
   <w:style w:type="character" w:default="1" w:styleId="a0">
     <w:name w:val="Default Paragraph Font"/>
     <w:uiPriority w:val="1"/>
-    <w:semiHidden/>
     <w:unhideWhenUsed/>
   </w:style>
   <w:style w:type="table" w:default="1" w:styleId="a1">

--- a/src/main/resources/于飞-简历-Java-10年 -all.docx
+++ b/src/main/resources/于飞-简历-Java-10年 -all.docx
@@ -1,6 +1,6 @@
 
 <file path=word/document.xml><?xml version="1.0" encoding="utf-8"?>
-<w:document xmlns:wpc="http://schemas.microsoft.com/office/word/2010/wordprocessingCanvas" xmlns:cx="http://schemas.microsoft.com/office/drawing/2014/chartex" xmlns:cx1="http://schemas.microsoft.com/office/drawing/2015/9/8/chartex" xmlns:cx2="http://schemas.microsoft.com/office/drawing/2015/10/21/chartex" xmlns:cx3="http://schemas.microsoft.com/office/drawing/2016/5/9/chartex" xmlns:cx4="http://schemas.microsoft.com/office/drawing/2016/5/10/chartex" xmlns:cx5="http://schemas.microsoft.com/office/drawing/2016/5/11/chartex" xmlns:cx6="http://schemas.microsoft.com/office/drawing/2016/5/12/chartex" xmlns:cx7="http://schemas.microsoft.com/office/drawing/2016/5/13/chartex" xmlns:cx8="http://schemas.microsoft.com/office/drawing/2016/5/14/chartex" xmlns:mc="http://schemas.openxmlformats.org/markup-compatibility/2006" xmlns:aink="http://schemas.microsoft.com/office/drawing/2016/ink" xmlns:am3d="http://schemas.microsoft.com/office/drawing/2017/model3d" xmlns:o="urn:schemas-microsoft-com:office:office" xmlns:oel="http://schemas.microsoft.com/office/2019/extlst" xmlns:r="http://schemas.openxmlformats.org/officeDocument/2006/relationships" xmlns:m="http://schemas.openxmlformats.org/officeDocument/2006/math" xmlns:v="urn:schemas-microsoft-com:vml" xmlns:wp14="http://schemas.microsoft.com/office/word/2010/wordprocessingDrawing" xmlns:wp="http://schemas.openxmlformats.org/drawingml/2006/wordprocessingDrawing" xmlns:w10="urn:schemas-microsoft-com:office:word" xmlns:w="http://schemas.openxmlformats.org/wordprocessingml/2006/main" xmlns:w14="http://schemas.microsoft.com/office/word/2010/wordml" xmlns:w15="http://schemas.microsoft.com/office/word/2012/wordml" xmlns:w16cex="http://schemas.microsoft.com/office/word/2018/wordml/cex" xmlns:w16cid="http://schemas.microsoft.com/office/word/2016/wordml/cid" xmlns:w16="http://schemas.microsoft.com/office/word/2018/wordml" xmlns:w16du="http://schemas.microsoft.com/office/word/2023/wordml/word16du" xmlns:w16sdtdh="http://schemas.microsoft.com/office/word/2020/wordml/sdtdatahash" xmlns:w16sdtfl="http://schemas.microsoft.com/office/word/2024/wordml/sdtformatlock" xmlns:w16se="http://schemas.microsoft.com/office/word/2015/wordml/symex" xmlns:wpg="http://schemas.microsoft.com/office/word/2010/wordprocessingGroup" xmlns:wpi="http://schemas.microsoft.com/office/word/2010/wordprocessingInk" xmlns:wne="http://schemas.microsoft.com/office/word/2006/wordml" xmlns:wps="http://schemas.microsoft.com/office/word/2010/wordprocessingShape" mc:Ignorable="w14 w15 w16se w16cid w16 w16cex w16sdtdh w16sdtfl w16du wp14">
+<w:document xmlns:wpc="http://schemas.microsoft.com/office/word/2010/wordprocessingCanvas" xmlns:cx="http://schemas.microsoft.com/office/drawing/2014/chartex" xmlns:cx1="http://schemas.microsoft.com/office/drawing/2015/9/8/chartex" xmlns:cx2="http://schemas.microsoft.com/office/drawing/2015/10/21/chartex" xmlns:cx3="http://schemas.microsoft.com/office/drawing/2016/5/9/chartex" xmlns:cx4="http://schemas.microsoft.com/office/drawing/2016/5/10/chartex" xmlns:cx5="http://schemas.microsoft.com/office/drawing/2016/5/11/chartex" xmlns:cx6="http://schemas.microsoft.com/office/drawing/2016/5/12/chartex" xmlns:cx7="http://schemas.microsoft.com/office/drawing/2016/5/13/chartex" xmlns:cx8="http://schemas.microsoft.com/office/drawing/2016/5/14/chartex" xmlns:mc="http://schemas.openxmlformats.org/markup-compatibility/2006" xmlns:aink="http://schemas.microsoft.com/office/drawing/2016/ink" xmlns:am3d="http://schemas.microsoft.com/office/drawing/2017/model3d" xmlns:o="urn:schemas-microsoft-com:office:office" xmlns:oel="http://schemas.microsoft.com/office/2019/extlst" xmlns:r="http://schemas.openxmlformats.org/officeDocument/2006/relationships" xmlns:m="http://schemas.openxmlformats.org/officeDocument/2006/math" xmlns:v="urn:schemas-microsoft-com:vml" xmlns:wp14="http://schemas.microsoft.com/office/word/2010/wordprocessingDrawing" xmlns:wp="http://schemas.openxmlformats.org/drawingml/2006/wordprocessingDrawing" xmlns:w10="urn:schemas-microsoft-com:office:word" xmlns:w="http://schemas.openxmlformats.org/wordprocessingml/2006/main" xmlns:w14="http://schemas.microsoft.com/office/word/2010/wordml" xmlns:w15="http://schemas.microsoft.com/office/word/2012/wordml" xmlns:w16cei="http://schemas.microsoft.com/office/word/2026/wordml/cei" xmlns:w16cex="http://schemas.microsoft.com/office/word/2018/wordml/cex" xmlns:w16cid="http://schemas.microsoft.com/office/word/2016/wordml/cid" xmlns:w16="http://schemas.microsoft.com/office/word/2018/wordml" xmlns:w16du="http://schemas.microsoft.com/office/word/2023/wordml/word16du" xmlns:w16sdtdh="http://schemas.microsoft.com/office/word/2020/wordml/sdtdatahash" xmlns:w16sdtfl="http://schemas.microsoft.com/office/word/2024/wordml/sdtformatlock" xmlns:w16se="http://schemas.microsoft.com/office/word/2015/wordml/symex" xmlns:wpg="http://schemas.microsoft.com/office/word/2010/wordprocessingGroup" xmlns:wpi="http://schemas.microsoft.com/office/word/2010/wordprocessingInk" xmlns:wne="http://schemas.microsoft.com/office/word/2006/wordml" xmlns:wps="http://schemas.microsoft.com/office/word/2010/wordprocessingShape" mc:Ignorable="w14 w15 w16se w16cid w16 w16cex w16sdtdh w16sdtfl w16du wp14">
   <w:body>
     <w:p>
       <w:pPr>
@@ -1543,6 +1543,150 @@
     </w:p>
     <w:p>
       <w:pPr>
+        <w:pStyle w:val="a3"/>
+        <w:numPr>
+          <w:ilvl w:val="0"/>
+          <w:numId w:val="10"/>
+        </w:numPr>
+        <w:spacing w:line="320" w:lineRule="exact"/>
+        <w:ind w:left="357" w:firstLineChars="0" w:hanging="357"/>
+        <w:rPr>
+          <w:rFonts w:ascii="Calibri" w:eastAsia="华文细黑" w:hAnsi="Calibri" w:cs="Calibri"/>
+          <w:color w:val="404040" w:themeColor="text1" w:themeTint="BF"/>
+          <w:szCs w:val="21"/>
+        </w:rPr>
+      </w:pPr>
+      <w:r>
+        <w:rPr>
+          <w:rFonts w:ascii="Calibri" w:eastAsia="华文细黑" w:hAnsi="Calibri" w:cs="Calibri"/>
+          <w:color w:val="404040" w:themeColor="text1" w:themeTint="BF"/>
+          <w:szCs w:val="21"/>
+        </w:rPr>
+        <w:t>有分类和目标识别模型训练经验</w:t>
+      </w:r>
+      <w:r>
+        <w:rPr>
+          <w:rFonts w:ascii="Calibri" w:eastAsia="华文细黑" w:hAnsi="Calibri" w:cs="Calibri" w:hint="eastAsia"/>
+          <w:color w:val="404040" w:themeColor="text1" w:themeTint="BF"/>
+          <w:szCs w:val="21"/>
+        </w:rPr>
+        <w:t>和</w:t>
+      </w:r>
+      <w:r>
+        <w:rPr>
+          <w:rFonts w:ascii="Calibri" w:eastAsia="华文细黑" w:hAnsi="Calibri" w:cs="Calibri" w:hint="eastAsia"/>
+          <w:color w:val="404040" w:themeColor="text1" w:themeTint="BF"/>
+          <w:szCs w:val="21"/>
+        </w:rPr>
+        <w:t>AI</w:t>
+      </w:r>
+      <w:r>
+        <w:rPr>
+          <w:rFonts w:ascii="Calibri" w:eastAsia="华文细黑" w:hAnsi="Calibri" w:cs="Calibri"/>
+          <w:color w:val="404040" w:themeColor="text1" w:themeTint="BF"/>
+          <w:szCs w:val="21"/>
+        </w:rPr>
+        <w:t>大模型应用开发经验</w:t>
+      </w:r>
+      <w:r>
+        <w:rPr>
+          <w:rFonts w:ascii="Calibri" w:eastAsia="华文细黑" w:hAnsi="Calibri" w:cs="Calibri" w:hint="eastAsia"/>
+          <w:color w:val="404040" w:themeColor="text1" w:themeTint="BF"/>
+          <w:szCs w:val="21"/>
+        </w:rPr>
+        <w:t>，了解深度学习和大模型基本原理</w:t>
+      </w:r>
+    </w:p>
+    <w:p>
+      <w:pPr>
+        <w:pStyle w:val="a3"/>
+        <w:numPr>
+          <w:ilvl w:val="0"/>
+          <w:numId w:val="10"/>
+        </w:numPr>
+        <w:spacing w:line="320" w:lineRule="exact"/>
+        <w:ind w:left="357" w:firstLineChars="0" w:hanging="357"/>
+        <w:rPr>
+          <w:rFonts w:ascii="Calibri" w:eastAsia="华文细黑" w:hAnsi="Calibri" w:cs="Calibri" w:hint="eastAsia"/>
+          <w:color w:val="404040" w:themeColor="text1" w:themeTint="BF"/>
+          <w:szCs w:val="21"/>
+        </w:rPr>
+      </w:pPr>
+      <w:r>
+        <w:rPr>
+          <w:rFonts w:ascii="Calibri" w:eastAsia="华文细黑" w:hAnsi="Calibri" w:cs="Calibri" w:hint="eastAsia"/>
+          <w:color w:val="404040" w:themeColor="text1" w:themeTint="BF"/>
+          <w:szCs w:val="21"/>
+        </w:rPr>
+        <w:t>熟练使用</w:t>
+      </w:r>
+      <w:r>
+        <w:rPr>
+          <w:rFonts w:ascii="Calibri" w:eastAsia="华文细黑" w:hAnsi="Calibri" w:cs="Calibri"/>
+          <w:color w:val="404040" w:themeColor="text1" w:themeTint="BF"/>
+          <w:szCs w:val="21"/>
+        </w:rPr>
+        <w:t>AI</w:t>
+      </w:r>
+      <w:r>
+        <w:rPr>
+          <w:rFonts w:ascii="Calibri" w:eastAsia="华文细黑" w:hAnsi="Calibri" w:cs="Calibri" w:hint="eastAsia"/>
+          <w:color w:val="404040" w:themeColor="text1" w:themeTint="BF"/>
+          <w:szCs w:val="21"/>
+        </w:rPr>
+        <w:t xml:space="preserve"> C</w:t>
+      </w:r>
+      <w:r>
+        <w:rPr>
+          <w:rFonts w:ascii="Calibri" w:eastAsia="华文细黑" w:hAnsi="Calibri" w:cs="Calibri"/>
+          <w:color w:val="404040" w:themeColor="text1" w:themeTint="BF"/>
+          <w:szCs w:val="21"/>
+        </w:rPr>
+        <w:t>o</w:t>
+      </w:r>
+      <w:r>
+        <w:rPr>
+          <w:rFonts w:ascii="Calibri" w:eastAsia="华文细黑" w:hAnsi="Calibri" w:cs="Calibri" w:hint="eastAsia"/>
+          <w:color w:val="404040" w:themeColor="text1" w:themeTint="BF"/>
+          <w:szCs w:val="21"/>
+        </w:rPr>
+        <w:t>d</w:t>
+      </w:r>
+      <w:r>
+        <w:rPr>
+          <w:rFonts w:ascii="Calibri" w:eastAsia="华文细黑" w:hAnsi="Calibri" w:cs="Calibri"/>
+          <w:color w:val="404040" w:themeColor="text1" w:themeTint="BF"/>
+          <w:szCs w:val="21"/>
+        </w:rPr>
+        <w:t>ing</w:t>
+      </w:r>
+      <w:r>
+        <w:rPr>
+          <w:rFonts w:ascii="Calibri" w:eastAsia="华文细黑" w:hAnsi="Calibri" w:cs="Calibri" w:hint="eastAsia"/>
+          <w:color w:val="404040" w:themeColor="text1" w:themeTint="BF"/>
+          <w:szCs w:val="21"/>
+        </w:rPr>
+        <w:t>工具，了解</w:t>
+      </w:r>
+      <w:r>
+        <w:rPr>
+          <w:rFonts w:ascii="Calibri" w:eastAsia="华文细黑" w:hAnsi="Calibri" w:cs="Calibri" w:hint="eastAsia"/>
+          <w:color w:val="404040" w:themeColor="text1" w:themeTint="BF"/>
+          <w:szCs w:val="21"/>
+        </w:rPr>
+        <w:t>AI</w:t>
+      </w:r>
+      <w:r>
+        <w:rPr>
+          <w:rFonts w:ascii="Calibri" w:eastAsia="华文细黑" w:hAnsi="Calibri" w:cs="Calibri" w:hint="eastAsia"/>
+          <w:color w:val="404040" w:themeColor="text1" w:themeTint="BF"/>
+          <w:szCs w:val="21"/>
+        </w:rPr>
+        <w:t>编程工具的基础原理和开发流程优化</w:t>
+      </w:r>
+    </w:p>
+    <w:p>
+      <w:pPr>
         <w:spacing w:beforeLines="50" w:before="156" w:line="400" w:lineRule="exact"/>
         <w:rPr>
           <w:rFonts w:ascii="华文细黑" w:eastAsia="华文细黑" w:hAnsi="华文细黑" w:cs="Calibri" w:hint="eastAsia"/>
@@ -2326,6 +2470,7 @@
           <w:color w:val="404040" w:themeColor="text1" w:themeTint="BF"/>
           <w:szCs w:val="21"/>
         </w:rPr>
+        <w:lastRenderedPageBreak/>
         <w:t>120</w:t>
       </w:r>
       <w:r>
@@ -2390,16 +2535,7 @@
           <w:color w:val="404040" w:themeColor="text1" w:themeTint="BF"/>
           <w:szCs w:val="21"/>
         </w:rPr>
-        <w:t>、</w:t>
-      </w:r>
-      <w:r>
-        <w:rPr>
-          <w:rFonts w:ascii="Calibri" w:eastAsia="华文细黑" w:hAnsi="Calibri" w:cs="Calibri" w:hint="eastAsia"/>
-          <w:color w:val="404040" w:themeColor="text1" w:themeTint="BF"/>
-          <w:szCs w:val="21"/>
-        </w:rPr>
-        <w:lastRenderedPageBreak/>
-        <w:t>研发管理部、云服务部门的荣耀商城、亲选商城、内购商城、运动健康、</w:t>
+        <w:t>、研发管理部、云服务部门的荣耀商城、亲选商城、内购商城、运动健康、</w:t>
       </w:r>
       <w:r>
         <w:rPr>
@@ -2921,7 +3057,7 @@
       <w:pPr>
         <w:spacing w:line="320" w:lineRule="exact"/>
         <w:rPr>
-          <w:rFonts w:ascii="Calibri" w:eastAsia="华文细黑" w:hAnsi="Calibri" w:cs="Calibri" w:hint="eastAsia"/>
+          <w:rFonts w:ascii="Calibri" w:eastAsia="华文细黑" w:hAnsi="Calibri" w:cs="Calibri"/>
           <w:color w:val="404040" w:themeColor="text1" w:themeTint="BF"/>
           <w:szCs w:val="21"/>
         </w:rPr>
@@ -3111,6 +3247,214 @@
     </w:p>
     <w:p>
       <w:pPr>
+        <w:spacing w:line="320" w:lineRule="exact"/>
+        <w:rPr>
+          <w:rFonts w:ascii="Calibri" w:eastAsia="华文细黑" w:hAnsi="Calibri" w:cs="Calibri"/>
+          <w:b/>
+          <w:bCs/>
+          <w:color w:val="404040" w:themeColor="text1" w:themeTint="BF"/>
+          <w:szCs w:val="21"/>
+        </w:rPr>
+      </w:pPr>
+      <w:r>
+        <w:rPr>
+          <w:rFonts w:ascii="Calibri" w:eastAsia="华文细黑" w:hAnsi="Calibri" w:cs="Calibri" w:hint="eastAsia"/>
+          <w:b/>
+          <w:bCs/>
+          <w:color w:val="404040" w:themeColor="text1" w:themeTint="BF"/>
+          <w:szCs w:val="21"/>
+        </w:rPr>
+        <w:t>项目</w:t>
+      </w:r>
+      <w:r>
+        <w:rPr>
+          <w:rFonts w:ascii="Calibri" w:eastAsia="华文细黑" w:hAnsi="Calibri" w:cs="Calibri" w:hint="eastAsia"/>
+          <w:b/>
+          <w:bCs/>
+          <w:color w:val="404040" w:themeColor="text1" w:themeTint="BF"/>
+          <w:szCs w:val="21"/>
+        </w:rPr>
+        <w:t>三</w:t>
+      </w:r>
+      <w:r>
+        <w:rPr>
+          <w:rFonts w:ascii="Calibri" w:eastAsia="华文细黑" w:hAnsi="Calibri" w:cs="Calibri" w:hint="eastAsia"/>
+          <w:b/>
+          <w:bCs/>
+          <w:color w:val="404040" w:themeColor="text1" w:themeTint="BF"/>
+          <w:szCs w:val="21"/>
+        </w:rPr>
+        <w:t>：</w:t>
+      </w:r>
+      <w:r>
+        <w:rPr>
+          <w:rFonts w:ascii="Calibri" w:eastAsia="华文细黑" w:hAnsi="Calibri" w:cs="Calibri" w:hint="eastAsia"/>
+          <w:b/>
+          <w:bCs/>
+          <w:color w:val="404040" w:themeColor="text1" w:themeTint="BF"/>
+          <w:szCs w:val="21"/>
+        </w:rPr>
+        <w:t>AI</w:t>
+      </w:r>
+      <w:r>
+        <w:rPr>
+          <w:rFonts w:ascii="Calibri" w:eastAsia="华文细黑" w:hAnsi="Calibri" w:cs="Calibri" w:hint="eastAsia"/>
+          <w:b/>
+          <w:bCs/>
+          <w:color w:val="404040" w:themeColor="text1" w:themeTint="BF"/>
+          <w:szCs w:val="21"/>
+        </w:rPr>
+        <w:t>大模型智能导购开发</w:t>
+      </w:r>
+    </w:p>
+    <w:p>
+      <w:pPr>
+        <w:spacing w:line="320" w:lineRule="exact"/>
+        <w:ind w:firstLine="420"/>
+        <w:rPr>
+          <w:rFonts w:ascii="Calibri" w:eastAsia="华文细黑" w:hAnsi="Calibri" w:cs="Calibri" w:hint="eastAsia"/>
+          <w:color w:val="404040" w:themeColor="text1" w:themeTint="BF"/>
+          <w:szCs w:val="21"/>
+        </w:rPr>
+      </w:pPr>
+      <w:r>
+        <w:rPr>
+          <w:rFonts w:ascii="Calibri" w:eastAsia="华文细黑" w:hAnsi="Calibri" w:cs="Calibri" w:hint="eastAsia"/>
+          <w:color w:val="404040" w:themeColor="text1" w:themeTint="BF"/>
+          <w:szCs w:val="21"/>
+        </w:rPr>
+        <w:t>智能导购系统是电商系统</w:t>
+      </w:r>
+      <w:r>
+        <w:rPr>
+          <w:rFonts w:ascii="Calibri" w:eastAsia="华文细黑" w:hAnsi="Calibri" w:cs="Calibri"/>
+          <w:color w:val="404040" w:themeColor="text1" w:themeTint="BF"/>
+          <w:szCs w:val="21"/>
+        </w:rPr>
+        <w:t>为用户提供商品搜索、详情查询、价格比较、活动推荐、购物引导等电商导购服务</w:t>
+      </w:r>
+    </w:p>
+    <w:p>
+      <w:pPr>
+        <w:pStyle w:val="a3"/>
+        <w:numPr>
+          <w:ilvl w:val="0"/>
+          <w:numId w:val="35"/>
+        </w:numPr>
+        <w:spacing w:line="320" w:lineRule="exact"/>
+        <w:ind w:firstLineChars="0"/>
+        <w:rPr>
+          <w:rFonts w:ascii="Calibri" w:eastAsia="华文细黑" w:hAnsi="Calibri" w:cs="Calibri"/>
+          <w:b/>
+          <w:bCs/>
+          <w:color w:val="404040" w:themeColor="text1" w:themeTint="BF"/>
+          <w:szCs w:val="21"/>
+        </w:rPr>
+      </w:pPr>
+      <w:r>
+        <w:rPr>
+          <w:rFonts w:ascii="Calibri" w:eastAsia="华文细黑" w:hAnsi="Calibri" w:cs="Calibri" w:hint="eastAsia"/>
+          <w:color w:val="404040" w:themeColor="text1" w:themeTint="BF"/>
+          <w:szCs w:val="21"/>
+        </w:rPr>
+        <w:t>负责</w:t>
+      </w:r>
+      <w:r>
+        <w:rPr>
+          <w:rFonts w:ascii="Calibri" w:eastAsia="华文细黑" w:hAnsi="Calibri" w:cs="Calibri" w:hint="eastAsia"/>
+          <w:color w:val="404040" w:themeColor="text1" w:themeTint="BF"/>
+          <w:szCs w:val="21"/>
+        </w:rPr>
+        <w:t>智能导购用户问题重写和</w:t>
+      </w:r>
+      <w:r>
+        <w:rPr>
+          <w:rFonts w:ascii="Calibri" w:eastAsia="华文细黑" w:hAnsi="Calibri" w:cs="Calibri"/>
+          <w:color w:val="404040" w:themeColor="text1" w:themeTint="BF"/>
+          <w:szCs w:val="21"/>
+        </w:rPr>
+        <w:t>意图识别</w:t>
+      </w:r>
+      <w:r>
+        <w:rPr>
+          <w:rFonts w:ascii="Calibri" w:eastAsia="华文细黑" w:hAnsi="Calibri" w:cs="Calibri" w:hint="eastAsia"/>
+          <w:color w:val="404040" w:themeColor="text1" w:themeTint="BF"/>
+          <w:szCs w:val="21"/>
+        </w:rPr>
+        <w:t>方案的设计和开发工作。</w:t>
+      </w:r>
+    </w:p>
+    <w:p>
+      <w:pPr>
+        <w:pStyle w:val="a3"/>
+        <w:numPr>
+          <w:ilvl w:val="0"/>
+          <w:numId w:val="35"/>
+        </w:numPr>
+        <w:spacing w:line="320" w:lineRule="exact"/>
+        <w:ind w:firstLineChars="0"/>
+        <w:rPr>
+          <w:rFonts w:ascii="Calibri" w:eastAsia="华文细黑" w:hAnsi="Calibri" w:cs="Calibri"/>
+          <w:b/>
+          <w:bCs/>
+          <w:color w:val="404040" w:themeColor="text1" w:themeTint="BF"/>
+          <w:szCs w:val="21"/>
+        </w:rPr>
+      </w:pPr>
+      <w:r>
+        <w:rPr>
+          <w:rFonts w:ascii="Calibri" w:eastAsia="华文细黑" w:hAnsi="Calibri" w:cs="Calibri" w:hint="eastAsia"/>
+          <w:color w:val="404040" w:themeColor="text1" w:themeTint="BF"/>
+          <w:szCs w:val="21"/>
+        </w:rPr>
+        <w:t>支持</w:t>
+      </w:r>
+      <w:r>
+        <w:rPr>
+          <w:rFonts w:ascii="Calibri" w:eastAsia="华文细黑" w:hAnsi="Calibri" w:cs="Calibri" w:hint="eastAsia"/>
+          <w:color w:val="404040" w:themeColor="text1" w:themeTint="BF"/>
+          <w:szCs w:val="21"/>
+        </w:rPr>
+        <w:t>查询商品、价格、评价、活动、库存等</w:t>
+      </w:r>
+      <w:r>
+        <w:rPr>
+          <w:rFonts w:ascii="Calibri" w:eastAsia="华文细黑" w:hAnsi="Calibri" w:cs="Calibri" w:hint="eastAsia"/>
+          <w:color w:val="404040" w:themeColor="text1" w:themeTint="BF"/>
+          <w:szCs w:val="21"/>
+        </w:rPr>
+        <w:t>21</w:t>
+      </w:r>
+      <w:r>
+        <w:rPr>
+          <w:rFonts w:ascii="Calibri" w:eastAsia="华文细黑" w:hAnsi="Calibri" w:cs="Calibri" w:hint="eastAsia"/>
+          <w:color w:val="404040" w:themeColor="text1" w:themeTint="BF"/>
+          <w:szCs w:val="21"/>
+        </w:rPr>
+        <w:t>种</w:t>
+      </w:r>
+      <w:r>
+        <w:rPr>
+          <w:rFonts w:ascii="Calibri" w:eastAsia="华文细黑" w:hAnsi="Calibri" w:cs="Calibri" w:hint="eastAsia"/>
+          <w:color w:val="404040" w:themeColor="text1" w:themeTint="BF"/>
+          <w:szCs w:val="21"/>
+        </w:rPr>
+        <w:t>意图场景识别</w:t>
+      </w:r>
+    </w:p>
+    <w:p>
+      <w:pPr>
+        <w:spacing w:line="320" w:lineRule="exact"/>
+        <w:ind w:firstLine="420"/>
+        <w:rPr>
+          <w:rFonts w:ascii="Calibri" w:eastAsia="华文细黑" w:hAnsi="Calibri" w:cs="Calibri" w:hint="eastAsia"/>
+          <w:color w:val="404040" w:themeColor="text1" w:themeTint="BF"/>
+          <w:szCs w:val="21"/>
+        </w:rPr>
+      </w:pPr>
+    </w:p>
+    <w:p>
+      <w:pPr>
         <w:spacing w:beforeLines="50" w:before="156" w:line="400" w:lineRule="exact"/>
         <w:rPr>
           <w:rFonts w:ascii="Calibri" w:eastAsia="华文细黑" w:hAnsi="Calibri" w:cs="Calibri"/>
@@ -3402,6 +3746,7 @@
           <w:color w:val="404040" w:themeColor="text1" w:themeTint="BF"/>
           <w:szCs w:val="21"/>
         </w:rPr>
+        <w:lastRenderedPageBreak/>
         <w:t>参与魔聘系统方案设计，</w:t>
       </w:r>
       <w:r>
@@ -3439,7 +3784,7 @@
         <w:spacing w:line="320" w:lineRule="exact"/>
         <w:ind w:firstLineChars="0"/>
         <w:rPr>
-          <w:rFonts w:ascii="Calibri" w:eastAsia="华文细黑" w:hAnsi="Calibri" w:cs="Calibri" w:hint="eastAsia"/>
+          <w:rFonts w:ascii="Calibri" w:eastAsia="华文细黑" w:hAnsi="Calibri" w:cs="Calibri"/>
           <w:color w:val="404040" w:themeColor="text1" w:themeTint="BF"/>
           <w:szCs w:val="21"/>
         </w:rPr>
@@ -3826,7 +4171,6 @@
           <w:color w:val="404040" w:themeColor="text1" w:themeTint="BF"/>
           <w:szCs w:val="21"/>
         </w:rPr>
-        <w:lastRenderedPageBreak/>
         <w:t>完成</w:t>
       </w:r>
       <w:r>
@@ -3842,7 +4186,7 @@
       <w:pPr>
         <w:spacing w:line="320" w:lineRule="exact"/>
         <w:rPr>
-          <w:rFonts w:ascii="Calibri" w:eastAsia="华文细黑" w:hAnsi="Calibri" w:cs="Calibri" w:hint="eastAsia"/>
+          <w:rFonts w:ascii="Calibri" w:eastAsia="华文细黑" w:hAnsi="Calibri" w:cs="Calibri"/>
           <w:color w:val="404040" w:themeColor="text1" w:themeTint="BF"/>
           <w:szCs w:val="21"/>
         </w:rPr>
@@ -3852,7 +4196,7 @@
       <w:pPr>
         <w:spacing w:line="320" w:lineRule="exact"/>
         <w:rPr>
-          <w:rFonts w:ascii="Calibri" w:eastAsia="华文细黑" w:hAnsi="Calibri" w:cs="Calibri" w:hint="eastAsia"/>
+          <w:rFonts w:ascii="Calibri" w:eastAsia="华文细黑" w:hAnsi="Calibri" w:cs="Calibri"/>
           <w:b/>
           <w:bCs/>
           <w:color w:val="404040" w:themeColor="text1" w:themeTint="BF"/>
@@ -3915,7 +4259,7 @@
         <w:spacing w:line="320" w:lineRule="exact"/>
         <w:ind w:firstLineChars="200" w:firstLine="420"/>
         <w:rPr>
-          <w:rFonts w:ascii="Calibri" w:eastAsia="华文细黑" w:hAnsi="Calibri" w:cs="Calibri" w:hint="eastAsia"/>
+          <w:rFonts w:ascii="Calibri" w:eastAsia="华文细黑" w:hAnsi="Calibri" w:cs="Calibri"/>
           <w:color w:val="404040" w:themeColor="text1" w:themeTint="BF"/>
           <w:szCs w:val="21"/>
         </w:rPr>
@@ -5552,6 +5896,7 @@
           <w:color w:val="404040" w:themeColor="text1" w:themeTint="BF"/>
           <w:szCs w:val="21"/>
         </w:rPr>
+        <w:lastRenderedPageBreak/>
         <w:t>工作描述：</w:t>
       </w:r>
     </w:p>
@@ -5886,7 +6231,7 @@
 </file>
 
 <file path=word/endnotes.xml><?xml version="1.0" encoding="utf-8"?>
-<w:endnotes xmlns:wpc="http://schemas.microsoft.com/office/word/2010/wordprocessingCanvas" xmlns:cx="http://schemas.microsoft.com/office/drawing/2014/chartex" xmlns:cx1="http://schemas.microsoft.com/office/drawing/2015/9/8/chartex" xmlns:cx2="http://schemas.microsoft.com/office/drawing/2015/10/21/chartex" xmlns:cx3="http://schemas.microsoft.com/office/drawing/2016/5/9/chartex" xmlns:cx4="http://schemas.microsoft.com/office/drawing/2016/5/10/chartex" xmlns:cx5="http://schemas.microsoft.com/office/drawing/2016/5/11/chartex" xmlns:cx6="http://schemas.microsoft.com/office/drawing/2016/5/12/chartex" xmlns:cx7="http://schemas.microsoft.com/office/drawing/2016/5/13/chartex" xmlns:cx8="http://schemas.microsoft.com/office/drawing/2016/5/14/chartex" xmlns:mc="http://schemas.openxmlformats.org/markup-compatibility/2006" xmlns:aink="http://schemas.microsoft.com/office/drawing/2016/ink" xmlns:am3d="http://schemas.microsoft.com/office/drawing/2017/model3d" xmlns:o="urn:schemas-microsoft-com:office:office" xmlns:oel="http://schemas.microsoft.com/office/2019/extlst" xmlns:r="http://schemas.openxmlformats.org/officeDocument/2006/relationships" xmlns:m="http://schemas.openxmlformats.org/officeDocument/2006/math" xmlns:v="urn:schemas-microsoft-com:vml" xmlns:wp14="http://schemas.microsoft.com/office/word/2010/wordprocessingDrawing" xmlns:wp="http://schemas.openxmlformats.org/drawingml/2006/wordprocessingDrawing" xmlns:w10="urn:schemas-microsoft-com:office:word" xmlns:w="http://schemas.openxmlformats.org/wordprocessingml/2006/main" xmlns:w14="http://schemas.microsoft.com/office/word/2010/wordml" xmlns:w15="http://schemas.microsoft.com/office/word/2012/wordml" xmlns:w16cex="http://schemas.microsoft.com/office/word/2018/wordml/cex" xmlns:w16cid="http://schemas.microsoft.com/office/word/2016/wordml/cid" xmlns:w16="http://schemas.microsoft.com/office/word/2018/wordml" xmlns:w16du="http://schemas.microsoft.com/office/word/2023/wordml/word16du" xmlns:w16sdtdh="http://schemas.microsoft.com/office/word/2020/wordml/sdtdatahash" xmlns:w16sdtfl="http://schemas.microsoft.com/office/word/2024/wordml/sdtformatlock" xmlns:w16se="http://schemas.microsoft.com/office/word/2015/wordml/symex" xmlns:wpg="http://schemas.microsoft.com/office/word/2010/wordprocessingGroup" xmlns:wpi="http://schemas.microsoft.com/office/word/2010/wordprocessingInk" xmlns:wne="http://schemas.microsoft.com/office/word/2006/wordml" xmlns:wps="http://schemas.microsoft.com/office/word/2010/wordprocessingShape" mc:Ignorable="w14 w15 w16se w16cid w16 w16cex w16sdtdh w16sdtfl w16du wp14">
+<w:endnotes xmlns:wpc="http://schemas.microsoft.com/office/word/2010/wordprocessingCanvas" xmlns:cx="http://schemas.microsoft.com/office/drawing/2014/chartex" xmlns:cx1="http://schemas.microsoft.com/office/drawing/2015/9/8/chartex" xmlns:cx2="http://schemas.microsoft.com/office/drawing/2015/10/21/chartex" xmlns:cx3="http://schemas.microsoft.com/office/drawing/2016/5/9/chartex" xmlns:cx4="http://schemas.microsoft.com/office/drawing/2016/5/10/chartex" xmlns:cx5="http://schemas.microsoft.com/office/drawing/2016/5/11/chartex" xmlns:cx6="http://schemas.microsoft.com/office/drawing/2016/5/12/chartex" xmlns:cx7="http://schemas.microsoft.com/office/drawing/2016/5/13/chartex" xmlns:cx8="http://schemas.microsoft.com/office/drawing/2016/5/14/chartex" xmlns:mc="http://schemas.openxmlformats.org/markup-compatibility/2006" xmlns:aink="http://schemas.microsoft.com/office/drawing/2016/ink" xmlns:am3d="http://schemas.microsoft.com/office/drawing/2017/model3d" xmlns:o="urn:schemas-microsoft-com:office:office" xmlns:oel="http://schemas.microsoft.com/office/2019/extlst" xmlns:r="http://schemas.openxmlformats.org/officeDocument/2006/relationships" xmlns:m="http://schemas.openxmlformats.org/officeDocument/2006/math" xmlns:v="urn:schemas-microsoft-com:vml" xmlns:wp14="http://schemas.microsoft.com/office/word/2010/wordprocessingDrawing" xmlns:wp="http://schemas.openxmlformats.org/drawingml/2006/wordprocessingDrawing" xmlns:w10="urn:schemas-microsoft-com:office:word" xmlns:w="http://schemas.openxmlformats.org/wordprocessingml/2006/main" xmlns:w14="http://schemas.microsoft.com/office/word/2010/wordml" xmlns:w15="http://schemas.microsoft.com/office/word/2012/wordml" xmlns:w16cei="http://schemas.microsoft.com/office/word/2026/wordml/cei" xmlns:w16cex="http://schemas.microsoft.com/office/word/2018/wordml/cex" xmlns:w16cid="http://schemas.microsoft.com/office/word/2016/wordml/cid" xmlns:w16="http://schemas.microsoft.com/office/word/2018/wordml" xmlns:w16du="http://schemas.microsoft.com/office/word/2023/wordml/word16du" xmlns:w16sdtdh="http://schemas.microsoft.com/office/word/2020/wordml/sdtdatahash" xmlns:w16sdtfl="http://schemas.microsoft.com/office/word/2024/wordml/sdtformatlock" xmlns:w16se="http://schemas.microsoft.com/office/word/2015/wordml/symex" xmlns:wpg="http://schemas.microsoft.com/office/word/2010/wordprocessingGroup" xmlns:wpi="http://schemas.microsoft.com/office/word/2010/wordprocessingInk" xmlns:wne="http://schemas.microsoft.com/office/word/2006/wordml" xmlns:wps="http://schemas.microsoft.com/office/word/2010/wordprocessingShape" mc:Ignorable="w14 w15 w16se w16cid w16 w16cex w16sdtdh w16sdtfl w16du wp14">
   <w:endnote w:type="separator" w:id="-1">
     <w:p>
       <w:pPr>
@@ -5915,7 +6260,7 @@
 </file>
 
 <file path=word/footnotes.xml><?xml version="1.0" encoding="utf-8"?>
-<w:footnotes xmlns:wpc="http://schemas.microsoft.com/office/word/2010/wordprocessingCanvas" xmlns:cx="http://schemas.microsoft.com/office/drawing/2014/chartex" xmlns:cx1="http://schemas.microsoft.com/office/drawing/2015/9/8/chartex" xmlns:cx2="http://schemas.microsoft.com/office/drawing/2015/10/21/chartex" xmlns:cx3="http://schemas.microsoft.com/office/drawing/2016/5/9/chartex" xmlns:cx4="http://schemas.microsoft.com/office/drawing/2016/5/10/chartex" xmlns:cx5="http://schemas.microsoft.com/office/drawing/2016/5/11/chartex" xmlns:cx6="http://schemas.microsoft.com/office/drawing/2016/5/12/chartex" xmlns:cx7="http://schemas.microsoft.com/office/drawing/2016/5/13/chartex" xmlns:cx8="http://schemas.microsoft.com/office/drawing/2016/5/14/chartex" xmlns:mc="http://schemas.openxmlformats.org/markup-compatibility/2006" xmlns:aink="http://schemas.microsoft.com/office/drawing/2016/ink" xmlns:am3d="http://schemas.microsoft.com/office/drawing/2017/model3d" xmlns:o="urn:schemas-microsoft-com:office:office" xmlns:oel="http://schemas.microsoft.com/office/2019/extlst" xmlns:r="http://schemas.openxmlformats.org/officeDocument/2006/relationships" xmlns:m="http://schemas.openxmlformats.org/officeDocument/2006/math" xmlns:v="urn:schemas-microsoft-com:vml" xmlns:wp14="http://schemas.microsoft.com/office/word/2010/wordprocessingDrawing" xmlns:wp="http://schemas.openxmlformats.org/drawingml/2006/wordprocessingDrawing" xmlns:w10="urn:schemas-microsoft-com:office:word" xmlns:w="http://schemas.openxmlformats.org/wordprocessingml/2006/main" xmlns:w14="http://schemas.microsoft.com/office/word/2010/wordml" xmlns:w15="http://schemas.microsoft.com/office/word/2012/wordml" xmlns:w16cex="http://schemas.microsoft.com/office/word/2018/wordml/cex" xmlns:w16cid="http://schemas.microsoft.com/office/word/2016/wordml/cid" xmlns:w16="http://schemas.microsoft.com/office/word/2018/wordml" xmlns:w16du="http://schemas.microsoft.com/office/word/2023/wordml/word16du" xmlns:w16sdtdh="http://schemas.microsoft.com/office/word/2020/wordml/sdtdatahash" xmlns:w16sdtfl="http://schemas.microsoft.com/office/word/2024/wordml/sdtformatlock" xmlns:w16se="http://schemas.microsoft.com/office/word/2015/wordml/symex" xmlns:wpg="http://schemas.microsoft.com/office/word/2010/wordprocessingGroup" xmlns:wpi="http://schemas.microsoft.com/office/word/2010/wordprocessingInk" xmlns:wne="http://schemas.microsoft.com/office/word/2006/wordml" xmlns:wps="http://schemas.microsoft.com/office/word/2010/wordprocessingShape" mc:Ignorable="w14 w15 w16se w16cid w16 w16cex w16sdtdh w16sdtfl w16du wp14">
+<w:footnotes xmlns:wpc="http://schemas.microsoft.com/office/word/2010/wordprocessingCanvas" xmlns:cx="http://schemas.microsoft.com/office/drawing/2014/chartex" xmlns:cx1="http://schemas.microsoft.com/office/drawing/2015/9/8/chartex" xmlns:cx2="http://schemas.microsoft.com/office/drawing/2015/10/21/chartex" xmlns:cx3="http://schemas.microsoft.com/office/drawing/2016/5/9/chartex" xmlns:cx4="http://schemas.microsoft.com/office/drawing/2016/5/10/chartex" xmlns:cx5="http://schemas.microsoft.com/office/drawing/2016/5/11/chartex" xmlns:cx6="http://schemas.microsoft.com/office/drawing/2016/5/12/chartex" xmlns:cx7="http://schemas.microsoft.com/office/drawing/2016/5/13/chartex" xmlns:cx8="http://schemas.microsoft.com/office/drawing/2016/5/14/chartex" xmlns:mc="http://schemas.openxmlformats.org/markup-compatibility/2006" xmlns:aink="http://schemas.microsoft.com/office/drawing/2016/ink" xmlns:am3d="http://schemas.microsoft.com/office/drawing/2017/model3d" xmlns:o="urn:schemas-microsoft-com:office:office" xmlns:oel="http://schemas.microsoft.com/office/2019/extlst" xmlns:r="http://schemas.openxmlformats.org/officeDocument/2006/relationships" xmlns:m="http://schemas.openxmlformats.org/officeDocument/2006/math" xmlns:v="urn:schemas-microsoft-com:vml" xmlns:wp14="http://schemas.microsoft.com/office/word/2010/wordprocessingDrawing" xmlns:wp="http://schemas.openxmlformats.org/drawingml/2006/wordprocessingDrawing" xmlns:w10="urn:schemas-microsoft-com:office:word" xmlns:w="http://schemas.openxmlformats.org/wordprocessingml/2006/main" xmlns:w14="http://schemas.microsoft.com/office/word/2010/wordml" xmlns:w15="http://schemas.microsoft.com/office/word/2012/wordml" xmlns:w16cei="http://schemas.microsoft.com/office/word/2026/wordml/cei" xmlns:w16cex="http://schemas.microsoft.com/office/word/2018/wordml/cex" xmlns:w16cid="http://schemas.microsoft.com/office/word/2016/wordml/cid" xmlns:w16="http://schemas.microsoft.com/office/word/2018/wordml" xmlns:w16du="http://schemas.microsoft.com/office/word/2023/wordml/word16du" xmlns:w16sdtdh="http://schemas.microsoft.com/office/word/2020/wordml/sdtdatahash" xmlns:w16sdtfl="http://schemas.microsoft.com/office/word/2024/wordml/sdtformatlock" xmlns:w16se="http://schemas.microsoft.com/office/word/2015/wordml/symex" xmlns:wpg="http://schemas.microsoft.com/office/word/2010/wordprocessingGroup" xmlns:wpi="http://schemas.microsoft.com/office/word/2010/wordprocessingInk" xmlns:wne="http://schemas.microsoft.com/office/word/2006/wordml" xmlns:wps="http://schemas.microsoft.com/office/word/2010/wordprocessingShape" mc:Ignorable="w14 w15 w16se w16cid w16 w16cex w16sdtdh w16sdtfl w16du wp14">
   <w:footnote w:type="separator" w:id="-1">
     <w:p>
       <w:pPr>
@@ -5944,7 +6289,7 @@
 </file>
 
 <file path=word/header1.xml><?xml version="1.0" encoding="utf-8"?>
-<w:hdr xmlns:wpc="http://schemas.microsoft.com/office/word/2010/wordprocessingCanvas" xmlns:cx="http://schemas.microsoft.com/office/drawing/2014/chartex" xmlns:cx1="http://schemas.microsoft.com/office/drawing/2015/9/8/chartex" xmlns:cx2="http://schemas.microsoft.com/office/drawing/2015/10/21/chartex" xmlns:cx3="http://schemas.microsoft.com/office/drawing/2016/5/9/chartex" xmlns:cx4="http://schemas.microsoft.com/office/drawing/2016/5/10/chartex" xmlns:cx5="http://schemas.microsoft.com/office/drawing/2016/5/11/chartex" xmlns:cx6="http://schemas.microsoft.com/office/drawing/2016/5/12/chartex" xmlns:cx7="http://schemas.microsoft.com/office/drawing/2016/5/13/chartex" xmlns:cx8="http://schemas.microsoft.com/office/drawing/2016/5/14/chartex" xmlns:mc="http://schemas.openxmlformats.org/markup-compatibility/2006" xmlns:aink="http://schemas.microsoft.com/office/drawing/2016/ink" xmlns:am3d="http://schemas.microsoft.com/office/drawing/2017/model3d" xmlns:o="urn:schemas-microsoft-com:office:office" xmlns:oel="http://schemas.microsoft.com/office/2019/extlst" xmlns:r="http://schemas.openxmlformats.org/officeDocument/2006/relationships" xmlns:m="http://schemas.openxmlformats.org/officeDocument/2006/math" xmlns:v="urn:schemas-microsoft-com:vml" xmlns:wp14="http://schemas.microsoft.com/office/word/2010/wordprocessingDrawing" xmlns:wp="http://schemas.openxmlformats.org/drawingml/2006/wordprocessingDrawing" xmlns:w10="urn:schemas-microsoft-com:office:word" xmlns:w="http://schemas.openxmlformats.org/wordprocessingml/2006/main" xmlns:w14="http://schemas.microsoft.com/office/word/2010/wordml" xmlns:w15="http://schemas.microsoft.com/office/word/2012/wordml" xmlns:w16cex="http://schemas.microsoft.com/office/word/2018/wordml/cex" xmlns:w16cid="http://schemas.microsoft.com/office/word/2016/wordml/cid" xmlns:w16="http://schemas.microsoft.com/office/word/2018/wordml" xmlns:w16du="http://schemas.microsoft.com/office/word/2023/wordml/word16du" xmlns:w16sdtdh="http://schemas.microsoft.com/office/word/2020/wordml/sdtdatahash" xmlns:w16sdtfl="http://schemas.microsoft.com/office/word/2024/wordml/sdtformatlock" xmlns:w16se="http://schemas.microsoft.com/office/word/2015/wordml/symex" xmlns:wpg="http://schemas.microsoft.com/office/word/2010/wordprocessingGroup" xmlns:wpi="http://schemas.microsoft.com/office/word/2010/wordprocessingInk" xmlns:wne="http://schemas.microsoft.com/office/word/2006/wordml" xmlns:wps="http://schemas.microsoft.com/office/word/2010/wordprocessingShape" mc:Ignorable="w14 w15 w16se w16cid w16 w16cex w16sdtdh w16sdtfl w16du wp14">
+<w:hdr xmlns:wpc="http://schemas.microsoft.com/office/word/2010/wordprocessingCanvas" xmlns:cx="http://schemas.microsoft.com/office/drawing/2014/chartex" xmlns:cx1="http://schemas.microsoft.com/office/drawing/2015/9/8/chartex" xmlns:cx2="http://schemas.microsoft.com/office/drawing/2015/10/21/chartex" xmlns:cx3="http://schemas.microsoft.com/office/drawing/2016/5/9/chartex" xmlns:cx4="http://schemas.microsoft.com/office/drawing/2016/5/10/chartex" xmlns:cx5="http://schemas.microsoft.com/office/drawing/2016/5/11/chartex" xmlns:cx6="http://schemas.microsoft.com/office/drawing/2016/5/12/chartex" xmlns:cx7="http://schemas.microsoft.com/office/drawing/2016/5/13/chartex" xmlns:cx8="http://schemas.microsoft.com/office/drawing/2016/5/14/chartex" xmlns:mc="http://schemas.openxmlformats.org/markup-compatibility/2006" xmlns:aink="http://schemas.microsoft.com/office/drawing/2016/ink" xmlns:am3d="http://schemas.microsoft.com/office/drawing/2017/model3d" xmlns:o="urn:schemas-microsoft-com:office:office" xmlns:oel="http://schemas.microsoft.com/office/2019/extlst" xmlns:r="http://schemas.openxmlformats.org/officeDocument/2006/relationships" xmlns:m="http://schemas.openxmlformats.org/officeDocument/2006/math" xmlns:v="urn:schemas-microsoft-com:vml" xmlns:wp14="http://schemas.microsoft.com/office/word/2010/wordprocessingDrawing" xmlns:wp="http://schemas.openxmlformats.org/drawingml/2006/wordprocessingDrawing" xmlns:w10="urn:schemas-microsoft-com:office:word" xmlns:w="http://schemas.openxmlformats.org/wordprocessingml/2006/main" xmlns:w14="http://schemas.microsoft.com/office/word/2010/wordml" xmlns:w15="http://schemas.microsoft.com/office/word/2012/wordml" xmlns:w16cei="http://schemas.microsoft.com/office/word/2026/wordml/cei" xmlns:w16cex="http://schemas.microsoft.com/office/word/2018/wordml/cex" xmlns:w16cid="http://schemas.microsoft.com/office/word/2016/wordml/cid" xmlns:w16="http://schemas.microsoft.com/office/word/2018/wordml" xmlns:w16du="http://schemas.microsoft.com/office/word/2023/wordml/word16du" xmlns:w16sdtdh="http://schemas.microsoft.com/office/word/2020/wordml/sdtdatahash" xmlns:w16sdtfl="http://schemas.microsoft.com/office/word/2024/wordml/sdtformatlock" xmlns:w16se="http://schemas.microsoft.com/office/word/2015/wordml/symex" xmlns:wpg="http://schemas.microsoft.com/office/word/2010/wordprocessingGroup" xmlns:wpi="http://schemas.microsoft.com/office/word/2010/wordprocessingInk" xmlns:wne="http://schemas.microsoft.com/office/word/2006/wordml" xmlns:wps="http://schemas.microsoft.com/office/word/2010/wordprocessingShape" mc:Ignorable="w14 w15 w16se w16cid w16 w16cex w16sdtdh w16sdtfl w16du wp14">
   <w:p>
     <w:pPr>
       <w:pStyle w:val="a6"/>
@@ -5960,7 +6305,7 @@
 </file>
 
 <file path=word/header2.xml><?xml version="1.0" encoding="utf-8"?>
-<w:hdr xmlns:wpc="http://schemas.microsoft.com/office/word/2010/wordprocessingCanvas" xmlns:cx="http://schemas.microsoft.com/office/drawing/2014/chartex" xmlns:cx1="http://schemas.microsoft.com/office/drawing/2015/9/8/chartex" xmlns:cx2="http://schemas.microsoft.com/office/drawing/2015/10/21/chartex" xmlns:cx3="http://schemas.microsoft.com/office/drawing/2016/5/9/chartex" xmlns:cx4="http://schemas.microsoft.com/office/drawing/2016/5/10/chartex" xmlns:cx5="http://schemas.microsoft.com/office/drawing/2016/5/11/chartex" xmlns:cx6="http://schemas.microsoft.com/office/drawing/2016/5/12/chartex" xmlns:cx7="http://schemas.microsoft.com/office/drawing/2016/5/13/chartex" xmlns:cx8="http://schemas.microsoft.com/office/drawing/2016/5/14/chartex" xmlns:mc="http://schemas.openxmlformats.org/markup-compatibility/2006" xmlns:aink="http://schemas.microsoft.com/office/drawing/2016/ink" xmlns:am3d="http://schemas.microsoft.com/office/drawing/2017/model3d" xmlns:o="urn:schemas-microsoft-com:office:office" xmlns:oel="http://schemas.microsoft.com/office/2019/extlst" xmlns:r="http://schemas.openxmlformats.org/officeDocument/2006/relationships" xmlns:m="http://schemas.openxmlformats.org/officeDocument/2006/math" xmlns:v="urn:schemas-microsoft-com:vml" xmlns:wp14="http://schemas.microsoft.com/office/word/2010/wordprocessingDrawing" xmlns:wp="http://schemas.openxmlformats.org/drawingml/2006/wordprocessingDrawing" xmlns:w10="urn:schemas-microsoft-com:office:word" xmlns:w="http://schemas.openxmlformats.org/wordprocessingml/2006/main" xmlns:w14="http://schemas.microsoft.com/office/word/2010/wordml" xmlns:w15="http://schemas.microsoft.com/office/word/2012/wordml" xmlns:w16cex="http://schemas.microsoft.com/office/word/2018/wordml/cex" xmlns:w16cid="http://schemas.microsoft.com/office/word/2016/wordml/cid" xmlns:w16="http://schemas.microsoft.com/office/word/2018/wordml" xmlns:w16du="http://schemas.microsoft.com/office/word/2023/wordml/word16du" xmlns:w16sdtdh="http://schemas.microsoft.com/office/word/2020/wordml/sdtdatahash" xmlns:w16sdtfl="http://schemas.microsoft.com/office/word/2024/wordml/sdtformatlock" xmlns:w16se="http://schemas.microsoft.com/office/word/2015/wordml/symex" xmlns:wpg="http://schemas.microsoft.com/office/word/2010/wordprocessingGroup" xmlns:wpi="http://schemas.microsoft.com/office/word/2010/wordprocessingInk" xmlns:wne="http://schemas.microsoft.com/office/word/2006/wordml" xmlns:wps="http://schemas.microsoft.com/office/word/2010/wordprocessingShape" mc:Ignorable="w14 w15 w16se w16cid w16 w16cex w16sdtdh w16sdtfl w16du wp14">
+<w:hdr xmlns:wpc="http://schemas.microsoft.com/office/word/2010/wordprocessingCanvas" xmlns:cx="http://schemas.microsoft.com/office/drawing/2014/chartex" xmlns:cx1="http://schemas.microsoft.com/office/drawing/2015/9/8/chartex" xmlns:cx2="http://schemas.microsoft.com/office/drawing/2015/10/21/chartex" xmlns:cx3="http://schemas.microsoft.com/office/drawing/2016/5/9/chartex" xmlns:cx4="http://schemas.microsoft.com/office/drawing/2016/5/10/chartex" xmlns:cx5="http://schemas.microsoft.com/office/drawing/2016/5/11/chartex" xmlns:cx6="http://schemas.microsoft.com/office/drawing/2016/5/12/chartex" xmlns:cx7="http://schemas.microsoft.com/office/drawing/2016/5/13/chartex" xmlns:cx8="http://schemas.microsoft.com/office/drawing/2016/5/14/chartex" xmlns:mc="http://schemas.openxmlformats.org/markup-compatibility/2006" xmlns:aink="http://schemas.microsoft.com/office/drawing/2016/ink" xmlns:am3d="http://schemas.microsoft.com/office/drawing/2017/model3d" xmlns:o="urn:schemas-microsoft-com:office:office" xmlns:oel="http://schemas.microsoft.com/office/2019/extlst" xmlns:r="http://schemas.openxmlformats.org/officeDocument/2006/relationships" xmlns:m="http://schemas.openxmlformats.org/officeDocument/2006/math" xmlns:v="urn:schemas-microsoft-com:vml" xmlns:wp14="http://schemas.microsoft.com/office/word/2010/wordprocessingDrawing" xmlns:wp="http://schemas.openxmlformats.org/drawingml/2006/wordprocessingDrawing" xmlns:w10="urn:schemas-microsoft-com:office:word" xmlns:w="http://schemas.openxmlformats.org/wordprocessingml/2006/main" xmlns:w14="http://schemas.microsoft.com/office/word/2010/wordml" xmlns:w15="http://schemas.microsoft.com/office/word/2012/wordml" xmlns:w16cei="http://schemas.microsoft.com/office/word/2026/wordml/cei" xmlns:w16cex="http://schemas.microsoft.com/office/word/2018/wordml/cex" xmlns:w16cid="http://schemas.microsoft.com/office/word/2016/wordml/cid" xmlns:w16="http://schemas.microsoft.com/office/word/2018/wordml" xmlns:w16du="http://schemas.microsoft.com/office/word/2023/wordml/word16du" xmlns:w16sdtdh="http://schemas.microsoft.com/office/word/2020/wordml/sdtdatahash" xmlns:w16sdtfl="http://schemas.microsoft.com/office/word/2024/wordml/sdtformatlock" xmlns:w16se="http://schemas.microsoft.com/office/word/2015/wordml/symex" xmlns:wpg="http://schemas.microsoft.com/office/word/2010/wordprocessingGroup" xmlns:wpi="http://schemas.microsoft.com/office/word/2010/wordprocessingInk" xmlns:wne="http://schemas.microsoft.com/office/word/2006/wordml" xmlns:wps="http://schemas.microsoft.com/office/word/2010/wordprocessingShape" mc:Ignorable="w14 w15 w16se w16cid w16 w16cex w16sdtdh w16sdtfl w16du wp14">
   <w:p>
     <w:pPr>
       <w:pStyle w:val="a6"/>
@@ -5976,7 +6321,7 @@
 </file>
 
 <file path=word/numbering.xml><?xml version="1.0" encoding="utf-8"?>
-<w:numbering xmlns:wpc="http://schemas.microsoft.com/office/word/2010/wordprocessingCanvas" xmlns:cx="http://schemas.microsoft.com/office/drawing/2014/chartex" xmlns:cx1="http://schemas.microsoft.com/office/drawing/2015/9/8/chartex" xmlns:cx2="http://schemas.microsoft.com/office/drawing/2015/10/21/chartex" xmlns:cx3="http://schemas.microsoft.com/office/drawing/2016/5/9/chartex" xmlns:cx4="http://schemas.microsoft.com/office/drawing/2016/5/10/chartex" xmlns:cx5="http://schemas.microsoft.com/office/drawing/2016/5/11/chartex" xmlns:cx6="http://schemas.microsoft.com/office/drawing/2016/5/12/chartex" xmlns:cx7="http://schemas.microsoft.com/office/drawing/2016/5/13/chartex" xmlns:cx8="http://schemas.microsoft.com/office/drawing/2016/5/14/chartex" xmlns:mc="http://schemas.openxmlformats.org/markup-compatibility/2006" xmlns:aink="http://schemas.microsoft.com/office/drawing/2016/ink" xmlns:am3d="http://schemas.microsoft.com/office/drawing/2017/model3d" xmlns:o="urn:schemas-microsoft-com:office:office" xmlns:oel="http://schemas.microsoft.com/office/2019/extlst" xmlns:r="http://schemas.openxmlformats.org/officeDocument/2006/relationships" xmlns:m="http://schemas.openxmlformats.org/officeDocument/2006/math" xmlns:v="urn:schemas-microsoft-com:vml" xmlns:wp14="http://schemas.microsoft.com/office/word/2010/wordprocessingDrawing" xmlns:wp="http://schemas.openxmlformats.org/drawingml/2006/wordprocessingDrawing" xmlns:w10="urn:schemas-microsoft-com:office:word" xmlns:w="http://schemas.openxmlformats.org/wordprocessingml/2006/main" xmlns:w14="http://schemas.microsoft.com/office/word/2010/wordml" xmlns:w15="http://schemas.microsoft.com/office/word/2012/wordml" xmlns:w16cex="http://schemas.microsoft.com/office/word/2018/wordml/cex" xmlns:w16cid="http://schemas.microsoft.com/office/word/2016/wordml/cid" xmlns:w16="http://schemas.microsoft.com/office/word/2018/wordml" xmlns:w16du="http://schemas.microsoft.com/office/word/2023/wordml/word16du" xmlns:w16sdtdh="http://schemas.microsoft.com/office/word/2020/wordml/sdtdatahash" xmlns:w16sdtfl="http://schemas.microsoft.com/office/word/2024/wordml/sdtformatlock" xmlns:w16se="http://schemas.microsoft.com/office/word/2015/wordml/symex" xmlns:wpg="http://schemas.microsoft.com/office/word/2010/wordprocessingGroup" xmlns:wpi="http://schemas.microsoft.com/office/word/2010/wordprocessingInk" xmlns:wne="http://schemas.microsoft.com/office/word/2006/wordml" xmlns:wps="http://schemas.microsoft.com/office/word/2010/wordprocessingShape" mc:Ignorable="w14 w15 w16se w16cid w16 w16cex w16sdtdh w16sdtfl w16du wp14">
+<w:numbering xmlns:wpc="http://schemas.microsoft.com/office/word/2010/wordprocessingCanvas" xmlns:cx="http://schemas.microsoft.com/office/drawing/2014/chartex" xmlns:cx1="http://schemas.microsoft.com/office/drawing/2015/9/8/chartex" xmlns:cx2="http://schemas.microsoft.com/office/drawing/2015/10/21/chartex" xmlns:cx3="http://schemas.microsoft.com/office/drawing/2016/5/9/chartex" xmlns:cx4="http://schemas.microsoft.com/office/drawing/2016/5/10/chartex" xmlns:cx5="http://schemas.microsoft.com/office/drawing/2016/5/11/chartex" xmlns:cx6="http://schemas.microsoft.com/office/drawing/2016/5/12/chartex" xmlns:cx7="http://schemas.microsoft.com/office/drawing/2016/5/13/chartex" xmlns:cx8="http://schemas.microsoft.com/office/drawing/2016/5/14/chartex" xmlns:mc="http://schemas.openxmlformats.org/markup-compatibility/2006" xmlns:aink="http://schemas.microsoft.com/office/drawing/2016/ink" xmlns:am3d="http://schemas.microsoft.com/office/drawing/2017/model3d" xmlns:o="urn:schemas-microsoft-com:office:office" xmlns:oel="http://schemas.microsoft.com/office/2019/extlst" xmlns:r="http://schemas.openxmlformats.org/officeDocument/2006/relationships" xmlns:m="http://schemas.openxmlformats.org/officeDocument/2006/math" xmlns:v="urn:schemas-microsoft-com:vml" xmlns:wp14="http://schemas.microsoft.com/office/word/2010/wordprocessingDrawing" xmlns:wp="http://schemas.openxmlformats.org/drawingml/2006/wordprocessingDrawing" xmlns:w10="urn:schemas-microsoft-com:office:word" xmlns:w="http://schemas.openxmlformats.org/wordprocessingml/2006/main" xmlns:w14="http://schemas.microsoft.com/office/word/2010/wordml" xmlns:w15="http://schemas.microsoft.com/office/word/2012/wordml" xmlns:w16cei="http://schemas.microsoft.com/office/word/2026/wordml/cei" xmlns:w16cex="http://schemas.microsoft.com/office/word/2018/wordml/cex" xmlns:w16cid="http://schemas.microsoft.com/office/word/2016/wordml/cid" xmlns:w16="http://schemas.microsoft.com/office/word/2018/wordml" xmlns:w16du="http://schemas.microsoft.com/office/word/2023/wordml/word16du" xmlns:w16sdtdh="http://schemas.microsoft.com/office/word/2020/wordml/sdtdatahash" xmlns:w16sdtfl="http://schemas.microsoft.com/office/word/2024/wordml/sdtformatlock" xmlns:w16se="http://schemas.microsoft.com/office/word/2015/wordml/symex" xmlns:wpg="http://schemas.microsoft.com/office/word/2010/wordprocessingGroup" xmlns:wpi="http://schemas.microsoft.com/office/word/2010/wordprocessingInk" xmlns:wne="http://schemas.microsoft.com/office/word/2006/wordml" xmlns:wps="http://schemas.microsoft.com/office/word/2010/wordprocessingShape" mc:Ignorable="w14 w15 w16se w16cid w16 w16cex w16sdtdh w16sdtfl w16du wp14">
   <w:abstractNum w:abstractNumId="0" w15:restartNumberingAfterBreak="0">
     <w:nsid w:val="0C803C44"/>
     <w:multiLevelType w:val="hybridMultilevel"/>
@@ -8057,6 +8402,96 @@
     </w:lvl>
   </w:abstractNum>
   <w:abstractNum w:abstractNumId="23" w15:restartNumberingAfterBreak="0">
+    <w:nsid w:val="53C45E70"/>
+    <w:multiLevelType w:val="hybridMultilevel"/>
+    <w:tmpl w:val="0DE09A92"/>
+    <w:lvl w:ilvl="0" w:tplc="FFFFFFFF">
+      <w:start w:val="1"/>
+      <w:numFmt w:val="decimal"/>
+      <w:lvlText w:val="%1．"/>
+      <w:lvlJc w:val="left"/>
+      <w:pPr>
+        <w:ind w:left="360" w:hanging="360"/>
+      </w:pPr>
+      <w:rPr>
+        <w:rFonts w:hint="default"/>
+        <w:b w:val="0"/>
+      </w:rPr>
+    </w:lvl>
+    <w:lvl w:ilvl="1" w:tplc="FFFFFFFF" w:tentative="1">
+      <w:start w:val="1"/>
+      <w:numFmt w:val="lowerLetter"/>
+      <w:lvlText w:val="%2)"/>
+      <w:lvlJc w:val="left"/>
+      <w:pPr>
+        <w:ind w:left="840" w:hanging="420"/>
+      </w:pPr>
+    </w:lvl>
+    <w:lvl w:ilvl="2" w:tplc="FFFFFFFF" w:tentative="1">
+      <w:start w:val="1"/>
+      <w:numFmt w:val="lowerRoman"/>
+      <w:lvlText w:val="%3."/>
+      <w:lvlJc w:val="right"/>
+      <w:pPr>
+        <w:ind w:left="1260" w:hanging="420"/>
+      </w:pPr>
+    </w:lvl>
+    <w:lvl w:ilvl="3" w:tplc="FFFFFFFF" w:tentative="1">
+      <w:start w:val="1"/>
+      <w:numFmt w:val="decimal"/>
+      <w:lvlText w:val="%4."/>
+      <w:lvlJc w:val="left"/>
+      <w:pPr>
+        <w:ind w:left="1680" w:hanging="420"/>
+      </w:pPr>
+    </w:lvl>
+    <w:lvl w:ilvl="4" w:tplc="FFFFFFFF" w:tentative="1">
+      <w:start w:val="1"/>
+      <w:numFmt w:val="lowerLetter"/>
+      <w:lvlText w:val="%5)"/>
+      <w:lvlJc w:val="left"/>
+      <w:pPr>
+        <w:ind w:left="2100" w:hanging="420"/>
+      </w:pPr>
+    </w:lvl>
+    <w:lvl w:ilvl="5" w:tplc="FFFFFFFF" w:tentative="1">
+      <w:start w:val="1"/>
+      <w:numFmt w:val="lowerRoman"/>
+      <w:lvlText w:val="%6."/>
+      <w:lvlJc w:val="right"/>
+      <w:pPr>
+        <w:ind w:left="2520" w:hanging="420"/>
+      </w:pPr>
+    </w:lvl>
+    <w:lvl w:ilvl="6" w:tplc="FFFFFFFF" w:tentative="1">
+      <w:start w:val="1"/>
+      <w:numFmt w:val="decimal"/>
+      <w:lvlText w:val="%7."/>
+      <w:lvlJc w:val="left"/>
+      <w:pPr>
+        <w:ind w:left="2940" w:hanging="420"/>
+      </w:pPr>
+    </w:lvl>
+    <w:lvl w:ilvl="7" w:tplc="FFFFFFFF" w:tentative="1">
+      <w:start w:val="1"/>
+      <w:numFmt w:val="lowerLetter"/>
+      <w:lvlText w:val="%8)"/>
+      <w:lvlJc w:val="left"/>
+      <w:pPr>
+        <w:ind w:left="3360" w:hanging="420"/>
+      </w:pPr>
+    </w:lvl>
+    <w:lvl w:ilvl="8" w:tplc="FFFFFFFF" w:tentative="1">
+      <w:start w:val="1"/>
+      <w:numFmt w:val="lowerRoman"/>
+      <w:lvlText w:val="%9."/>
+      <w:lvlJc w:val="right"/>
+      <w:pPr>
+        <w:ind w:left="3780" w:hanging="420"/>
+      </w:pPr>
+    </w:lvl>
+  </w:abstractNum>
+  <w:abstractNum w:abstractNumId="24" w15:restartNumberingAfterBreak="0">
     <w:nsid w:val="566B1628"/>
     <w:multiLevelType w:val="hybridMultilevel"/>
     <w:tmpl w:val="3BB8915A"/>
@@ -8174,7 +8609,7 @@
       </w:rPr>
     </w:lvl>
   </w:abstractNum>
-  <w:abstractNum w:abstractNumId="24" w15:restartNumberingAfterBreak="0">
+  <w:abstractNum w:abstractNumId="25" w15:restartNumberingAfterBreak="0">
     <w:nsid w:val="5A2465C9"/>
     <w:multiLevelType w:val="hybridMultilevel"/>
     <w:tmpl w:val="FDC288BC"/>
@@ -8263,7 +8698,7 @@
       </w:pPr>
     </w:lvl>
   </w:abstractNum>
-  <w:abstractNum w:abstractNumId="25" w15:restartNumberingAfterBreak="0">
+  <w:abstractNum w:abstractNumId="26" w15:restartNumberingAfterBreak="0">
     <w:nsid w:val="5CA14D3D"/>
     <w:multiLevelType w:val="hybridMultilevel"/>
     <w:tmpl w:val="0E7E6694"/>
@@ -8352,7 +8787,7 @@
       </w:pPr>
     </w:lvl>
   </w:abstractNum>
-  <w:abstractNum w:abstractNumId="26" w15:restartNumberingAfterBreak="0">
+  <w:abstractNum w:abstractNumId="27" w15:restartNumberingAfterBreak="0">
     <w:nsid w:val="6E1C6D64"/>
     <w:multiLevelType w:val="hybridMultilevel"/>
     <w:tmpl w:val="A9D27AF6"/>
@@ -8465,7 +8900,7 @@
       </w:rPr>
     </w:lvl>
   </w:abstractNum>
-  <w:abstractNum w:abstractNumId="27" w15:restartNumberingAfterBreak="0">
+  <w:abstractNum w:abstractNumId="28" w15:restartNumberingAfterBreak="0">
     <w:nsid w:val="6F3C23BF"/>
     <w:multiLevelType w:val="multilevel"/>
     <w:tmpl w:val="B8485906"/>
@@ -8555,7 +8990,7 @@
       </w:pPr>
     </w:lvl>
   </w:abstractNum>
-  <w:abstractNum w:abstractNumId="28" w15:restartNumberingAfterBreak="0">
+  <w:abstractNum w:abstractNumId="29" w15:restartNumberingAfterBreak="0">
     <w:nsid w:val="75A335FC"/>
     <w:multiLevelType w:val="hybridMultilevel"/>
     <w:tmpl w:val="60EA801C"/>
@@ -8644,7 +9079,7 @@
       </w:pPr>
     </w:lvl>
   </w:abstractNum>
-  <w:abstractNum w:abstractNumId="29" w15:restartNumberingAfterBreak="0">
+  <w:abstractNum w:abstractNumId="30" w15:restartNumberingAfterBreak="0">
     <w:nsid w:val="786227EB"/>
     <w:multiLevelType w:val="hybridMultilevel"/>
     <w:tmpl w:val="0E7E6694"/>
@@ -8733,7 +9168,7 @@
       </w:pPr>
     </w:lvl>
   </w:abstractNum>
-  <w:abstractNum w:abstractNumId="30" w15:restartNumberingAfterBreak="0">
+  <w:abstractNum w:abstractNumId="31" w15:restartNumberingAfterBreak="0">
     <w:nsid w:val="788D7927"/>
     <w:multiLevelType w:val="hybridMultilevel"/>
     <w:tmpl w:val="0DE09A92"/>
@@ -8823,7 +9258,7 @@
       </w:pPr>
     </w:lvl>
   </w:abstractNum>
-  <w:abstractNum w:abstractNumId="31" w15:restartNumberingAfterBreak="0">
+  <w:abstractNum w:abstractNumId="32" w15:restartNumberingAfterBreak="0">
     <w:nsid w:val="79C37B73"/>
     <w:multiLevelType w:val="hybridMultilevel"/>
     <w:tmpl w:val="BBC4D5C8"/>
@@ -8939,7 +9374,7 @@
       </w:rPr>
     </w:lvl>
   </w:abstractNum>
-  <w:abstractNum w:abstractNumId="32" w15:restartNumberingAfterBreak="0">
+  <w:abstractNum w:abstractNumId="33" w15:restartNumberingAfterBreak="0">
     <w:nsid w:val="7A486DA3"/>
     <w:multiLevelType w:val="hybridMultilevel"/>
     <w:tmpl w:val="0DE09A92"/>
@@ -9029,7 +9464,7 @@
       </w:pPr>
     </w:lvl>
   </w:abstractNum>
-  <w:abstractNum w:abstractNumId="33" w15:restartNumberingAfterBreak="0">
+  <w:abstractNum w:abstractNumId="34" w15:restartNumberingAfterBreak="0">
     <w:nsid w:val="7E653CAF"/>
     <w:multiLevelType w:val="hybridMultilevel"/>
     <w:tmpl w:val="0DE09A92"/>
@@ -9120,13 +9555,13 @@
     </w:lvl>
   </w:abstractNum>
   <w:num w:numId="1" w16cid:durableId="1839074782">
-    <w:abstractNumId w:val="23"/>
+    <w:abstractNumId w:val="24"/>
   </w:num>
   <w:num w:numId="2" w16cid:durableId="1221869738">
-    <w:abstractNumId w:val="26"/>
+    <w:abstractNumId w:val="27"/>
   </w:num>
   <w:num w:numId="3" w16cid:durableId="1609772055">
-    <w:abstractNumId w:val="31"/>
+    <w:abstractNumId w:val="32"/>
   </w:num>
   <w:num w:numId="4" w16cid:durableId="963581901">
     <w:abstractNumId w:val="1"/>
@@ -9135,7 +9570,7 @@
     <w:abstractNumId w:val="19"/>
   </w:num>
   <w:num w:numId="6" w16cid:durableId="905839176">
-    <w:abstractNumId w:val="28"/>
+    <w:abstractNumId w:val="29"/>
   </w:num>
   <w:num w:numId="7" w16cid:durableId="104692095">
     <w:abstractNumId w:val="22"/>
@@ -9159,13 +9594,13 @@
     <w:abstractNumId w:val="20"/>
   </w:num>
   <w:num w:numId="14" w16cid:durableId="1466318354">
-    <w:abstractNumId w:val="27"/>
+    <w:abstractNumId w:val="28"/>
   </w:num>
   <w:num w:numId="15" w16cid:durableId="1247375783">
     <w:abstractNumId w:val="7"/>
   </w:num>
   <w:num w:numId="16" w16cid:durableId="1688173172">
-    <w:abstractNumId w:val="25"/>
+    <w:abstractNumId w:val="26"/>
   </w:num>
   <w:num w:numId="17" w16cid:durableId="419255959">
     <w:abstractNumId w:val="0"/>
@@ -9183,7 +9618,7 @@
     <w:abstractNumId w:val="18"/>
   </w:num>
   <w:num w:numId="22" w16cid:durableId="2132897834">
-    <w:abstractNumId w:val="32"/>
+    <w:abstractNumId w:val="33"/>
   </w:num>
   <w:num w:numId="23" w16cid:durableId="1775007205">
     <w:abstractNumId w:val="3"/>
@@ -9198,10 +9633,10 @@
     <w:abstractNumId w:val="9"/>
   </w:num>
   <w:num w:numId="27" w16cid:durableId="1609660383">
-    <w:abstractNumId w:val="30"/>
+    <w:abstractNumId w:val="31"/>
   </w:num>
   <w:num w:numId="28" w16cid:durableId="151875723">
-    <w:abstractNumId w:val="24"/>
+    <w:abstractNumId w:val="25"/>
   </w:num>
   <w:num w:numId="29" w16cid:durableId="946503584">
     <w:abstractNumId w:val="21"/>
@@ -9210,16 +9645,19 @@
     <w:abstractNumId w:val="8"/>
   </w:num>
   <w:num w:numId="31" w16cid:durableId="928276895">
-    <w:abstractNumId w:val="33"/>
+    <w:abstractNumId w:val="34"/>
   </w:num>
   <w:num w:numId="32" w16cid:durableId="96407470">
     <w:abstractNumId w:val="2"/>
   </w:num>
   <w:num w:numId="33" w16cid:durableId="705057257">
-    <w:abstractNumId w:val="29"/>
+    <w:abstractNumId w:val="30"/>
   </w:num>
   <w:num w:numId="34" w16cid:durableId="732968959">
     <w:abstractNumId w:val="13"/>
+  </w:num>
+  <w:num w:numId="35" w16cid:durableId="946891666">
+    <w:abstractNumId w:val="23"/>
   </w:num>
 </w:numbering>
 </file>
@@ -9619,7 +10057,7 @@
   <w:style w:type="paragraph" w:default="1" w:styleId="a">
     <w:name w:val="Normal"/>
     <w:qFormat/>
-    <w:rsid w:val="00561AAE"/>
+    <w:rsid w:val="00075E72"/>
     <w:pPr>
       <w:widowControl w:val="0"/>
       <w:jc w:val="both"/>

--- a/src/main/resources/于飞-简历-Java-10年 -all.docx
+++ b/src/main/resources/于飞-简历-Java-10年 -all.docx
@@ -1,6 +1,6 @@
 
 <file path=word/document.xml><?xml version="1.0" encoding="utf-8"?>
-<w:document xmlns:wpc="http://schemas.microsoft.com/office/word/2010/wordprocessingCanvas" xmlns:cx="http://schemas.microsoft.com/office/drawing/2014/chartex" xmlns:cx1="http://schemas.microsoft.com/office/drawing/2015/9/8/chartex" xmlns:cx2="http://schemas.microsoft.com/office/drawing/2015/10/21/chartex" xmlns:cx3="http://schemas.microsoft.com/office/drawing/2016/5/9/chartex" xmlns:cx4="http://schemas.microsoft.com/office/drawing/2016/5/10/chartex" xmlns:cx5="http://schemas.microsoft.com/office/drawing/2016/5/11/chartex" xmlns:cx6="http://schemas.microsoft.com/office/drawing/2016/5/12/chartex" xmlns:cx7="http://schemas.microsoft.com/office/drawing/2016/5/13/chartex" xmlns:cx8="http://schemas.microsoft.com/office/drawing/2016/5/14/chartex" xmlns:mc="http://schemas.openxmlformats.org/markup-compatibility/2006" xmlns:aink="http://schemas.microsoft.com/office/drawing/2016/ink" xmlns:am3d="http://schemas.microsoft.com/office/drawing/2017/model3d" xmlns:o="urn:schemas-microsoft-com:office:office" xmlns:oel="http://schemas.microsoft.com/office/2019/extlst" xmlns:r="http://schemas.openxmlformats.org/officeDocument/2006/relationships" xmlns:m="http://schemas.openxmlformats.org/officeDocument/2006/math" xmlns:v="urn:schemas-microsoft-com:vml" xmlns:wp14="http://schemas.microsoft.com/office/word/2010/wordprocessingDrawing" xmlns:wp="http://schemas.openxmlformats.org/drawingml/2006/wordprocessingDrawing" xmlns:w10="urn:schemas-microsoft-com:office:word" xmlns:w="http://schemas.openxmlformats.org/wordprocessingml/2006/main" xmlns:w14="http://schemas.microsoft.com/office/word/2010/wordml" xmlns:w15="http://schemas.microsoft.com/office/word/2012/wordml" xmlns:w16cei="http://schemas.microsoft.com/office/word/2026/wordml/cei" xmlns:w16cex="http://schemas.microsoft.com/office/word/2018/wordml/cex" xmlns:w16cid="http://schemas.microsoft.com/office/word/2016/wordml/cid" xmlns:w16="http://schemas.microsoft.com/office/word/2018/wordml" xmlns:w16du="http://schemas.microsoft.com/office/word/2023/wordml/word16du" xmlns:w16sdtdh="http://schemas.microsoft.com/office/word/2020/wordml/sdtdatahash" xmlns:w16sdtfl="http://schemas.microsoft.com/office/word/2024/wordml/sdtformatlock" xmlns:w16se="http://schemas.microsoft.com/office/word/2015/wordml/symex" xmlns:wpg="http://schemas.microsoft.com/office/word/2010/wordprocessingGroup" xmlns:wpi="http://schemas.microsoft.com/office/word/2010/wordprocessingInk" xmlns:wne="http://schemas.microsoft.com/office/word/2006/wordml" xmlns:wps="http://schemas.microsoft.com/office/word/2010/wordprocessingShape" mc:Ignorable="w14 w15 w16se w16cid w16 w16cex w16sdtdh w16sdtfl w16du wp14">
+<w:document xmlns:wpc="http://schemas.microsoft.com/office/word/2010/wordprocessingCanvas" xmlns:cx="http://schemas.microsoft.com/office/drawing/2014/chartex" xmlns:cx1="http://schemas.microsoft.com/office/drawing/2015/9/8/chartex" xmlns:cx2="http://schemas.microsoft.com/office/drawing/2015/10/21/chartex" xmlns:cx3="http://schemas.microsoft.com/office/drawing/2016/5/9/chartex" xmlns:cx4="http://schemas.microsoft.com/office/drawing/2016/5/10/chartex" xmlns:cx5="http://schemas.microsoft.com/office/drawing/2016/5/11/chartex" xmlns:cx6="http://schemas.microsoft.com/office/drawing/2016/5/12/chartex" xmlns:cx7="http://schemas.microsoft.com/office/drawing/2016/5/13/chartex" xmlns:cx8="http://schemas.microsoft.com/office/drawing/2016/5/14/chartex" xmlns:mc="http://schemas.openxmlformats.org/markup-compatibility/2006" xmlns:aink="http://schemas.microsoft.com/office/drawing/2016/ink" xmlns:am3d="http://schemas.microsoft.com/office/drawing/2017/model3d" xmlns:o="urn:schemas-microsoft-com:office:office" xmlns:oel="http://schemas.microsoft.com/office/2019/extlst" xmlns:r="http://schemas.openxmlformats.org/officeDocument/2006/relationships" xmlns:m="http://schemas.openxmlformats.org/officeDocument/2006/math" xmlns:v="urn:schemas-microsoft-com:vml" xmlns:wp14="http://schemas.microsoft.com/office/word/2010/wordprocessingDrawing" xmlns:wp="http://schemas.openxmlformats.org/drawingml/2006/wordprocessingDrawing" xmlns:w10="urn:schemas-microsoft-com:office:word" xmlns:w="http://schemas.openxmlformats.org/wordprocessingml/2006/main" xmlns:w14="http://schemas.microsoft.com/office/word/2010/wordml" xmlns:w15="http://schemas.microsoft.com/office/word/2012/wordml" xmlns:w16cex="http://schemas.microsoft.com/office/word/2018/wordml/cex" xmlns:w16cid="http://schemas.microsoft.com/office/word/2016/wordml/cid" xmlns:w16="http://schemas.microsoft.com/office/word/2018/wordml" xmlns:w16du="http://schemas.microsoft.com/office/word/2023/wordml/word16du" xmlns:w16sdtdh="http://schemas.microsoft.com/office/word/2020/wordml/sdtdatahash" xmlns:w16sdtfl="http://schemas.microsoft.com/office/word/2024/wordml/sdtformatlock" xmlns:w16se="http://schemas.microsoft.com/office/word/2015/wordml/symex" xmlns:wpg="http://schemas.microsoft.com/office/word/2010/wordprocessingGroup" xmlns:wpi="http://schemas.microsoft.com/office/word/2010/wordprocessingInk" xmlns:wne="http://schemas.microsoft.com/office/word/2006/wordml" xmlns:wps="http://schemas.microsoft.com/office/word/2010/wordprocessingShape" mc:Ignorable="w14 w15 w16se w16cid w16 w16cex w16sdtdh w16sdtfl w16du wp14">
   <w:body>
     <w:p>
       <w:pPr>
@@ -53,9 +53,12 @@
     </w:p>
     <w:p>
       <w:pPr>
+        <w:tabs>
+          <w:tab w:val="left" w:pos="5365"/>
+        </w:tabs>
         <w:spacing w:beforeLines="50" w:before="156" w:line="400" w:lineRule="exact"/>
         <w:rPr>
-          <w:rFonts w:ascii="Calibri" w:eastAsia="微软雅黑" w:hAnsi="Calibri" w:cs="Calibri"/>
+          <w:rFonts w:ascii="Calibri" w:eastAsia="微软雅黑" w:hAnsi="Calibri" w:cs="Calibri" w:hint="eastAsia"/>
           <w:color w:val="404040" w:themeColor="text1" w:themeTint="BF"/>
         </w:rPr>
       </w:pPr>
@@ -72,7 +75,90 @@
         <mc:AlternateContent>
           <mc:Choice Requires="wps">
             <w:drawing>
-              <wp:anchor distT="0" distB="0" distL="114300" distR="114300" simplePos="0" relativeHeight="251660288" behindDoc="0" locked="0" layoutInCell="1" allowOverlap="1" wp14:anchorId="624BA26F" wp14:editId="0AA37064">
+              <wp:anchor distT="0" distB="0" distL="114300" distR="114300" simplePos="0" relativeHeight="251659264" behindDoc="0" locked="0" layoutInCell="1" allowOverlap="1" wp14:anchorId="3B1B6DAB" wp14:editId="3B04126F">
+                <wp:simplePos x="0" y="0"/>
+                <wp:positionH relativeFrom="column">
+                  <wp:posOffset>714325</wp:posOffset>
+                </wp:positionH>
+                <wp:positionV relativeFrom="paragraph">
+                  <wp:posOffset>123689</wp:posOffset>
+                </wp:positionV>
+                <wp:extent cx="4603446" cy="0"/>
+                <wp:effectExtent l="0" t="19050" r="26035" b="19050"/>
+                <wp:wrapNone/>
+                <wp:docPr id="12" name="直接连接符 12"/>
+                <wp:cNvGraphicFramePr/>
+                <a:graphic xmlns:a="http://schemas.openxmlformats.org/drawingml/2006/main">
+                  <a:graphicData uri="http://schemas.microsoft.com/office/word/2010/wordprocessingShape">
+                    <wps:wsp>
+                      <wps:cNvCnPr/>
+                      <wps:spPr>
+                        <a:xfrm>
+                          <a:off x="0" y="0"/>
+                          <a:ext cx="4603446" cy="0"/>
+                        </a:xfrm>
+                        <a:prstGeom prst="line">
+                          <a:avLst/>
+                        </a:prstGeom>
+                        <a:ln w="28575">
+                          <a:solidFill>
+                            <a:schemeClr val="tx1">
+                              <a:lumMod val="50000"/>
+                              <a:lumOff val="50000"/>
+                            </a:schemeClr>
+                          </a:solidFill>
+                        </a:ln>
+                      </wps:spPr>
+                      <wps:style>
+                        <a:lnRef idx="1">
+                          <a:schemeClr val="accent1"/>
+                        </a:lnRef>
+                        <a:fillRef idx="0">
+                          <a:schemeClr val="accent1"/>
+                        </a:fillRef>
+                        <a:effectRef idx="0">
+                          <a:schemeClr val="accent1"/>
+                        </a:effectRef>
+                        <a:fontRef idx="minor">
+                          <a:schemeClr val="tx1"/>
+                        </a:fontRef>
+                      </wps:style>
+                      <wps:bodyPr/>
+                    </wps:wsp>
+                  </a:graphicData>
+                </a:graphic>
+                <wp14:sizeRelH relativeFrom="margin">
+                  <wp14:pctWidth>0</wp14:pctWidth>
+                </wp14:sizeRelH>
+                <wp14:sizeRelV relativeFrom="margin">
+                  <wp14:pctHeight>0</wp14:pctHeight>
+                </wp14:sizeRelV>
+              </wp:anchor>
+            </w:drawing>
+          </mc:Choice>
+          <mc:Fallback>
+            <w:pict>
+              <v:line w14:anchorId="118ED439" id="直接连接符 12" o:spid="_x0000_s1026" style="position:absolute;z-index:251659264;visibility:visible;mso-wrap-style:square;mso-width-percent:0;mso-height-percent:0;mso-wrap-distance-left:9pt;mso-wrap-distance-top:0;mso-wrap-distance-right:9pt;mso-wrap-distance-bottom:0;mso-position-horizontal:absolute;mso-position-horizontal-relative:text;mso-position-vertical:absolute;mso-position-vertical-relative:text;mso-width-percent:0;mso-height-percent:0;mso-width-relative:margin;mso-height-relative:margin" from="56.25pt,9.75pt" to="418.75pt,9.75pt" o:gfxdata="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" strokecolor="gray [1629]" strokeweight="2.25pt">
+                <v:stroke joinstyle="miter"/>
+              </v:line>
+            </w:pict>
+          </mc:Fallback>
+        </mc:AlternateContent>
+      </w:r>
+      <w:r>
+        <w:rPr>
+          <w:rFonts w:ascii="Calibri" w:eastAsia="微软雅黑" w:hAnsi="Calibri" w:cs="Calibri"/>
+          <w:b/>
+          <w:bCs/>
+          <w:noProof/>
+          <w:sz w:val="36"/>
+          <w:szCs w:val="36"/>
+          <w:lang w:val="zh-CN"/>
+        </w:rPr>
+        <mc:AlternateContent>
+          <mc:Choice Requires="wps">
+            <w:drawing>
+              <wp:anchor distT="0" distB="0" distL="114300" distR="114300" simplePos="0" relativeHeight="251660288" behindDoc="0" locked="0" layoutInCell="1" allowOverlap="1" wp14:anchorId="624BA26F" wp14:editId="50AE4296">
                 <wp:simplePos x="0" y="0"/>
                 <wp:positionH relativeFrom="column">
                   <wp:posOffset>584</wp:posOffset>
@@ -129,7 +215,7 @@
           </mc:Choice>
           <mc:Fallback>
             <w:pict>
-              <v:line w14:anchorId="40157883" id="直接连接符 14" o:spid="_x0000_s1026" style="position:absolute;z-index:251660288;visibility:visible;mso-wrap-style:square;mso-width-percent:0;mso-wrap-distance-left:9pt;mso-wrap-distance-top:0;mso-wrap-distance-right:9pt;mso-wrap-distance-bottom:0;mso-position-horizontal:absolute;mso-position-horizontal-relative:text;mso-position-vertical:absolute;mso-position-vertical-relative:text;mso-width-percent:0;mso-width-relative:margin" from=".05pt,9.7pt" to="55.7pt,9.7pt" o:gfxdata="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" strokecolor="#53aba1" strokeweight="2.25pt">
+              <v:line w14:anchorId="36680EF9" id="直接连接符 14" o:spid="_x0000_s1026" style="position:absolute;z-index:251660288;visibility:visible;mso-wrap-style:square;mso-width-percent:0;mso-wrap-distance-left:9pt;mso-wrap-distance-top:0;mso-wrap-distance-right:9pt;mso-wrap-distance-bottom:0;mso-position-horizontal:absolute;mso-position-horizontal-relative:text;mso-position-vertical:absolute;mso-position-vertical-relative:text;mso-width-percent:0;mso-width-relative:margin" from=".05pt,9.7pt" to="55.7pt,9.7pt" o:gfxdata="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" strokecolor="#53aba1" strokeweight="2.25pt">
                 <v:stroke joinstyle="miter"/>
               </v:line>
             </w:pict>
@@ -138,6 +224,324 @@
       </w:r>
       <w:r>
         <w:rPr>
+          <w:rFonts w:ascii="Calibri" w:eastAsia="华文细黑" w:hAnsi="Calibri" w:cs="Calibri"/>
+          <w:color w:val="404040" w:themeColor="text1" w:themeTint="BF"/>
+          <w:szCs w:val="21"/>
+        </w:rPr>
+        <w:t>姓</w:t>
+      </w:r>
+      <w:r>
+        <w:rPr>
+          <w:rFonts w:ascii="Calibri" w:eastAsia="华文细黑" w:hAnsi="Calibri" w:cs="Calibri"/>
+          <w:color w:val="404040" w:themeColor="text1" w:themeTint="BF"/>
+          <w:szCs w:val="21"/>
+        </w:rPr>
+        <w:t xml:space="preserve">    </w:t>
+      </w:r>
+      <w:r>
+        <w:rPr>
+          <w:rFonts w:ascii="Calibri" w:eastAsia="华文细黑" w:hAnsi="Calibri" w:cs="Calibri"/>
+          <w:color w:val="404040" w:themeColor="text1" w:themeTint="BF"/>
+          <w:szCs w:val="21"/>
+        </w:rPr>
+        <w:t>名：于飞</w:t>
+      </w:r>
+      <w:r>
+        <w:rPr>
+          <w:rFonts w:ascii="Calibri" w:eastAsia="华文细黑" w:hAnsi="Calibri" w:cs="Calibri"/>
+          <w:color w:val="404040" w:themeColor="text1" w:themeTint="BF"/>
+          <w:szCs w:val="21"/>
+        </w:rPr>
+        <w:t xml:space="preserve">        </w:t>
+      </w:r>
+      <w:r>
+        <w:rPr>
+          <w:rFonts w:ascii="Calibri" w:eastAsia="华文细黑" w:hAnsi="Calibri" w:cs="Calibri" w:hint="eastAsia"/>
+          <w:color w:val="404040" w:themeColor="text1" w:themeTint="BF"/>
+          <w:szCs w:val="21"/>
+        </w:rPr>
+        <w:t xml:space="preserve">    </w:t>
+      </w:r>
+      <w:r>
+        <w:rPr>
+          <w:rFonts w:ascii="Calibri" w:eastAsia="华文细黑" w:hAnsi="Calibri" w:cs="Calibri"/>
+          <w:color w:val="404040" w:themeColor="text1" w:themeTint="BF"/>
+          <w:szCs w:val="21"/>
+        </w:rPr>
+        <w:t>性别：男</w:t>
+      </w:r>
+      <w:r>
+        <w:rPr>
+          <w:rFonts w:ascii="Calibri" w:eastAsia="华文细黑" w:hAnsi="Calibri" w:cs="Calibri"/>
+          <w:color w:val="404040" w:themeColor="text1" w:themeTint="BF"/>
+          <w:szCs w:val="21"/>
+        </w:rPr>
+        <w:tab/>
+      </w:r>
+      <w:r>
+        <w:rPr>
+          <w:rFonts w:ascii="Calibri" w:eastAsia="华文细黑" w:hAnsi="Calibri" w:cs="Calibri"/>
+          <w:color w:val="404040" w:themeColor="text1" w:themeTint="BF"/>
+          <w:szCs w:val="21"/>
+        </w:rPr>
+        <w:t>工作时间：</w:t>
+      </w:r>
+      <w:r>
+        <w:rPr>
+          <w:rFonts w:ascii="Calibri" w:eastAsia="华文细黑" w:hAnsi="Calibri" w:cs="Calibri" w:hint="eastAsia"/>
+          <w:color w:val="404040" w:themeColor="text1" w:themeTint="BF"/>
+          <w:szCs w:val="21"/>
+        </w:rPr>
+        <w:t>10</w:t>
+      </w:r>
+      <w:r>
+        <w:rPr>
+          <w:rFonts w:ascii="Calibri" w:eastAsia="华文细黑" w:hAnsi="Calibri" w:cs="Calibri"/>
+          <w:color w:val="404040" w:themeColor="text1" w:themeTint="BF"/>
+          <w:szCs w:val="21"/>
+        </w:rPr>
+        <w:t>年</w:t>
+      </w:r>
+    </w:p>
+    <w:p>
+      <w:pPr>
+        <w:spacing w:line="400" w:lineRule="exact"/>
+        <w:rPr>
+          <w:rFonts w:ascii="Calibri" w:eastAsia="华文细黑" w:hAnsi="Calibri" w:cs="Calibri" w:hint="eastAsia"/>
+          <w:color w:val="404040" w:themeColor="text1" w:themeTint="BF"/>
+          <w:szCs w:val="21"/>
+        </w:rPr>
+      </w:pPr>
+      <w:r>
+        <w:rPr>
+          <w:rFonts w:ascii="Calibri" w:eastAsia="华文细黑" w:hAnsi="Calibri" w:cs="Calibri"/>
+          <w:color w:val="404040" w:themeColor="text1" w:themeTint="BF"/>
+          <w:szCs w:val="21"/>
+        </w:rPr>
+        <w:t>年</w:t>
+      </w:r>
+      <w:r>
+        <w:rPr>
+          <w:rFonts w:ascii="Calibri" w:eastAsia="华文细黑" w:hAnsi="Calibri" w:cs="Calibri"/>
+          <w:color w:val="404040" w:themeColor="text1" w:themeTint="BF"/>
+          <w:szCs w:val="21"/>
+        </w:rPr>
+        <w:t xml:space="preserve">    </w:t>
+      </w:r>
+      <w:r>
+        <w:rPr>
+          <w:rFonts w:ascii="Calibri" w:eastAsia="华文细黑" w:hAnsi="Calibri" w:cs="Calibri"/>
+          <w:color w:val="404040" w:themeColor="text1" w:themeTint="BF"/>
+          <w:szCs w:val="21"/>
+        </w:rPr>
+        <w:t>龄：</w:t>
+      </w:r>
+      <w:r>
+        <w:rPr>
+          <w:rFonts w:ascii="Calibri" w:eastAsia="华文细黑" w:hAnsi="Calibri" w:cs="Calibri" w:hint="eastAsia"/>
+          <w:color w:val="404040" w:themeColor="text1" w:themeTint="BF"/>
+          <w:szCs w:val="21"/>
+        </w:rPr>
+        <w:t>3</w:t>
+      </w:r>
+      <w:r>
+        <w:rPr>
+          <w:rFonts w:ascii="Calibri" w:eastAsia="华文细黑" w:hAnsi="Calibri" w:cs="Calibri" w:hint="eastAsia"/>
+          <w:color w:val="404040" w:themeColor="text1" w:themeTint="BF"/>
+          <w:szCs w:val="21"/>
+        </w:rPr>
+        <w:t>4</w:t>
+      </w:r>
+      <w:r>
+        <w:rPr>
+          <w:rFonts w:ascii="Calibri" w:eastAsia="华文细黑" w:hAnsi="Calibri" w:cs="Calibri"/>
+          <w:color w:val="404040" w:themeColor="text1" w:themeTint="BF"/>
+          <w:szCs w:val="21"/>
+        </w:rPr>
+        <w:t>岁</w:t>
+      </w:r>
+      <w:r>
+        <w:rPr>
+          <w:rFonts w:ascii="Calibri" w:eastAsia="华文细黑" w:hAnsi="Calibri" w:cs="Calibri"/>
+          <w:color w:val="404040" w:themeColor="text1" w:themeTint="BF"/>
+          <w:szCs w:val="21"/>
+        </w:rPr>
+        <w:t xml:space="preserve">        </w:t>
+      </w:r>
+      <w:r>
+        <w:rPr>
+          <w:rFonts w:ascii="Calibri" w:eastAsia="华文细黑" w:hAnsi="Calibri" w:cs="Calibri" w:hint="eastAsia"/>
+          <w:color w:val="404040" w:themeColor="text1" w:themeTint="BF"/>
+          <w:szCs w:val="21"/>
+        </w:rPr>
+        <w:t xml:space="preserve">   </w:t>
+      </w:r>
+      <w:r>
+        <w:rPr>
+          <w:rFonts w:ascii="Calibri" w:eastAsia="华文细黑" w:hAnsi="Calibri" w:cs="Calibri"/>
+          <w:color w:val="404040" w:themeColor="text1" w:themeTint="BF"/>
+          <w:szCs w:val="21"/>
+        </w:rPr>
+        <w:t>电话：</w:t>
+      </w:r>
+      <w:r>
+        <w:rPr>
+          <w:rFonts w:ascii="Calibri" w:eastAsia="华文细黑" w:hAnsi="Calibri" w:cs="Calibri"/>
+          <w:color w:val="404040" w:themeColor="text1" w:themeTint="BF"/>
+          <w:szCs w:val="21"/>
+        </w:rPr>
+        <w:t>135 7084 5834</w:t>
+      </w:r>
+      <w:r>
+        <w:rPr>
+          <w:rFonts w:ascii="Calibri" w:eastAsia="华文细黑" w:hAnsi="Calibri" w:cs="Calibri" w:hint="eastAsia"/>
+          <w:color w:val="404040" w:themeColor="text1" w:themeTint="BF"/>
+          <w:szCs w:val="21"/>
+        </w:rPr>
+        <w:t xml:space="preserve"> </w:t>
+      </w:r>
+      <w:r>
+        <w:rPr>
+          <w:rFonts w:ascii="Calibri" w:eastAsia="华文细黑" w:hAnsi="Calibri" w:cs="Calibri" w:hint="eastAsia"/>
+          <w:color w:val="404040" w:themeColor="text1" w:themeTint="BF"/>
+          <w:szCs w:val="21"/>
+        </w:rPr>
+        <w:t xml:space="preserve">       </w:t>
+      </w:r>
+      <w:r>
+        <w:rPr>
+          <w:rFonts w:ascii="Calibri" w:eastAsia="华文细黑" w:hAnsi="Calibri" w:cs="Calibri"/>
+          <w:color w:val="404040" w:themeColor="text1" w:themeTint="BF"/>
+          <w:szCs w:val="21"/>
+        </w:rPr>
+        <w:t>邮箱：</w:t>
+      </w:r>
+      <w:r>
+        <w:rPr>
+          <w:rFonts w:ascii="Calibri" w:eastAsia="华文细黑" w:hAnsi="Calibri" w:cs="Calibri"/>
+          <w:color w:val="404040" w:themeColor="text1" w:themeTint="BF"/>
+          <w:szCs w:val="21"/>
+        </w:rPr>
+        <w:t>yufei556@126.com</w:t>
+      </w:r>
+    </w:p>
+    <w:p>
+      <w:pPr>
+        <w:spacing w:line="400" w:lineRule="exact"/>
+        <w:rPr>
+          <w:rFonts w:ascii="Calibri" w:eastAsia="华文细黑" w:hAnsi="Calibri" w:cs="Calibri" w:hint="eastAsia"/>
+          <w:color w:val="404040" w:themeColor="text1" w:themeTint="BF"/>
+          <w:szCs w:val="21"/>
+        </w:rPr>
+      </w:pPr>
+      <w:r>
+        <w:rPr>
+          <w:rFonts w:ascii="Calibri" w:eastAsia="华文细黑" w:hAnsi="Calibri" w:cs="Calibri"/>
+          <w:color w:val="404040" w:themeColor="text1" w:themeTint="BF"/>
+          <w:szCs w:val="21"/>
+        </w:rPr>
+        <w:t>学</w:t>
+      </w:r>
+      <w:r>
+        <w:rPr>
+          <w:rFonts w:ascii="Calibri" w:eastAsia="华文细黑" w:hAnsi="Calibri" w:cs="Calibri"/>
+          <w:color w:val="404040" w:themeColor="text1" w:themeTint="BF"/>
+          <w:szCs w:val="21"/>
+        </w:rPr>
+        <w:t xml:space="preserve">    </w:t>
+      </w:r>
+      <w:r>
+        <w:rPr>
+          <w:rFonts w:ascii="Calibri" w:eastAsia="华文细黑" w:hAnsi="Calibri" w:cs="Calibri"/>
+          <w:color w:val="404040" w:themeColor="text1" w:themeTint="BF"/>
+          <w:szCs w:val="21"/>
+        </w:rPr>
+        <w:t>历：重庆大学</w:t>
+      </w:r>
+      <w:r>
+        <w:rPr>
+          <w:rFonts w:ascii="Calibri" w:eastAsia="华文细黑" w:hAnsi="Calibri" w:cs="Calibri"/>
+          <w:color w:val="404040" w:themeColor="text1" w:themeTint="BF"/>
+          <w:szCs w:val="21"/>
+        </w:rPr>
+        <w:t>/</w:t>
+      </w:r>
+      <w:r>
+        <w:rPr>
+          <w:rFonts w:ascii="Calibri" w:eastAsia="华文细黑" w:hAnsi="Calibri" w:cs="Calibri"/>
+          <w:color w:val="404040" w:themeColor="text1" w:themeTint="BF"/>
+          <w:szCs w:val="21"/>
+        </w:rPr>
+        <w:t>本科</w:t>
+      </w:r>
+      <w:r>
+        <w:rPr>
+          <w:rFonts w:ascii="Calibri" w:eastAsia="华文细黑" w:hAnsi="Calibri" w:cs="Calibri" w:hint="eastAsia"/>
+          <w:color w:val="404040" w:themeColor="text1" w:themeTint="BF"/>
+          <w:szCs w:val="21"/>
+        </w:rPr>
+        <w:t xml:space="preserve">  </w:t>
+      </w:r>
+      <w:r>
+        <w:rPr>
+          <w:rFonts w:ascii="Calibri" w:eastAsia="华文细黑" w:hAnsi="Calibri" w:cs="Calibri" w:hint="eastAsia"/>
+          <w:color w:val="404040" w:themeColor="text1" w:themeTint="BF"/>
+          <w:szCs w:val="21"/>
+        </w:rPr>
+        <w:t xml:space="preserve"> </w:t>
+      </w:r>
+      <w:r>
+        <w:rPr>
+          <w:rFonts w:ascii="Calibri" w:eastAsia="华文细黑" w:hAnsi="Calibri" w:cs="Calibri"/>
+          <w:color w:val="404040" w:themeColor="text1" w:themeTint="BF"/>
+          <w:szCs w:val="21"/>
+        </w:rPr>
+        <w:t>英语水平：</w:t>
+      </w:r>
+      <w:r>
+        <w:rPr>
+          <w:rFonts w:ascii="Calibri" w:eastAsia="华文细黑" w:hAnsi="Calibri" w:cs="Calibri"/>
+          <w:color w:val="404040" w:themeColor="text1" w:themeTint="BF"/>
+          <w:szCs w:val="21"/>
+        </w:rPr>
+        <w:t>CET-6</w:t>
+      </w:r>
+    </w:p>
+    <w:p>
+      <w:pPr>
+        <w:spacing w:beforeLines="50" w:before="156" w:line="400" w:lineRule="exact"/>
+        <w:rPr>
+          <w:rFonts w:ascii="华文细黑" w:eastAsia="华文细黑" w:hAnsi="华文细黑" w:cs="Calibri" w:hint="eastAsia"/>
+          <w:b/>
+          <w:bCs/>
+          <w:color w:val="404040" w:themeColor="text1" w:themeTint="BF"/>
+          <w:sz w:val="24"/>
+          <w:szCs w:val="24"/>
+        </w:rPr>
+      </w:pPr>
+      <w:r>
+        <w:rPr>
+          <w:rFonts w:ascii="华文细黑" w:eastAsia="华文细黑" w:hAnsi="华文细黑" w:cs="Calibri"/>
+          <w:b/>
+          <w:bCs/>
+          <w:color w:val="404040" w:themeColor="text1" w:themeTint="BF"/>
+          <w:sz w:val="24"/>
+          <w:szCs w:val="24"/>
+        </w:rPr>
+        <w:t>教育经历</w:t>
+      </w:r>
+    </w:p>
+    <w:p>
+      <w:pPr>
+        <w:spacing w:beforeLines="50" w:before="156" w:line="400" w:lineRule="exact"/>
+        <w:ind w:rightChars="-24" w:right="-50"/>
+        <w:rPr>
+          <w:rFonts w:ascii="Calibri" w:eastAsia="微软雅黑" w:hAnsi="Calibri" w:cs="Calibri"/>
+          <w:color w:val="404040" w:themeColor="text1" w:themeTint="BF"/>
+        </w:rPr>
+      </w:pPr>
+      <w:r>
+        <w:rPr>
           <w:rFonts w:ascii="Calibri" w:eastAsia="微软雅黑" w:hAnsi="Calibri" w:cs="Calibri"/>
           <w:b/>
           <w:bCs/>
@@ -149,18 +553,18 @@
         <mc:AlternateContent>
           <mc:Choice Requires="wps">
             <w:drawing>
-              <wp:anchor distT="0" distB="0" distL="114300" distR="114300" simplePos="0" relativeHeight="251659264" behindDoc="0" locked="0" layoutInCell="1" allowOverlap="1" wp14:anchorId="3B1B6DAB" wp14:editId="264AFB96">
+              <wp:anchor distT="0" distB="0" distL="114300" distR="114300" simplePos="0" relativeHeight="251661312" behindDoc="0" locked="0" layoutInCell="1" allowOverlap="1" wp14:anchorId="60350B24" wp14:editId="56AD4D2A">
                 <wp:simplePos x="0" y="0"/>
                 <wp:positionH relativeFrom="column">
-                  <wp:posOffset>708504</wp:posOffset>
+                  <wp:posOffset>714349</wp:posOffset>
                 </wp:positionH>
                 <wp:positionV relativeFrom="paragraph">
-                  <wp:posOffset>121860</wp:posOffset>
+                  <wp:posOffset>119380</wp:posOffset>
                 </wp:positionV>
                 <wp:extent cx="4603446" cy="0"/>
                 <wp:effectExtent l="0" t="19050" r="26035" b="19050"/>
                 <wp:wrapNone/>
-                <wp:docPr id="12" name="直接连接符 12"/>
+                <wp:docPr id="16" name="直接连接符 16"/>
                 <wp:cNvGraphicFramePr/>
                 <a:graphic xmlns:a="http://schemas.openxmlformats.org/drawingml/2006/main">
                   <a:graphicData uri="http://schemas.microsoft.com/office/word/2010/wordprocessingShape">
@@ -212,7 +616,7 @@
           </mc:Choice>
           <mc:Fallback>
             <w:pict>
-              <v:line w14:anchorId="7B4F3F79" id="直接连接符 12" o:spid="_x0000_s1026" style="position:absolute;z-index:251659264;visibility:visible;mso-wrap-style:square;mso-width-percent:0;mso-height-percent:0;mso-wrap-distance-left:9pt;mso-wrap-distance-top:0;mso-wrap-distance-right:9pt;mso-wrap-distance-bottom:0;mso-position-horizontal:absolute;mso-position-horizontal-relative:text;mso-position-vertical:absolute;mso-position-vertical-relative:text;mso-width-percent:0;mso-height-percent:0;mso-width-relative:margin;mso-height-relative:margin" from="55.8pt,9.6pt" to="418.3pt,9.6pt" o:gfxdata="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" strokecolor="gray [1629]" strokeweight="2.25pt">
+              <v:line w14:anchorId="591A0804" id="直接连接符 16" o:spid="_x0000_s1026" style="position:absolute;z-index:251661312;visibility:visible;mso-wrap-style:square;mso-width-percent:0;mso-height-percent:0;mso-wrap-distance-left:9pt;mso-wrap-distance-top:0;mso-wrap-distance-right:9pt;mso-wrap-distance-bottom:0;mso-position-horizontal:absolute;mso-position-horizontal-relative:text;mso-position-vertical:absolute;mso-position-vertical-relative:text;mso-width-percent:0;mso-height-percent:0;mso-width-relative:margin;mso-height-relative:margin" from="56.25pt,9.4pt" to="418.75pt,9.4pt" o:gfxdata="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" strokecolor="gray [1629]" strokeweight="2.25pt">
                 <v:stroke joinstyle="miter"/>
               </v:line>
             </w:pict>
@@ -221,390 +625,6 @@
       </w:r>
       <w:r>
         <w:rPr>
-          <w:rFonts w:ascii="Calibri" w:eastAsia="华文细黑" w:hAnsi="Calibri" w:cs="Calibri"/>
-          <w:color w:val="404040" w:themeColor="text1" w:themeTint="BF"/>
-          <w:szCs w:val="21"/>
-        </w:rPr>
-        <w:t>姓</w:t>
-      </w:r>
-      <w:r>
-        <w:rPr>
-          <w:rFonts w:ascii="Calibri" w:eastAsia="华文细黑" w:hAnsi="Calibri" w:cs="Calibri"/>
-          <w:color w:val="404040" w:themeColor="text1" w:themeTint="BF"/>
-          <w:szCs w:val="21"/>
-        </w:rPr>
-        <w:t xml:space="preserve">    </w:t>
-      </w:r>
-      <w:r>
-        <w:rPr>
-          <w:rFonts w:ascii="Calibri" w:eastAsia="华文细黑" w:hAnsi="Calibri" w:cs="Calibri"/>
-          <w:color w:val="404040" w:themeColor="text1" w:themeTint="BF"/>
-          <w:szCs w:val="21"/>
-        </w:rPr>
-        <w:t>名：于飞</w:t>
-      </w:r>
-      <w:r>
-        <w:rPr>
-          <w:rFonts w:ascii="Calibri" w:eastAsia="华文细黑" w:hAnsi="Calibri" w:cs="Calibri"/>
-          <w:color w:val="404040" w:themeColor="text1" w:themeTint="BF"/>
-          <w:szCs w:val="21"/>
-        </w:rPr>
-        <w:t xml:space="preserve">                         </w:t>
-      </w:r>
-      <w:r>
-        <w:rPr>
-          <w:rFonts w:ascii="Calibri" w:eastAsia="华文细黑" w:hAnsi="Calibri" w:cs="Calibri" w:hint="eastAsia"/>
-          <w:color w:val="404040" w:themeColor="text1" w:themeTint="BF"/>
-          <w:szCs w:val="21"/>
-        </w:rPr>
-        <w:t xml:space="preserve">     </w:t>
-      </w:r>
-      <w:r>
-        <w:rPr>
-          <w:rFonts w:ascii="Calibri" w:eastAsia="华文细黑" w:hAnsi="Calibri" w:cs="Calibri"/>
-          <w:color w:val="404040" w:themeColor="text1" w:themeTint="BF"/>
-          <w:szCs w:val="21"/>
-        </w:rPr>
-        <w:t xml:space="preserve">       </w:t>
-      </w:r>
-      <w:r>
-        <w:rPr>
-          <w:rFonts w:ascii="Calibri" w:eastAsia="华文细黑" w:hAnsi="Calibri" w:cs="Calibri" w:hint="eastAsia"/>
-          <w:color w:val="404040" w:themeColor="text1" w:themeTint="BF"/>
-          <w:szCs w:val="21"/>
-        </w:rPr>
-        <w:t xml:space="preserve"> </w:t>
-      </w:r>
-      <w:r>
-        <w:rPr>
-          <w:rFonts w:ascii="Calibri" w:eastAsia="华文细黑" w:hAnsi="Calibri" w:cs="Calibri"/>
-          <w:color w:val="404040" w:themeColor="text1" w:themeTint="BF"/>
-          <w:szCs w:val="21"/>
-        </w:rPr>
-        <w:t>性</w:t>
-      </w:r>
-      <w:r>
-        <w:rPr>
-          <w:rFonts w:ascii="Calibri" w:eastAsia="华文细黑" w:hAnsi="Calibri" w:cs="Calibri"/>
-          <w:color w:val="404040" w:themeColor="text1" w:themeTint="BF"/>
-          <w:szCs w:val="21"/>
-        </w:rPr>
-        <w:t xml:space="preserve">    </w:t>
-      </w:r>
-      <w:r>
-        <w:rPr>
-          <w:rFonts w:ascii="Calibri" w:eastAsia="华文细黑" w:hAnsi="Calibri" w:cs="Calibri"/>
-          <w:color w:val="404040" w:themeColor="text1" w:themeTint="BF"/>
-          <w:szCs w:val="21"/>
-        </w:rPr>
-        <w:t>别：男</w:t>
-      </w:r>
-    </w:p>
-    <w:p>
-      <w:pPr>
-        <w:spacing w:line="400" w:lineRule="exact"/>
-        <w:rPr>
-          <w:rFonts w:ascii="Calibri" w:eastAsia="华文细黑" w:hAnsi="Calibri" w:cs="Calibri"/>
-          <w:color w:val="404040" w:themeColor="text1" w:themeTint="BF"/>
-          <w:szCs w:val="21"/>
-        </w:rPr>
-      </w:pPr>
-      <w:r>
-        <w:rPr>
-          <w:rFonts w:ascii="Calibri" w:eastAsia="华文细黑" w:hAnsi="Calibri" w:cs="Calibri"/>
-          <w:color w:val="404040" w:themeColor="text1" w:themeTint="BF"/>
-          <w:szCs w:val="21"/>
-        </w:rPr>
-        <w:t>年</w:t>
-      </w:r>
-      <w:r>
-        <w:rPr>
-          <w:rFonts w:ascii="Calibri" w:eastAsia="华文细黑" w:hAnsi="Calibri" w:cs="Calibri"/>
-          <w:color w:val="404040" w:themeColor="text1" w:themeTint="BF"/>
-          <w:szCs w:val="21"/>
-        </w:rPr>
-        <w:t xml:space="preserve">    </w:t>
-      </w:r>
-      <w:r>
-        <w:rPr>
-          <w:rFonts w:ascii="Calibri" w:eastAsia="华文细黑" w:hAnsi="Calibri" w:cs="Calibri"/>
-          <w:color w:val="404040" w:themeColor="text1" w:themeTint="BF"/>
-          <w:szCs w:val="21"/>
-        </w:rPr>
-        <w:t>龄：</w:t>
-      </w:r>
-      <w:r>
-        <w:rPr>
-          <w:rFonts w:ascii="Calibri" w:eastAsia="华文细黑" w:hAnsi="Calibri" w:cs="Calibri" w:hint="eastAsia"/>
-          <w:color w:val="404040" w:themeColor="text1" w:themeTint="BF"/>
-          <w:szCs w:val="21"/>
-        </w:rPr>
-        <w:t>33</w:t>
-      </w:r>
-      <w:r>
-        <w:rPr>
-          <w:rFonts w:ascii="Calibri" w:eastAsia="华文细黑" w:hAnsi="Calibri" w:cs="Calibri"/>
-          <w:color w:val="404040" w:themeColor="text1" w:themeTint="BF"/>
-          <w:szCs w:val="21"/>
-        </w:rPr>
-        <w:t>岁</w:t>
-      </w:r>
-      <w:r>
-        <w:rPr>
-          <w:rFonts w:ascii="Calibri" w:eastAsia="华文细黑" w:hAnsi="Calibri" w:cs="Calibri"/>
-          <w:color w:val="404040" w:themeColor="text1" w:themeTint="BF"/>
-          <w:szCs w:val="21"/>
-        </w:rPr>
-        <w:t xml:space="preserve">                           </w:t>
-      </w:r>
-      <w:r>
-        <w:rPr>
-          <w:rFonts w:ascii="Calibri" w:eastAsia="华文细黑" w:hAnsi="Calibri" w:cs="Calibri" w:hint="eastAsia"/>
-          <w:color w:val="404040" w:themeColor="text1" w:themeTint="BF"/>
-          <w:szCs w:val="21"/>
-        </w:rPr>
-        <w:t xml:space="preserve">       </w:t>
-      </w:r>
-      <w:r>
-        <w:rPr>
-          <w:rFonts w:ascii="Calibri" w:eastAsia="华文细黑" w:hAnsi="Calibri" w:cs="Calibri"/>
-          <w:color w:val="404040" w:themeColor="text1" w:themeTint="BF"/>
-          <w:szCs w:val="21"/>
-        </w:rPr>
-        <w:t xml:space="preserve">   </w:t>
-      </w:r>
-      <w:r>
-        <w:rPr>
-          <w:rFonts w:ascii="Calibri" w:eastAsia="华文细黑" w:hAnsi="Calibri" w:cs="Calibri"/>
-          <w:color w:val="404040" w:themeColor="text1" w:themeTint="BF"/>
-          <w:szCs w:val="21"/>
-        </w:rPr>
-        <w:t>工作时间：</w:t>
-      </w:r>
-      <w:r>
-        <w:rPr>
-          <w:rFonts w:ascii="Calibri" w:eastAsia="华文细黑" w:hAnsi="Calibri" w:cs="Calibri" w:hint="eastAsia"/>
-          <w:color w:val="404040" w:themeColor="text1" w:themeTint="BF"/>
-          <w:szCs w:val="21"/>
-        </w:rPr>
-        <w:t>10</w:t>
-      </w:r>
-      <w:r>
-        <w:rPr>
-          <w:rFonts w:ascii="Calibri" w:eastAsia="华文细黑" w:hAnsi="Calibri" w:cs="Calibri"/>
-          <w:color w:val="404040" w:themeColor="text1" w:themeTint="BF"/>
-          <w:szCs w:val="21"/>
-        </w:rPr>
-        <w:t>年</w:t>
-      </w:r>
-    </w:p>
-    <w:p>
-      <w:pPr>
-        <w:spacing w:line="400" w:lineRule="exact"/>
-        <w:rPr>
-          <w:rFonts w:ascii="Calibri" w:eastAsia="华文细黑" w:hAnsi="Calibri" w:cs="Calibri"/>
-          <w:color w:val="404040" w:themeColor="text1" w:themeTint="BF"/>
-          <w:szCs w:val="21"/>
-        </w:rPr>
-      </w:pPr>
-      <w:r>
-        <w:rPr>
-          <w:rFonts w:ascii="Calibri" w:eastAsia="华文细黑" w:hAnsi="Calibri" w:cs="Calibri"/>
-          <w:color w:val="404040" w:themeColor="text1" w:themeTint="BF"/>
-          <w:szCs w:val="21"/>
-        </w:rPr>
-        <w:t>学</w:t>
-      </w:r>
-      <w:r>
-        <w:rPr>
-          <w:rFonts w:ascii="Calibri" w:eastAsia="华文细黑" w:hAnsi="Calibri" w:cs="Calibri"/>
-          <w:color w:val="404040" w:themeColor="text1" w:themeTint="BF"/>
-          <w:szCs w:val="21"/>
-        </w:rPr>
-        <w:t xml:space="preserve">    </w:t>
-      </w:r>
-      <w:r>
-        <w:rPr>
-          <w:rFonts w:ascii="Calibri" w:eastAsia="华文细黑" w:hAnsi="Calibri" w:cs="Calibri"/>
-          <w:color w:val="404040" w:themeColor="text1" w:themeTint="BF"/>
-          <w:szCs w:val="21"/>
-        </w:rPr>
-        <w:t>历：重庆大学</w:t>
-      </w:r>
-      <w:r>
-        <w:rPr>
-          <w:rFonts w:ascii="Calibri" w:eastAsia="华文细黑" w:hAnsi="Calibri" w:cs="Calibri"/>
-          <w:color w:val="404040" w:themeColor="text1" w:themeTint="BF"/>
-          <w:szCs w:val="21"/>
-        </w:rPr>
-        <w:t>/</w:t>
-      </w:r>
-      <w:r>
-        <w:rPr>
-          <w:rFonts w:ascii="Calibri" w:eastAsia="华文细黑" w:hAnsi="Calibri" w:cs="Calibri"/>
-          <w:color w:val="404040" w:themeColor="text1" w:themeTint="BF"/>
-          <w:szCs w:val="21"/>
-        </w:rPr>
-        <w:t>本科</w:t>
-      </w:r>
-      <w:r>
-        <w:rPr>
-          <w:rFonts w:ascii="Calibri" w:eastAsia="华文细黑" w:hAnsi="Calibri" w:cs="Calibri"/>
-          <w:color w:val="404040" w:themeColor="text1" w:themeTint="BF"/>
-          <w:szCs w:val="21"/>
-        </w:rPr>
-        <w:t xml:space="preserve">                     </w:t>
-      </w:r>
-      <w:r>
-        <w:rPr>
-          <w:rFonts w:ascii="Calibri" w:eastAsia="华文细黑" w:hAnsi="Calibri" w:cs="Calibri" w:hint="eastAsia"/>
-          <w:color w:val="404040" w:themeColor="text1" w:themeTint="BF"/>
-          <w:szCs w:val="21"/>
-        </w:rPr>
-        <w:t xml:space="preserve">      </w:t>
-      </w:r>
-      <w:r>
-        <w:rPr>
-          <w:rFonts w:ascii="Calibri" w:eastAsia="华文细黑" w:hAnsi="Calibri" w:cs="Calibri"/>
-          <w:color w:val="404040" w:themeColor="text1" w:themeTint="BF"/>
-          <w:szCs w:val="21"/>
-        </w:rPr>
-        <w:t xml:space="preserve">  </w:t>
-      </w:r>
-      <w:r>
-        <w:rPr>
-          <w:rFonts w:ascii="Calibri" w:eastAsia="华文细黑" w:hAnsi="Calibri" w:cs="Calibri"/>
-          <w:color w:val="404040" w:themeColor="text1" w:themeTint="BF"/>
-          <w:szCs w:val="21"/>
-        </w:rPr>
-        <w:t>英语水平：</w:t>
-      </w:r>
-      <w:r>
-        <w:rPr>
-          <w:rFonts w:ascii="Calibri" w:eastAsia="华文细黑" w:hAnsi="Calibri" w:cs="Calibri"/>
-          <w:color w:val="404040" w:themeColor="text1" w:themeTint="BF"/>
-          <w:szCs w:val="21"/>
-        </w:rPr>
-        <w:t>CET-6</w:t>
-      </w:r>
-    </w:p>
-    <w:p>
-      <w:pPr>
-        <w:spacing w:line="400" w:lineRule="exact"/>
-        <w:rPr>
-          <w:rFonts w:ascii="Calibri" w:eastAsia="华文细黑" w:hAnsi="Calibri" w:cs="Calibri"/>
-          <w:color w:val="404040" w:themeColor="text1" w:themeTint="BF"/>
-          <w:szCs w:val="21"/>
-        </w:rPr>
-      </w:pPr>
-      <w:r>
-        <w:rPr>
-          <w:rFonts w:ascii="Calibri" w:eastAsia="华文细黑" w:hAnsi="Calibri" w:cs="Calibri"/>
-          <w:color w:val="404040" w:themeColor="text1" w:themeTint="BF"/>
-          <w:szCs w:val="21"/>
-        </w:rPr>
-        <w:t>联系电话：</w:t>
-      </w:r>
-      <w:r>
-        <w:rPr>
-          <w:rFonts w:ascii="Calibri" w:eastAsia="华文细黑" w:hAnsi="Calibri" w:cs="Calibri"/>
-          <w:color w:val="404040" w:themeColor="text1" w:themeTint="BF"/>
-          <w:szCs w:val="21"/>
-        </w:rPr>
-        <w:t xml:space="preserve">135 7084 5834                      </w:t>
-      </w:r>
-      <w:r>
-        <w:rPr>
-          <w:rFonts w:ascii="Calibri" w:eastAsia="华文细黑" w:hAnsi="Calibri" w:cs="Calibri" w:hint="eastAsia"/>
-          <w:color w:val="404040" w:themeColor="text1" w:themeTint="BF"/>
-          <w:szCs w:val="21"/>
-        </w:rPr>
-        <w:t xml:space="preserve">      </w:t>
-      </w:r>
-      <w:r>
-        <w:rPr>
-          <w:rFonts w:ascii="Calibri" w:eastAsia="华文细黑" w:hAnsi="Calibri" w:cs="Calibri"/>
-          <w:color w:val="404040" w:themeColor="text1" w:themeTint="BF"/>
-          <w:szCs w:val="21"/>
-        </w:rPr>
-        <w:t xml:space="preserve"> </w:t>
-      </w:r>
-      <w:r>
-        <w:rPr>
-          <w:rFonts w:ascii="Calibri" w:eastAsia="华文细黑" w:hAnsi="Calibri" w:cs="Calibri"/>
-          <w:color w:val="404040" w:themeColor="text1" w:themeTint="BF"/>
-          <w:szCs w:val="21"/>
-        </w:rPr>
-        <w:t xml:space="preserve"> </w:t>
-      </w:r>
-      <w:r>
-        <w:rPr>
-          <w:rFonts w:ascii="Calibri" w:eastAsia="华文细黑" w:hAnsi="Calibri" w:cs="Calibri"/>
-          <w:color w:val="404040" w:themeColor="text1" w:themeTint="BF"/>
-          <w:szCs w:val="21"/>
-        </w:rPr>
-        <w:t>邮</w:t>
-      </w:r>
-      <w:r>
-        <w:rPr>
-          <w:rFonts w:ascii="Calibri" w:eastAsia="华文细黑" w:hAnsi="Calibri" w:cs="Calibri"/>
-          <w:color w:val="404040" w:themeColor="text1" w:themeTint="BF"/>
-          <w:szCs w:val="21"/>
-        </w:rPr>
-        <w:t xml:space="preserve">    </w:t>
-      </w:r>
-      <w:r>
-        <w:rPr>
-          <w:rFonts w:ascii="Calibri" w:eastAsia="华文细黑" w:hAnsi="Calibri" w:cs="Calibri"/>
-          <w:color w:val="404040" w:themeColor="text1" w:themeTint="BF"/>
-          <w:szCs w:val="21"/>
-        </w:rPr>
-        <w:t>箱：</w:t>
-      </w:r>
-      <w:r>
-        <w:rPr>
-          <w:rFonts w:ascii="Calibri" w:eastAsia="华文细黑" w:hAnsi="Calibri" w:cs="Calibri"/>
-          <w:color w:val="404040" w:themeColor="text1" w:themeTint="BF"/>
-          <w:szCs w:val="21"/>
-        </w:rPr>
-        <w:t>yufei556@126.com</w:t>
-      </w:r>
-    </w:p>
-    <w:p>
-      <w:pPr>
-        <w:spacing w:beforeLines="50" w:before="156" w:line="400" w:lineRule="exact"/>
-        <w:rPr>
-          <w:rFonts w:ascii="华文细黑" w:eastAsia="华文细黑" w:hAnsi="华文细黑" w:cs="Calibri" w:hint="eastAsia"/>
-          <w:b/>
-          <w:bCs/>
-          <w:color w:val="404040" w:themeColor="text1" w:themeTint="BF"/>
-          <w:sz w:val="24"/>
-          <w:szCs w:val="24"/>
-        </w:rPr>
-      </w:pPr>
-      <w:r>
-        <w:rPr>
-          <w:rFonts w:ascii="华文细黑" w:eastAsia="华文细黑" w:hAnsi="华文细黑" w:cs="Calibri"/>
-          <w:b/>
-          <w:bCs/>
-          <w:color w:val="404040" w:themeColor="text1" w:themeTint="BF"/>
-          <w:sz w:val="24"/>
-          <w:szCs w:val="24"/>
-        </w:rPr>
-        <w:t>教育经历</w:t>
-      </w:r>
-    </w:p>
-    <w:p>
-      <w:pPr>
-        <w:spacing w:beforeLines="50" w:before="156" w:line="400" w:lineRule="exact"/>
-        <w:ind w:rightChars="-24" w:right="-50"/>
-        <w:rPr>
-          <w:rFonts w:ascii="Calibri" w:eastAsia="微软雅黑" w:hAnsi="Calibri" w:cs="Calibri"/>
-          <w:color w:val="404040" w:themeColor="text1" w:themeTint="BF"/>
-        </w:rPr>
-      </w:pPr>
-      <w:r>
-        <w:rPr>
           <w:rFonts w:ascii="Calibri" w:eastAsia="微软雅黑" w:hAnsi="Calibri" w:cs="Calibri"/>
           <w:b/>
           <w:bCs/>
@@ -616,7 +636,7 @@
         <mc:AlternateContent>
           <mc:Choice Requires="wps">
             <w:drawing>
-              <wp:anchor distT="0" distB="0" distL="114300" distR="114300" simplePos="0" relativeHeight="251662336" behindDoc="0" locked="0" layoutInCell="1" allowOverlap="1" wp14:anchorId="25A26164" wp14:editId="617F0022">
+              <wp:anchor distT="0" distB="0" distL="114300" distR="114300" simplePos="0" relativeHeight="251662336" behindDoc="0" locked="0" layoutInCell="1" allowOverlap="1" wp14:anchorId="25A26164" wp14:editId="1895706D">
                 <wp:simplePos x="0" y="0"/>
                 <wp:positionH relativeFrom="column">
                   <wp:posOffset>584</wp:posOffset>
@@ -676,7 +696,7 @@
           </mc:Choice>
           <mc:Fallback>
             <w:pict>
-              <v:line w14:anchorId="0575191C" id="直接连接符 15" o:spid="_x0000_s1026" style="position:absolute;z-index:251662336;visibility:visible;mso-wrap-style:square;mso-width-percent:0;mso-height-percent:0;mso-wrap-distance-left:9pt;mso-wrap-distance-top:0;mso-wrap-distance-right:9pt;mso-wrap-distance-bottom:0;mso-position-horizontal:absolute;mso-position-horizontal-relative:text;mso-position-vertical:absolute;mso-position-vertical-relative:text;mso-width-percent:0;mso-height-percent:0;mso-width-relative:margin;mso-height-relative:margin" from=".05pt,9.5pt" to="55.7pt,9.5pt" o:gfxdata="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" strokecolor="#53aba1" strokeweight="2.25pt">
+              <v:line w14:anchorId="0B907BB5" id="直接连接符 15" o:spid="_x0000_s1026" style="position:absolute;z-index:251662336;visibility:visible;mso-wrap-style:square;mso-width-percent:0;mso-height-percent:0;mso-wrap-distance-left:9pt;mso-wrap-distance-top:0;mso-wrap-distance-right:9pt;mso-wrap-distance-bottom:0;mso-position-horizontal:absolute;mso-position-horizontal-relative:text;mso-position-vertical:absolute;mso-position-vertical-relative:text;mso-width-percent:0;mso-height-percent:0;mso-width-relative:margin;mso-height-relative:margin" from=".05pt,9.5pt" to="55.7pt,9.5pt" o:gfxdata="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" strokecolor="#53aba1" strokeweight="2.25pt">
                 <v:stroke joinstyle="miter"/>
               </v:line>
             </w:pict>
@@ -686,349 +706,170 @@
       <w:r>
         <w:rPr>
           <w:rFonts w:ascii="Calibri" w:eastAsia="微软雅黑" w:hAnsi="Calibri" w:cs="Calibri"/>
-          <w:b/>
-          <w:bCs/>
+          <w:color w:val="404040" w:themeColor="text1" w:themeTint="BF"/>
+          <w:szCs w:val="21"/>
+        </w:rPr>
+        <w:t xml:space="preserve">2012-09 </w:t>
+      </w:r>
+      <w:r>
+        <w:rPr>
+          <w:rFonts w:ascii="华文细黑" w:eastAsia="华文细黑" w:hAnsi="华文细黑" w:cs="Calibri"/>
+          <w:color w:val="404040" w:themeColor="text1" w:themeTint="BF"/>
+          <w:szCs w:val="21"/>
+        </w:rPr>
+        <w:t>至</w:t>
+      </w:r>
+      <w:r>
+        <w:rPr>
+          <w:rFonts w:ascii="Calibri" w:eastAsia="微软雅黑" w:hAnsi="Calibri" w:cs="Calibri"/>
+          <w:color w:val="404040" w:themeColor="text1" w:themeTint="BF"/>
+          <w:szCs w:val="21"/>
+        </w:rPr>
+        <w:t xml:space="preserve"> 2016-06      </w:t>
+      </w:r>
+      <w:r>
+        <w:rPr>
+          <w:rFonts w:ascii="Calibri" w:eastAsia="微软雅黑" w:hAnsi="Calibri" w:cs="Calibri" w:hint="eastAsia"/>
+          <w:color w:val="404040" w:themeColor="text1" w:themeTint="BF"/>
+          <w:szCs w:val="21"/>
+        </w:rPr>
+        <w:t xml:space="preserve">  </w:t>
+      </w:r>
+      <w:r>
+        <w:rPr>
+          <w:rFonts w:ascii="Calibri" w:eastAsia="微软雅黑" w:hAnsi="Calibri" w:cs="Calibri"/>
+          <w:color w:val="404040" w:themeColor="text1" w:themeTint="BF"/>
+          <w:szCs w:val="21"/>
+        </w:rPr>
+        <w:t xml:space="preserve">        </w:t>
+      </w:r>
+      <w:r>
+        <w:rPr>
+          <w:rFonts w:ascii="华文细黑" w:eastAsia="华文细黑" w:hAnsi="华文细黑" w:cs="Calibri"/>
+          <w:color w:val="404040" w:themeColor="text1" w:themeTint="BF"/>
+          <w:szCs w:val="21"/>
+        </w:rPr>
+        <w:t>重庆大学</w:t>
+      </w:r>
+      <w:r>
+        <w:rPr>
+          <w:rFonts w:ascii="华文细黑" w:eastAsia="华文细黑" w:hAnsi="华文细黑" w:cs="Calibri" w:hint="eastAsia"/>
+          <w:color w:val="404040" w:themeColor="text1" w:themeTint="BF"/>
+          <w:szCs w:val="21"/>
+        </w:rPr>
+        <w:t xml:space="preserve"> </w:t>
+      </w:r>
+      <w:r>
+        <w:rPr>
+          <w:rFonts w:ascii="华文细黑" w:eastAsia="华文细黑" w:hAnsi="华文细黑" w:cs="Calibri"/>
+          <w:color w:val="404040" w:themeColor="text1" w:themeTint="BF"/>
+          <w:szCs w:val="21"/>
+        </w:rPr>
+        <w:t xml:space="preserve">         </w:t>
+      </w:r>
+      <w:r>
+        <w:rPr>
+          <w:rFonts w:ascii="华文细黑" w:eastAsia="华文细黑" w:hAnsi="华文细黑" w:cs="Calibri"/>
+          <w:color w:val="404040" w:themeColor="text1" w:themeTint="BF"/>
+          <w:szCs w:val="21"/>
+        </w:rPr>
+        <w:t xml:space="preserve">     </w:t>
+      </w:r>
+      <w:r>
+        <w:rPr>
+          <w:rFonts w:ascii="华文细黑" w:eastAsia="华文细黑" w:hAnsi="华文细黑" w:cs="Calibri"/>
+          <w:color w:val="404040" w:themeColor="text1" w:themeTint="BF"/>
+          <w:szCs w:val="21"/>
+        </w:rPr>
+        <w:t>本科</w:t>
+      </w:r>
+      <w:r>
+        <w:rPr>
+          <w:rFonts w:ascii="华文细黑" w:eastAsia="华文细黑" w:hAnsi="华文细黑" w:cs="Calibri" w:hint="eastAsia"/>
+          <w:color w:val="404040" w:themeColor="text1" w:themeTint="BF"/>
+          <w:szCs w:val="21"/>
+        </w:rPr>
+        <w:t>/</w:t>
+      </w:r>
+      <w:r>
+        <w:rPr>
+          <w:rFonts w:ascii="华文细黑" w:eastAsia="华文细黑" w:hAnsi="华文细黑" w:cs="Calibri"/>
+          <w:color w:val="404040" w:themeColor="text1" w:themeTint="BF"/>
+          <w:szCs w:val="21"/>
+        </w:rPr>
+        <w:t>通信工程</w:t>
+      </w:r>
+      <w:r>
+        <w:rPr>
+          <w:rFonts w:ascii="华文细黑" w:eastAsia="华文细黑" w:hAnsi="华文细黑" w:cs="Calibri" w:hint="eastAsia"/>
+          <w:color w:val="404040" w:themeColor="text1" w:themeTint="BF"/>
+          <w:szCs w:val="21"/>
+        </w:rPr>
+        <w:t>（985院校）</w:t>
+      </w:r>
+    </w:p>
+    <w:p>
+      <w:pPr>
+        <w:spacing w:beforeLines="50" w:before="156" w:line="400" w:lineRule="exact"/>
+        <w:rPr>
+          <w:rFonts w:ascii="Calibri" w:eastAsia="华文细黑" w:hAnsi="Calibri" w:cs="Calibri" w:hint="eastAsia"/>
+          <w:color w:val="404040" w:themeColor="text1" w:themeTint="BF"/>
+          <w:szCs w:val="21"/>
+        </w:rPr>
+      </w:pPr>
+      <w:r>
+        <w:rPr>
+          <w:rFonts w:ascii="华文细黑" w:eastAsia="华文细黑" w:hAnsi="华文细黑" w:cs="Calibri"/>
+          <w:b/>
+          <w:bCs/>
+          <w:color w:val="404040" w:themeColor="text1" w:themeTint="BF"/>
+          <w:sz w:val="24"/>
+          <w:szCs w:val="24"/>
+        </w:rPr>
+        <w:t>专业</w:t>
+      </w:r>
+      <w:r>
+        <w:rPr>
+          <w:rFonts w:ascii="华文细黑" w:eastAsia="华文细黑" w:hAnsi="华文细黑" w:cs="Calibri" w:hint="eastAsia"/>
+          <w:b/>
+          <w:bCs/>
+          <w:color w:val="404040" w:themeColor="text1" w:themeTint="BF"/>
+          <w:sz w:val="24"/>
+          <w:szCs w:val="24"/>
+        </w:rPr>
+        <w:t>能力</w:t>
+      </w:r>
+    </w:p>
+    <w:p>
+      <w:pPr>
+        <w:pStyle w:val="a3"/>
+        <w:numPr>
+          <w:ilvl w:val="0"/>
+          <w:numId w:val="36"/>
+        </w:numPr>
+        <w:spacing w:beforeLines="50" w:before="156" w:line="300" w:lineRule="exact"/>
+        <w:ind w:left="442" w:firstLineChars="0" w:hanging="442"/>
+        <w:rPr>
+          <w:rFonts w:ascii="Calibri" w:eastAsia="华文细黑" w:hAnsi="Calibri" w:cs="Calibri"/>
+          <w:color w:val="404040" w:themeColor="text1" w:themeTint="BF"/>
+          <w:szCs w:val="21"/>
+        </w:rPr>
+      </w:pPr>
+      <w:r>
+        <w:rPr>
           <w:noProof/>
-          <w:sz w:val="36"/>
-          <w:szCs w:val="36"/>
           <w:lang w:val="zh-CN"/>
         </w:rPr>
         <mc:AlternateContent>
           <mc:Choice Requires="wps">
             <w:drawing>
-              <wp:anchor distT="0" distB="0" distL="114300" distR="114300" simplePos="0" relativeHeight="251661312" behindDoc="0" locked="0" layoutInCell="1" allowOverlap="1" wp14:anchorId="60350B24" wp14:editId="6DF94868">
+              <wp:anchor distT="0" distB="0" distL="114300" distR="114300" simplePos="0" relativeHeight="251663360" behindDoc="0" locked="0" layoutInCell="1" allowOverlap="1" wp14:anchorId="0EDDA552" wp14:editId="3BACB3E9">
                 <wp:simplePos x="0" y="0"/>
                 <wp:positionH relativeFrom="column">
-                  <wp:posOffset>708504</wp:posOffset>
+                  <wp:posOffset>714723</wp:posOffset>
                 </wp:positionH>
                 <wp:positionV relativeFrom="paragraph">
-                  <wp:posOffset>121860</wp:posOffset>
-                </wp:positionV>
-                <wp:extent cx="4603446" cy="0"/>
-                <wp:effectExtent l="0" t="19050" r="26035" b="19050"/>
-                <wp:wrapNone/>
-                <wp:docPr id="16" name="直接连接符 16"/>
-                <wp:cNvGraphicFramePr/>
-                <a:graphic xmlns:a="http://schemas.openxmlformats.org/drawingml/2006/main">
-                  <a:graphicData uri="http://schemas.microsoft.com/office/word/2010/wordprocessingShape">
-                    <wps:wsp>
-                      <wps:cNvCnPr/>
-                      <wps:spPr>
-                        <a:xfrm>
-                          <a:off x="0" y="0"/>
-                          <a:ext cx="4603446" cy="0"/>
-                        </a:xfrm>
-                        <a:prstGeom prst="line">
-                          <a:avLst/>
-                        </a:prstGeom>
-                        <a:ln w="28575">
-                          <a:solidFill>
-                            <a:schemeClr val="tx1">
-                              <a:lumMod val="50000"/>
-                              <a:lumOff val="50000"/>
-                            </a:schemeClr>
-                          </a:solidFill>
-                        </a:ln>
-                      </wps:spPr>
-                      <wps:style>
-                        <a:lnRef idx="1">
-                          <a:schemeClr val="accent1"/>
-                        </a:lnRef>
-                        <a:fillRef idx="0">
-                          <a:schemeClr val="accent1"/>
-                        </a:fillRef>
-                        <a:effectRef idx="0">
-                          <a:schemeClr val="accent1"/>
-                        </a:effectRef>
-                        <a:fontRef idx="minor">
-                          <a:schemeClr val="tx1"/>
-                        </a:fontRef>
-                      </wps:style>
-                      <wps:bodyPr/>
-                    </wps:wsp>
-                  </a:graphicData>
-                </a:graphic>
-                <wp14:sizeRelH relativeFrom="margin">
-                  <wp14:pctWidth>0</wp14:pctWidth>
-                </wp14:sizeRelH>
-                <wp14:sizeRelV relativeFrom="margin">
-                  <wp14:pctHeight>0</wp14:pctHeight>
-                </wp14:sizeRelV>
-              </wp:anchor>
-            </w:drawing>
-          </mc:Choice>
-          <mc:Fallback>
-            <w:pict>
-              <v:line w14:anchorId="1B20A9E9" id="直接连接符 16" o:spid="_x0000_s1026" style="position:absolute;z-index:251661312;visibility:visible;mso-wrap-style:square;mso-width-percent:0;mso-height-percent:0;mso-wrap-distance-left:9pt;mso-wrap-distance-top:0;mso-wrap-distance-right:9pt;mso-wrap-distance-bottom:0;mso-position-horizontal:absolute;mso-position-horizontal-relative:text;mso-position-vertical:absolute;mso-position-vertical-relative:text;mso-width-percent:0;mso-height-percent:0;mso-width-relative:margin;mso-height-relative:margin" from="55.8pt,9.6pt" to="418.3pt,9.6pt" o:gfxdata="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" strokecolor="gray [1629]" strokeweight="2.25pt">
-                <v:stroke joinstyle="miter"/>
-              </v:line>
-            </w:pict>
-          </mc:Fallback>
-        </mc:AlternateContent>
-      </w:r>
-      <w:r>
-        <w:rPr>
-          <w:rFonts w:ascii="Calibri" w:eastAsia="微软雅黑" w:hAnsi="Calibri" w:cs="Calibri"/>
-          <w:color w:val="404040" w:themeColor="text1" w:themeTint="BF"/>
-          <w:szCs w:val="21"/>
-        </w:rPr>
-        <w:t xml:space="preserve">2012-09 </w:t>
-      </w:r>
-      <w:r>
-        <w:rPr>
-          <w:rFonts w:ascii="华文细黑" w:eastAsia="华文细黑" w:hAnsi="华文细黑" w:cs="Calibri"/>
-          <w:color w:val="404040" w:themeColor="text1" w:themeTint="BF"/>
-          <w:szCs w:val="21"/>
-        </w:rPr>
-        <w:t>至</w:t>
-      </w:r>
-      <w:r>
-        <w:rPr>
-          <w:rFonts w:ascii="Calibri" w:eastAsia="微软雅黑" w:hAnsi="Calibri" w:cs="Calibri"/>
-          <w:color w:val="404040" w:themeColor="text1" w:themeTint="BF"/>
-          <w:szCs w:val="21"/>
-        </w:rPr>
-        <w:t xml:space="preserve"> 2016-06      </w:t>
-      </w:r>
-      <w:r>
-        <w:rPr>
-          <w:rFonts w:ascii="Calibri" w:eastAsia="微软雅黑" w:hAnsi="Calibri" w:cs="Calibri" w:hint="eastAsia"/>
-          <w:color w:val="404040" w:themeColor="text1" w:themeTint="BF"/>
-          <w:szCs w:val="21"/>
-        </w:rPr>
-        <w:t xml:space="preserve">  </w:t>
-      </w:r>
-      <w:r>
-        <w:rPr>
-          <w:rFonts w:ascii="Calibri" w:eastAsia="微软雅黑" w:hAnsi="Calibri" w:cs="Calibri"/>
-          <w:color w:val="404040" w:themeColor="text1" w:themeTint="BF"/>
-          <w:szCs w:val="21"/>
-        </w:rPr>
-        <w:t xml:space="preserve">        </w:t>
-      </w:r>
-      <w:r>
-        <w:rPr>
-          <w:rFonts w:ascii="华文细黑" w:eastAsia="华文细黑" w:hAnsi="华文细黑" w:cs="Calibri"/>
-          <w:color w:val="404040" w:themeColor="text1" w:themeTint="BF"/>
-          <w:szCs w:val="21"/>
-        </w:rPr>
-        <w:t>重庆大学</w:t>
-      </w:r>
-      <w:r>
-        <w:rPr>
-          <w:rFonts w:ascii="华文细黑" w:eastAsia="华文细黑" w:hAnsi="华文细黑" w:cs="Calibri" w:hint="eastAsia"/>
-          <w:color w:val="404040" w:themeColor="text1" w:themeTint="BF"/>
-          <w:szCs w:val="21"/>
-        </w:rPr>
-        <w:t xml:space="preserve"> </w:t>
-      </w:r>
-      <w:r>
-        <w:rPr>
-          <w:rFonts w:ascii="华文细黑" w:eastAsia="华文细黑" w:hAnsi="华文细黑" w:cs="Calibri"/>
-          <w:color w:val="404040" w:themeColor="text1" w:themeTint="BF"/>
-          <w:szCs w:val="21"/>
-        </w:rPr>
-        <w:t xml:space="preserve">         </w:t>
-      </w:r>
-      <w:r>
-        <w:rPr>
-          <w:rFonts w:ascii="华文细黑" w:eastAsia="华文细黑" w:hAnsi="华文细黑" w:cs="Calibri"/>
-          <w:color w:val="404040" w:themeColor="text1" w:themeTint="BF"/>
-          <w:szCs w:val="21"/>
-        </w:rPr>
-        <w:t xml:space="preserve">     </w:t>
-      </w:r>
-      <w:r>
-        <w:rPr>
-          <w:rFonts w:ascii="华文细黑" w:eastAsia="华文细黑" w:hAnsi="华文细黑" w:cs="Calibri"/>
-          <w:color w:val="404040" w:themeColor="text1" w:themeTint="BF"/>
-          <w:szCs w:val="21"/>
-        </w:rPr>
-        <w:t>本科</w:t>
-      </w:r>
-      <w:r>
-        <w:rPr>
-          <w:rFonts w:ascii="华文细黑" w:eastAsia="华文细黑" w:hAnsi="华文细黑" w:cs="Calibri" w:hint="eastAsia"/>
-          <w:color w:val="404040" w:themeColor="text1" w:themeTint="BF"/>
-          <w:szCs w:val="21"/>
-        </w:rPr>
-        <w:t>/</w:t>
-      </w:r>
-      <w:r>
-        <w:rPr>
-          <w:rFonts w:ascii="华文细黑" w:eastAsia="华文细黑" w:hAnsi="华文细黑" w:cs="Calibri"/>
-          <w:color w:val="404040" w:themeColor="text1" w:themeTint="BF"/>
-          <w:szCs w:val="21"/>
-        </w:rPr>
-        <w:t>通信工程</w:t>
-      </w:r>
-      <w:r>
-        <w:rPr>
-          <w:rFonts w:ascii="华文细黑" w:eastAsia="华文细黑" w:hAnsi="华文细黑" w:cs="Calibri" w:hint="eastAsia"/>
-          <w:color w:val="404040" w:themeColor="text1" w:themeTint="BF"/>
-          <w:szCs w:val="21"/>
-        </w:rPr>
-        <w:t>（985院校）</w:t>
-      </w:r>
-    </w:p>
-    <w:p>
-      <w:pPr>
-        <w:spacing w:beforeLines="50" w:before="156" w:line="400" w:lineRule="exact"/>
-        <w:rPr>
-          <w:rFonts w:ascii="华文细黑" w:eastAsia="华文细黑" w:hAnsi="华文细黑" w:cs="Calibri" w:hint="eastAsia"/>
-          <w:b/>
-          <w:bCs/>
-          <w:color w:val="404040" w:themeColor="text1" w:themeTint="BF"/>
-          <w:sz w:val="24"/>
-          <w:szCs w:val="24"/>
-        </w:rPr>
-      </w:pPr>
-      <w:r>
-        <w:rPr>
-          <w:rFonts w:ascii="华文细黑" w:eastAsia="华文细黑" w:hAnsi="华文细黑" w:cs="Calibri"/>
-          <w:b/>
-          <w:bCs/>
-          <w:color w:val="404040" w:themeColor="text1" w:themeTint="BF"/>
-          <w:sz w:val="24"/>
-          <w:szCs w:val="24"/>
-        </w:rPr>
-        <w:t>专业</w:t>
-      </w:r>
-      <w:r>
-        <w:rPr>
-          <w:rFonts w:ascii="华文细黑" w:eastAsia="华文细黑" w:hAnsi="华文细黑" w:cs="Calibri" w:hint="eastAsia"/>
-          <w:b/>
-          <w:bCs/>
-          <w:color w:val="404040" w:themeColor="text1" w:themeTint="BF"/>
-          <w:sz w:val="24"/>
-          <w:szCs w:val="24"/>
-        </w:rPr>
-        <w:t>能力</w:t>
-      </w:r>
-    </w:p>
-    <w:p>
-      <w:pPr>
-        <w:pStyle w:val="a3"/>
-        <w:numPr>
-          <w:ilvl w:val="0"/>
-          <w:numId w:val="10"/>
-        </w:numPr>
-        <w:spacing w:beforeLines="50" w:before="156" w:line="400" w:lineRule="exact"/>
-        <w:ind w:left="357" w:firstLineChars="0" w:hanging="357"/>
-        <w:rPr>
-          <w:rFonts w:ascii="Calibri" w:eastAsia="华文细黑" w:hAnsi="Calibri" w:cs="Calibri"/>
-          <w:color w:val="404040" w:themeColor="text1" w:themeTint="BF"/>
-          <w:szCs w:val="21"/>
-        </w:rPr>
-      </w:pPr>
-      <w:r>
-        <w:rPr>
-          <w:rFonts w:ascii="Calibri" w:eastAsia="华文细黑" w:hAnsi="Calibri" w:cs="Calibri" w:hint="eastAsia"/>
-          <w:color w:val="404040" w:themeColor="text1" w:themeTint="BF"/>
-          <w:szCs w:val="21"/>
-        </w:rPr>
-        <w:t>精通</w:t>
-      </w:r>
-      <w:r>
-        <w:rPr>
-          <w:rFonts w:eastAsia="微软雅黑"/>
-          <w:b/>
-          <w:bCs/>
-          <w:noProof/>
-          <w:sz w:val="36"/>
-          <w:szCs w:val="36"/>
-          <w:lang w:val="zh-CN"/>
-        </w:rPr>
-        <mc:AlternateContent>
-          <mc:Choice Requires="wps">
-            <w:drawing>
-              <wp:anchor distT="0" distB="0" distL="114300" distR="114300" simplePos="0" relativeHeight="251664384" behindDoc="0" locked="0" layoutInCell="1" allowOverlap="1" wp14:anchorId="0F5B9FF1" wp14:editId="4913923A">
-                <wp:simplePos x="0" y="0"/>
-                <wp:positionH relativeFrom="column">
-                  <wp:posOffset>584</wp:posOffset>
-                </wp:positionH>
-                <wp:positionV relativeFrom="paragraph">
-                  <wp:posOffset>120863</wp:posOffset>
-                </wp:positionV>
-                <wp:extent cx="706494" cy="0"/>
-                <wp:effectExtent l="0" t="19050" r="36830" b="19050"/>
-                <wp:wrapNone/>
-                <wp:docPr id="18" name="直接连接符 18"/>
-                <wp:cNvGraphicFramePr/>
-                <a:graphic xmlns:a="http://schemas.openxmlformats.org/drawingml/2006/main">
-                  <a:graphicData uri="http://schemas.microsoft.com/office/word/2010/wordprocessingShape">
-                    <wps:wsp>
-                      <wps:cNvCnPr/>
-                      <wps:spPr>
-                        <a:xfrm>
-                          <a:off x="0" y="0"/>
-                          <a:ext cx="706494" cy="0"/>
-                        </a:xfrm>
-                        <a:prstGeom prst="line">
-                          <a:avLst/>
-                        </a:prstGeom>
-                        <a:ln w="28575">
-                          <a:solidFill>
-                            <a:srgbClr val="53ABA1"/>
-                          </a:solidFill>
-                        </a:ln>
-                      </wps:spPr>
-                      <wps:style>
-                        <a:lnRef idx="1">
-                          <a:schemeClr val="accent1"/>
-                        </a:lnRef>
-                        <a:fillRef idx="0">
-                          <a:schemeClr val="accent1"/>
-                        </a:fillRef>
-                        <a:effectRef idx="0">
-                          <a:schemeClr val="accent1"/>
-                        </a:effectRef>
-                        <a:fontRef idx="minor">
-                          <a:schemeClr val="tx1"/>
-                        </a:fontRef>
-                      </wps:style>
-                      <wps:bodyPr/>
-                    </wps:wsp>
-                  </a:graphicData>
-                </a:graphic>
-                <wp14:sizeRelH relativeFrom="margin">
-                  <wp14:pctWidth>0</wp14:pctWidth>
-                </wp14:sizeRelH>
-                <wp14:sizeRelV relativeFrom="margin">
-                  <wp14:pctHeight>0</wp14:pctHeight>
-                </wp14:sizeRelV>
-              </wp:anchor>
-            </w:drawing>
-          </mc:Choice>
-          <mc:Fallback>
-            <w:pict>
-              <v:line w14:anchorId="5697BB46" id="直接连接符 18" o:spid="_x0000_s1026" style="position:absolute;z-index:251664384;visibility:visible;mso-wrap-style:square;mso-width-percent:0;mso-height-percent:0;mso-wrap-distance-left:9pt;mso-wrap-distance-top:0;mso-wrap-distance-right:9pt;mso-wrap-distance-bottom:0;mso-position-horizontal:absolute;mso-position-horizontal-relative:text;mso-position-vertical:absolute;mso-position-vertical-relative:text;mso-width-percent:0;mso-height-percent:0;mso-width-relative:margin;mso-height-relative:margin" from=".05pt,9.5pt" to="55.7pt,9.5pt" o:gfxdata="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" strokecolor="#53aba1" strokeweight="2.25pt">
-                <v:stroke joinstyle="miter"/>
-              </v:line>
-            </w:pict>
-          </mc:Fallback>
-        </mc:AlternateContent>
-      </w:r>
-      <w:r>
-        <w:rPr>
-          <w:rFonts w:eastAsia="微软雅黑"/>
-          <w:b/>
-          <w:bCs/>
-          <w:noProof/>
-          <w:sz w:val="36"/>
-          <w:szCs w:val="36"/>
-          <w:lang w:val="zh-CN"/>
-        </w:rPr>
-        <mc:AlternateContent>
-          <mc:Choice Requires="wps">
-            <w:drawing>
-              <wp:anchor distT="0" distB="0" distL="114300" distR="114300" simplePos="0" relativeHeight="251663360" behindDoc="0" locked="0" layoutInCell="1" allowOverlap="1" wp14:anchorId="0EDDA552" wp14:editId="681C03FE">
-                <wp:simplePos x="0" y="0"/>
-                <wp:positionH relativeFrom="column">
-                  <wp:posOffset>708504</wp:posOffset>
-                </wp:positionH>
-                <wp:positionV relativeFrom="paragraph">
-                  <wp:posOffset>121860</wp:posOffset>
+                  <wp:posOffset>45085</wp:posOffset>
                 </wp:positionV>
                 <wp:extent cx="4603446" cy="0"/>
                 <wp:effectExtent l="0" t="19050" r="26035" b="19050"/>
@@ -1085,7 +926,7 @@
           </mc:Choice>
           <mc:Fallback>
             <w:pict>
-              <v:line w14:anchorId="4CF8D941" id="直接连接符 19" o:spid="_x0000_s1026" style="position:absolute;z-index:251663360;visibility:visible;mso-wrap-style:square;mso-width-percent:0;mso-height-percent:0;mso-wrap-distance-left:9pt;mso-wrap-distance-top:0;mso-wrap-distance-right:9pt;mso-wrap-distance-bottom:0;mso-position-horizontal:absolute;mso-position-horizontal-relative:text;mso-position-vertical:absolute;mso-position-vertical-relative:text;mso-width-percent:0;mso-height-percent:0;mso-width-relative:margin;mso-height-relative:margin" from="55.8pt,9.6pt" to="418.3pt,9.6pt" o:gfxdata="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" strokecolor="gray [1629]" strokeweight="2.25pt">
+              <v:line w14:anchorId="5BBC39CC" id="直接连接符 19" o:spid="_x0000_s1026" style="position:absolute;z-index:251663360;visibility:visible;mso-wrap-style:square;mso-width-percent:0;mso-height-percent:0;mso-wrap-distance-left:9pt;mso-wrap-distance-top:0;mso-wrap-distance-right:9pt;mso-wrap-distance-bottom:0;mso-position-horizontal:absolute;mso-position-horizontal-relative:text;mso-position-vertical:absolute;mso-position-vertical-relative:text;mso-width-percent:0;mso-height-percent:0;mso-width-relative:margin;mso-height-relative:margin" from="56.3pt,3.55pt" to="418.8pt,3.55pt" o:gfxdata="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" strokecolor="gray [1629]" strokeweight="2.25pt">
                 <v:stroke joinstyle="miter"/>
               </v:line>
             </w:pict>
@@ -1094,6 +935,100 @@
       </w:r>
       <w:r>
         <w:rPr>
+          <w:noProof/>
+          <w:lang w:val="zh-CN"/>
+        </w:rPr>
+        <mc:AlternateContent>
+          <mc:Choice Requires="wps">
+            <w:drawing>
+              <wp:anchor distT="0" distB="0" distL="114300" distR="114300" simplePos="0" relativeHeight="251664384" behindDoc="0" locked="0" layoutInCell="1" allowOverlap="1" wp14:anchorId="0F5B9FF1" wp14:editId="5E8A330E">
+                <wp:simplePos x="0" y="0"/>
+                <wp:positionH relativeFrom="margin">
+                  <wp:align>left</wp:align>
+                </wp:positionH>
+                <wp:positionV relativeFrom="paragraph">
+                  <wp:posOffset>43815</wp:posOffset>
+                </wp:positionV>
+                <wp:extent cx="706120" cy="0"/>
+                <wp:effectExtent l="0" t="19050" r="36830" b="19050"/>
+                <wp:wrapNone/>
+                <wp:docPr id="18" name="直接连接符 18"/>
+                <wp:cNvGraphicFramePr/>
+                <a:graphic xmlns:a="http://schemas.openxmlformats.org/drawingml/2006/main">
+                  <a:graphicData uri="http://schemas.microsoft.com/office/word/2010/wordprocessingShape">
+                    <wps:wsp>
+                      <wps:cNvCnPr/>
+                      <wps:spPr>
+                        <a:xfrm>
+                          <a:off x="0" y="0"/>
+                          <a:ext cx="706120" cy="0"/>
+                        </a:xfrm>
+                        <a:prstGeom prst="line">
+                          <a:avLst/>
+                        </a:prstGeom>
+                        <a:ln w="28575">
+                          <a:solidFill>
+                            <a:srgbClr val="53ABA1"/>
+                          </a:solidFill>
+                        </a:ln>
+                      </wps:spPr>
+                      <wps:style>
+                        <a:lnRef idx="1">
+                          <a:schemeClr val="accent1"/>
+                        </a:lnRef>
+                        <a:fillRef idx="0">
+                          <a:schemeClr val="accent1"/>
+                        </a:fillRef>
+                        <a:effectRef idx="0">
+                          <a:schemeClr val="accent1"/>
+                        </a:effectRef>
+                        <a:fontRef idx="minor">
+                          <a:schemeClr val="tx1"/>
+                        </a:fontRef>
+                      </wps:style>
+                      <wps:bodyPr/>
+                    </wps:wsp>
+                  </a:graphicData>
+                </a:graphic>
+                <wp14:sizeRelH relativeFrom="margin">
+                  <wp14:pctWidth>0</wp14:pctWidth>
+                </wp14:sizeRelH>
+                <wp14:sizeRelV relativeFrom="margin">
+                  <wp14:pctHeight>0</wp14:pctHeight>
+                </wp14:sizeRelV>
+              </wp:anchor>
+            </w:drawing>
+          </mc:Choice>
+          <mc:Fallback>
+            <w:pict>
+              <v:line w14:anchorId="781BE8F6" id="直接连接符 18" o:spid="_x0000_s1026" style="position:absolute;z-index:251664384;visibility:visible;mso-wrap-style:square;mso-width-percent:0;mso-height-percent:0;mso-wrap-distance-left:9pt;mso-wrap-distance-top:0;mso-wrap-distance-right:9pt;mso-wrap-distance-bottom:0;mso-position-horizontal:left;mso-position-horizontal-relative:margin;mso-position-vertical:absolute;mso-position-vertical-relative:text;mso-width-percent:0;mso-height-percent:0;mso-width-relative:margin;mso-height-relative:margin" from="0,3.45pt" to="55.6pt,3.45pt" o:gfxdata="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" strokecolor="#53aba1" strokeweight="2.25pt">
+                <v:stroke joinstyle="miter"/>
+                <w10:wrap anchorx="margin"/>
+              </v:line>
+            </w:pict>
+          </mc:Fallback>
+        </mc:AlternateContent>
+      </w:r>
+      <w:r>
+        <w:rPr>
+          <w:rFonts w:ascii="Calibri" w:eastAsia="华文细黑" w:hAnsi="Calibri" w:cs="Calibri"/>
+          <w:b/>
+          <w:bCs/>
+          <w:color w:val="404040" w:themeColor="text1" w:themeTint="BF"/>
+          <w:szCs w:val="21"/>
+        </w:rPr>
+        <w:t>技术能力：</w:t>
+      </w:r>
+      <w:r>
+        <w:rPr>
+          <w:rFonts w:ascii="Calibri" w:eastAsia="华文细黑" w:hAnsi="Calibri" w:cs="Calibri"/>
+          <w:color w:val="404040" w:themeColor="text1" w:themeTint="BF"/>
+          <w:szCs w:val="21"/>
+        </w:rPr>
+        <w:t>精通</w:t>
+      </w:r>
+      <w:r>
+        <w:rPr>
           <w:rFonts w:ascii="Calibri" w:eastAsia="华文细黑" w:hAnsi="Calibri" w:cs="Calibri"/>
           <w:color w:val="404040" w:themeColor="text1" w:themeTint="BF"/>
           <w:szCs w:val="21"/>
@@ -1106,31 +1041,7 @@
           <w:color w:val="404040" w:themeColor="text1" w:themeTint="BF"/>
           <w:szCs w:val="21"/>
         </w:rPr>
-        <w:t>，</w:t>
-      </w:r>
-      <w:r>
-        <w:rPr>
-          <w:rFonts w:ascii="Calibri" w:eastAsia="华文细黑" w:hAnsi="Calibri" w:cs="Calibri" w:hint="eastAsia"/>
-          <w:color w:val="404040" w:themeColor="text1" w:themeTint="BF"/>
-          <w:szCs w:val="21"/>
-        </w:rPr>
-        <w:t>深入理解</w:t>
-      </w:r>
-      <w:r>
-        <w:rPr>
-          <w:rFonts w:ascii="Calibri" w:eastAsia="华文细黑" w:hAnsi="Calibri" w:cs="Calibri"/>
-          <w:color w:val="404040" w:themeColor="text1" w:themeTint="BF"/>
-          <w:szCs w:val="21"/>
-        </w:rPr>
-        <w:t>多线程、并发</w:t>
-      </w:r>
-      <w:r>
-        <w:rPr>
-          <w:rFonts w:ascii="Calibri" w:eastAsia="华文细黑" w:hAnsi="Calibri" w:cs="Calibri" w:hint="eastAsia"/>
-          <w:color w:val="404040" w:themeColor="text1" w:themeTint="BF"/>
-          <w:szCs w:val="21"/>
-        </w:rPr>
-        <w:t>编程、</w:t>
+        <w:t>核心技术，熟悉</w:t>
       </w:r>
       <w:r>
         <w:rPr>
@@ -1146,15 +1057,225 @@
           <w:color w:val="404040" w:themeColor="text1" w:themeTint="BF"/>
           <w:szCs w:val="21"/>
         </w:rPr>
-        <w:t>原理</w:t>
-      </w:r>
-      <w:r>
-        <w:rPr>
-          <w:rFonts w:ascii="Calibri" w:eastAsia="华文细黑" w:hAnsi="Calibri" w:cs="Calibri" w:hint="eastAsia"/>
-          <w:color w:val="404040" w:themeColor="text1" w:themeTint="BF"/>
-          <w:szCs w:val="21"/>
-        </w:rPr>
-        <w:t>及性能优化，熟练运用设计模式</w:t>
+        <w:t>原理及优化，熟练运用设计模式。熟练掌握</w:t>
+      </w:r>
+      <w:r>
+        <w:rPr>
+          <w:rFonts w:ascii="Calibri" w:eastAsia="华文细黑" w:hAnsi="Calibri" w:cs="Calibri"/>
+          <w:color w:val="404040" w:themeColor="text1" w:themeTint="BF"/>
+          <w:szCs w:val="21"/>
+        </w:rPr>
+        <w:t>Redis</w:t>
+      </w:r>
+      <w:r>
+        <w:rPr>
+          <w:rFonts w:ascii="Calibri" w:eastAsia="华文细黑" w:hAnsi="Calibri" w:cs="Calibri"/>
+          <w:color w:val="404040" w:themeColor="text1" w:themeTint="BF"/>
+          <w:szCs w:val="21"/>
+        </w:rPr>
+        <w:t>、</w:t>
+      </w:r>
+      <w:r>
+        <w:rPr>
+          <w:rFonts w:ascii="Calibri" w:eastAsia="华文细黑" w:hAnsi="Calibri" w:cs="Calibri"/>
+          <w:color w:val="404040" w:themeColor="text1" w:themeTint="BF"/>
+          <w:szCs w:val="21"/>
+        </w:rPr>
+        <w:t>Kafka</w:t>
+      </w:r>
+      <w:r>
+        <w:rPr>
+          <w:rFonts w:ascii="Calibri" w:eastAsia="华文细黑" w:hAnsi="Calibri" w:cs="Calibri"/>
+          <w:color w:val="404040" w:themeColor="text1" w:themeTint="BF"/>
+          <w:szCs w:val="21"/>
+        </w:rPr>
+        <w:t>、</w:t>
+      </w:r>
+      <w:r>
+        <w:rPr>
+          <w:rFonts w:ascii="Calibri" w:eastAsia="华文细黑" w:hAnsi="Calibri" w:cs="Calibri"/>
+          <w:color w:val="404040" w:themeColor="text1" w:themeTint="BF"/>
+          <w:szCs w:val="21"/>
+        </w:rPr>
+        <w:t>MySQL</w:t>
+      </w:r>
+      <w:r>
+        <w:rPr>
+          <w:rFonts w:ascii="Calibri" w:eastAsia="华文细黑" w:hAnsi="Calibri" w:cs="Calibri"/>
+          <w:color w:val="404040" w:themeColor="text1" w:themeTint="BF"/>
+          <w:szCs w:val="21"/>
+        </w:rPr>
+        <w:t>等中间件，具备</w:t>
+      </w:r>
+      <w:r>
+        <w:rPr>
+          <w:rFonts w:ascii="Calibri" w:eastAsia="华文细黑" w:hAnsi="Calibri" w:cs="Calibri"/>
+          <w:color w:val="404040" w:themeColor="text1" w:themeTint="BF"/>
+          <w:szCs w:val="21"/>
+        </w:rPr>
+        <w:t>SQL</w:t>
+      </w:r>
+      <w:r>
+        <w:rPr>
+          <w:rFonts w:ascii="Calibri" w:eastAsia="华文细黑" w:hAnsi="Calibri" w:cs="Calibri"/>
+          <w:color w:val="404040" w:themeColor="text1" w:themeTint="BF"/>
+          <w:szCs w:val="21"/>
+        </w:rPr>
+        <w:t>优化与分库分表实践经验</w:t>
+      </w:r>
+      <w:r>
+        <w:rPr>
+          <w:rFonts w:ascii="Calibri" w:eastAsia="华文细黑" w:hAnsi="Calibri" w:cs="Calibri" w:hint="eastAsia"/>
+          <w:color w:val="404040" w:themeColor="text1" w:themeTint="BF"/>
+          <w:szCs w:val="21"/>
+        </w:rPr>
+        <w:t>；</w:t>
+      </w:r>
+      <w:r>
+        <w:rPr>
+          <w:rFonts w:ascii="Calibri" w:eastAsia="华文细黑" w:hAnsi="Calibri" w:cs="Calibri"/>
+          <w:color w:val="404040" w:themeColor="text1" w:themeTint="BF"/>
+          <w:szCs w:val="21"/>
+        </w:rPr>
+        <w:t>熟悉</w:t>
+      </w:r>
+      <w:r>
+        <w:rPr>
+          <w:rFonts w:ascii="Calibri" w:eastAsia="华文细黑" w:hAnsi="Calibri" w:cs="Calibri"/>
+          <w:color w:val="404040" w:themeColor="text1" w:themeTint="BF"/>
+          <w:szCs w:val="21"/>
+        </w:rPr>
+        <w:t xml:space="preserve"> Vue</w:t>
+      </w:r>
+      <w:r>
+        <w:rPr>
+          <w:rFonts w:ascii="Calibri" w:eastAsia="华文细黑" w:hAnsi="Calibri" w:cs="Calibri"/>
+          <w:color w:val="404040" w:themeColor="text1" w:themeTint="BF"/>
+          <w:szCs w:val="21"/>
+        </w:rPr>
+        <w:t>、</w:t>
+      </w:r>
+      <w:r>
+        <w:rPr>
+          <w:rFonts w:ascii="Calibri" w:eastAsia="华文细黑" w:hAnsi="Calibri" w:cs="Calibri"/>
+          <w:color w:val="404040" w:themeColor="text1" w:themeTint="BF"/>
+          <w:szCs w:val="21"/>
+        </w:rPr>
+        <w:t>TS</w:t>
+      </w:r>
+      <w:r>
+        <w:rPr>
+          <w:rFonts w:ascii="Calibri" w:eastAsia="华文细黑" w:hAnsi="Calibri" w:cs="Calibri"/>
+          <w:color w:val="404040" w:themeColor="text1" w:themeTint="BF"/>
+          <w:szCs w:val="21"/>
+        </w:rPr>
+        <w:t>等前端技术，具备全栈开发与前后端无缝联调能力；熟练使用</w:t>
+      </w:r>
+      <w:r>
+        <w:rPr>
+          <w:rFonts w:ascii="Calibri" w:eastAsia="华文细黑" w:hAnsi="Calibri" w:cs="Calibri"/>
+          <w:color w:val="404040" w:themeColor="text1" w:themeTint="BF"/>
+          <w:szCs w:val="21"/>
+        </w:rPr>
+        <w:t xml:space="preserve"> Python </w:t>
+      </w:r>
+      <w:r>
+        <w:rPr>
+          <w:rFonts w:ascii="Calibri" w:eastAsia="华文细黑" w:hAnsi="Calibri" w:cs="Calibri"/>
+          <w:color w:val="404040" w:themeColor="text1" w:themeTint="BF"/>
+          <w:szCs w:val="21"/>
+        </w:rPr>
+        <w:t>及</w:t>
+      </w:r>
+      <w:r>
+        <w:rPr>
+          <w:rFonts w:ascii="Calibri" w:eastAsia="华文细黑" w:hAnsi="Calibri" w:cs="Calibri"/>
+          <w:color w:val="404040" w:themeColor="text1" w:themeTint="BF"/>
+          <w:szCs w:val="21"/>
+        </w:rPr>
+        <w:t xml:space="preserve"> Shell </w:t>
+      </w:r>
+      <w:r>
+        <w:rPr>
+          <w:rFonts w:ascii="Calibri" w:eastAsia="华文细黑" w:hAnsi="Calibri" w:cs="Calibri"/>
+          <w:color w:val="404040" w:themeColor="text1" w:themeTint="BF"/>
+          <w:szCs w:val="21"/>
+        </w:rPr>
+        <w:t>脚本进行开发与线上问题排查；熟练运用</w:t>
+      </w:r>
+      <w:r>
+        <w:rPr>
+          <w:rFonts w:ascii="Calibri" w:eastAsia="华文细黑" w:hAnsi="Calibri" w:cs="Calibri"/>
+          <w:color w:val="404040" w:themeColor="text1" w:themeTint="BF"/>
+          <w:szCs w:val="21"/>
+        </w:rPr>
+        <w:t xml:space="preserve"> AI Coding </w:t>
+      </w:r>
+      <w:r>
+        <w:rPr>
+          <w:rFonts w:ascii="Calibri" w:eastAsia="华文细黑" w:hAnsi="Calibri" w:cs="Calibri"/>
+          <w:color w:val="404040" w:themeColor="text1" w:themeTint="BF"/>
+          <w:szCs w:val="21"/>
+        </w:rPr>
+        <w:t>工具开发（</w:t>
+      </w:r>
+      <w:r>
+        <w:rPr>
+          <w:rFonts w:ascii="Calibri" w:eastAsia="华文细黑" w:hAnsi="Calibri" w:cs="Calibri"/>
+          <w:color w:val="404040" w:themeColor="text1" w:themeTint="BF"/>
+          <w:szCs w:val="21"/>
+        </w:rPr>
+        <w:t>Claude Code</w:t>
+      </w:r>
+      <w:r>
+        <w:rPr>
+          <w:rFonts w:ascii="Calibri" w:eastAsia="华文细黑" w:hAnsi="Calibri" w:cs="Calibri"/>
+          <w:color w:val="404040" w:themeColor="text1" w:themeTint="BF"/>
+          <w:szCs w:val="21"/>
+        </w:rPr>
+        <w:t>、</w:t>
+      </w:r>
+      <w:proofErr w:type="spellStart"/>
+      <w:r>
+        <w:rPr>
+          <w:rFonts w:ascii="Calibri" w:eastAsia="华文细黑" w:hAnsi="Calibri" w:cs="Calibri"/>
+          <w:color w:val="404040" w:themeColor="text1" w:themeTint="BF"/>
+          <w:szCs w:val="21"/>
+        </w:rPr>
+        <w:t>OpenCode</w:t>
+      </w:r>
+      <w:proofErr w:type="spellEnd"/>
+      <w:r>
+        <w:rPr>
+          <w:rFonts w:ascii="Calibri" w:eastAsia="华文细黑" w:hAnsi="Calibri" w:cs="Calibri"/>
+          <w:color w:val="404040" w:themeColor="text1" w:themeTint="BF"/>
+          <w:szCs w:val="21"/>
+        </w:rPr>
+        <w:t>等），</w:t>
+      </w:r>
+      <w:r>
+        <w:rPr>
+          <w:rFonts w:ascii="Calibri" w:eastAsia="华文细黑" w:hAnsi="Calibri" w:cs="Calibri" w:hint="eastAsia"/>
+          <w:color w:val="404040" w:themeColor="text1" w:themeTint="BF"/>
+          <w:szCs w:val="21"/>
+        </w:rPr>
+        <w:t>了解</w:t>
+      </w:r>
+      <w:r>
+        <w:rPr>
+          <w:rFonts w:ascii="Calibri" w:eastAsia="华文细黑" w:hAnsi="Calibri" w:cs="Calibri"/>
+          <w:color w:val="404040" w:themeColor="text1" w:themeTint="BF"/>
+          <w:szCs w:val="21"/>
+        </w:rPr>
+        <w:t>AI</w:t>
+      </w:r>
+      <w:r>
+        <w:rPr>
+          <w:rFonts w:ascii="Calibri" w:eastAsia="华文细黑" w:hAnsi="Calibri" w:cs="Calibri"/>
+          <w:color w:val="404040" w:themeColor="text1" w:themeTint="BF"/>
+          <w:szCs w:val="21"/>
+        </w:rPr>
+        <w:t>编程工具的基础原理和开发流程优化</w:t>
       </w:r>
     </w:p>
     <w:p>
@@ -1162,71 +1283,113 @@
         <w:pStyle w:val="a3"/>
         <w:numPr>
           <w:ilvl w:val="0"/>
-          <w:numId w:val="10"/>
+          <w:numId w:val="36"/>
         </w:numPr>
-        <w:spacing w:line="320" w:lineRule="exact"/>
-        <w:ind w:left="357" w:firstLineChars="0" w:hanging="357"/>
-        <w:rPr>
-          <w:rFonts w:ascii="Calibri" w:eastAsia="华文细黑" w:hAnsi="Calibri" w:cs="Calibri"/>
-          <w:color w:val="404040" w:themeColor="text1" w:themeTint="BF"/>
-          <w:szCs w:val="21"/>
-        </w:rPr>
-      </w:pPr>
-      <w:r>
-        <w:rPr>
-          <w:rFonts w:ascii="Calibri" w:eastAsia="华文细黑" w:hAnsi="Calibri" w:cs="Calibri"/>
-          <w:color w:val="404040" w:themeColor="text1" w:themeTint="BF"/>
-          <w:szCs w:val="21"/>
-        </w:rPr>
-        <w:t>熟悉分布式系统</w:t>
-      </w:r>
-      <w:r>
-        <w:rPr>
-          <w:rFonts w:ascii="Calibri" w:eastAsia="华文细黑" w:hAnsi="Calibri" w:cs="Calibri"/>
-          <w:color w:val="404040" w:themeColor="text1" w:themeTint="BF"/>
-          <w:szCs w:val="21"/>
-        </w:rPr>
-        <w:t>设计</w:t>
-      </w:r>
-      <w:r>
-        <w:rPr>
-          <w:rFonts w:ascii="Calibri" w:eastAsia="华文细黑" w:hAnsi="Calibri" w:cs="Calibri"/>
-          <w:color w:val="404040" w:themeColor="text1" w:themeTint="BF"/>
-          <w:szCs w:val="21"/>
-        </w:rPr>
-        <w:t>，</w:t>
-      </w:r>
-      <w:r>
-        <w:rPr>
-          <w:rFonts w:ascii="Calibri" w:eastAsia="华文细黑" w:hAnsi="Calibri" w:cs="Calibri"/>
-          <w:color w:val="404040" w:themeColor="text1" w:themeTint="BF"/>
-          <w:szCs w:val="21"/>
-        </w:rPr>
-        <w:t>具备高并发</w:t>
-      </w:r>
-      <w:r>
-        <w:rPr>
-          <w:rFonts w:ascii="Calibri" w:eastAsia="华文细黑" w:hAnsi="Calibri" w:cs="Calibri" w:hint="eastAsia"/>
-          <w:color w:val="404040" w:themeColor="text1" w:themeTint="BF"/>
-          <w:szCs w:val="21"/>
-        </w:rPr>
-        <w:t>、高可靠、高性能</w:t>
-      </w:r>
-      <w:r>
-        <w:rPr>
-          <w:rFonts w:ascii="Calibri" w:eastAsia="华文细黑" w:hAnsi="Calibri" w:cs="Calibri"/>
-          <w:color w:val="404040" w:themeColor="text1" w:themeTint="BF"/>
-          <w:szCs w:val="21"/>
-        </w:rPr>
-        <w:t>系统设计经验</w:t>
-      </w:r>
-      <w:r>
-        <w:rPr>
-          <w:rFonts w:ascii="Calibri" w:eastAsia="华文细黑" w:hAnsi="Calibri" w:cs="Calibri" w:hint="eastAsia"/>
-          <w:color w:val="404040" w:themeColor="text1" w:themeTint="BF"/>
-          <w:szCs w:val="21"/>
-        </w:rPr>
-        <w:t>，</w:t>
+        <w:spacing w:line="300" w:lineRule="exact"/>
+        <w:ind w:left="442" w:firstLineChars="0" w:hanging="442"/>
+        <w:rPr>
+          <w:rFonts w:ascii="Calibri" w:eastAsia="华文细黑" w:hAnsi="Calibri" w:cs="Calibri"/>
+          <w:color w:val="404040" w:themeColor="text1" w:themeTint="BF"/>
+          <w:szCs w:val="21"/>
+        </w:rPr>
+      </w:pPr>
+      <w:r>
+        <w:rPr>
+          <w:rFonts w:ascii="Calibri" w:eastAsia="华文细黑" w:hAnsi="Calibri" w:cs="Calibri"/>
+          <w:b/>
+          <w:bCs/>
+          <w:color w:val="404040" w:themeColor="text1" w:themeTint="BF"/>
+          <w:szCs w:val="21"/>
+        </w:rPr>
+        <w:t>架构能力：</w:t>
+      </w:r>
+      <w:r>
+        <w:rPr>
+          <w:rFonts w:ascii="Calibri" w:eastAsia="华文细黑" w:hAnsi="Calibri" w:cs="Calibri"/>
+          <w:color w:val="404040" w:themeColor="text1" w:themeTint="BF"/>
+          <w:szCs w:val="21"/>
+        </w:rPr>
+        <w:t>深入理解分布式微服务架构，具备日均</w:t>
+      </w:r>
+      <w:r>
+        <w:rPr>
+          <w:rFonts w:ascii="Calibri" w:eastAsia="华文细黑" w:hAnsi="Calibri" w:cs="Calibri"/>
+          <w:color w:val="404040" w:themeColor="text1" w:themeTint="BF"/>
+          <w:szCs w:val="21"/>
+        </w:rPr>
+        <w:t xml:space="preserve"> 3</w:t>
+      </w:r>
+      <w:r>
+        <w:rPr>
+          <w:rFonts w:ascii="Calibri" w:eastAsia="华文细黑" w:hAnsi="Calibri" w:cs="Calibri"/>
+          <w:color w:val="404040" w:themeColor="text1" w:themeTint="BF"/>
+          <w:szCs w:val="21"/>
+        </w:rPr>
+        <w:t>亿</w:t>
+      </w:r>
+      <w:r>
+        <w:rPr>
+          <w:rFonts w:ascii="Calibri" w:eastAsia="华文细黑" w:hAnsi="Calibri" w:cs="Calibri"/>
+          <w:color w:val="404040" w:themeColor="text1" w:themeTint="BF"/>
+          <w:szCs w:val="21"/>
+        </w:rPr>
+        <w:t>+</w:t>
+      </w:r>
+      <w:r>
+        <w:rPr>
+          <w:rFonts w:ascii="Calibri" w:eastAsia="华文细黑" w:hAnsi="Calibri" w:cs="Calibri"/>
+          <w:color w:val="404040" w:themeColor="text1" w:themeTint="BF"/>
+          <w:szCs w:val="21"/>
+        </w:rPr>
+        <w:t>请求量、峰值</w:t>
+      </w:r>
+      <w:r>
+        <w:rPr>
+          <w:rFonts w:ascii="Calibri" w:eastAsia="华文细黑" w:hAnsi="Calibri" w:cs="Calibri"/>
+          <w:color w:val="404040" w:themeColor="text1" w:themeTint="BF"/>
+          <w:szCs w:val="21"/>
+        </w:rPr>
+        <w:t xml:space="preserve"> TPS 10000+ </w:t>
+      </w:r>
+      <w:r>
+        <w:rPr>
+          <w:rFonts w:ascii="Calibri" w:eastAsia="华文细黑" w:hAnsi="Calibri" w:cs="Calibri"/>
+          <w:color w:val="404040" w:themeColor="text1" w:themeTint="BF"/>
+          <w:szCs w:val="21"/>
+        </w:rPr>
+        <w:t>的大型系统从</w:t>
+      </w:r>
+      <w:r>
+        <w:rPr>
+          <w:rFonts w:ascii="Calibri" w:eastAsia="华文细黑" w:hAnsi="Calibri" w:cs="Calibri"/>
+          <w:color w:val="404040" w:themeColor="text1" w:themeTint="BF"/>
+          <w:szCs w:val="21"/>
+        </w:rPr>
+        <w:t xml:space="preserve">0 </w:t>
+      </w:r>
+      <w:r>
+        <w:rPr>
+          <w:rFonts w:ascii="Calibri" w:eastAsia="华文细黑" w:hAnsi="Calibri" w:cs="Calibri"/>
+          <w:color w:val="404040" w:themeColor="text1" w:themeTint="BF"/>
+          <w:szCs w:val="21"/>
+        </w:rPr>
+        <w:t>到</w:t>
+      </w:r>
+      <w:r>
+        <w:rPr>
+          <w:rFonts w:ascii="Calibri" w:eastAsia="华文细黑" w:hAnsi="Calibri" w:cs="Calibri"/>
+          <w:color w:val="404040" w:themeColor="text1" w:themeTint="BF"/>
+          <w:szCs w:val="21"/>
+        </w:rPr>
+        <w:t xml:space="preserve"> 1 </w:t>
+      </w:r>
+      <w:r>
+        <w:rPr>
+          <w:rFonts w:ascii="Calibri" w:eastAsia="华文细黑" w:hAnsi="Calibri" w:cs="Calibri"/>
+          <w:color w:val="404040" w:themeColor="text1" w:themeTint="BF"/>
+          <w:szCs w:val="21"/>
+        </w:rPr>
+        <w:t>设计经验；擅长复杂业务进行分析和抽象和实现（如规则引擎），对负责的系统有规划和演进能力，保障系统高并发、高可靠、高性能</w:t>
       </w:r>
     </w:p>
     <w:p>
@@ -1234,55 +1397,111 @@
         <w:pStyle w:val="a3"/>
         <w:numPr>
           <w:ilvl w:val="0"/>
-          <w:numId w:val="10"/>
+          <w:numId w:val="36"/>
         </w:numPr>
-        <w:spacing w:line="320" w:lineRule="exact"/>
-        <w:ind w:left="357" w:firstLineChars="0" w:hanging="357"/>
-        <w:rPr>
-          <w:rFonts w:ascii="Calibri" w:eastAsia="华文细黑" w:hAnsi="Calibri" w:cs="Calibri"/>
-          <w:color w:val="404040" w:themeColor="text1" w:themeTint="BF"/>
-          <w:szCs w:val="21"/>
-        </w:rPr>
-      </w:pPr>
-      <w:r>
-        <w:rPr>
-          <w:rFonts w:ascii="Calibri" w:eastAsia="华文细黑" w:hAnsi="Calibri" w:cs="Calibri" w:hint="eastAsia"/>
-          <w:color w:val="404040" w:themeColor="text1" w:themeTint="BF"/>
-          <w:szCs w:val="21"/>
-        </w:rPr>
-        <w:t>熟悉常用分布式组件，熟练使用</w:t>
-      </w:r>
-      <w:r>
-        <w:rPr>
-          <w:rFonts w:ascii="Calibri" w:eastAsia="华文细黑" w:hAnsi="Calibri" w:cs="Calibri" w:hint="eastAsia"/>
-          <w:color w:val="404040" w:themeColor="text1" w:themeTint="BF"/>
-          <w:szCs w:val="21"/>
-        </w:rPr>
-        <w:t>MySQL</w:t>
-      </w:r>
-      <w:r>
-        <w:rPr>
-          <w:rFonts w:ascii="Calibri" w:eastAsia="华文细黑" w:hAnsi="Calibri" w:cs="Calibri" w:hint="eastAsia"/>
-          <w:color w:val="404040" w:themeColor="text1" w:themeTint="BF"/>
-          <w:szCs w:val="21"/>
-        </w:rPr>
-        <w:t>等常用数据库，对</w:t>
-      </w:r>
-      <w:r>
-        <w:rPr>
-          <w:rFonts w:ascii="Calibri" w:eastAsia="华文细黑" w:hAnsi="Calibri" w:cs="Calibri" w:hint="eastAsia"/>
-          <w:color w:val="404040" w:themeColor="text1" w:themeTint="BF"/>
-          <w:szCs w:val="21"/>
-        </w:rPr>
-        <w:t>SQL</w:t>
-      </w:r>
-      <w:r>
-        <w:rPr>
-          <w:rFonts w:ascii="Calibri" w:eastAsia="华文细黑" w:hAnsi="Calibri" w:cs="Calibri" w:hint="eastAsia"/>
-          <w:color w:val="404040" w:themeColor="text1" w:themeTint="BF"/>
-          <w:szCs w:val="21"/>
-        </w:rPr>
-        <w:t>优化有实际的实践经验</w:t>
+        <w:spacing w:line="300" w:lineRule="exact"/>
+        <w:ind w:left="442" w:firstLineChars="0" w:hanging="442"/>
+        <w:rPr>
+          <w:rFonts w:ascii="Calibri" w:eastAsia="华文细黑" w:hAnsi="Calibri" w:cs="Calibri"/>
+          <w:color w:val="404040" w:themeColor="text1" w:themeTint="BF"/>
+          <w:szCs w:val="21"/>
+        </w:rPr>
+      </w:pPr>
+      <w:r>
+        <w:rPr>
+          <w:rFonts w:ascii="Calibri" w:eastAsia="华文细黑" w:hAnsi="Calibri" w:cs="Calibri"/>
+          <w:b/>
+          <w:bCs/>
+          <w:color w:val="404040" w:themeColor="text1" w:themeTint="BF"/>
+          <w:szCs w:val="21"/>
+        </w:rPr>
+        <w:t>模型训练与</w:t>
+      </w:r>
+      <w:r>
+        <w:rPr>
+          <w:rFonts w:ascii="Calibri" w:eastAsia="华文细黑" w:hAnsi="Calibri" w:cs="Calibri"/>
+          <w:b/>
+          <w:bCs/>
+          <w:color w:val="404040" w:themeColor="text1" w:themeTint="BF"/>
+          <w:szCs w:val="21"/>
+        </w:rPr>
+        <w:t>AI</w:t>
+      </w:r>
+      <w:r>
+        <w:rPr>
+          <w:rFonts w:ascii="Calibri" w:eastAsia="华文细黑" w:hAnsi="Calibri" w:cs="Calibri"/>
+          <w:b/>
+          <w:bCs/>
+          <w:color w:val="404040" w:themeColor="text1" w:themeTint="BF"/>
+          <w:szCs w:val="21"/>
+        </w:rPr>
+        <w:t>应用能力</w:t>
+      </w:r>
+      <w:r>
+        <w:rPr>
+          <w:rFonts w:ascii="Calibri" w:eastAsia="华文细黑" w:hAnsi="Calibri" w:cs="Calibri"/>
+          <w:color w:val="404040" w:themeColor="text1" w:themeTint="BF"/>
+          <w:szCs w:val="21"/>
+        </w:rPr>
+        <w:t>：具备大模型应用（智能导购）</w:t>
+      </w:r>
+      <w:r>
+        <w:rPr>
+          <w:rFonts w:ascii="Calibri" w:eastAsia="华文细黑" w:hAnsi="Calibri" w:cs="Calibri" w:hint="eastAsia"/>
+          <w:color w:val="404040" w:themeColor="text1" w:themeTint="BF"/>
+          <w:szCs w:val="21"/>
+        </w:rPr>
+        <w:t>的落地</w:t>
+      </w:r>
+      <w:r>
+        <w:rPr>
+          <w:rFonts w:ascii="Calibri" w:eastAsia="华文细黑" w:hAnsi="Calibri" w:cs="Calibri"/>
+          <w:color w:val="404040" w:themeColor="text1" w:themeTint="BF"/>
+          <w:szCs w:val="21"/>
+        </w:rPr>
+        <w:t>开发实践经验，具备图像分类和目标检测模型</w:t>
+      </w:r>
+      <w:r>
+        <w:rPr>
+          <w:rFonts w:ascii="Calibri" w:eastAsia="华文细黑" w:hAnsi="Calibri" w:cs="Calibri" w:hint="eastAsia"/>
+          <w:color w:val="404040" w:themeColor="text1" w:themeTint="BF"/>
+          <w:szCs w:val="21"/>
+        </w:rPr>
+        <w:t>的</w:t>
+      </w:r>
+      <w:r>
+        <w:rPr>
+          <w:rFonts w:ascii="Calibri" w:eastAsia="华文细黑" w:hAnsi="Calibri" w:cs="Calibri"/>
+          <w:color w:val="404040" w:themeColor="text1" w:themeTint="BF"/>
+          <w:szCs w:val="21"/>
+        </w:rPr>
+        <w:t>训练经验（</w:t>
+      </w:r>
+      <w:r>
+        <w:rPr>
+          <w:rFonts w:ascii="Calibri" w:eastAsia="华文细黑" w:hAnsi="Calibri" w:cs="Calibri"/>
+          <w:color w:val="404040" w:themeColor="text1" w:themeTint="BF"/>
+          <w:szCs w:val="21"/>
+        </w:rPr>
+        <w:t xml:space="preserve">YOLOv8 / </w:t>
+      </w:r>
+      <w:proofErr w:type="spellStart"/>
+      <w:r>
+        <w:rPr>
+          <w:rFonts w:ascii="Calibri" w:eastAsia="华文细黑" w:hAnsi="Calibri" w:cs="Calibri"/>
+          <w:color w:val="404040" w:themeColor="text1" w:themeTint="BF"/>
+          <w:szCs w:val="21"/>
+        </w:rPr>
+        <w:t>EfficientNet</w:t>
+      </w:r>
+      <w:proofErr w:type="spellEnd"/>
+      <w:r>
+        <w:rPr>
+          <w:rFonts w:ascii="Calibri" w:eastAsia="华文细黑" w:hAnsi="Calibri" w:cs="Calibri"/>
+          <w:color w:val="404040" w:themeColor="text1" w:themeTint="BF"/>
+          <w:szCs w:val="21"/>
+        </w:rPr>
+        <w:t>），了解深度学习和大模型基本原理</w:t>
       </w:r>
     </w:p>
     <w:p>
@@ -1290,399 +1509,33 @@
         <w:pStyle w:val="a3"/>
         <w:numPr>
           <w:ilvl w:val="0"/>
-          <w:numId w:val="10"/>
+          <w:numId w:val="36"/>
         </w:numPr>
-        <w:spacing w:line="320" w:lineRule="exact"/>
-        <w:ind w:left="357" w:firstLineChars="0" w:hanging="357"/>
-        <w:rPr>
-          <w:rFonts w:ascii="Calibri" w:eastAsia="华文细黑" w:hAnsi="Calibri" w:cs="Calibri"/>
-          <w:color w:val="404040" w:themeColor="text1" w:themeTint="BF"/>
-          <w:szCs w:val="21"/>
-        </w:rPr>
-      </w:pPr>
-      <w:r>
-        <w:rPr>
-          <w:rFonts w:ascii="Calibri" w:eastAsia="华文细黑" w:hAnsi="Calibri" w:cs="Calibri" w:hint="eastAsia"/>
-          <w:color w:val="404040" w:themeColor="text1" w:themeTint="BF"/>
-          <w:szCs w:val="21"/>
-        </w:rPr>
-        <w:t>熟悉</w:t>
-      </w:r>
-      <w:r>
-        <w:rPr>
-          <w:rFonts w:ascii="Calibri" w:eastAsia="华文细黑" w:hAnsi="Calibri" w:cs="Calibri" w:hint="eastAsia"/>
-          <w:color w:val="404040" w:themeColor="text1" w:themeTint="BF"/>
-          <w:szCs w:val="21"/>
-        </w:rPr>
-        <w:t>VUE</w:t>
-      </w:r>
-      <w:r>
-        <w:rPr>
-          <w:rFonts w:ascii="Calibri" w:eastAsia="华文细黑" w:hAnsi="Calibri" w:cs="Calibri" w:hint="eastAsia"/>
-          <w:color w:val="404040" w:themeColor="text1" w:themeTint="BF"/>
-          <w:szCs w:val="21"/>
-        </w:rPr>
-        <w:t>、</w:t>
-      </w:r>
-      <w:r>
-        <w:rPr>
-          <w:rFonts w:ascii="Calibri" w:eastAsia="华文细黑" w:hAnsi="Calibri" w:cs="Calibri" w:hint="eastAsia"/>
-          <w:color w:val="404040" w:themeColor="text1" w:themeTint="BF"/>
-          <w:szCs w:val="21"/>
-        </w:rPr>
-        <w:t>TS</w:t>
-      </w:r>
-      <w:r>
-        <w:rPr>
-          <w:rFonts w:ascii="Calibri" w:eastAsia="华文细黑" w:hAnsi="Calibri" w:cs="Calibri" w:hint="eastAsia"/>
-          <w:color w:val="404040" w:themeColor="text1" w:themeTint="BF"/>
-          <w:szCs w:val="21"/>
-        </w:rPr>
-        <w:t>等前端技术，具备前端开发能力</w:t>
-      </w:r>
-      <w:r>
-        <w:rPr>
-          <w:rFonts w:ascii="Calibri" w:eastAsia="华文细黑" w:hAnsi="Calibri" w:cs="Calibri"/>
-          <w:color w:val="404040" w:themeColor="text1" w:themeTint="BF"/>
-          <w:szCs w:val="21"/>
-        </w:rPr>
-        <w:t>，可独立完成前后端联调</w:t>
-      </w:r>
-    </w:p>
-    <w:p>
-      <w:pPr>
-        <w:pStyle w:val="a3"/>
-        <w:numPr>
-          <w:ilvl w:val="0"/>
-          <w:numId w:val="10"/>
-        </w:numPr>
-        <w:spacing w:line="320" w:lineRule="exact"/>
-        <w:ind w:left="357" w:firstLineChars="0" w:hanging="357"/>
-        <w:rPr>
-          <w:rFonts w:ascii="Calibri" w:eastAsia="华文细黑" w:hAnsi="Calibri" w:cs="Calibri"/>
-          <w:color w:val="404040" w:themeColor="text1" w:themeTint="BF"/>
-          <w:szCs w:val="21"/>
-        </w:rPr>
-      </w:pPr>
-      <w:r>
-        <w:rPr>
-          <w:rFonts w:ascii="Calibri" w:eastAsia="华文细黑" w:hAnsi="Calibri" w:cs="Calibri" w:hint="eastAsia"/>
-          <w:color w:val="404040" w:themeColor="text1" w:themeTint="BF"/>
-          <w:szCs w:val="21"/>
-        </w:rPr>
-        <w:t>熟悉</w:t>
-      </w:r>
-      <w:r>
-        <w:rPr>
-          <w:rFonts w:ascii="Calibri" w:eastAsia="华文细黑" w:hAnsi="Calibri" w:cs="Calibri" w:hint="eastAsia"/>
-          <w:color w:val="404040" w:themeColor="text1" w:themeTint="BF"/>
-          <w:szCs w:val="21"/>
-        </w:rPr>
-        <w:t>P</w:t>
-      </w:r>
-      <w:r>
-        <w:rPr>
-          <w:rFonts w:ascii="Calibri" w:eastAsia="华文细黑" w:hAnsi="Calibri" w:cs="Calibri" w:hint="eastAsia"/>
-          <w:color w:val="404040" w:themeColor="text1" w:themeTint="BF"/>
-          <w:szCs w:val="21"/>
-        </w:rPr>
-        <w:t>ython</w:t>
-      </w:r>
-      <w:r>
-        <w:rPr>
-          <w:rFonts w:ascii="Calibri" w:eastAsia="华文细黑" w:hAnsi="Calibri" w:cs="Calibri" w:hint="eastAsia"/>
-          <w:color w:val="404040" w:themeColor="text1" w:themeTint="BF"/>
-          <w:szCs w:val="21"/>
-        </w:rPr>
-        <w:t>、</w:t>
-      </w:r>
-      <w:r>
-        <w:rPr>
-          <w:rFonts w:ascii="Calibri" w:eastAsia="华文细黑" w:hAnsi="Calibri" w:cs="Calibri" w:hint="eastAsia"/>
-          <w:color w:val="404040" w:themeColor="text1" w:themeTint="BF"/>
-          <w:szCs w:val="21"/>
-        </w:rPr>
-        <w:t xml:space="preserve">Linux </w:t>
-      </w:r>
-      <w:r>
-        <w:rPr>
-          <w:rFonts w:ascii="Calibri" w:eastAsia="华文细黑" w:hAnsi="Calibri" w:cs="Calibri" w:hint="eastAsia"/>
-          <w:color w:val="404040" w:themeColor="text1" w:themeTint="BF"/>
-          <w:szCs w:val="21"/>
-        </w:rPr>
-        <w:t>bash</w:t>
-      </w:r>
-      <w:r>
-        <w:rPr>
-          <w:rFonts w:ascii="Calibri" w:eastAsia="华文细黑" w:hAnsi="Calibri" w:cs="Calibri" w:hint="eastAsia"/>
-          <w:color w:val="404040" w:themeColor="text1" w:themeTint="BF"/>
-          <w:szCs w:val="21"/>
-        </w:rPr>
-        <w:t>脚本</w:t>
-      </w:r>
-      <w:r>
-        <w:rPr>
-          <w:rFonts w:ascii="Calibri" w:eastAsia="华文细黑" w:hAnsi="Calibri" w:cs="Calibri" w:hint="eastAsia"/>
-          <w:color w:val="404040" w:themeColor="text1" w:themeTint="BF"/>
-          <w:szCs w:val="21"/>
-        </w:rPr>
-        <w:t>常用命令</w:t>
-      </w:r>
-      <w:r>
-        <w:rPr>
-          <w:rFonts w:ascii="Calibri" w:eastAsia="华文细黑" w:hAnsi="Calibri" w:cs="Calibri" w:hint="eastAsia"/>
-          <w:color w:val="404040" w:themeColor="text1" w:themeTint="BF"/>
-          <w:szCs w:val="21"/>
-        </w:rPr>
-        <w:t>，</w:t>
-      </w:r>
-      <w:r>
-        <w:rPr>
-          <w:rFonts w:ascii="Calibri" w:eastAsia="华文细黑" w:hAnsi="Calibri" w:cs="Calibri"/>
-          <w:color w:val="404040" w:themeColor="text1" w:themeTint="BF"/>
-          <w:szCs w:val="21"/>
-        </w:rPr>
-        <w:t>用于工具开发与辅助系统建设</w:t>
-      </w:r>
-      <w:r>
-        <w:rPr>
-          <w:rFonts w:ascii="Calibri" w:eastAsia="华文细黑" w:hAnsi="Calibri" w:cs="Calibri" w:hint="eastAsia"/>
-          <w:color w:val="404040" w:themeColor="text1" w:themeTint="BF"/>
-          <w:szCs w:val="21"/>
-        </w:rPr>
-        <w:t>和线上问题排查</w:t>
-      </w:r>
-    </w:p>
-    <w:p>
-      <w:pPr>
-        <w:pStyle w:val="a3"/>
-        <w:numPr>
-          <w:ilvl w:val="0"/>
-          <w:numId w:val="10"/>
-        </w:numPr>
-        <w:spacing w:line="320" w:lineRule="exact"/>
-        <w:ind w:left="357" w:firstLineChars="0" w:hanging="357"/>
-        <w:rPr>
-          <w:rFonts w:ascii="Calibri" w:eastAsia="华文细黑" w:hAnsi="Calibri" w:cs="Calibri"/>
-          <w:color w:val="404040" w:themeColor="text1" w:themeTint="BF"/>
-          <w:szCs w:val="21"/>
-        </w:rPr>
-      </w:pPr>
-      <w:r>
-        <w:rPr>
-          <w:rFonts w:ascii="Calibri" w:eastAsia="华文细黑" w:hAnsi="Calibri" w:cs="Calibri" w:hint="eastAsia"/>
-          <w:color w:val="404040" w:themeColor="text1" w:themeTint="BF"/>
-          <w:szCs w:val="21"/>
-        </w:rPr>
-        <w:t>有</w:t>
-      </w:r>
-      <w:r>
-        <w:rPr>
-          <w:rFonts w:ascii="Calibri" w:eastAsia="华文细黑" w:hAnsi="Calibri" w:cs="Calibri"/>
-          <w:color w:val="404040" w:themeColor="text1" w:themeTint="BF"/>
-          <w:szCs w:val="21"/>
-        </w:rPr>
-        <w:t>良好的跨团队沟通能力</w:t>
-      </w:r>
-      <w:r>
-        <w:rPr>
-          <w:rFonts w:ascii="Calibri" w:eastAsia="华文细黑" w:hAnsi="Calibri" w:cs="Calibri"/>
-          <w:color w:val="404040" w:themeColor="text1" w:themeTint="BF"/>
-          <w:szCs w:val="21"/>
-        </w:rPr>
-        <w:t>与技术带队经验</w:t>
-      </w:r>
-      <w:r>
-        <w:rPr>
-          <w:rFonts w:ascii="Calibri" w:eastAsia="华文细黑" w:hAnsi="Calibri" w:cs="Calibri"/>
-          <w:color w:val="404040" w:themeColor="text1" w:themeTint="BF"/>
-          <w:szCs w:val="21"/>
-        </w:rPr>
-        <w:t>，</w:t>
-      </w:r>
-      <w:r>
-        <w:rPr>
-          <w:rFonts w:ascii="Calibri" w:eastAsia="华文细黑" w:hAnsi="Calibri" w:cs="Calibri" w:hint="eastAsia"/>
-          <w:color w:val="404040" w:themeColor="text1" w:themeTint="BF"/>
-          <w:szCs w:val="21"/>
-        </w:rPr>
-        <w:t>能独立主导核心项目的架构落地与解决方案设计，具备从</w:t>
-      </w:r>
-      <w:r>
-        <w:rPr>
-          <w:rFonts w:ascii="Calibri" w:eastAsia="华文细黑" w:hAnsi="Calibri" w:cs="Calibri" w:hint="eastAsia"/>
-          <w:color w:val="404040" w:themeColor="text1" w:themeTint="BF"/>
-          <w:szCs w:val="21"/>
-        </w:rPr>
-        <w:t>0</w:t>
-      </w:r>
-      <w:r>
-        <w:rPr>
-          <w:rFonts w:ascii="Calibri" w:eastAsia="华文细黑" w:hAnsi="Calibri" w:cs="Calibri" w:hint="eastAsia"/>
-          <w:color w:val="404040" w:themeColor="text1" w:themeTint="BF"/>
-          <w:szCs w:val="21"/>
-        </w:rPr>
-        <w:t>到</w:t>
-      </w:r>
-      <w:r>
-        <w:rPr>
-          <w:rFonts w:ascii="Calibri" w:eastAsia="华文细黑" w:hAnsi="Calibri" w:cs="Calibri" w:hint="eastAsia"/>
-          <w:color w:val="404040" w:themeColor="text1" w:themeTint="BF"/>
-          <w:szCs w:val="21"/>
-        </w:rPr>
-        <w:t>1</w:t>
-      </w:r>
-      <w:r>
-        <w:rPr>
-          <w:rFonts w:ascii="Calibri" w:eastAsia="华文细黑" w:hAnsi="Calibri" w:cs="Calibri" w:hint="eastAsia"/>
-          <w:color w:val="404040" w:themeColor="text1" w:themeTint="BF"/>
-          <w:szCs w:val="21"/>
-        </w:rPr>
-        <w:t>搭建大型系统的能力</w:t>
-      </w:r>
-    </w:p>
-    <w:p>
-      <w:pPr>
-        <w:pStyle w:val="a3"/>
-        <w:numPr>
-          <w:ilvl w:val="0"/>
-          <w:numId w:val="10"/>
-        </w:numPr>
-        <w:spacing w:line="320" w:lineRule="exact"/>
-        <w:ind w:left="357" w:firstLineChars="0" w:hanging="357"/>
-        <w:rPr>
-          <w:rFonts w:ascii="Calibri" w:eastAsia="华文细黑" w:hAnsi="Calibri" w:cs="Calibri"/>
-          <w:color w:val="404040" w:themeColor="text1" w:themeTint="BF"/>
-          <w:szCs w:val="21"/>
-        </w:rPr>
-      </w:pPr>
-      <w:r>
-        <w:rPr>
-          <w:rFonts w:ascii="Calibri" w:eastAsia="华文细黑" w:hAnsi="Calibri" w:cs="Calibri"/>
-          <w:color w:val="404040" w:themeColor="text1" w:themeTint="BF"/>
-          <w:szCs w:val="21"/>
-        </w:rPr>
-        <w:t>有分类和目标识别模型训练经验</w:t>
-      </w:r>
-      <w:r>
-        <w:rPr>
-          <w:rFonts w:ascii="Calibri" w:eastAsia="华文细黑" w:hAnsi="Calibri" w:cs="Calibri" w:hint="eastAsia"/>
-          <w:color w:val="404040" w:themeColor="text1" w:themeTint="BF"/>
-          <w:szCs w:val="21"/>
-        </w:rPr>
-        <w:t>和</w:t>
-      </w:r>
-      <w:r>
-        <w:rPr>
-          <w:rFonts w:ascii="Calibri" w:eastAsia="华文细黑" w:hAnsi="Calibri" w:cs="Calibri" w:hint="eastAsia"/>
-          <w:color w:val="404040" w:themeColor="text1" w:themeTint="BF"/>
-          <w:szCs w:val="21"/>
-        </w:rPr>
-        <w:t>AI</w:t>
-      </w:r>
-      <w:r>
-        <w:rPr>
-          <w:rFonts w:ascii="Calibri" w:eastAsia="华文细黑" w:hAnsi="Calibri" w:cs="Calibri"/>
-          <w:color w:val="404040" w:themeColor="text1" w:themeTint="BF"/>
-          <w:szCs w:val="21"/>
-        </w:rPr>
-        <w:t>大模型应用开发经验</w:t>
-      </w:r>
-      <w:r>
-        <w:rPr>
-          <w:rFonts w:ascii="Calibri" w:eastAsia="华文细黑" w:hAnsi="Calibri" w:cs="Calibri" w:hint="eastAsia"/>
-          <w:color w:val="404040" w:themeColor="text1" w:themeTint="BF"/>
-          <w:szCs w:val="21"/>
-        </w:rPr>
-        <w:t>，了解深度学习和大模型基本原理</w:t>
-      </w:r>
-    </w:p>
-    <w:p>
-      <w:pPr>
-        <w:pStyle w:val="a3"/>
-        <w:numPr>
-          <w:ilvl w:val="0"/>
-          <w:numId w:val="10"/>
-        </w:numPr>
-        <w:spacing w:line="320" w:lineRule="exact"/>
-        <w:ind w:left="357" w:firstLineChars="0" w:hanging="357"/>
-        <w:rPr>
-          <w:rFonts w:ascii="Calibri" w:eastAsia="华文细黑" w:hAnsi="Calibri" w:cs="Calibri" w:hint="eastAsia"/>
-          <w:color w:val="404040" w:themeColor="text1" w:themeTint="BF"/>
-          <w:szCs w:val="21"/>
-        </w:rPr>
-      </w:pPr>
-      <w:r>
-        <w:rPr>
-          <w:rFonts w:ascii="Calibri" w:eastAsia="华文细黑" w:hAnsi="Calibri" w:cs="Calibri" w:hint="eastAsia"/>
-          <w:color w:val="404040" w:themeColor="text1" w:themeTint="BF"/>
-          <w:szCs w:val="21"/>
-        </w:rPr>
-        <w:t>熟练使用</w:t>
-      </w:r>
-      <w:r>
-        <w:rPr>
-          <w:rFonts w:ascii="Calibri" w:eastAsia="华文细黑" w:hAnsi="Calibri" w:cs="Calibri"/>
-          <w:color w:val="404040" w:themeColor="text1" w:themeTint="BF"/>
-          <w:szCs w:val="21"/>
-        </w:rPr>
-        <w:t>AI</w:t>
-      </w:r>
-      <w:r>
-        <w:rPr>
-          <w:rFonts w:ascii="Calibri" w:eastAsia="华文细黑" w:hAnsi="Calibri" w:cs="Calibri" w:hint="eastAsia"/>
-          <w:color w:val="404040" w:themeColor="text1" w:themeTint="BF"/>
-          <w:szCs w:val="21"/>
-        </w:rPr>
-        <w:t xml:space="preserve"> C</w:t>
-      </w:r>
-      <w:r>
-        <w:rPr>
-          <w:rFonts w:ascii="Calibri" w:eastAsia="华文细黑" w:hAnsi="Calibri" w:cs="Calibri"/>
-          <w:color w:val="404040" w:themeColor="text1" w:themeTint="BF"/>
-          <w:szCs w:val="21"/>
-        </w:rPr>
-        <w:t>o</w:t>
-      </w:r>
-      <w:r>
-        <w:rPr>
-          <w:rFonts w:ascii="Calibri" w:eastAsia="华文细黑" w:hAnsi="Calibri" w:cs="Calibri" w:hint="eastAsia"/>
-          <w:color w:val="404040" w:themeColor="text1" w:themeTint="BF"/>
-          <w:szCs w:val="21"/>
-        </w:rPr>
-        <w:t>d</w:t>
-      </w:r>
-      <w:r>
-        <w:rPr>
-          <w:rFonts w:ascii="Calibri" w:eastAsia="华文细黑" w:hAnsi="Calibri" w:cs="Calibri"/>
-          <w:color w:val="404040" w:themeColor="text1" w:themeTint="BF"/>
-          <w:szCs w:val="21"/>
-        </w:rPr>
-        <w:t>ing</w:t>
-      </w:r>
-      <w:r>
-        <w:rPr>
-          <w:rFonts w:ascii="Calibri" w:eastAsia="华文细黑" w:hAnsi="Calibri" w:cs="Calibri" w:hint="eastAsia"/>
-          <w:color w:val="404040" w:themeColor="text1" w:themeTint="BF"/>
-          <w:szCs w:val="21"/>
-        </w:rPr>
-        <w:t>工具，了解</w:t>
-      </w:r>
-      <w:r>
-        <w:rPr>
-          <w:rFonts w:ascii="Calibri" w:eastAsia="华文细黑" w:hAnsi="Calibri" w:cs="Calibri" w:hint="eastAsia"/>
-          <w:color w:val="404040" w:themeColor="text1" w:themeTint="BF"/>
-          <w:szCs w:val="21"/>
-        </w:rPr>
-        <w:t>AI</w:t>
-      </w:r>
-      <w:r>
-        <w:rPr>
-          <w:rFonts w:ascii="Calibri" w:eastAsia="华文细黑" w:hAnsi="Calibri" w:cs="Calibri" w:hint="eastAsia"/>
-          <w:color w:val="404040" w:themeColor="text1" w:themeTint="BF"/>
-          <w:szCs w:val="21"/>
-        </w:rPr>
-        <w:t>编程工具的基础原理和开发流程优化</w:t>
+        <w:spacing w:line="300" w:lineRule="exact"/>
+        <w:ind w:left="442" w:firstLineChars="0" w:hanging="442"/>
+        <w:rPr>
+          <w:rFonts w:ascii="Calibri" w:eastAsia="华文细黑" w:hAnsi="Calibri" w:cs="Calibri" w:hint="eastAsia"/>
+          <w:color w:val="404040" w:themeColor="text1" w:themeTint="BF"/>
+          <w:szCs w:val="21"/>
+        </w:rPr>
+      </w:pPr>
+      <w:r>
+        <w:rPr>
+          <w:rFonts w:ascii="Calibri" w:eastAsia="华文细黑" w:hAnsi="Calibri" w:cs="Calibri"/>
+          <w:b/>
+          <w:bCs/>
+          <w:color w:val="404040" w:themeColor="text1" w:themeTint="BF"/>
+          <w:szCs w:val="21"/>
+        </w:rPr>
+        <w:t>团队管理：</w:t>
+      </w:r>
+      <w:r>
+        <w:rPr>
+          <w:rFonts w:ascii="Calibri" w:eastAsia="华文细黑" w:hAnsi="Calibri" w:cs="Calibri"/>
+          <w:color w:val="404040" w:themeColor="text1" w:themeTint="BF"/>
+          <w:szCs w:val="21"/>
+        </w:rPr>
+        <w:t>有良好的团队沟通能力及应用的任务拆解和交付能力，保障应用的交付质量。具备团队的组织运作、能力建设的能力。</w:t>
       </w:r>
     </w:p>
     <w:p>
@@ -1794,7 +1647,7 @@
               </wp:anchor>
             </w:drawing>
           </mc:Choice>
-          <mc:Fallback>
+          <mc:Fallback xmlns:w16cei="http://schemas.microsoft.com/office/word/2026/wordml/cei">
             <w:pict>
               <v:line w14:anchorId="6AB316B5" id="直接连接符 29" o:spid="_x0000_s1026" style="position:absolute;z-index:251665408;visibility:visible;mso-wrap-style:square;mso-width-percent:0;mso-height-percent:0;mso-wrap-distance-left:9pt;mso-wrap-distance-top:0;mso-wrap-distance-right:9pt;mso-wrap-distance-bottom:0;mso-position-horizontal:absolute;mso-position-horizontal-relative:text;mso-position-vertical:absolute;mso-position-vertical-relative:text;mso-width-percent:0;mso-height-percent:0;mso-width-relative:margin;mso-height-relative:margin" from="55.75pt,9.75pt" to="418.2pt,9.75pt" o:gfxdata="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" strokecolor="gray [1629]" strokeweight="2.25pt">
                 <v:stroke joinstyle="miter"/>
@@ -1874,7 +1727,7 @@
               </wp:anchor>
             </w:drawing>
           </mc:Choice>
-          <mc:Fallback>
+          <mc:Fallback xmlns:w16cei="http://schemas.microsoft.com/office/word/2026/wordml/cei">
             <w:pict>
               <v:line w14:anchorId="3869A264" id="直接连接符 28" o:spid="_x0000_s1026" style="position:absolute;z-index:251666432;visibility:visible;mso-wrap-style:square;mso-width-percent:0;mso-height-percent:0;mso-wrap-distance-left:9pt;mso-wrap-distance-top:0;mso-wrap-distance-right:9pt;mso-wrap-distance-bottom:0;mso-position-horizontal:absolute;mso-position-horizontal-relative:text;mso-position-vertical:absolute;mso-position-vertical-relative:text;mso-width-percent:0;mso-height-percent:0;mso-width-relative:margin;mso-height-relative:margin" from="0,9.75pt" to="55.65pt,9.75pt" o:gfxdata="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" strokecolor="#53aba1" strokeweight="2.25pt">
                 <v:stroke joinstyle="miter"/>
@@ -2312,6 +2165,7 @@
         </w:rPr>
         <w:t>、</w:t>
       </w:r>
+      <w:proofErr w:type="spellStart"/>
       <w:r>
         <w:rPr>
           <w:rFonts w:ascii="Calibri" w:eastAsia="华文细黑" w:hAnsi="Calibri" w:cs="Calibri" w:hint="eastAsia"/>
@@ -2320,6 +2174,7 @@
         </w:rPr>
         <w:t>MagicOS</w:t>
       </w:r>
+      <w:proofErr w:type="spellEnd"/>
       <w:r>
         <w:rPr>
           <w:rFonts w:ascii="Calibri" w:eastAsia="华文细黑" w:hAnsi="Calibri" w:cs="Calibri" w:hint="eastAsia"/>
@@ -2438,6 +2293,7 @@
           <w:color w:val="404040" w:themeColor="text1" w:themeTint="BF"/>
           <w:szCs w:val="21"/>
         </w:rPr>
+        <w:lastRenderedPageBreak/>
         <w:t>我负责开发的代码参与公司级代码评比获得金码奖</w:t>
       </w:r>
       <w:r>
@@ -2470,7 +2326,6 @@
           <w:color w:val="404040" w:themeColor="text1" w:themeTint="BF"/>
           <w:szCs w:val="21"/>
         </w:rPr>
-        <w:lastRenderedPageBreak/>
         <w:t>120</w:t>
       </w:r>
       <w:r>
@@ -2537,6 +2392,7 @@
         </w:rPr>
         <w:t>、研发管理部、云服务部门的荣耀商城、亲选商城、内购商城、运动健康、</w:t>
       </w:r>
+      <w:proofErr w:type="spellStart"/>
       <w:r>
         <w:rPr>
           <w:rFonts w:ascii="Calibri" w:eastAsia="华文细黑" w:hAnsi="Calibri" w:cs="Calibri" w:hint="eastAsia"/>
@@ -2545,6 +2401,7 @@
         </w:rPr>
         <w:t>MyHonor</w:t>
       </w:r>
+      <w:proofErr w:type="spellEnd"/>
       <w:r>
         <w:rPr>
           <w:rFonts w:ascii="Calibri" w:eastAsia="华文细黑" w:hAnsi="Calibri" w:cs="Calibri" w:hint="eastAsia"/>
@@ -2817,7 +2674,25 @@
           <w:color w:val="404040" w:themeColor="text1" w:themeTint="BF"/>
           <w:szCs w:val="21"/>
         </w:rPr>
-        <w:t xml:space="preserve"> SpringCloud </w:t>
+        <w:t xml:space="preserve"> </w:t>
+      </w:r>
+      <w:proofErr w:type="spellStart"/>
+      <w:r>
+        <w:rPr>
+          <w:rFonts w:ascii="Calibri" w:eastAsia="华文细黑" w:hAnsi="Calibri" w:cs="Calibri"/>
+          <w:color w:val="404040" w:themeColor="text1" w:themeTint="BF"/>
+          <w:szCs w:val="21"/>
+        </w:rPr>
+        <w:t>SpringCloud</w:t>
+      </w:r>
+      <w:proofErr w:type="spellEnd"/>
+      <w:r>
+        <w:rPr>
+          <w:rFonts w:ascii="Calibri" w:eastAsia="华文细黑" w:hAnsi="Calibri" w:cs="Calibri"/>
+          <w:color w:val="404040" w:themeColor="text1" w:themeTint="BF"/>
+          <w:szCs w:val="21"/>
+        </w:rPr>
+        <w:t xml:space="preserve"> </w:t>
       </w:r>
       <w:r>
         <w:rPr>
@@ -3106,6 +2981,7 @@
         </w:rPr>
         <w:t>负责交易风控引擎应用的方案设计，基于</w:t>
       </w:r>
+      <w:proofErr w:type="spellStart"/>
       <w:r>
         <w:rPr>
           <w:rFonts w:ascii="Calibri" w:eastAsia="华文细黑" w:hAnsi="Calibri" w:cs="Calibri" w:hint="eastAsia"/>
@@ -3114,6 +2990,7 @@
         </w:rPr>
         <w:t>springboot</w:t>
       </w:r>
+      <w:proofErr w:type="spellEnd"/>
       <w:r>
         <w:rPr>
           <w:rFonts w:ascii="Calibri" w:eastAsia="华文细黑" w:hAnsi="Calibri" w:cs="Calibri" w:hint="eastAsia"/>
@@ -3122,6 +2999,7 @@
         </w:rPr>
         <w:t>、</w:t>
       </w:r>
+      <w:proofErr w:type="spellStart"/>
       <w:r>
         <w:rPr>
           <w:rFonts w:ascii="Calibri" w:eastAsia="华文细黑" w:hAnsi="Calibri" w:cs="Calibri" w:hint="eastAsia"/>
@@ -3130,6 +3008,7 @@
         </w:rPr>
         <w:t>dubbo</w:t>
       </w:r>
+      <w:proofErr w:type="spellEnd"/>
       <w:r>
         <w:rPr>
           <w:rFonts w:ascii="Calibri" w:eastAsia="华文细黑" w:hAnsi="Calibri" w:cs="Calibri" w:hint="eastAsia"/>
@@ -3312,7 +3191,7 @@
         <w:spacing w:line="320" w:lineRule="exact"/>
         <w:ind w:firstLine="420"/>
         <w:rPr>
-          <w:rFonts w:ascii="Calibri" w:eastAsia="华文细黑" w:hAnsi="Calibri" w:cs="Calibri" w:hint="eastAsia"/>
+          <w:rFonts w:ascii="Calibri" w:eastAsia="华文细黑" w:hAnsi="Calibri" w:cs="Calibri"/>
           <w:color w:val="404040" w:themeColor="text1" w:themeTint="BF"/>
           <w:szCs w:val="21"/>
         </w:rPr>
@@ -3447,7 +3326,7 @@
         <w:spacing w:line="320" w:lineRule="exact"/>
         <w:ind w:firstLine="420"/>
         <w:rPr>
-          <w:rFonts w:ascii="Calibri" w:eastAsia="华文细黑" w:hAnsi="Calibri" w:cs="Calibri" w:hint="eastAsia"/>
+          <w:rFonts w:ascii="Calibri" w:eastAsia="华文细黑" w:hAnsi="Calibri" w:cs="Calibri"/>
           <w:color w:val="404040" w:themeColor="text1" w:themeTint="BF"/>
           <w:szCs w:val="21"/>
         </w:rPr>
@@ -3702,6 +3581,7 @@
           <w:color w:val="404040" w:themeColor="text1" w:themeTint="BF"/>
           <w:szCs w:val="21"/>
         </w:rPr>
+        <w:lastRenderedPageBreak/>
         <w:t>工作</w:t>
       </w:r>
       <w:r>
@@ -3746,7 +3626,6 @@
           <w:color w:val="404040" w:themeColor="text1" w:themeTint="BF"/>
           <w:szCs w:val="21"/>
         </w:rPr>
-        <w:lastRenderedPageBreak/>
         <w:t>参与魔聘系统方案设计，</w:t>
       </w:r>
       <w:r>
@@ -3795,7 +3674,16 @@
           <w:color w:val="404040" w:themeColor="text1" w:themeTint="BF"/>
           <w:szCs w:val="21"/>
         </w:rPr>
-        <w:t>负责兼职业务在线赚钱任务标签体系搭建</w:t>
+        <w:t>负责兼职业务在线赚钱任务标签体系</w:t>
+      </w:r>
+      <w:proofErr w:type="gramStart"/>
+      <w:r>
+        <w:rPr>
+          <w:rFonts w:ascii="Calibri" w:eastAsia="华文细黑" w:hAnsi="Calibri" w:cs="Calibri" w:hint="eastAsia"/>
+          <w:color w:val="404040" w:themeColor="text1" w:themeTint="BF"/>
+          <w:szCs w:val="21"/>
+        </w:rPr>
+        <w:t>搭建</w:t>
       </w:r>
       <w:r>
         <w:rPr>
@@ -3805,6 +3693,7 @@
         </w:rPr>
         <w:t>,</w:t>
       </w:r>
+      <w:proofErr w:type="gramEnd"/>
       <w:r>
         <w:rPr>
           <w:rFonts w:ascii="Calibri" w:eastAsia="华文细黑" w:hAnsi="Calibri" w:cs="Calibri" w:hint="eastAsia"/>
@@ -4402,6 +4291,7 @@
         </w:rPr>
         <w:t>任务将计算标签写入</w:t>
       </w:r>
+      <w:proofErr w:type="spellStart"/>
       <w:r>
         <w:rPr>
           <w:rFonts w:ascii="Calibri" w:eastAsia="华文细黑" w:hAnsi="Calibri" w:cs="Calibri" w:hint="eastAsia"/>
@@ -4410,6 +4300,7 @@
         </w:rPr>
         <w:t>redis</w:t>
       </w:r>
+      <w:proofErr w:type="spellEnd"/>
       <w:r>
         <w:rPr>
           <w:rFonts w:ascii="Calibri" w:eastAsia="华文细黑" w:hAnsi="Calibri" w:cs="Calibri" w:hint="eastAsia"/>
@@ -4442,6 +4333,7 @@
         </w:rPr>
         <w:t>开发标签服务，从</w:t>
       </w:r>
+      <w:proofErr w:type="spellStart"/>
       <w:r>
         <w:rPr>
           <w:rFonts w:ascii="Calibri" w:eastAsia="华文细黑" w:hAnsi="Calibri" w:cs="Calibri" w:hint="eastAsia"/>
@@ -4450,6 +4342,7 @@
         </w:rPr>
         <w:t>redis</w:t>
       </w:r>
+      <w:proofErr w:type="spellEnd"/>
       <w:r>
         <w:rPr>
           <w:rFonts w:ascii="Calibri" w:eastAsia="华文细黑" w:hAnsi="Calibri" w:cs="Calibri" w:hint="eastAsia"/>
@@ -5700,6 +5593,7 @@
           <w:color w:val="404040" w:themeColor="text1" w:themeTint="BF"/>
           <w:szCs w:val="21"/>
         </w:rPr>
+        <w:lastRenderedPageBreak/>
         <w:t>四方精创</w:t>
       </w:r>
       <w:r>
@@ -5896,7 +5790,6 @@
           <w:color w:val="404040" w:themeColor="text1" w:themeTint="BF"/>
           <w:szCs w:val="21"/>
         </w:rPr>
-        <w:lastRenderedPageBreak/>
         <w:t>工作描述：</w:t>
       </w:r>
     </w:p>
@@ -6231,7 +6124,7 @@
 </file>
 
 <file path=word/endnotes.xml><?xml version="1.0" encoding="utf-8"?>
-<w:endnotes xmlns:wpc="http://schemas.microsoft.com/office/word/2010/wordprocessingCanvas" xmlns:cx="http://schemas.microsoft.com/office/drawing/2014/chartex" xmlns:cx1="http://schemas.microsoft.com/office/drawing/2015/9/8/chartex" xmlns:cx2="http://schemas.microsoft.com/office/drawing/2015/10/21/chartex" xmlns:cx3="http://schemas.microsoft.com/office/drawing/2016/5/9/chartex" xmlns:cx4="http://schemas.microsoft.com/office/drawing/2016/5/10/chartex" xmlns:cx5="http://schemas.microsoft.com/office/drawing/2016/5/11/chartex" xmlns:cx6="http://schemas.microsoft.com/office/drawing/2016/5/12/chartex" xmlns:cx7="http://schemas.microsoft.com/office/drawing/2016/5/13/chartex" xmlns:cx8="http://schemas.microsoft.com/office/drawing/2016/5/14/chartex" xmlns:mc="http://schemas.openxmlformats.org/markup-compatibility/2006" xmlns:aink="http://schemas.microsoft.com/office/drawing/2016/ink" xmlns:am3d="http://schemas.microsoft.com/office/drawing/2017/model3d" xmlns:o="urn:schemas-microsoft-com:office:office" xmlns:oel="http://schemas.microsoft.com/office/2019/extlst" xmlns:r="http://schemas.openxmlformats.org/officeDocument/2006/relationships" xmlns:m="http://schemas.openxmlformats.org/officeDocument/2006/math" xmlns:v="urn:schemas-microsoft-com:vml" xmlns:wp14="http://schemas.microsoft.com/office/word/2010/wordprocessingDrawing" xmlns:wp="http://schemas.openxmlformats.org/drawingml/2006/wordprocessingDrawing" xmlns:w10="urn:schemas-microsoft-com:office:word" xmlns:w="http://schemas.openxmlformats.org/wordprocessingml/2006/main" xmlns:w14="http://schemas.microsoft.com/office/word/2010/wordml" xmlns:w15="http://schemas.microsoft.com/office/word/2012/wordml" xmlns:w16cei="http://schemas.microsoft.com/office/word/2026/wordml/cei" xmlns:w16cex="http://schemas.microsoft.com/office/word/2018/wordml/cex" xmlns:w16cid="http://schemas.microsoft.com/office/word/2016/wordml/cid" xmlns:w16="http://schemas.microsoft.com/office/word/2018/wordml" xmlns:w16du="http://schemas.microsoft.com/office/word/2023/wordml/word16du" xmlns:w16sdtdh="http://schemas.microsoft.com/office/word/2020/wordml/sdtdatahash" xmlns:w16sdtfl="http://schemas.microsoft.com/office/word/2024/wordml/sdtformatlock" xmlns:w16se="http://schemas.microsoft.com/office/word/2015/wordml/symex" xmlns:wpg="http://schemas.microsoft.com/office/word/2010/wordprocessingGroup" xmlns:wpi="http://schemas.microsoft.com/office/word/2010/wordprocessingInk" xmlns:wne="http://schemas.microsoft.com/office/word/2006/wordml" xmlns:wps="http://schemas.microsoft.com/office/word/2010/wordprocessingShape" mc:Ignorable="w14 w15 w16se w16cid w16 w16cex w16sdtdh w16sdtfl w16du wp14">
+<w:endnotes xmlns:wpc="http://schemas.microsoft.com/office/word/2010/wordprocessingCanvas" xmlns:cx="http://schemas.microsoft.com/office/drawing/2014/chartex" xmlns:cx1="http://schemas.microsoft.com/office/drawing/2015/9/8/chartex" xmlns:cx2="http://schemas.microsoft.com/office/drawing/2015/10/21/chartex" xmlns:cx3="http://schemas.microsoft.com/office/drawing/2016/5/9/chartex" xmlns:cx4="http://schemas.microsoft.com/office/drawing/2016/5/10/chartex" xmlns:cx5="http://schemas.microsoft.com/office/drawing/2016/5/11/chartex" xmlns:cx6="http://schemas.microsoft.com/office/drawing/2016/5/12/chartex" xmlns:cx7="http://schemas.microsoft.com/office/drawing/2016/5/13/chartex" xmlns:cx8="http://schemas.microsoft.com/office/drawing/2016/5/14/chartex" xmlns:mc="http://schemas.openxmlformats.org/markup-compatibility/2006" xmlns:aink="http://schemas.microsoft.com/office/drawing/2016/ink" xmlns:am3d="http://schemas.microsoft.com/office/drawing/2017/model3d" xmlns:o="urn:schemas-microsoft-com:office:office" xmlns:oel="http://schemas.microsoft.com/office/2019/extlst" xmlns:r="http://schemas.openxmlformats.org/officeDocument/2006/relationships" xmlns:m="http://schemas.openxmlformats.org/officeDocument/2006/math" xmlns:v="urn:schemas-microsoft-com:vml" xmlns:wp14="http://schemas.microsoft.com/office/word/2010/wordprocessingDrawing" xmlns:wp="http://schemas.openxmlformats.org/drawingml/2006/wordprocessingDrawing" xmlns:w10="urn:schemas-microsoft-com:office:word" xmlns:w="http://schemas.openxmlformats.org/wordprocessingml/2006/main" xmlns:w14="http://schemas.microsoft.com/office/word/2010/wordml" xmlns:w15="http://schemas.microsoft.com/office/word/2012/wordml" xmlns:w16cex="http://schemas.microsoft.com/office/word/2018/wordml/cex" xmlns:w16cid="http://schemas.microsoft.com/office/word/2016/wordml/cid" xmlns:w16="http://schemas.microsoft.com/office/word/2018/wordml" xmlns:w16du="http://schemas.microsoft.com/office/word/2023/wordml/word16du" xmlns:w16sdtdh="http://schemas.microsoft.com/office/word/2020/wordml/sdtdatahash" xmlns:w16sdtfl="http://schemas.microsoft.com/office/word/2024/wordml/sdtformatlock" xmlns:w16se="http://schemas.microsoft.com/office/word/2015/wordml/symex" xmlns:wpg="http://schemas.microsoft.com/office/word/2010/wordprocessingGroup" xmlns:wpi="http://schemas.microsoft.com/office/word/2010/wordprocessingInk" xmlns:wne="http://schemas.microsoft.com/office/word/2006/wordml" xmlns:wps="http://schemas.microsoft.com/office/word/2010/wordprocessingShape" mc:Ignorable="w14 w15 w16se w16cid w16 w16cex w16sdtdh w16sdtfl w16du wp14">
   <w:endnote w:type="separator" w:id="-1">
     <w:p>
       <w:pPr>
@@ -6260,7 +6153,7 @@
 </file>
 
 <file path=word/footnotes.xml><?xml version="1.0" encoding="utf-8"?>
-<w:footnotes xmlns:wpc="http://schemas.microsoft.com/office/word/2010/wordprocessingCanvas" xmlns:cx="http://schemas.microsoft.com/office/drawing/2014/chartex" xmlns:cx1="http://schemas.microsoft.com/office/drawing/2015/9/8/chartex" xmlns:cx2="http://schemas.microsoft.com/office/drawing/2015/10/21/chartex" xmlns:cx3="http://schemas.microsoft.com/office/drawing/2016/5/9/chartex" xmlns:cx4="http://schemas.microsoft.com/office/drawing/2016/5/10/chartex" xmlns:cx5="http://schemas.microsoft.com/office/drawing/2016/5/11/chartex" xmlns:cx6="http://schemas.microsoft.com/office/drawing/2016/5/12/chartex" xmlns:cx7="http://schemas.microsoft.com/office/drawing/2016/5/13/chartex" xmlns:cx8="http://schemas.microsoft.com/office/drawing/2016/5/14/chartex" xmlns:mc="http://schemas.openxmlformats.org/markup-compatibility/2006" xmlns:aink="http://schemas.microsoft.com/office/drawing/2016/ink" xmlns:am3d="http://schemas.microsoft.com/office/drawing/2017/model3d" xmlns:o="urn:schemas-microsoft-com:office:office" xmlns:oel="http://schemas.microsoft.com/office/2019/extlst" xmlns:r="http://schemas.openxmlformats.org/officeDocument/2006/relationships" xmlns:m="http://schemas.openxmlformats.org/officeDocument/2006/math" xmlns:v="urn:schemas-microsoft-com:vml" xmlns:wp14="http://schemas.microsoft.com/office/word/2010/wordprocessingDrawing" xmlns:wp="http://schemas.openxmlformats.org/drawingml/2006/wordprocessingDrawing" xmlns:w10="urn:schemas-microsoft-com:office:word" xmlns:w="http://schemas.openxmlformats.org/wordprocessingml/2006/main" xmlns:w14="http://schemas.microsoft.com/office/word/2010/wordml" xmlns:w15="http://schemas.microsoft.com/office/word/2012/wordml" xmlns:w16cei="http://schemas.microsoft.com/office/word/2026/wordml/cei" xmlns:w16cex="http://schemas.microsoft.com/office/word/2018/wordml/cex" xmlns:w16cid="http://schemas.microsoft.com/office/word/2016/wordml/cid" xmlns:w16="http://schemas.microsoft.com/office/word/2018/wordml" xmlns:w16du="http://schemas.microsoft.com/office/word/2023/wordml/word16du" xmlns:w16sdtdh="http://schemas.microsoft.com/office/word/2020/wordml/sdtdatahash" xmlns:w16sdtfl="http://schemas.microsoft.com/office/word/2024/wordml/sdtformatlock" xmlns:w16se="http://schemas.microsoft.com/office/word/2015/wordml/symex" xmlns:wpg="http://schemas.microsoft.com/office/word/2010/wordprocessingGroup" xmlns:wpi="http://schemas.microsoft.com/office/word/2010/wordprocessingInk" xmlns:wne="http://schemas.microsoft.com/office/word/2006/wordml" xmlns:wps="http://schemas.microsoft.com/office/word/2010/wordprocessingShape" mc:Ignorable="w14 w15 w16se w16cid w16 w16cex w16sdtdh w16sdtfl w16du wp14">
+<w:footnotes xmlns:wpc="http://schemas.microsoft.com/office/word/2010/wordprocessingCanvas" xmlns:cx="http://schemas.microsoft.com/office/drawing/2014/chartex" xmlns:cx1="http://schemas.microsoft.com/office/drawing/2015/9/8/chartex" xmlns:cx2="http://schemas.microsoft.com/office/drawing/2015/10/21/chartex" xmlns:cx3="http://schemas.microsoft.com/office/drawing/2016/5/9/chartex" xmlns:cx4="http://schemas.microsoft.com/office/drawing/2016/5/10/chartex" xmlns:cx5="http://schemas.microsoft.com/office/drawing/2016/5/11/chartex" xmlns:cx6="http://schemas.microsoft.com/office/drawing/2016/5/12/chartex" xmlns:cx7="http://schemas.microsoft.com/office/drawing/2016/5/13/chartex" xmlns:cx8="http://schemas.microsoft.com/office/drawing/2016/5/14/chartex" xmlns:mc="http://schemas.openxmlformats.org/markup-compatibility/2006" xmlns:aink="http://schemas.microsoft.com/office/drawing/2016/ink" xmlns:am3d="http://schemas.microsoft.com/office/drawing/2017/model3d" xmlns:o="urn:schemas-microsoft-com:office:office" xmlns:oel="http://schemas.microsoft.com/office/2019/extlst" xmlns:r="http://schemas.openxmlformats.org/officeDocument/2006/relationships" xmlns:m="http://schemas.openxmlformats.org/officeDocument/2006/math" xmlns:v="urn:schemas-microsoft-com:vml" xmlns:wp14="http://schemas.microsoft.com/office/word/2010/wordprocessingDrawing" xmlns:wp="http://schemas.openxmlformats.org/drawingml/2006/wordprocessingDrawing" xmlns:w10="urn:schemas-microsoft-com:office:word" xmlns:w="http://schemas.openxmlformats.org/wordprocessingml/2006/main" xmlns:w14="http://schemas.microsoft.com/office/word/2010/wordml" xmlns:w15="http://schemas.microsoft.com/office/word/2012/wordml" xmlns:w16cex="http://schemas.microsoft.com/office/word/2018/wordml/cex" xmlns:w16cid="http://schemas.microsoft.com/office/word/2016/wordml/cid" xmlns:w16="http://schemas.microsoft.com/office/word/2018/wordml" xmlns:w16du="http://schemas.microsoft.com/office/word/2023/wordml/word16du" xmlns:w16sdtdh="http://schemas.microsoft.com/office/word/2020/wordml/sdtdatahash" xmlns:w16sdtfl="http://schemas.microsoft.com/office/word/2024/wordml/sdtformatlock" xmlns:w16se="http://schemas.microsoft.com/office/word/2015/wordml/symex" xmlns:wpg="http://schemas.microsoft.com/office/word/2010/wordprocessingGroup" xmlns:wpi="http://schemas.microsoft.com/office/word/2010/wordprocessingInk" xmlns:wne="http://schemas.microsoft.com/office/word/2006/wordml" xmlns:wps="http://schemas.microsoft.com/office/word/2010/wordprocessingShape" mc:Ignorable="w14 w15 w16se w16cid w16 w16cex w16sdtdh w16sdtfl w16du wp14">
   <w:footnote w:type="separator" w:id="-1">
     <w:p>
       <w:pPr>
@@ -6289,7 +6182,7 @@
 </file>
 
 <file path=word/header1.xml><?xml version="1.0" encoding="utf-8"?>
-<w:hdr xmlns:wpc="http://schemas.microsoft.com/office/word/2010/wordprocessingCanvas" xmlns:cx="http://schemas.microsoft.com/office/drawing/2014/chartex" xmlns:cx1="http://schemas.microsoft.com/office/drawing/2015/9/8/chartex" xmlns:cx2="http://schemas.microsoft.com/office/drawing/2015/10/21/chartex" xmlns:cx3="http://schemas.microsoft.com/office/drawing/2016/5/9/chartex" xmlns:cx4="http://schemas.microsoft.com/office/drawing/2016/5/10/chartex" xmlns:cx5="http://schemas.microsoft.com/office/drawing/2016/5/11/chartex" xmlns:cx6="http://schemas.microsoft.com/office/drawing/2016/5/12/chartex" xmlns:cx7="http://schemas.microsoft.com/office/drawing/2016/5/13/chartex" xmlns:cx8="http://schemas.microsoft.com/office/drawing/2016/5/14/chartex" xmlns:mc="http://schemas.openxmlformats.org/markup-compatibility/2006" xmlns:aink="http://schemas.microsoft.com/office/drawing/2016/ink" xmlns:am3d="http://schemas.microsoft.com/office/drawing/2017/model3d" xmlns:o="urn:schemas-microsoft-com:office:office" xmlns:oel="http://schemas.microsoft.com/office/2019/extlst" xmlns:r="http://schemas.openxmlformats.org/officeDocument/2006/relationships" xmlns:m="http://schemas.openxmlformats.org/officeDocument/2006/math" xmlns:v="urn:schemas-microsoft-com:vml" xmlns:wp14="http://schemas.microsoft.com/office/word/2010/wordprocessingDrawing" xmlns:wp="http://schemas.openxmlformats.org/drawingml/2006/wordprocessingDrawing" xmlns:w10="urn:schemas-microsoft-com:office:word" xmlns:w="http://schemas.openxmlformats.org/wordprocessingml/2006/main" xmlns:w14="http://schemas.microsoft.com/office/word/2010/wordml" xmlns:w15="http://schemas.microsoft.com/office/word/2012/wordml" xmlns:w16cei="http://schemas.microsoft.com/office/word/2026/wordml/cei" xmlns:w16cex="http://schemas.microsoft.com/office/word/2018/wordml/cex" xmlns:w16cid="http://schemas.microsoft.com/office/word/2016/wordml/cid" xmlns:w16="http://schemas.microsoft.com/office/word/2018/wordml" xmlns:w16du="http://schemas.microsoft.com/office/word/2023/wordml/word16du" xmlns:w16sdtdh="http://schemas.microsoft.com/office/word/2020/wordml/sdtdatahash" xmlns:w16sdtfl="http://schemas.microsoft.com/office/word/2024/wordml/sdtformatlock" xmlns:w16se="http://schemas.microsoft.com/office/word/2015/wordml/symex" xmlns:wpg="http://schemas.microsoft.com/office/word/2010/wordprocessingGroup" xmlns:wpi="http://schemas.microsoft.com/office/word/2010/wordprocessingInk" xmlns:wne="http://schemas.microsoft.com/office/word/2006/wordml" xmlns:wps="http://schemas.microsoft.com/office/word/2010/wordprocessingShape" mc:Ignorable="w14 w15 w16se w16cid w16 w16cex w16sdtdh w16sdtfl w16du wp14">
+<w:hdr xmlns:wpc="http://schemas.microsoft.com/office/word/2010/wordprocessingCanvas" xmlns:cx="http://schemas.microsoft.com/office/drawing/2014/chartex" xmlns:cx1="http://schemas.microsoft.com/office/drawing/2015/9/8/chartex" xmlns:cx2="http://schemas.microsoft.com/office/drawing/2015/10/21/chartex" xmlns:cx3="http://schemas.microsoft.com/office/drawing/2016/5/9/chartex" xmlns:cx4="http://schemas.microsoft.com/office/drawing/2016/5/10/chartex" xmlns:cx5="http://schemas.microsoft.com/office/drawing/2016/5/11/chartex" xmlns:cx6="http://schemas.microsoft.com/office/drawing/2016/5/12/chartex" xmlns:cx7="http://schemas.microsoft.com/office/drawing/2016/5/13/chartex" xmlns:cx8="http://schemas.microsoft.com/office/drawing/2016/5/14/chartex" xmlns:mc="http://schemas.openxmlformats.org/markup-compatibility/2006" xmlns:aink="http://schemas.microsoft.com/office/drawing/2016/ink" xmlns:am3d="http://schemas.microsoft.com/office/drawing/2017/model3d" xmlns:o="urn:schemas-microsoft-com:office:office" xmlns:oel="http://schemas.microsoft.com/office/2019/extlst" xmlns:r="http://schemas.openxmlformats.org/officeDocument/2006/relationships" xmlns:m="http://schemas.openxmlformats.org/officeDocument/2006/math" xmlns:v="urn:schemas-microsoft-com:vml" xmlns:wp14="http://schemas.microsoft.com/office/word/2010/wordprocessingDrawing" xmlns:wp="http://schemas.openxmlformats.org/drawingml/2006/wordprocessingDrawing" xmlns:w10="urn:schemas-microsoft-com:office:word" xmlns:w="http://schemas.openxmlformats.org/wordprocessingml/2006/main" xmlns:w14="http://schemas.microsoft.com/office/word/2010/wordml" xmlns:w15="http://schemas.microsoft.com/office/word/2012/wordml" xmlns:w16cex="http://schemas.microsoft.com/office/word/2018/wordml/cex" xmlns:w16cid="http://schemas.microsoft.com/office/word/2016/wordml/cid" xmlns:w16="http://schemas.microsoft.com/office/word/2018/wordml" xmlns:w16du="http://schemas.microsoft.com/office/word/2023/wordml/word16du" xmlns:w16sdtdh="http://schemas.microsoft.com/office/word/2020/wordml/sdtdatahash" xmlns:w16sdtfl="http://schemas.microsoft.com/office/word/2024/wordml/sdtformatlock" xmlns:w16se="http://schemas.microsoft.com/office/word/2015/wordml/symex" xmlns:wpg="http://schemas.microsoft.com/office/word/2010/wordprocessingGroup" xmlns:wpi="http://schemas.microsoft.com/office/word/2010/wordprocessingInk" xmlns:wne="http://schemas.microsoft.com/office/word/2006/wordml" xmlns:wps="http://schemas.microsoft.com/office/word/2010/wordprocessingShape" mc:Ignorable="w14 w15 w16se w16cid w16 w16cex w16sdtdh w16sdtfl w16du wp14">
   <w:p>
     <w:pPr>
       <w:pStyle w:val="a6"/>
@@ -6305,7 +6198,7 @@
 </file>
 
 <file path=word/header2.xml><?xml version="1.0" encoding="utf-8"?>
-<w:hdr xmlns:wpc="http://schemas.microsoft.com/office/word/2010/wordprocessingCanvas" xmlns:cx="http://schemas.microsoft.com/office/drawing/2014/chartex" xmlns:cx1="http://schemas.microsoft.com/office/drawing/2015/9/8/chartex" xmlns:cx2="http://schemas.microsoft.com/office/drawing/2015/10/21/chartex" xmlns:cx3="http://schemas.microsoft.com/office/drawing/2016/5/9/chartex" xmlns:cx4="http://schemas.microsoft.com/office/drawing/2016/5/10/chartex" xmlns:cx5="http://schemas.microsoft.com/office/drawing/2016/5/11/chartex" xmlns:cx6="http://schemas.microsoft.com/office/drawing/2016/5/12/chartex" xmlns:cx7="http://schemas.microsoft.com/office/drawing/2016/5/13/chartex" xmlns:cx8="http://schemas.microsoft.com/office/drawing/2016/5/14/chartex" xmlns:mc="http://schemas.openxmlformats.org/markup-compatibility/2006" xmlns:aink="http://schemas.microsoft.com/office/drawing/2016/ink" xmlns:am3d="http://schemas.microsoft.com/office/drawing/2017/model3d" xmlns:o="urn:schemas-microsoft-com:office:office" xmlns:oel="http://schemas.microsoft.com/office/2019/extlst" xmlns:r="http://schemas.openxmlformats.org/officeDocument/2006/relationships" xmlns:m="http://schemas.openxmlformats.org/officeDocument/2006/math" xmlns:v="urn:schemas-microsoft-com:vml" xmlns:wp14="http://schemas.microsoft.com/office/word/2010/wordprocessingDrawing" xmlns:wp="http://schemas.openxmlformats.org/drawingml/2006/wordprocessingDrawing" xmlns:w10="urn:schemas-microsoft-com:office:word" xmlns:w="http://schemas.openxmlformats.org/wordprocessingml/2006/main" xmlns:w14="http://schemas.microsoft.com/office/word/2010/wordml" xmlns:w15="http://schemas.microsoft.com/office/word/2012/wordml" xmlns:w16cei="http://schemas.microsoft.com/office/word/2026/wordml/cei" xmlns:w16cex="http://schemas.microsoft.com/office/word/2018/wordml/cex" xmlns:w16cid="http://schemas.microsoft.com/office/word/2016/wordml/cid" xmlns:w16="http://schemas.microsoft.com/office/word/2018/wordml" xmlns:w16du="http://schemas.microsoft.com/office/word/2023/wordml/word16du" xmlns:w16sdtdh="http://schemas.microsoft.com/office/word/2020/wordml/sdtdatahash" xmlns:w16sdtfl="http://schemas.microsoft.com/office/word/2024/wordml/sdtformatlock" xmlns:w16se="http://schemas.microsoft.com/office/word/2015/wordml/symex" xmlns:wpg="http://schemas.microsoft.com/office/word/2010/wordprocessingGroup" xmlns:wpi="http://schemas.microsoft.com/office/word/2010/wordprocessingInk" xmlns:wne="http://schemas.microsoft.com/office/word/2006/wordml" xmlns:wps="http://schemas.microsoft.com/office/word/2010/wordprocessingShape" mc:Ignorable="w14 w15 w16se w16cid w16 w16cex w16sdtdh w16sdtfl w16du wp14">
+<w:hdr xmlns:wpc="http://schemas.microsoft.com/office/word/2010/wordprocessingCanvas" xmlns:cx="http://schemas.microsoft.com/office/drawing/2014/chartex" xmlns:cx1="http://schemas.microsoft.com/office/drawing/2015/9/8/chartex" xmlns:cx2="http://schemas.microsoft.com/office/drawing/2015/10/21/chartex" xmlns:cx3="http://schemas.microsoft.com/office/drawing/2016/5/9/chartex" xmlns:cx4="http://schemas.microsoft.com/office/drawing/2016/5/10/chartex" xmlns:cx5="http://schemas.microsoft.com/office/drawing/2016/5/11/chartex" xmlns:cx6="http://schemas.microsoft.com/office/drawing/2016/5/12/chartex" xmlns:cx7="http://schemas.microsoft.com/office/drawing/2016/5/13/chartex" xmlns:cx8="http://schemas.microsoft.com/office/drawing/2016/5/14/chartex" xmlns:mc="http://schemas.openxmlformats.org/markup-compatibility/2006" xmlns:aink="http://schemas.microsoft.com/office/drawing/2016/ink" xmlns:am3d="http://schemas.microsoft.com/office/drawing/2017/model3d" xmlns:o="urn:schemas-microsoft-com:office:office" xmlns:oel="http://schemas.microsoft.com/office/2019/extlst" xmlns:r="http://schemas.openxmlformats.org/officeDocument/2006/relationships" xmlns:m="http://schemas.openxmlformats.org/officeDocument/2006/math" xmlns:v="urn:schemas-microsoft-com:vml" xmlns:wp14="http://schemas.microsoft.com/office/word/2010/wordprocessingDrawing" xmlns:wp="http://schemas.openxmlformats.org/drawingml/2006/wordprocessingDrawing" xmlns:w10="urn:schemas-microsoft-com:office:word" xmlns:w="http://schemas.openxmlformats.org/wordprocessingml/2006/main" xmlns:w14="http://schemas.microsoft.com/office/word/2010/wordml" xmlns:w15="http://schemas.microsoft.com/office/word/2012/wordml" xmlns:w16cex="http://schemas.microsoft.com/office/word/2018/wordml/cex" xmlns:w16cid="http://schemas.microsoft.com/office/word/2016/wordml/cid" xmlns:w16="http://schemas.microsoft.com/office/word/2018/wordml" xmlns:w16du="http://schemas.microsoft.com/office/word/2023/wordml/word16du" xmlns:w16sdtdh="http://schemas.microsoft.com/office/word/2020/wordml/sdtdatahash" xmlns:w16sdtfl="http://schemas.microsoft.com/office/word/2024/wordml/sdtformatlock" xmlns:w16se="http://schemas.microsoft.com/office/word/2015/wordml/symex" xmlns:wpg="http://schemas.microsoft.com/office/word/2010/wordprocessingGroup" xmlns:wpi="http://schemas.microsoft.com/office/word/2010/wordprocessingInk" xmlns:wne="http://schemas.microsoft.com/office/word/2006/wordml" xmlns:wps="http://schemas.microsoft.com/office/word/2010/wordprocessingShape" mc:Ignorable="w14 w15 w16se w16cid w16 w16cex w16sdtdh w16sdtfl w16du wp14">
   <w:p>
     <w:pPr>
       <w:pStyle w:val="a6"/>
@@ -6321,7 +6214,7 @@
 </file>
 
 <file path=word/numbering.xml><?xml version="1.0" encoding="utf-8"?>
-<w:numbering xmlns:wpc="http://schemas.microsoft.com/office/word/2010/wordprocessingCanvas" xmlns:cx="http://schemas.microsoft.com/office/drawing/2014/chartex" xmlns:cx1="http://schemas.microsoft.com/office/drawing/2015/9/8/chartex" xmlns:cx2="http://schemas.microsoft.com/office/drawing/2015/10/21/chartex" xmlns:cx3="http://schemas.microsoft.com/office/drawing/2016/5/9/chartex" xmlns:cx4="http://schemas.microsoft.com/office/drawing/2016/5/10/chartex" xmlns:cx5="http://schemas.microsoft.com/office/drawing/2016/5/11/chartex" xmlns:cx6="http://schemas.microsoft.com/office/drawing/2016/5/12/chartex" xmlns:cx7="http://schemas.microsoft.com/office/drawing/2016/5/13/chartex" xmlns:cx8="http://schemas.microsoft.com/office/drawing/2016/5/14/chartex" xmlns:mc="http://schemas.openxmlformats.org/markup-compatibility/2006" xmlns:aink="http://schemas.microsoft.com/office/drawing/2016/ink" xmlns:am3d="http://schemas.microsoft.com/office/drawing/2017/model3d" xmlns:o="urn:schemas-microsoft-com:office:office" xmlns:oel="http://schemas.microsoft.com/office/2019/extlst" xmlns:r="http://schemas.openxmlformats.org/officeDocument/2006/relationships" xmlns:m="http://schemas.openxmlformats.org/officeDocument/2006/math" xmlns:v="urn:schemas-microsoft-com:vml" xmlns:wp14="http://schemas.microsoft.com/office/word/2010/wordprocessingDrawing" xmlns:wp="http://schemas.openxmlformats.org/drawingml/2006/wordprocessingDrawing" xmlns:w10="urn:schemas-microsoft-com:office:word" xmlns:w="http://schemas.openxmlformats.org/wordprocessingml/2006/main" xmlns:w14="http://schemas.microsoft.com/office/word/2010/wordml" xmlns:w15="http://schemas.microsoft.com/office/word/2012/wordml" xmlns:w16cei="http://schemas.microsoft.com/office/word/2026/wordml/cei" xmlns:w16cex="http://schemas.microsoft.com/office/word/2018/wordml/cex" xmlns:w16cid="http://schemas.microsoft.com/office/word/2016/wordml/cid" xmlns:w16="http://schemas.microsoft.com/office/word/2018/wordml" xmlns:w16du="http://schemas.microsoft.com/office/word/2023/wordml/word16du" xmlns:w16sdtdh="http://schemas.microsoft.com/office/word/2020/wordml/sdtdatahash" xmlns:w16sdtfl="http://schemas.microsoft.com/office/word/2024/wordml/sdtformatlock" xmlns:w16se="http://schemas.microsoft.com/office/word/2015/wordml/symex" xmlns:wpg="http://schemas.microsoft.com/office/word/2010/wordprocessingGroup" xmlns:wpi="http://schemas.microsoft.com/office/word/2010/wordprocessingInk" xmlns:wne="http://schemas.microsoft.com/office/word/2006/wordml" xmlns:wps="http://schemas.microsoft.com/office/word/2010/wordprocessingShape" mc:Ignorable="w14 w15 w16se w16cid w16 w16cex w16sdtdh w16sdtfl w16du wp14">
+<w:numbering xmlns:wpc="http://schemas.microsoft.com/office/word/2010/wordprocessingCanvas" xmlns:cx="http://schemas.microsoft.com/office/drawing/2014/chartex" xmlns:cx1="http://schemas.microsoft.com/office/drawing/2015/9/8/chartex" xmlns:cx2="http://schemas.microsoft.com/office/drawing/2015/10/21/chartex" xmlns:cx3="http://schemas.microsoft.com/office/drawing/2016/5/9/chartex" xmlns:cx4="http://schemas.microsoft.com/office/drawing/2016/5/10/chartex" xmlns:cx5="http://schemas.microsoft.com/office/drawing/2016/5/11/chartex" xmlns:cx6="http://schemas.microsoft.com/office/drawing/2016/5/12/chartex" xmlns:cx7="http://schemas.microsoft.com/office/drawing/2016/5/13/chartex" xmlns:cx8="http://schemas.microsoft.com/office/drawing/2016/5/14/chartex" xmlns:mc="http://schemas.openxmlformats.org/markup-compatibility/2006" xmlns:aink="http://schemas.microsoft.com/office/drawing/2016/ink" xmlns:am3d="http://schemas.microsoft.com/office/drawing/2017/model3d" xmlns:o="urn:schemas-microsoft-com:office:office" xmlns:oel="http://schemas.microsoft.com/office/2019/extlst" xmlns:r="http://schemas.openxmlformats.org/officeDocument/2006/relationships" xmlns:m="http://schemas.openxmlformats.org/officeDocument/2006/math" xmlns:v="urn:schemas-microsoft-com:vml" xmlns:wp14="http://schemas.microsoft.com/office/word/2010/wordprocessingDrawing" xmlns:wp="http://schemas.openxmlformats.org/drawingml/2006/wordprocessingDrawing" xmlns:w10="urn:schemas-microsoft-com:office:word" xmlns:w="http://schemas.openxmlformats.org/wordprocessingml/2006/main" xmlns:w14="http://schemas.microsoft.com/office/word/2010/wordml" xmlns:w15="http://schemas.microsoft.com/office/word/2012/wordml" xmlns:w16cex="http://schemas.microsoft.com/office/word/2018/wordml/cex" xmlns:w16cid="http://schemas.microsoft.com/office/word/2016/wordml/cid" xmlns:w16="http://schemas.microsoft.com/office/word/2018/wordml" xmlns:w16du="http://schemas.microsoft.com/office/word/2023/wordml/word16du" xmlns:w16sdtdh="http://schemas.microsoft.com/office/word/2020/wordml/sdtdatahash" xmlns:w16sdtfl="http://schemas.microsoft.com/office/word/2024/wordml/sdtformatlock" xmlns:w16se="http://schemas.microsoft.com/office/word/2015/wordml/symex" xmlns:wpg="http://schemas.microsoft.com/office/word/2010/wordprocessingGroup" xmlns:wpi="http://schemas.microsoft.com/office/word/2010/wordprocessingInk" xmlns:wne="http://schemas.microsoft.com/office/word/2006/wordml" xmlns:wps="http://schemas.microsoft.com/office/word/2010/wordprocessingShape" mc:Ignorable="w14 w15 w16se w16cid w16 w16cex w16sdtdh w16sdtfl w16du wp14">
   <w:abstractNum w:abstractNumId="0" w15:restartNumberingAfterBreak="0">
     <w:nsid w:val="0C803C44"/>
     <w:multiLevelType w:val="hybridMultilevel"/>
@@ -8788,6 +8681,119 @@
     </w:lvl>
   </w:abstractNum>
   <w:abstractNum w:abstractNumId="27" w15:restartNumberingAfterBreak="0">
+    <w:nsid w:val="6BD17EE7"/>
+    <w:multiLevelType w:val="hybridMultilevel"/>
+    <w:tmpl w:val="758E5E52"/>
+    <w:lvl w:ilvl="0" w:tplc="04090001">
+      <w:start w:val="1"/>
+      <w:numFmt w:val="bullet"/>
+      <w:lvlText w:val=""/>
+      <w:lvlJc w:val="left"/>
+      <w:pPr>
+        <w:ind w:left="440" w:hanging="440"/>
+      </w:pPr>
+      <w:rPr>
+        <w:rFonts w:ascii="Wingdings" w:hAnsi="Wingdings" w:hint="default"/>
+      </w:rPr>
+    </w:lvl>
+    <w:lvl w:ilvl="1" w:tplc="04090003" w:tentative="1">
+      <w:start w:val="1"/>
+      <w:numFmt w:val="bullet"/>
+      <w:lvlText w:val=""/>
+      <w:lvlJc w:val="left"/>
+      <w:pPr>
+        <w:ind w:left="880" w:hanging="440"/>
+      </w:pPr>
+      <w:rPr>
+        <w:rFonts w:ascii="Wingdings" w:hAnsi="Wingdings" w:hint="default"/>
+      </w:rPr>
+    </w:lvl>
+    <w:lvl w:ilvl="2" w:tplc="04090005" w:tentative="1">
+      <w:start w:val="1"/>
+      <w:numFmt w:val="bullet"/>
+      <w:lvlText w:val=""/>
+      <w:lvlJc w:val="left"/>
+      <w:pPr>
+        <w:ind w:left="1320" w:hanging="440"/>
+      </w:pPr>
+      <w:rPr>
+        <w:rFonts w:ascii="Wingdings" w:hAnsi="Wingdings" w:hint="default"/>
+      </w:rPr>
+    </w:lvl>
+    <w:lvl w:ilvl="3" w:tplc="04090001" w:tentative="1">
+      <w:start w:val="1"/>
+      <w:numFmt w:val="bullet"/>
+      <w:lvlText w:val=""/>
+      <w:lvlJc w:val="left"/>
+      <w:pPr>
+        <w:ind w:left="1760" w:hanging="440"/>
+      </w:pPr>
+      <w:rPr>
+        <w:rFonts w:ascii="Wingdings" w:hAnsi="Wingdings" w:hint="default"/>
+      </w:rPr>
+    </w:lvl>
+    <w:lvl w:ilvl="4" w:tplc="04090003" w:tentative="1">
+      <w:start w:val="1"/>
+      <w:numFmt w:val="bullet"/>
+      <w:lvlText w:val=""/>
+      <w:lvlJc w:val="left"/>
+      <w:pPr>
+        <w:ind w:left="2200" w:hanging="440"/>
+      </w:pPr>
+      <w:rPr>
+        <w:rFonts w:ascii="Wingdings" w:hAnsi="Wingdings" w:hint="default"/>
+      </w:rPr>
+    </w:lvl>
+    <w:lvl w:ilvl="5" w:tplc="04090005" w:tentative="1">
+      <w:start w:val="1"/>
+      <w:numFmt w:val="bullet"/>
+      <w:lvlText w:val=""/>
+      <w:lvlJc w:val="left"/>
+      <w:pPr>
+        <w:ind w:left="2640" w:hanging="440"/>
+      </w:pPr>
+      <w:rPr>
+        <w:rFonts w:ascii="Wingdings" w:hAnsi="Wingdings" w:hint="default"/>
+      </w:rPr>
+    </w:lvl>
+    <w:lvl w:ilvl="6" w:tplc="04090001" w:tentative="1">
+      <w:start w:val="1"/>
+      <w:numFmt w:val="bullet"/>
+      <w:lvlText w:val=""/>
+      <w:lvlJc w:val="left"/>
+      <w:pPr>
+        <w:ind w:left="3080" w:hanging="440"/>
+      </w:pPr>
+      <w:rPr>
+        <w:rFonts w:ascii="Wingdings" w:hAnsi="Wingdings" w:hint="default"/>
+      </w:rPr>
+    </w:lvl>
+    <w:lvl w:ilvl="7" w:tplc="04090003" w:tentative="1">
+      <w:start w:val="1"/>
+      <w:numFmt w:val="bullet"/>
+      <w:lvlText w:val=""/>
+      <w:lvlJc w:val="left"/>
+      <w:pPr>
+        <w:ind w:left="3520" w:hanging="440"/>
+      </w:pPr>
+      <w:rPr>
+        <w:rFonts w:ascii="Wingdings" w:hAnsi="Wingdings" w:hint="default"/>
+      </w:rPr>
+    </w:lvl>
+    <w:lvl w:ilvl="8" w:tplc="04090005" w:tentative="1">
+      <w:start w:val="1"/>
+      <w:numFmt w:val="bullet"/>
+      <w:lvlText w:val=""/>
+      <w:lvlJc w:val="left"/>
+      <w:pPr>
+        <w:ind w:left="3960" w:hanging="440"/>
+      </w:pPr>
+      <w:rPr>
+        <w:rFonts w:ascii="Wingdings" w:hAnsi="Wingdings" w:hint="default"/>
+      </w:rPr>
+    </w:lvl>
+  </w:abstractNum>
+  <w:abstractNum w:abstractNumId="28" w15:restartNumberingAfterBreak="0">
     <w:nsid w:val="6E1C6D64"/>
     <w:multiLevelType w:val="hybridMultilevel"/>
     <w:tmpl w:val="A9D27AF6"/>
@@ -8900,7 +8906,7 @@
       </w:rPr>
     </w:lvl>
   </w:abstractNum>
-  <w:abstractNum w:abstractNumId="28" w15:restartNumberingAfterBreak="0">
+  <w:abstractNum w:abstractNumId="29" w15:restartNumberingAfterBreak="0">
     <w:nsid w:val="6F3C23BF"/>
     <w:multiLevelType w:val="multilevel"/>
     <w:tmpl w:val="B8485906"/>
@@ -8990,7 +8996,7 @@
       </w:pPr>
     </w:lvl>
   </w:abstractNum>
-  <w:abstractNum w:abstractNumId="29" w15:restartNumberingAfterBreak="0">
+  <w:abstractNum w:abstractNumId="30" w15:restartNumberingAfterBreak="0">
     <w:nsid w:val="75A335FC"/>
     <w:multiLevelType w:val="hybridMultilevel"/>
     <w:tmpl w:val="60EA801C"/>
@@ -9079,7 +9085,7 @@
       </w:pPr>
     </w:lvl>
   </w:abstractNum>
-  <w:abstractNum w:abstractNumId="30" w15:restartNumberingAfterBreak="0">
+  <w:abstractNum w:abstractNumId="31" w15:restartNumberingAfterBreak="0">
     <w:nsid w:val="786227EB"/>
     <w:multiLevelType w:val="hybridMultilevel"/>
     <w:tmpl w:val="0E7E6694"/>
@@ -9168,7 +9174,7 @@
       </w:pPr>
     </w:lvl>
   </w:abstractNum>
-  <w:abstractNum w:abstractNumId="31" w15:restartNumberingAfterBreak="0">
+  <w:abstractNum w:abstractNumId="32" w15:restartNumberingAfterBreak="0">
     <w:nsid w:val="788D7927"/>
     <w:multiLevelType w:val="hybridMultilevel"/>
     <w:tmpl w:val="0DE09A92"/>
@@ -9258,7 +9264,7 @@
       </w:pPr>
     </w:lvl>
   </w:abstractNum>
-  <w:abstractNum w:abstractNumId="32" w15:restartNumberingAfterBreak="0">
+  <w:abstractNum w:abstractNumId="33" w15:restartNumberingAfterBreak="0">
     <w:nsid w:val="79C37B73"/>
     <w:multiLevelType w:val="hybridMultilevel"/>
     <w:tmpl w:val="BBC4D5C8"/>
@@ -9374,7 +9380,7 @@
       </w:rPr>
     </w:lvl>
   </w:abstractNum>
-  <w:abstractNum w:abstractNumId="33" w15:restartNumberingAfterBreak="0">
+  <w:abstractNum w:abstractNumId="34" w15:restartNumberingAfterBreak="0">
     <w:nsid w:val="7A486DA3"/>
     <w:multiLevelType w:val="hybridMultilevel"/>
     <w:tmpl w:val="0DE09A92"/>
@@ -9464,7 +9470,7 @@
       </w:pPr>
     </w:lvl>
   </w:abstractNum>
-  <w:abstractNum w:abstractNumId="34" w15:restartNumberingAfterBreak="0">
+  <w:abstractNum w:abstractNumId="35" w15:restartNumberingAfterBreak="0">
     <w:nsid w:val="7E653CAF"/>
     <w:multiLevelType w:val="hybridMultilevel"/>
     <w:tmpl w:val="0DE09A92"/>
@@ -9558,10 +9564,10 @@
     <w:abstractNumId w:val="24"/>
   </w:num>
   <w:num w:numId="2" w16cid:durableId="1221869738">
-    <w:abstractNumId w:val="27"/>
+    <w:abstractNumId w:val="28"/>
   </w:num>
   <w:num w:numId="3" w16cid:durableId="1609772055">
-    <w:abstractNumId w:val="32"/>
+    <w:abstractNumId w:val="33"/>
   </w:num>
   <w:num w:numId="4" w16cid:durableId="963581901">
     <w:abstractNumId w:val="1"/>
@@ -9570,7 +9576,7 @@
     <w:abstractNumId w:val="19"/>
   </w:num>
   <w:num w:numId="6" w16cid:durableId="905839176">
-    <w:abstractNumId w:val="29"/>
+    <w:abstractNumId w:val="30"/>
   </w:num>
   <w:num w:numId="7" w16cid:durableId="104692095">
     <w:abstractNumId w:val="22"/>
@@ -9594,7 +9600,7 @@
     <w:abstractNumId w:val="20"/>
   </w:num>
   <w:num w:numId="14" w16cid:durableId="1466318354">
-    <w:abstractNumId w:val="28"/>
+    <w:abstractNumId w:val="29"/>
   </w:num>
   <w:num w:numId="15" w16cid:durableId="1247375783">
     <w:abstractNumId w:val="7"/>
@@ -9618,7 +9624,7 @@
     <w:abstractNumId w:val="18"/>
   </w:num>
   <w:num w:numId="22" w16cid:durableId="2132897834">
-    <w:abstractNumId w:val="33"/>
+    <w:abstractNumId w:val="34"/>
   </w:num>
   <w:num w:numId="23" w16cid:durableId="1775007205">
     <w:abstractNumId w:val="3"/>
@@ -9633,7 +9639,7 @@
     <w:abstractNumId w:val="9"/>
   </w:num>
   <w:num w:numId="27" w16cid:durableId="1609660383">
-    <w:abstractNumId w:val="31"/>
+    <w:abstractNumId w:val="32"/>
   </w:num>
   <w:num w:numId="28" w16cid:durableId="151875723">
     <w:abstractNumId w:val="25"/>
@@ -9645,19 +9651,22 @@
     <w:abstractNumId w:val="8"/>
   </w:num>
   <w:num w:numId="31" w16cid:durableId="928276895">
-    <w:abstractNumId w:val="34"/>
+    <w:abstractNumId w:val="35"/>
   </w:num>
   <w:num w:numId="32" w16cid:durableId="96407470">
     <w:abstractNumId w:val="2"/>
   </w:num>
   <w:num w:numId="33" w16cid:durableId="705057257">
-    <w:abstractNumId w:val="30"/>
+    <w:abstractNumId w:val="31"/>
   </w:num>
   <w:num w:numId="34" w16cid:durableId="732968959">
     <w:abstractNumId w:val="13"/>
   </w:num>
   <w:num w:numId="35" w16cid:durableId="946891666">
     <w:abstractNumId w:val="23"/>
+  </w:num>
+  <w:num w:numId="36" w16cid:durableId="1790659427">
+    <w:abstractNumId w:val="27"/>
   </w:num>
 </w:numbering>
 </file>
@@ -10066,6 +10075,7 @@
   <w:style w:type="character" w:default="1" w:styleId="a0">
     <w:name w:val="Default Paragraph Font"/>
     <w:uiPriority w:val="1"/>
+    <w:semiHidden/>
     <w:unhideWhenUsed/>
   </w:style>
   <w:style w:type="table" w:default="1" w:styleId="a1">

--- a/src/main/resources/于飞-简历-Java-10年 -all.docx
+++ b/src/main/resources/于飞-简历-Java-10年 -all.docx
@@ -58,7 +58,7 @@
         </w:tabs>
         <w:spacing w:beforeLines="50" w:before="156" w:line="400" w:lineRule="exact"/>
         <w:rPr>
-          <w:rFonts w:ascii="Calibri" w:eastAsia="微软雅黑" w:hAnsi="Calibri" w:cs="Calibri" w:hint="eastAsia"/>
+          <w:rFonts w:ascii="Calibri" w:eastAsia="微软雅黑" w:hAnsi="Calibri" w:cs="Calibri"/>
           <w:color w:val="404040" w:themeColor="text1" w:themeTint="BF"/>
         </w:rPr>
       </w:pPr>
@@ -307,7 +307,7 @@
       <w:pPr>
         <w:spacing w:line="400" w:lineRule="exact"/>
         <w:rPr>
-          <w:rFonts w:ascii="Calibri" w:eastAsia="华文细黑" w:hAnsi="Calibri" w:cs="Calibri" w:hint="eastAsia"/>
+          <w:rFonts w:ascii="Calibri" w:eastAsia="华文细黑" w:hAnsi="Calibri" w:cs="Calibri"/>
           <w:color w:val="404040" w:themeColor="text1" w:themeTint="BF"/>
           <w:szCs w:val="21"/>
         </w:rPr>
@@ -429,7 +429,7 @@
       <w:pPr>
         <w:spacing w:line="400" w:lineRule="exact"/>
         <w:rPr>
-          <w:rFonts w:ascii="Calibri" w:eastAsia="华文细黑" w:hAnsi="Calibri" w:cs="Calibri" w:hint="eastAsia"/>
+          <w:rFonts w:ascii="Calibri" w:eastAsia="华文细黑" w:hAnsi="Calibri" w:cs="Calibri"/>
           <w:color w:val="404040" w:themeColor="text1" w:themeTint="BF"/>
           <w:szCs w:val="21"/>
         </w:rPr>
@@ -480,15 +480,7 @@
           <w:color w:val="404040" w:themeColor="text1" w:themeTint="BF"/>
           <w:szCs w:val="21"/>
         </w:rPr>
-        <w:t xml:space="preserve">  </w:t>
-      </w:r>
-      <w:r>
-        <w:rPr>
-          <w:rFonts w:ascii="Calibri" w:eastAsia="华文细黑" w:hAnsi="Calibri" w:cs="Calibri" w:hint="eastAsia"/>
-          <w:color w:val="404040" w:themeColor="text1" w:themeTint="BF"/>
-          <w:szCs w:val="21"/>
-        </w:rPr>
-        <w:t xml:space="preserve"> </w:t>
+        <w:t xml:space="preserve">   </w:t>
       </w:r>
       <w:r>
         <w:rPr>
@@ -553,13 +545,13 @@
         <mc:AlternateContent>
           <mc:Choice Requires="wps">
             <w:drawing>
-              <wp:anchor distT="0" distB="0" distL="114300" distR="114300" simplePos="0" relativeHeight="251661312" behindDoc="0" locked="0" layoutInCell="1" allowOverlap="1" wp14:anchorId="60350B24" wp14:editId="56AD4D2A">
+              <wp:anchor distT="0" distB="0" distL="114300" distR="114300" simplePos="0" relativeHeight="251661312" behindDoc="0" locked="0" layoutInCell="1" allowOverlap="1" wp14:anchorId="60350B24" wp14:editId="7F6BAB87">
                 <wp:simplePos x="0" y="0"/>
                 <wp:positionH relativeFrom="column">
-                  <wp:posOffset>714349</wp:posOffset>
+                  <wp:posOffset>715295</wp:posOffset>
                 </wp:positionH>
                 <wp:positionV relativeFrom="paragraph">
-                  <wp:posOffset>119380</wp:posOffset>
+                  <wp:posOffset>120935</wp:posOffset>
                 </wp:positionV>
                 <wp:extent cx="4603446" cy="0"/>
                 <wp:effectExtent l="0" t="19050" r="26035" b="19050"/>
@@ -616,7 +608,7 @@
           </mc:Choice>
           <mc:Fallback>
             <w:pict>
-              <v:line w14:anchorId="591A0804" id="直接连接符 16" o:spid="_x0000_s1026" style="position:absolute;z-index:251661312;visibility:visible;mso-wrap-style:square;mso-width-percent:0;mso-height-percent:0;mso-wrap-distance-left:9pt;mso-wrap-distance-top:0;mso-wrap-distance-right:9pt;mso-wrap-distance-bottom:0;mso-position-horizontal:absolute;mso-position-horizontal-relative:text;mso-position-vertical:absolute;mso-position-vertical-relative:text;mso-width-percent:0;mso-height-percent:0;mso-width-relative:margin;mso-height-relative:margin" from="56.25pt,9.4pt" to="418.75pt,9.4pt" o:gfxdata="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" strokecolor="gray [1629]" strokeweight="2.25pt">
+              <v:line w14:anchorId="140CCA56" id="直接连接符 16" o:spid="_x0000_s1026" style="position:absolute;z-index:251661312;visibility:visible;mso-wrap-style:square;mso-width-percent:0;mso-height-percent:0;mso-wrap-distance-left:9pt;mso-wrap-distance-top:0;mso-wrap-distance-right:9pt;mso-wrap-distance-bottom:0;mso-position-horizontal:absolute;mso-position-horizontal-relative:text;mso-position-vertical:absolute;mso-position-vertical-relative:text;mso-width-percent:0;mso-height-percent:0;mso-width-relative:margin;mso-height-relative:margin" from="56.3pt,9.5pt" to="418.8pt,9.5pt" o:gfxdata="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" strokecolor="gray [1629]" strokeweight="2.25pt">
                 <v:stroke joinstyle="miter"/>
               </v:line>
             </w:pict>
@@ -812,7 +804,7 @@
       <w:pPr>
         <w:spacing w:beforeLines="50" w:before="156" w:line="400" w:lineRule="exact"/>
         <w:rPr>
-          <w:rFonts w:ascii="Calibri" w:eastAsia="华文细黑" w:hAnsi="Calibri" w:cs="Calibri" w:hint="eastAsia"/>
+          <w:rFonts w:ascii="Calibri" w:eastAsia="华文细黑" w:hAnsi="Calibri" w:cs="Calibri"/>
           <w:color w:val="404040" w:themeColor="text1" w:themeTint="BF"/>
           <w:szCs w:val="21"/>
         </w:rPr>
@@ -863,13 +855,13 @@
         <mc:AlternateContent>
           <mc:Choice Requires="wps">
             <w:drawing>
-              <wp:anchor distT="0" distB="0" distL="114300" distR="114300" simplePos="0" relativeHeight="251663360" behindDoc="0" locked="0" layoutInCell="1" allowOverlap="1" wp14:anchorId="0EDDA552" wp14:editId="3BACB3E9">
+              <wp:anchor distT="0" distB="0" distL="114300" distR="114300" simplePos="0" relativeHeight="251663360" behindDoc="0" locked="0" layoutInCell="1" allowOverlap="1" wp14:anchorId="0EDDA552" wp14:editId="2BCE901D">
                 <wp:simplePos x="0" y="0"/>
                 <wp:positionH relativeFrom="column">
-                  <wp:posOffset>714723</wp:posOffset>
+                  <wp:posOffset>713520</wp:posOffset>
                 </wp:positionH>
                 <wp:positionV relativeFrom="paragraph">
-                  <wp:posOffset>45085</wp:posOffset>
+                  <wp:posOffset>43530</wp:posOffset>
                 </wp:positionV>
                 <wp:extent cx="4603446" cy="0"/>
                 <wp:effectExtent l="0" t="19050" r="26035" b="19050"/>
@@ -926,7 +918,7 @@
           </mc:Choice>
           <mc:Fallback>
             <w:pict>
-              <v:line w14:anchorId="5BBC39CC" id="直接连接符 19" o:spid="_x0000_s1026" style="position:absolute;z-index:251663360;visibility:visible;mso-wrap-style:square;mso-width-percent:0;mso-height-percent:0;mso-wrap-distance-left:9pt;mso-wrap-distance-top:0;mso-wrap-distance-right:9pt;mso-wrap-distance-bottom:0;mso-position-horizontal:absolute;mso-position-horizontal-relative:text;mso-position-vertical:absolute;mso-position-vertical-relative:text;mso-width-percent:0;mso-height-percent:0;mso-width-relative:margin;mso-height-relative:margin" from="56.3pt,3.55pt" to="418.8pt,3.55pt" o:gfxdata="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" strokecolor="gray [1629]" strokeweight="2.25pt">
+              <v:line w14:anchorId="6E598D1B" id="直接连接符 19" o:spid="_x0000_s1026" style="position:absolute;z-index:251663360;visibility:visible;mso-wrap-style:square;mso-width-percent:0;mso-height-percent:0;mso-wrap-distance-left:9pt;mso-wrap-distance-top:0;mso-wrap-distance-right:9pt;mso-wrap-distance-bottom:0;mso-position-horizontal:absolute;mso-position-horizontal-relative:text;mso-position-vertical:absolute;mso-position-vertical-relative:text;mso-width-percent:0;mso-height-percent:0;mso-width-relative:margin;mso-height-relative:margin" from="56.2pt,3.45pt" to="418.7pt,3.45pt" o:gfxdata="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" strokecolor="gray [1629]" strokeweight="2.25pt">
                 <v:stroke joinstyle="miter"/>
               </v:line>
             </w:pict>
@@ -1514,7 +1506,7 @@
         <w:spacing w:line="300" w:lineRule="exact"/>
         <w:ind w:left="442" w:firstLineChars="0" w:hanging="442"/>
         <w:rPr>
-          <w:rFonts w:ascii="Calibri" w:eastAsia="华文细黑" w:hAnsi="Calibri" w:cs="Calibri" w:hint="eastAsia"/>
+          <w:rFonts w:ascii="Calibri" w:eastAsia="华文细黑" w:hAnsi="Calibri" w:cs="Calibri"/>
           <w:color w:val="404040" w:themeColor="text1" w:themeTint="BF"/>
           <w:szCs w:val="21"/>
         </w:rPr>
@@ -1535,7 +1527,7 @@
           <w:color w:val="404040" w:themeColor="text1" w:themeTint="BF"/>
           <w:szCs w:val="21"/>
         </w:rPr>
-        <w:t>有良好的团队沟通能力及应用的任务拆解和交付能力，保障应用的交付质量。具备团队的组织运作、能力建设的能力。</w:t>
+        <w:t>有良好的团队沟通能力及应用的任务拆解和交付能力，保障应用的交付质量。具备团队的组织运作、能力建设的能力</w:t>
       </w:r>
     </w:p>
     <w:p>
@@ -1586,13 +1578,13 @@
         <mc:AlternateContent>
           <mc:Choice Requires="wps">
             <w:drawing>
-              <wp:anchor distT="0" distB="0" distL="114300" distR="114300" simplePos="0" relativeHeight="251665408" behindDoc="0" locked="0" layoutInCell="1" allowOverlap="1" wp14:anchorId="15D212E0" wp14:editId="372AC88F">
+              <wp:anchor distT="0" distB="0" distL="114300" distR="114300" simplePos="0" relativeHeight="251665408" behindDoc="0" locked="0" layoutInCell="1" allowOverlap="1" wp14:anchorId="15D212E0" wp14:editId="24F977A1">
                 <wp:simplePos x="0" y="0"/>
                 <wp:positionH relativeFrom="column">
-                  <wp:posOffset>708025</wp:posOffset>
+                  <wp:posOffset>712682</wp:posOffset>
                 </wp:positionH>
                 <wp:positionV relativeFrom="paragraph">
-                  <wp:posOffset>123825</wp:posOffset>
+                  <wp:posOffset>122979</wp:posOffset>
                 </wp:positionV>
                 <wp:extent cx="4603115" cy="0"/>
                 <wp:effectExtent l="0" t="19050" r="26035" b="19050"/>
@@ -1647,9 +1639,9 @@
               </wp:anchor>
             </w:drawing>
           </mc:Choice>
-          <mc:Fallback xmlns:w16cei="http://schemas.microsoft.com/office/word/2026/wordml/cei">
+          <mc:Fallback>
             <w:pict>
-              <v:line w14:anchorId="6AB316B5" id="直接连接符 29" o:spid="_x0000_s1026" style="position:absolute;z-index:251665408;visibility:visible;mso-wrap-style:square;mso-width-percent:0;mso-height-percent:0;mso-wrap-distance-left:9pt;mso-wrap-distance-top:0;mso-wrap-distance-right:9pt;mso-wrap-distance-bottom:0;mso-position-horizontal:absolute;mso-position-horizontal-relative:text;mso-position-vertical:absolute;mso-position-vertical-relative:text;mso-width-percent:0;mso-height-percent:0;mso-width-relative:margin;mso-height-relative:margin" from="55.75pt,9.75pt" to="418.2pt,9.75pt" o:gfxdata="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" strokecolor="gray [1629]" strokeweight="2.25pt">
+              <v:line w14:anchorId="374E8C55" id="直接连接符 29" o:spid="_x0000_s1026" style="position:absolute;z-index:251665408;visibility:visible;mso-wrap-style:square;mso-width-percent:0;mso-height-percent:0;mso-wrap-distance-left:9pt;mso-wrap-distance-top:0;mso-wrap-distance-right:9pt;mso-wrap-distance-bottom:0;mso-position-horizontal:absolute;mso-position-horizontal-relative:text;mso-position-vertical:absolute;mso-position-vertical-relative:text;mso-width-percent:0;mso-height-percent:0;mso-width-relative:margin;mso-height-relative:margin" from="56.1pt,9.7pt" to="418.55pt,9.7pt" o:gfxdata="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" strokecolor="gray [1629]" strokeweight="2.25pt">
                 <v:stroke joinstyle="miter"/>
               </v:line>
             </w:pict>
@@ -2527,17 +2519,19 @@
           <w:szCs w:val="24"/>
         </w:rPr>
       </w:pPr>
-      <w:r>
-        <w:rPr>
-          <w:rFonts w:ascii="Calibri" w:eastAsia="华文细黑" w:hAnsi="Calibri" w:cs="Calibri" w:hint="eastAsia"/>
+    </w:p>
+    <w:p>
+      <w:pPr>
+        <w:spacing w:line="320" w:lineRule="exact"/>
+        <w:rPr>
+          <w:rFonts w:ascii="Calibri" w:eastAsia="华文细黑" w:hAnsi="Calibri" w:cs="Calibri"/>
           <w:b/>
           <w:bCs/>
           <w:color w:val="404040" w:themeColor="text1" w:themeTint="BF"/>
           <w:sz w:val="24"/>
           <w:szCs w:val="24"/>
         </w:rPr>
-        <w:t>重点</w:t>
-      </w:r>
+      </w:pPr>
       <w:r>
         <w:rPr>
           <w:rFonts w:ascii="Calibri" w:eastAsia="华文细黑" w:hAnsi="Calibri" w:cs="Calibri" w:hint="eastAsia"/>
@@ -2547,7 +2541,7 @@
           <w:sz w:val="24"/>
           <w:szCs w:val="24"/>
         </w:rPr>
-        <w:t>项目</w:t>
+        <w:t>重点项</w:t>
       </w:r>
       <w:r>
         <w:rPr>
@@ -2558,44 +2552,12 @@
           <w:sz w:val="24"/>
           <w:szCs w:val="24"/>
         </w:rPr>
-        <w:t>：</w:t>
+        <w:t>目一：内容风控中心化建设</w:t>
       </w:r>
     </w:p>
     <w:p>
       <w:pPr>
-        <w:spacing w:line="320" w:lineRule="exact"/>
-        <w:rPr>
-          <w:rFonts w:ascii="Calibri" w:eastAsia="华文细黑" w:hAnsi="Calibri" w:cs="Calibri"/>
-          <w:b/>
-          <w:bCs/>
-          <w:color w:val="404040" w:themeColor="text1" w:themeTint="BF"/>
-          <w:szCs w:val="21"/>
-        </w:rPr>
-      </w:pPr>
-      <w:r>
-        <w:rPr>
-          <w:rFonts w:ascii="Calibri" w:eastAsia="华文细黑" w:hAnsi="Calibri" w:cs="Calibri" w:hint="eastAsia"/>
-          <w:b/>
-          <w:bCs/>
-          <w:color w:val="404040" w:themeColor="text1" w:themeTint="BF"/>
-          <w:szCs w:val="21"/>
-        </w:rPr>
-        <w:t>项目</w:t>
-      </w:r>
-      <w:r>
-        <w:rPr>
-          <w:rFonts w:ascii="Calibri" w:eastAsia="华文细黑" w:hAnsi="Calibri" w:cs="Calibri" w:hint="eastAsia"/>
-          <w:b/>
-          <w:bCs/>
-          <w:color w:val="404040" w:themeColor="text1" w:themeTint="BF"/>
-          <w:szCs w:val="21"/>
-        </w:rPr>
-        <w:t>一：内容风控中心化建设</w:t>
-      </w:r>
-    </w:p>
-    <w:p>
-      <w:pPr>
-        <w:spacing w:line="320" w:lineRule="exact"/>
+        <w:spacing w:afterLines="30" w:after="93" w:line="320" w:lineRule="exact"/>
         <w:rPr>
           <w:rFonts w:ascii="Calibri" w:eastAsia="华文细黑" w:hAnsi="Calibri" w:cs="Calibri"/>
           <w:color w:val="404040" w:themeColor="text1" w:themeTint="BF"/>
@@ -2642,39 +2604,169 @@
         <w:pStyle w:val="a3"/>
         <w:numPr>
           <w:ilvl w:val="0"/>
-          <w:numId w:val="21"/>
+          <w:numId w:val="37"/>
         </w:numPr>
-        <w:spacing w:line="320" w:lineRule="exact"/>
-        <w:ind w:left="357" w:firstLineChars="0" w:hanging="357"/>
-        <w:rPr>
-          <w:rFonts w:ascii="Calibri" w:eastAsia="华文细黑" w:hAnsi="Calibri" w:cs="Calibri"/>
-          <w:color w:val="404040" w:themeColor="text1" w:themeTint="BF"/>
-          <w:szCs w:val="21"/>
-        </w:rPr>
-      </w:pPr>
-      <w:r>
-        <w:rPr>
-          <w:rFonts w:ascii="Calibri" w:eastAsia="华文细黑" w:hAnsi="Calibri" w:cs="Calibri" w:hint="eastAsia"/>
-          <w:color w:val="404040" w:themeColor="text1" w:themeTint="BF"/>
-          <w:szCs w:val="21"/>
-        </w:rPr>
-        <w:t>负责整体应用架构和解决方案设计，</w:t>
-      </w:r>
-      <w:r>
-        <w:rPr>
-          <w:rFonts w:ascii="Calibri" w:eastAsia="华文细黑" w:hAnsi="Calibri" w:cs="Calibri"/>
-          <w:color w:val="404040" w:themeColor="text1" w:themeTint="BF"/>
-          <w:szCs w:val="21"/>
-        </w:rPr>
-        <w:t>基于</w:t>
-      </w:r>
-      <w:r>
-        <w:rPr>
-          <w:rFonts w:ascii="Calibri" w:eastAsia="华文细黑" w:hAnsi="Calibri" w:cs="Calibri"/>
-          <w:color w:val="404040" w:themeColor="text1" w:themeTint="BF"/>
-          <w:szCs w:val="21"/>
-        </w:rPr>
-        <w:t xml:space="preserve"> </w:t>
+        <w:spacing w:afterLines="20" w:after="62" w:line="320" w:lineRule="exact"/>
+        <w:ind w:left="442" w:firstLineChars="0" w:hanging="442"/>
+        <w:rPr>
+          <w:rFonts w:ascii="Calibri" w:eastAsia="华文细黑" w:hAnsi="Calibri" w:cs="Calibri"/>
+          <w:color w:val="404040" w:themeColor="text1" w:themeTint="BF"/>
+          <w:szCs w:val="21"/>
+        </w:rPr>
+      </w:pPr>
+      <w:r>
+        <w:rPr>
+          <w:rFonts w:ascii="Calibri" w:eastAsia="华文细黑" w:hAnsi="Calibri" w:cs="Calibri" w:hint="eastAsia"/>
+          <w:b/>
+          <w:bCs/>
+          <w:color w:val="404040" w:themeColor="text1" w:themeTint="BF"/>
+          <w:szCs w:val="21"/>
+        </w:rPr>
+        <w:t>整体应用架构和解决方案设计</w:t>
+      </w:r>
+      <w:r>
+        <w:rPr>
+          <w:rFonts w:ascii="Calibri" w:eastAsia="华文细黑" w:hAnsi="Calibri" w:cs="Calibri" w:hint="eastAsia"/>
+          <w:color w:val="404040" w:themeColor="text1" w:themeTint="BF"/>
+          <w:szCs w:val="21"/>
+        </w:rPr>
+        <w:t>：</w:t>
+      </w:r>
+      <w:r>
+        <w:rPr>
+          <w:rFonts w:ascii="Calibri" w:eastAsia="华文细黑" w:hAnsi="Calibri" w:cs="Calibri" w:hint="eastAsia"/>
+          <w:color w:val="404040" w:themeColor="text1" w:themeTint="BF"/>
+          <w:szCs w:val="21"/>
+        </w:rPr>
+        <w:t>主导</w:t>
+      </w:r>
+      <w:r>
+        <w:rPr>
+          <w:rFonts w:ascii="Calibri" w:eastAsia="华文细黑" w:hAnsi="Calibri" w:cs="Calibri"/>
+          <w:color w:val="404040" w:themeColor="text1" w:themeTint="BF"/>
+          <w:szCs w:val="21"/>
+        </w:rPr>
+        <w:t>完成</w:t>
+      </w:r>
+      <w:r>
+        <w:rPr>
+          <w:rFonts w:ascii="Calibri" w:eastAsia="华文细黑" w:hAnsi="Calibri" w:cs="Calibri"/>
+          <w:color w:val="404040" w:themeColor="text1" w:themeTint="BF"/>
+          <w:szCs w:val="21"/>
+        </w:rPr>
+        <w:t>内容风控中台从</w:t>
+      </w:r>
+      <w:r>
+        <w:rPr>
+          <w:rFonts w:ascii="Calibri" w:eastAsia="华文细黑" w:hAnsi="Calibri" w:cs="Calibri"/>
+          <w:color w:val="404040" w:themeColor="text1" w:themeTint="BF"/>
+          <w:szCs w:val="21"/>
+        </w:rPr>
+        <w:t>0</w:t>
+      </w:r>
+      <w:r>
+        <w:rPr>
+          <w:rFonts w:ascii="Calibri" w:eastAsia="华文细黑" w:hAnsi="Calibri" w:cs="Calibri"/>
+          <w:color w:val="404040" w:themeColor="text1" w:themeTint="BF"/>
+          <w:szCs w:val="21"/>
+        </w:rPr>
+        <w:t>到</w:t>
+      </w:r>
+      <w:r>
+        <w:rPr>
+          <w:rFonts w:ascii="Calibri" w:eastAsia="华文细黑" w:hAnsi="Calibri" w:cs="Calibri"/>
+          <w:color w:val="404040" w:themeColor="text1" w:themeTint="BF"/>
+          <w:szCs w:val="21"/>
+        </w:rPr>
+        <w:t>1</w:t>
+      </w:r>
+      <w:r>
+        <w:rPr>
+          <w:rFonts w:ascii="Calibri" w:eastAsia="华文细黑" w:hAnsi="Calibri" w:cs="Calibri"/>
+          <w:color w:val="404040" w:themeColor="text1" w:themeTint="BF"/>
+          <w:szCs w:val="21"/>
+        </w:rPr>
+        <w:t>架构设计</w:t>
+      </w:r>
+      <w:r>
+        <w:rPr>
+          <w:rFonts w:ascii="Calibri" w:eastAsia="华文细黑" w:hAnsi="Calibri" w:cs="Calibri" w:hint="eastAsia"/>
+          <w:color w:val="404040" w:themeColor="text1" w:themeTint="BF"/>
+          <w:szCs w:val="21"/>
+        </w:rPr>
+        <w:t>，包括</w:t>
+      </w:r>
+      <w:r>
+        <w:rPr>
+          <w:rFonts w:ascii="Calibri" w:eastAsia="华文细黑" w:hAnsi="Calibri" w:cs="Calibri"/>
+          <w:color w:val="404040" w:themeColor="text1" w:themeTint="BF"/>
+          <w:szCs w:val="21"/>
+        </w:rPr>
+        <w:t>微服务拆分、部署架构规划、</w:t>
+      </w:r>
+      <w:r>
+        <w:rPr>
+          <w:rFonts w:ascii="Calibri" w:eastAsia="华文细黑" w:hAnsi="Calibri" w:cs="Calibri" w:hint="eastAsia"/>
+          <w:color w:val="404040" w:themeColor="text1" w:themeTint="BF"/>
+          <w:szCs w:val="21"/>
+        </w:rPr>
+        <w:t>概要设计以及</w:t>
+      </w:r>
+      <w:r>
+        <w:rPr>
+          <w:rFonts w:ascii="Calibri" w:eastAsia="华文细黑" w:hAnsi="Calibri" w:cs="Calibri" w:hint="eastAsia"/>
+          <w:color w:val="404040" w:themeColor="text1" w:themeTint="BF"/>
+          <w:szCs w:val="21"/>
+        </w:rPr>
+        <w:t>DFX</w:t>
+      </w:r>
+      <w:r>
+        <w:rPr>
+          <w:rFonts w:ascii="Calibri" w:eastAsia="华文细黑" w:hAnsi="Calibri" w:cs="Calibri" w:hint="eastAsia"/>
+          <w:color w:val="404040" w:themeColor="text1" w:themeTint="BF"/>
+          <w:szCs w:val="21"/>
+        </w:rPr>
+        <w:t>相关设计，</w:t>
+      </w:r>
+      <w:r>
+        <w:rPr>
+          <w:rFonts w:ascii="Calibri" w:eastAsia="华文细黑" w:hAnsi="Calibri" w:cs="Calibri"/>
+          <w:color w:val="404040" w:themeColor="text1" w:themeTint="BF"/>
+          <w:szCs w:val="21"/>
+        </w:rPr>
+        <w:t>在中国、欧洲、亚太、俄罗斯四大区部署上线</w:t>
+      </w:r>
+      <w:r>
+        <w:rPr>
+          <w:rFonts w:ascii="Calibri" w:eastAsia="华文细黑" w:hAnsi="Calibri" w:cs="Calibri" w:hint="eastAsia"/>
+          <w:color w:val="404040" w:themeColor="text1" w:themeTint="BF"/>
+          <w:szCs w:val="21"/>
+        </w:rPr>
+        <w:t>。</w:t>
+      </w:r>
+      <w:r>
+        <w:rPr>
+          <w:rFonts w:ascii="Calibri" w:eastAsia="华文细黑" w:hAnsi="Calibri" w:cs="Calibri"/>
+          <w:color w:val="404040" w:themeColor="text1" w:themeTint="BF"/>
+          <w:szCs w:val="21"/>
+        </w:rPr>
+        <w:t>服务</w:t>
+      </w:r>
+      <w:r>
+        <w:rPr>
+          <w:rFonts w:ascii="Calibri" w:eastAsia="华文细黑" w:hAnsi="Calibri" w:cs="Calibri"/>
+          <w:color w:val="404040" w:themeColor="text1" w:themeTint="BF"/>
+          <w:szCs w:val="21"/>
+        </w:rPr>
+        <w:t>IT</w:t>
+      </w:r>
+      <w:r>
+        <w:rPr>
+          <w:rFonts w:ascii="Calibri" w:eastAsia="华文细黑" w:hAnsi="Calibri" w:cs="Calibri"/>
+          <w:color w:val="404040" w:themeColor="text1" w:themeTint="BF"/>
+          <w:szCs w:val="21"/>
+        </w:rPr>
+        <w:t>、</w:t>
       </w:r>
       <w:proofErr w:type="spellStart"/>
       <w:r>
@@ -2683,7 +2775,7 @@
           <w:color w:val="404040" w:themeColor="text1" w:themeTint="BF"/>
           <w:szCs w:val="21"/>
         </w:rPr>
-        <w:t>SpringCloud</w:t>
+        <w:t>MagicOS</w:t>
       </w:r>
       <w:proofErr w:type="spellEnd"/>
       <w:r>
@@ -2692,55 +2784,143 @@
           <w:color w:val="404040" w:themeColor="text1" w:themeTint="BF"/>
           <w:szCs w:val="21"/>
         </w:rPr>
-        <w:t xml:space="preserve"> </w:t>
-      </w:r>
-      <w:r>
-        <w:rPr>
-          <w:rFonts w:ascii="Calibri" w:eastAsia="华文细黑" w:hAnsi="Calibri" w:cs="Calibri"/>
-          <w:color w:val="404040" w:themeColor="text1" w:themeTint="BF"/>
-          <w:szCs w:val="21"/>
-        </w:rPr>
-        <w:t>体系完成微服务拆分、部署架构规划、</w:t>
-      </w:r>
-      <w:r>
-        <w:rPr>
-          <w:rFonts w:ascii="Calibri" w:eastAsia="华文细黑" w:hAnsi="Calibri" w:cs="Calibri" w:hint="eastAsia"/>
-          <w:color w:val="404040" w:themeColor="text1" w:themeTint="BF"/>
-          <w:szCs w:val="21"/>
-        </w:rPr>
-        <w:t>概要设计以及</w:t>
-      </w:r>
-      <w:r>
-        <w:rPr>
-          <w:rFonts w:ascii="Calibri" w:eastAsia="华文细黑" w:hAnsi="Calibri" w:cs="Calibri" w:hint="eastAsia"/>
-          <w:color w:val="404040" w:themeColor="text1" w:themeTint="BF"/>
-          <w:szCs w:val="21"/>
-        </w:rPr>
-        <w:t>DFX</w:t>
-      </w:r>
-      <w:r>
-        <w:rPr>
-          <w:rFonts w:ascii="Calibri" w:eastAsia="华文细黑" w:hAnsi="Calibri" w:cs="Calibri" w:hint="eastAsia"/>
-          <w:color w:val="404040" w:themeColor="text1" w:themeTint="BF"/>
-          <w:szCs w:val="21"/>
-        </w:rPr>
-        <w:t>相关设计（</w:t>
-      </w:r>
-      <w:r>
-        <w:rPr>
-          <w:rFonts w:ascii="Calibri" w:eastAsia="华文细黑" w:hAnsi="Calibri" w:cs="Calibri"/>
-          <w:color w:val="404040" w:themeColor="text1" w:themeTint="BF"/>
-          <w:szCs w:val="21"/>
-        </w:rPr>
-        <w:t>可靠性、可用性、可扩展性、可观测性、安全性等</w:t>
-      </w:r>
-      <w:r>
-        <w:rPr>
-          <w:rFonts w:ascii="Calibri" w:eastAsia="华文细黑" w:hAnsi="Calibri" w:cs="Calibri" w:hint="eastAsia"/>
-          <w:color w:val="404040" w:themeColor="text1" w:themeTint="BF"/>
-          <w:szCs w:val="21"/>
-        </w:rPr>
-        <w:t>），保障应用高可用、高性能、高并发、可扩展以及安全性</w:t>
+        <w:t>、云服务</w:t>
+      </w:r>
+      <w:r>
+        <w:rPr>
+          <w:rFonts w:ascii="Calibri" w:eastAsia="华文细黑" w:hAnsi="Calibri" w:cs="Calibri" w:hint="eastAsia"/>
+          <w:color w:val="404040" w:themeColor="text1" w:themeTint="BF"/>
+          <w:szCs w:val="21"/>
+        </w:rPr>
+        <w:t>等</w:t>
+      </w:r>
+      <w:r>
+        <w:rPr>
+          <w:rFonts w:ascii="Calibri" w:eastAsia="华文细黑" w:hAnsi="Calibri" w:cs="Calibri"/>
+          <w:color w:val="404040" w:themeColor="text1" w:themeTint="BF"/>
+          <w:szCs w:val="21"/>
+        </w:rPr>
+        <w:t>部门</w:t>
+      </w:r>
+      <w:r>
+        <w:rPr>
+          <w:rFonts w:ascii="Calibri" w:eastAsia="华文细黑" w:hAnsi="Calibri" w:cs="Calibri"/>
+          <w:color w:val="404040" w:themeColor="text1" w:themeTint="BF"/>
+          <w:szCs w:val="21"/>
+        </w:rPr>
+        <w:t>70 +</w:t>
+      </w:r>
+      <w:r>
+        <w:rPr>
+          <w:rFonts w:ascii="Calibri" w:eastAsia="华文细黑" w:hAnsi="Calibri" w:cs="Calibri"/>
+          <w:color w:val="404040" w:themeColor="text1" w:themeTint="BF"/>
+          <w:szCs w:val="21"/>
+        </w:rPr>
+        <w:t>业务共</w:t>
+      </w:r>
+      <w:r>
+        <w:rPr>
+          <w:rFonts w:ascii="Calibri" w:eastAsia="华文细黑" w:hAnsi="Calibri" w:cs="Calibri"/>
+          <w:color w:val="404040" w:themeColor="text1" w:themeTint="BF"/>
+          <w:szCs w:val="21"/>
+        </w:rPr>
+        <w:t>230 +</w:t>
+      </w:r>
+      <w:r>
+        <w:rPr>
+          <w:rFonts w:ascii="Calibri" w:eastAsia="华文细黑" w:hAnsi="Calibri" w:cs="Calibri"/>
+          <w:color w:val="404040" w:themeColor="text1" w:themeTint="BF"/>
+          <w:szCs w:val="21"/>
+        </w:rPr>
+        <w:t>场景，月审核内容量</w:t>
+      </w:r>
+      <w:r>
+        <w:rPr>
+          <w:rFonts w:ascii="Calibri" w:eastAsia="华文细黑" w:hAnsi="Calibri" w:cs="Calibri"/>
+          <w:color w:val="404040" w:themeColor="text1" w:themeTint="BF"/>
+          <w:szCs w:val="21"/>
+        </w:rPr>
+        <w:t>90</w:t>
+      </w:r>
+      <w:r>
+        <w:rPr>
+          <w:rFonts w:ascii="Calibri" w:eastAsia="华文细黑" w:hAnsi="Calibri" w:cs="Calibri"/>
+          <w:color w:val="404040" w:themeColor="text1" w:themeTint="BF"/>
+          <w:szCs w:val="21"/>
+        </w:rPr>
+        <w:t>亿</w:t>
+      </w:r>
+      <w:r>
+        <w:rPr>
+          <w:rFonts w:ascii="Calibri" w:eastAsia="华文细黑" w:hAnsi="Calibri" w:cs="Calibri"/>
+          <w:color w:val="404040" w:themeColor="text1" w:themeTint="BF"/>
+          <w:szCs w:val="21"/>
+        </w:rPr>
+        <w:t>+</w:t>
+      </w:r>
+      <w:r>
+        <w:rPr>
+          <w:rFonts w:ascii="Calibri" w:eastAsia="华文细黑" w:hAnsi="Calibri" w:cs="Calibri"/>
+          <w:color w:val="404040" w:themeColor="text1" w:themeTint="BF"/>
+          <w:szCs w:val="21"/>
+        </w:rPr>
+        <w:t>，日均</w:t>
+      </w:r>
+      <w:r>
+        <w:rPr>
+          <w:rFonts w:ascii="Calibri" w:eastAsia="华文细黑" w:hAnsi="Calibri" w:cs="Calibri"/>
+          <w:color w:val="404040" w:themeColor="text1" w:themeTint="BF"/>
+          <w:szCs w:val="21"/>
+        </w:rPr>
+        <w:t>3</w:t>
+      </w:r>
+      <w:r>
+        <w:rPr>
+          <w:rFonts w:ascii="Calibri" w:eastAsia="华文细黑" w:hAnsi="Calibri" w:cs="Calibri"/>
+          <w:color w:val="404040" w:themeColor="text1" w:themeTint="BF"/>
+          <w:szCs w:val="21"/>
+        </w:rPr>
+        <w:t>亿</w:t>
+      </w:r>
+      <w:r>
+        <w:rPr>
+          <w:rFonts w:ascii="Calibri" w:eastAsia="华文细黑" w:hAnsi="Calibri" w:cs="Calibri"/>
+          <w:color w:val="404040" w:themeColor="text1" w:themeTint="BF"/>
+          <w:szCs w:val="21"/>
+        </w:rPr>
+        <w:t>+</w:t>
+      </w:r>
+      <w:r>
+        <w:rPr>
+          <w:rFonts w:ascii="Calibri" w:eastAsia="华文细黑" w:hAnsi="Calibri" w:cs="Calibri"/>
+          <w:color w:val="404040" w:themeColor="text1" w:themeTint="BF"/>
+          <w:szCs w:val="21"/>
+        </w:rPr>
+        <w:t>，文本审核峰值</w:t>
+      </w:r>
+      <w:r>
+        <w:rPr>
+          <w:rFonts w:ascii="Calibri" w:eastAsia="华文细黑" w:hAnsi="Calibri" w:cs="Calibri"/>
+          <w:color w:val="404040" w:themeColor="text1" w:themeTint="BF"/>
+          <w:szCs w:val="21"/>
+        </w:rPr>
+        <w:t>TPS 15000+</w:t>
+      </w:r>
+      <w:r>
+        <w:rPr>
+          <w:rFonts w:ascii="Calibri" w:eastAsia="华文细黑" w:hAnsi="Calibri" w:cs="Calibri"/>
+          <w:color w:val="404040" w:themeColor="text1" w:themeTint="BF"/>
+          <w:szCs w:val="21"/>
+        </w:rPr>
+        <w:t>，月增量</w:t>
+      </w:r>
+      <w:r>
+        <w:rPr>
+          <w:rFonts w:ascii="Calibri" w:eastAsia="华文细黑" w:hAnsi="Calibri" w:cs="Calibri"/>
+          <w:color w:val="404040" w:themeColor="text1" w:themeTint="BF"/>
+          <w:szCs w:val="21"/>
+        </w:rPr>
+        <w:t>5%</w:t>
       </w:r>
     </w:p>
     <w:p>
@@ -2748,15 +2928,36 @@
         <w:pStyle w:val="a3"/>
         <w:numPr>
           <w:ilvl w:val="0"/>
-          <w:numId w:val="21"/>
+          <w:numId w:val="37"/>
         </w:numPr>
-        <w:ind w:firstLineChars="0"/>
-        <w:rPr>
-          <w:rFonts w:ascii="Calibri" w:eastAsia="华文细黑" w:hAnsi="Calibri" w:cs="Calibri"/>
-          <w:color w:val="404040" w:themeColor="text1" w:themeTint="BF"/>
-          <w:szCs w:val="21"/>
-        </w:rPr>
-      </w:pPr>
+        <w:spacing w:afterLines="20" w:after="62" w:line="320" w:lineRule="exact"/>
+        <w:ind w:left="442" w:firstLineChars="0" w:hanging="442"/>
+        <w:rPr>
+          <w:rFonts w:ascii="Calibri" w:eastAsia="华文细黑" w:hAnsi="Calibri" w:cs="Calibri"/>
+          <w:color w:val="404040" w:themeColor="text1" w:themeTint="BF"/>
+          <w:szCs w:val="21"/>
+        </w:rPr>
+      </w:pPr>
+      <w:r>
+        <w:rPr>
+          <w:rFonts w:ascii="Calibri" w:eastAsia="华文细黑" w:hAnsi="Calibri" w:cs="Calibri" w:hint="eastAsia"/>
+          <w:b/>
+          <w:bCs/>
+          <w:color w:val="404040" w:themeColor="text1" w:themeTint="BF"/>
+          <w:szCs w:val="21"/>
+        </w:rPr>
+        <w:t>核心模块代码开发</w:t>
+      </w:r>
+      <w:r>
+        <w:rPr>
+          <w:rFonts w:ascii="Calibri" w:eastAsia="华文细黑" w:hAnsi="Calibri" w:cs="Calibri" w:hint="eastAsia"/>
+          <w:b/>
+          <w:bCs/>
+          <w:color w:val="404040" w:themeColor="text1" w:themeTint="BF"/>
+          <w:szCs w:val="21"/>
+        </w:rPr>
+        <w:t>：</w:t>
+      </w:r>
       <w:r>
         <w:rPr>
           <w:rFonts w:ascii="Calibri" w:eastAsia="华文细黑" w:hAnsi="Calibri" w:cs="Calibri" w:hint="eastAsia"/>
@@ -2843,7 +3044,31 @@
           <w:color w:val="404040" w:themeColor="text1" w:themeTint="BF"/>
           <w:szCs w:val="21"/>
         </w:rPr>
-        <w:t>与优化，解决开发过程中的技术难点与瓶颈，确保核心服务稳定运行</w:t>
+        <w:t>与优化，解决开发过程中的技术难点与瓶颈</w:t>
+      </w:r>
+      <w:r>
+        <w:rPr>
+          <w:rFonts w:ascii="Calibri" w:eastAsia="华文细黑" w:hAnsi="Calibri" w:cs="Calibri" w:hint="eastAsia"/>
+          <w:color w:val="404040" w:themeColor="text1" w:themeTint="BF"/>
+          <w:szCs w:val="21"/>
+        </w:rPr>
+        <w:t>。</w:t>
+      </w:r>
+      <w:r>
+        <w:rPr>
+          <w:rFonts w:ascii="Calibri" w:eastAsia="华文细黑" w:hAnsi="Calibri" w:cs="Calibri" w:hint="eastAsia"/>
+          <w:color w:val="404040" w:themeColor="text1" w:themeTint="BF"/>
+          <w:szCs w:val="21"/>
+        </w:rPr>
+        <w:t>我</w:t>
+      </w:r>
+      <w:r>
+        <w:rPr>
+          <w:rFonts w:ascii="Calibri" w:eastAsia="华文细黑" w:hAnsi="Calibri" w:cs="Calibri" w:hint="eastAsia"/>
+          <w:color w:val="404040" w:themeColor="text1" w:themeTint="BF"/>
+          <w:szCs w:val="21"/>
+        </w:rPr>
+        <w:t>负责开发的代码参与公司级代码评比获得金码奖</w:t>
       </w:r>
     </w:p>
     <w:p>
@@ -2851,48 +3076,180 @@
         <w:pStyle w:val="a3"/>
         <w:numPr>
           <w:ilvl w:val="0"/>
-          <w:numId w:val="21"/>
+          <w:numId w:val="37"/>
         </w:numPr>
-        <w:spacing w:line="320" w:lineRule="exact"/>
-        <w:ind w:left="357" w:firstLineChars="0" w:hanging="357"/>
-        <w:rPr>
-          <w:rFonts w:ascii="Calibri" w:eastAsia="华文细黑" w:hAnsi="Calibri" w:cs="Calibri"/>
-          <w:color w:val="404040" w:themeColor="text1" w:themeTint="BF"/>
-          <w:szCs w:val="21"/>
-        </w:rPr>
-      </w:pPr>
-      <w:r>
-        <w:rPr>
-          <w:rFonts w:ascii="Calibri" w:eastAsia="华文细黑" w:hAnsi="Calibri" w:cs="Calibri" w:hint="eastAsia"/>
-          <w:color w:val="404040" w:themeColor="text1" w:themeTint="BF"/>
-          <w:szCs w:val="21"/>
-        </w:rPr>
-        <w:t>负责版本的需求评估、版本交付，组织团队成员开展设计方案反串讲、代码评审、转测归档评审以及版本问题回溯，对版本过程中的风险及时识别、预警以及处理，保障版本高质量交付</w:t>
+        <w:spacing w:afterLines="20" w:after="62" w:line="320" w:lineRule="exact"/>
+        <w:ind w:left="442" w:firstLineChars="0" w:hanging="442"/>
+        <w:rPr>
+          <w:rFonts w:ascii="Calibri" w:eastAsia="华文细黑" w:hAnsi="Calibri" w:cs="Calibri"/>
+          <w:color w:val="404040" w:themeColor="text1" w:themeTint="BF"/>
+          <w:szCs w:val="21"/>
+        </w:rPr>
+      </w:pPr>
+      <w:r>
+        <w:rPr>
+          <w:rFonts w:ascii="Calibri" w:eastAsia="华文细黑" w:hAnsi="Calibri" w:cs="Calibri"/>
+          <w:b/>
+          <w:bCs/>
+          <w:color w:val="404040" w:themeColor="text1" w:themeTint="BF"/>
+          <w:szCs w:val="21"/>
+        </w:rPr>
+        <w:t>高可用与</w:t>
+      </w:r>
+      <w:r>
+        <w:rPr>
+          <w:rFonts w:ascii="Calibri" w:eastAsia="华文细黑" w:hAnsi="Calibri" w:cs="Calibri" w:hint="eastAsia"/>
+          <w:b/>
+          <w:bCs/>
+          <w:color w:val="404040" w:themeColor="text1" w:themeTint="BF"/>
+          <w:szCs w:val="21"/>
+        </w:rPr>
+        <w:t>服务</w:t>
+      </w:r>
+      <w:r>
+        <w:rPr>
+          <w:rFonts w:ascii="Calibri" w:eastAsia="华文细黑" w:hAnsi="Calibri" w:cs="Calibri"/>
+          <w:b/>
+          <w:bCs/>
+          <w:color w:val="404040" w:themeColor="text1" w:themeTint="BF"/>
+          <w:szCs w:val="21"/>
+        </w:rPr>
+        <w:t>治理</w:t>
+      </w:r>
+      <w:r>
+        <w:rPr>
+          <w:rFonts w:ascii="Calibri" w:eastAsia="华文细黑" w:hAnsi="Calibri" w:cs="Calibri" w:hint="eastAsia"/>
+          <w:b/>
+          <w:bCs/>
+          <w:color w:val="404040" w:themeColor="text1" w:themeTint="BF"/>
+          <w:szCs w:val="21"/>
+        </w:rPr>
+        <w:t>：</w:t>
+      </w:r>
+      <w:r>
+        <w:rPr>
+          <w:rFonts w:ascii="Calibri" w:eastAsia="华文细黑" w:hAnsi="Calibri" w:cs="Calibri"/>
+          <w:color w:val="404040" w:themeColor="text1" w:themeTint="BF"/>
+          <w:szCs w:val="21"/>
+        </w:rPr>
+        <w:t>实施双机房部署、多第三方能力冗余备份</w:t>
+      </w:r>
+      <w:r>
+        <w:rPr>
+          <w:rFonts w:ascii="Calibri" w:eastAsia="华文细黑" w:hAnsi="Calibri" w:cs="Calibri" w:hint="eastAsia"/>
+          <w:color w:val="404040" w:themeColor="text1" w:themeTint="BF"/>
+          <w:szCs w:val="21"/>
+        </w:rPr>
+        <w:t>，</w:t>
+      </w:r>
+      <w:r>
+        <w:rPr>
+          <w:rFonts w:ascii="Calibri" w:eastAsia="华文细黑" w:hAnsi="Calibri" w:cs="Calibri" w:hint="eastAsia"/>
+          <w:color w:val="404040" w:themeColor="text1" w:themeTint="BF"/>
+          <w:szCs w:val="21"/>
+        </w:rPr>
+        <w:t>支持业务</w:t>
+      </w:r>
+      <w:r>
+        <w:rPr>
+          <w:rFonts w:ascii="Calibri" w:eastAsia="华文细黑" w:hAnsi="Calibri" w:cs="Calibri"/>
+          <w:color w:val="404040" w:themeColor="text1" w:themeTint="BF"/>
+          <w:szCs w:val="21"/>
+        </w:rPr>
+        <w:t>容器隔离</w:t>
+      </w:r>
+      <w:r>
+        <w:rPr>
+          <w:rFonts w:ascii="Calibri" w:eastAsia="华文细黑" w:hAnsi="Calibri" w:cs="Calibri" w:hint="eastAsia"/>
+          <w:color w:val="404040" w:themeColor="text1" w:themeTint="BF"/>
+          <w:szCs w:val="21"/>
+        </w:rPr>
+        <w:t>、</w:t>
+      </w:r>
+      <w:r>
+        <w:rPr>
+          <w:rFonts w:ascii="Calibri" w:eastAsia="华文细黑" w:hAnsi="Calibri" w:cs="Calibri"/>
+          <w:color w:val="404040" w:themeColor="text1" w:themeTint="BF"/>
+          <w:szCs w:val="21"/>
+        </w:rPr>
+        <w:t>线程池隔离、审核能力隔离</w:t>
+      </w:r>
+      <w:r>
+        <w:rPr>
+          <w:rFonts w:ascii="Calibri" w:eastAsia="华文细黑" w:hAnsi="Calibri" w:cs="Calibri" w:hint="eastAsia"/>
+          <w:color w:val="404040" w:themeColor="text1" w:themeTint="BF"/>
+          <w:szCs w:val="21"/>
+        </w:rPr>
+        <w:t>，</w:t>
+      </w:r>
+      <w:r>
+        <w:rPr>
+          <w:rFonts w:ascii="Calibri" w:eastAsia="华文细黑" w:hAnsi="Calibri" w:cs="Calibri" w:hint="eastAsia"/>
+          <w:color w:val="404040" w:themeColor="text1" w:themeTint="BF"/>
+          <w:szCs w:val="21"/>
+        </w:rPr>
+        <w:t>支持</w:t>
+      </w:r>
+      <w:r>
+        <w:rPr>
+          <w:rFonts w:ascii="Calibri" w:eastAsia="华文细黑" w:hAnsi="Calibri" w:cs="Calibri" w:hint="eastAsia"/>
+          <w:color w:val="404040" w:themeColor="text1" w:themeTint="BF"/>
+          <w:szCs w:val="21"/>
+        </w:rPr>
+        <w:t>业务级限流</w:t>
+      </w:r>
+      <w:r>
+        <w:rPr>
+          <w:rFonts w:ascii="Calibri" w:eastAsia="华文细黑" w:hAnsi="Calibri" w:cs="Calibri" w:hint="eastAsia"/>
+          <w:color w:val="404040" w:themeColor="text1" w:themeTint="BF"/>
+          <w:szCs w:val="21"/>
+        </w:rPr>
+        <w:t>和</w:t>
+      </w:r>
+      <w:r>
+        <w:rPr>
+          <w:rFonts w:ascii="Calibri" w:eastAsia="华文细黑" w:hAnsi="Calibri" w:cs="Calibri"/>
+          <w:color w:val="404040" w:themeColor="text1" w:themeTint="BF"/>
+          <w:szCs w:val="21"/>
+        </w:rPr>
+        <w:t>上下游联合降级策略，</w:t>
+      </w:r>
+      <w:r>
+        <w:rPr>
+          <w:rFonts w:ascii="Calibri" w:eastAsia="华文细黑" w:hAnsi="Calibri" w:cs="Calibri" w:hint="eastAsia"/>
+          <w:color w:val="404040" w:themeColor="text1" w:themeTint="BF"/>
+          <w:szCs w:val="21"/>
+        </w:rPr>
+        <w:t>配置有关键资源和接口监控和告警，</w:t>
+      </w:r>
+      <w:r>
+        <w:rPr>
+          <w:rFonts w:ascii="Calibri" w:eastAsia="华文细黑" w:hAnsi="Calibri" w:cs="Calibri"/>
+          <w:color w:val="404040" w:themeColor="text1" w:themeTint="BF"/>
+          <w:szCs w:val="21"/>
+        </w:rPr>
+        <w:t>保障高并发大促期间系统可用性</w:t>
+      </w:r>
+      <w:r>
+        <w:rPr>
+          <w:rFonts w:ascii="Calibri" w:eastAsia="华文细黑" w:hAnsi="Calibri" w:cs="Calibri"/>
+          <w:color w:val="404040" w:themeColor="text1" w:themeTint="BF"/>
+          <w:szCs w:val="21"/>
+        </w:rPr>
+        <w:t xml:space="preserve"> 99.99%</w:t>
       </w:r>
     </w:p>
     <w:p>
       <w:pPr>
-        <w:pStyle w:val="a3"/>
-        <w:numPr>
-          <w:ilvl w:val="0"/>
-          <w:numId w:val="21"/>
-        </w:numPr>
         <w:spacing w:line="320" w:lineRule="exact"/>
-        <w:ind w:left="357" w:firstLineChars="0" w:hanging="357"/>
-        <w:rPr>
-          <w:rFonts w:ascii="Calibri" w:eastAsia="华文细黑" w:hAnsi="Calibri" w:cs="Calibri"/>
-          <w:color w:val="404040" w:themeColor="text1" w:themeTint="BF"/>
-          <w:szCs w:val="21"/>
-        </w:rPr>
-      </w:pPr>
-      <w:r>
-        <w:rPr>
-          <w:rFonts w:ascii="Calibri" w:eastAsia="华文细黑" w:hAnsi="Calibri" w:cs="Calibri" w:hint="eastAsia"/>
-          <w:color w:val="404040" w:themeColor="text1" w:themeTint="BF"/>
-          <w:szCs w:val="21"/>
-        </w:rPr>
-        <w:t>编写业务接入手册、运营使用文档及接口规范文档，规范接入流程与操作标准，支撑业务快速接入与日常运营</w:t>
-      </w:r>
+        <w:rPr>
+          <w:rFonts w:ascii="Calibri" w:eastAsia="华文细黑" w:hAnsi="Calibri" w:cs="Calibri"/>
+          <w:b/>
+          <w:bCs/>
+          <w:color w:val="404040" w:themeColor="text1" w:themeTint="BF"/>
+          <w:szCs w:val="21"/>
+        </w:rPr>
+      </w:pPr>
     </w:p>
     <w:p>
       <w:pPr>
@@ -2902,30 +3259,42 @@
           <w:b/>
           <w:bCs/>
           <w:color w:val="404040" w:themeColor="text1" w:themeTint="BF"/>
-          <w:szCs w:val="21"/>
-        </w:rPr>
-      </w:pPr>
-    </w:p>
-    <w:p>
-      <w:pPr>
-        <w:spacing w:line="320" w:lineRule="exact"/>
-        <w:rPr>
-          <w:rFonts w:ascii="Calibri" w:eastAsia="华文细黑" w:hAnsi="Calibri" w:cs="Calibri"/>
-          <w:b/>
-          <w:bCs/>
-          <w:color w:val="404040" w:themeColor="text1" w:themeTint="BF"/>
-          <w:szCs w:val="21"/>
-        </w:rPr>
-      </w:pPr>
-      <w:r>
-        <w:rPr>
-          <w:rFonts w:ascii="Calibri" w:eastAsia="华文细黑" w:hAnsi="Calibri" w:cs="Calibri" w:hint="eastAsia"/>
-          <w:b/>
-          <w:bCs/>
-          <w:color w:val="404040" w:themeColor="text1" w:themeTint="BF"/>
-          <w:szCs w:val="21"/>
-        </w:rPr>
-        <w:t>项目二：交易风控能力建设</w:t>
+          <w:sz w:val="24"/>
+          <w:szCs w:val="24"/>
+        </w:rPr>
+      </w:pPr>
+      <w:r>
+        <w:rPr>
+          <w:rFonts w:ascii="Calibri" w:eastAsia="华文细黑" w:hAnsi="Calibri" w:cs="Calibri" w:hint="eastAsia"/>
+          <w:b/>
+          <w:bCs/>
+          <w:color w:val="404040" w:themeColor="text1" w:themeTint="BF"/>
+          <w:sz w:val="24"/>
+          <w:szCs w:val="24"/>
+        </w:rPr>
+        <w:t>重点项目</w:t>
+      </w:r>
+      <w:r>
+        <w:rPr>
+          <w:rFonts w:ascii="Calibri" w:eastAsia="华文细黑" w:hAnsi="Calibri" w:cs="Calibri" w:hint="eastAsia"/>
+          <w:b/>
+          <w:bCs/>
+          <w:color w:val="404040" w:themeColor="text1" w:themeTint="BF"/>
+          <w:sz w:val="24"/>
+          <w:szCs w:val="24"/>
+        </w:rPr>
+        <w:t>二：</w:t>
+      </w:r>
+      <w:r>
+        <w:rPr>
+          <w:rFonts w:ascii="Calibri" w:eastAsia="华文细黑" w:hAnsi="Calibri" w:cs="Calibri" w:hint="eastAsia"/>
+          <w:b/>
+          <w:bCs/>
+          <w:color w:val="404040" w:themeColor="text1" w:themeTint="BF"/>
+          <w:sz w:val="24"/>
+          <w:szCs w:val="24"/>
+        </w:rPr>
+        <w:t>交易风控能力建设</w:t>
       </w:r>
     </w:p>
     <w:p>
@@ -6216,6 +6585,119 @@
 <file path=word/numbering.xml><?xml version="1.0" encoding="utf-8"?>
 <w:numbering xmlns:wpc="http://schemas.microsoft.com/office/word/2010/wordprocessingCanvas" xmlns:cx="http://schemas.microsoft.com/office/drawing/2014/chartex" xmlns:cx1="http://schemas.microsoft.com/office/drawing/2015/9/8/chartex" xmlns:cx2="http://schemas.microsoft.com/office/drawing/2015/10/21/chartex" xmlns:cx3="http://schemas.microsoft.com/office/drawing/2016/5/9/chartex" xmlns:cx4="http://schemas.microsoft.com/office/drawing/2016/5/10/chartex" xmlns:cx5="http://schemas.microsoft.com/office/drawing/2016/5/11/chartex" xmlns:cx6="http://schemas.microsoft.com/office/drawing/2016/5/12/chartex" xmlns:cx7="http://schemas.microsoft.com/office/drawing/2016/5/13/chartex" xmlns:cx8="http://schemas.microsoft.com/office/drawing/2016/5/14/chartex" xmlns:mc="http://schemas.openxmlformats.org/markup-compatibility/2006" xmlns:aink="http://schemas.microsoft.com/office/drawing/2016/ink" xmlns:am3d="http://schemas.microsoft.com/office/drawing/2017/model3d" xmlns:o="urn:schemas-microsoft-com:office:office" xmlns:oel="http://schemas.microsoft.com/office/2019/extlst" xmlns:r="http://schemas.openxmlformats.org/officeDocument/2006/relationships" xmlns:m="http://schemas.openxmlformats.org/officeDocument/2006/math" xmlns:v="urn:schemas-microsoft-com:vml" xmlns:wp14="http://schemas.microsoft.com/office/word/2010/wordprocessingDrawing" xmlns:wp="http://schemas.openxmlformats.org/drawingml/2006/wordprocessingDrawing" xmlns:w10="urn:schemas-microsoft-com:office:word" xmlns:w="http://schemas.openxmlformats.org/wordprocessingml/2006/main" xmlns:w14="http://schemas.microsoft.com/office/word/2010/wordml" xmlns:w15="http://schemas.microsoft.com/office/word/2012/wordml" xmlns:w16cex="http://schemas.microsoft.com/office/word/2018/wordml/cex" xmlns:w16cid="http://schemas.microsoft.com/office/word/2016/wordml/cid" xmlns:w16="http://schemas.microsoft.com/office/word/2018/wordml" xmlns:w16du="http://schemas.microsoft.com/office/word/2023/wordml/word16du" xmlns:w16sdtdh="http://schemas.microsoft.com/office/word/2020/wordml/sdtdatahash" xmlns:w16sdtfl="http://schemas.microsoft.com/office/word/2024/wordml/sdtformatlock" xmlns:w16se="http://schemas.microsoft.com/office/word/2015/wordml/symex" xmlns:wpg="http://schemas.microsoft.com/office/word/2010/wordprocessingGroup" xmlns:wpi="http://schemas.microsoft.com/office/word/2010/wordprocessingInk" xmlns:wne="http://schemas.microsoft.com/office/word/2006/wordml" xmlns:wps="http://schemas.microsoft.com/office/word/2010/wordprocessingShape" mc:Ignorable="w14 w15 w16se w16cid w16 w16cex w16sdtdh w16sdtfl w16du wp14">
   <w:abstractNum w:abstractNumId="0" w15:restartNumberingAfterBreak="0">
+    <w:nsid w:val="0AC028FD"/>
+    <w:multiLevelType w:val="hybridMultilevel"/>
+    <w:tmpl w:val="6D5CCAD0"/>
+    <w:lvl w:ilvl="0" w:tplc="04090003">
+      <w:start w:val="1"/>
+      <w:numFmt w:val="bullet"/>
+      <w:lvlText w:val=""/>
+      <w:lvlJc w:val="left"/>
+      <w:pPr>
+        <w:ind w:left="440" w:hanging="440"/>
+      </w:pPr>
+      <w:rPr>
+        <w:rFonts w:ascii="Wingdings" w:hAnsi="Wingdings" w:hint="default"/>
+      </w:rPr>
+    </w:lvl>
+    <w:lvl w:ilvl="1" w:tplc="04090003" w:tentative="1">
+      <w:start w:val="1"/>
+      <w:numFmt w:val="bullet"/>
+      <w:lvlText w:val=""/>
+      <w:lvlJc w:val="left"/>
+      <w:pPr>
+        <w:ind w:left="880" w:hanging="440"/>
+      </w:pPr>
+      <w:rPr>
+        <w:rFonts w:ascii="Wingdings" w:hAnsi="Wingdings" w:hint="default"/>
+      </w:rPr>
+    </w:lvl>
+    <w:lvl w:ilvl="2" w:tplc="04090005" w:tentative="1">
+      <w:start w:val="1"/>
+      <w:numFmt w:val="bullet"/>
+      <w:lvlText w:val=""/>
+      <w:lvlJc w:val="left"/>
+      <w:pPr>
+        <w:ind w:left="1320" w:hanging="440"/>
+      </w:pPr>
+      <w:rPr>
+        <w:rFonts w:ascii="Wingdings" w:hAnsi="Wingdings" w:hint="default"/>
+      </w:rPr>
+    </w:lvl>
+    <w:lvl w:ilvl="3" w:tplc="04090001" w:tentative="1">
+      <w:start w:val="1"/>
+      <w:numFmt w:val="bullet"/>
+      <w:lvlText w:val=""/>
+      <w:lvlJc w:val="left"/>
+      <w:pPr>
+        <w:ind w:left="1760" w:hanging="440"/>
+      </w:pPr>
+      <w:rPr>
+        <w:rFonts w:ascii="Wingdings" w:hAnsi="Wingdings" w:hint="default"/>
+      </w:rPr>
+    </w:lvl>
+    <w:lvl w:ilvl="4" w:tplc="04090003" w:tentative="1">
+      <w:start w:val="1"/>
+      <w:numFmt w:val="bullet"/>
+      <w:lvlText w:val=""/>
+      <w:lvlJc w:val="left"/>
+      <w:pPr>
+        <w:ind w:left="2200" w:hanging="440"/>
+      </w:pPr>
+      <w:rPr>
+        <w:rFonts w:ascii="Wingdings" w:hAnsi="Wingdings" w:hint="default"/>
+      </w:rPr>
+    </w:lvl>
+    <w:lvl w:ilvl="5" w:tplc="04090005" w:tentative="1">
+      <w:start w:val="1"/>
+      <w:numFmt w:val="bullet"/>
+      <w:lvlText w:val=""/>
+      <w:lvlJc w:val="left"/>
+      <w:pPr>
+        <w:ind w:left="2640" w:hanging="440"/>
+      </w:pPr>
+      <w:rPr>
+        <w:rFonts w:ascii="Wingdings" w:hAnsi="Wingdings" w:hint="default"/>
+      </w:rPr>
+    </w:lvl>
+    <w:lvl w:ilvl="6" w:tplc="04090001" w:tentative="1">
+      <w:start w:val="1"/>
+      <w:numFmt w:val="bullet"/>
+      <w:lvlText w:val=""/>
+      <w:lvlJc w:val="left"/>
+      <w:pPr>
+        <w:ind w:left="3080" w:hanging="440"/>
+      </w:pPr>
+      <w:rPr>
+        <w:rFonts w:ascii="Wingdings" w:hAnsi="Wingdings" w:hint="default"/>
+      </w:rPr>
+    </w:lvl>
+    <w:lvl w:ilvl="7" w:tplc="04090003" w:tentative="1">
+      <w:start w:val="1"/>
+      <w:numFmt w:val="bullet"/>
+      <w:lvlText w:val=""/>
+      <w:lvlJc w:val="left"/>
+      <w:pPr>
+        <w:ind w:left="3520" w:hanging="440"/>
+      </w:pPr>
+      <w:rPr>
+        <w:rFonts w:ascii="Wingdings" w:hAnsi="Wingdings" w:hint="default"/>
+      </w:rPr>
+    </w:lvl>
+    <w:lvl w:ilvl="8" w:tplc="04090005" w:tentative="1">
+      <w:start w:val="1"/>
+      <w:numFmt w:val="bullet"/>
+      <w:lvlText w:val=""/>
+      <w:lvlJc w:val="left"/>
+      <w:pPr>
+        <w:ind w:left="3960" w:hanging="440"/>
+      </w:pPr>
+      <w:rPr>
+        <w:rFonts w:ascii="Wingdings" w:hAnsi="Wingdings" w:hint="default"/>
+      </w:rPr>
+    </w:lvl>
+  </w:abstractNum>
+  <w:abstractNum w:abstractNumId="1" w15:restartNumberingAfterBreak="0">
     <w:nsid w:val="0C803C44"/>
     <w:multiLevelType w:val="hybridMultilevel"/>
     <w:tmpl w:val="84620330"/>
@@ -6304,7 +6786,7 @@
       </w:pPr>
     </w:lvl>
   </w:abstractNum>
-  <w:abstractNum w:abstractNumId="1" w15:restartNumberingAfterBreak="0">
+  <w:abstractNum w:abstractNumId="2" w15:restartNumberingAfterBreak="0">
     <w:nsid w:val="12B433FF"/>
     <w:multiLevelType w:val="hybridMultilevel"/>
     <w:tmpl w:val="ECECC510"/>
@@ -6393,7 +6875,7 @@
       </w:pPr>
     </w:lvl>
   </w:abstractNum>
-  <w:abstractNum w:abstractNumId="2" w15:restartNumberingAfterBreak="0">
+  <w:abstractNum w:abstractNumId="3" w15:restartNumberingAfterBreak="0">
     <w:nsid w:val="15725D5D"/>
     <w:multiLevelType w:val="hybridMultilevel"/>
     <w:tmpl w:val="BF80336A"/>
@@ -6483,7 +6965,7 @@
       </w:pPr>
     </w:lvl>
   </w:abstractNum>
-  <w:abstractNum w:abstractNumId="3" w15:restartNumberingAfterBreak="0">
+  <w:abstractNum w:abstractNumId="4" w15:restartNumberingAfterBreak="0">
     <w:nsid w:val="17E71B75"/>
     <w:multiLevelType w:val="hybridMultilevel"/>
     <w:tmpl w:val="0DE09A92"/>
@@ -6573,7 +7055,7 @@
       </w:pPr>
     </w:lvl>
   </w:abstractNum>
-  <w:abstractNum w:abstractNumId="4" w15:restartNumberingAfterBreak="0">
+  <w:abstractNum w:abstractNumId="5" w15:restartNumberingAfterBreak="0">
     <w:nsid w:val="196E42B0"/>
     <w:multiLevelType w:val="hybridMultilevel"/>
     <w:tmpl w:val="A3D46EA2"/>
@@ -6662,7 +7144,7 @@
       </w:pPr>
     </w:lvl>
   </w:abstractNum>
-  <w:abstractNum w:abstractNumId="5" w15:restartNumberingAfterBreak="0">
+  <w:abstractNum w:abstractNumId="6" w15:restartNumberingAfterBreak="0">
     <w:nsid w:val="1E735E85"/>
     <w:multiLevelType w:val="hybridMultilevel"/>
     <w:tmpl w:val="0E7E6694"/>
@@ -6751,7 +7233,7 @@
       </w:pPr>
     </w:lvl>
   </w:abstractNum>
-  <w:abstractNum w:abstractNumId="6" w15:restartNumberingAfterBreak="0">
+  <w:abstractNum w:abstractNumId="7" w15:restartNumberingAfterBreak="0">
     <w:nsid w:val="208540DB"/>
     <w:multiLevelType w:val="hybridMultilevel"/>
     <w:tmpl w:val="3A844356"/>
@@ -6866,7 +7348,7 @@
       </w:rPr>
     </w:lvl>
   </w:abstractNum>
-  <w:abstractNum w:abstractNumId="7" w15:restartNumberingAfterBreak="0">
+  <w:abstractNum w:abstractNumId="8" w15:restartNumberingAfterBreak="0">
     <w:nsid w:val="21073A73"/>
     <w:multiLevelType w:val="hybridMultilevel"/>
     <w:tmpl w:val="A8CE65DC"/>
@@ -6955,7 +7437,7 @@
       </w:pPr>
     </w:lvl>
   </w:abstractNum>
-  <w:abstractNum w:abstractNumId="8" w15:restartNumberingAfterBreak="0">
+  <w:abstractNum w:abstractNumId="9" w15:restartNumberingAfterBreak="0">
     <w:nsid w:val="2CD77C1E"/>
     <w:multiLevelType w:val="hybridMultilevel"/>
     <w:tmpl w:val="0E7E6694"/>
@@ -7044,7 +7526,7 @@
       </w:pPr>
     </w:lvl>
   </w:abstractNum>
-  <w:abstractNum w:abstractNumId="9" w15:restartNumberingAfterBreak="0">
+  <w:abstractNum w:abstractNumId="10" w15:restartNumberingAfterBreak="0">
     <w:nsid w:val="2E8D1AD5"/>
     <w:multiLevelType w:val="hybridMultilevel"/>
     <w:tmpl w:val="0DE09A92"/>
@@ -7134,7 +7616,7 @@
       </w:pPr>
     </w:lvl>
   </w:abstractNum>
-  <w:abstractNum w:abstractNumId="10" w15:restartNumberingAfterBreak="0">
+  <w:abstractNum w:abstractNumId="11" w15:restartNumberingAfterBreak="0">
     <w:nsid w:val="2EAE083D"/>
     <w:multiLevelType w:val="hybridMultilevel"/>
     <w:tmpl w:val="6C52170A"/>
@@ -7223,7 +7705,7 @@
       </w:pPr>
     </w:lvl>
   </w:abstractNum>
-  <w:abstractNum w:abstractNumId="11" w15:restartNumberingAfterBreak="0">
+  <w:abstractNum w:abstractNumId="12" w15:restartNumberingAfterBreak="0">
     <w:nsid w:val="300D1082"/>
     <w:multiLevelType w:val="hybridMultilevel"/>
     <w:tmpl w:val="071C2E4C"/>
@@ -7312,7 +7794,7 @@
       </w:pPr>
     </w:lvl>
   </w:abstractNum>
-  <w:abstractNum w:abstractNumId="12" w15:restartNumberingAfterBreak="0">
+  <w:abstractNum w:abstractNumId="13" w15:restartNumberingAfterBreak="0">
     <w:nsid w:val="316403B8"/>
     <w:multiLevelType w:val="hybridMultilevel"/>
     <w:tmpl w:val="0E7E6694"/>
@@ -7401,7 +7883,7 @@
       </w:pPr>
     </w:lvl>
   </w:abstractNum>
-  <w:abstractNum w:abstractNumId="13" w15:restartNumberingAfterBreak="0">
+  <w:abstractNum w:abstractNumId="14" w15:restartNumberingAfterBreak="0">
     <w:nsid w:val="347122A1"/>
     <w:multiLevelType w:val="hybridMultilevel"/>
     <w:tmpl w:val="A3D46EA2"/>
@@ -7490,7 +7972,7 @@
       </w:pPr>
     </w:lvl>
   </w:abstractNum>
-  <w:abstractNum w:abstractNumId="14" w15:restartNumberingAfterBreak="0">
+  <w:abstractNum w:abstractNumId="15" w15:restartNumberingAfterBreak="0">
     <w:nsid w:val="36940AB4"/>
     <w:multiLevelType w:val="hybridMultilevel"/>
     <w:tmpl w:val="0E7E6694"/>
@@ -7579,7 +8061,7 @@
       </w:pPr>
     </w:lvl>
   </w:abstractNum>
-  <w:abstractNum w:abstractNumId="15" w15:restartNumberingAfterBreak="0">
+  <w:abstractNum w:abstractNumId="16" w15:restartNumberingAfterBreak="0">
     <w:nsid w:val="37AC0506"/>
     <w:multiLevelType w:val="hybridMultilevel"/>
     <w:tmpl w:val="0DE09A92"/>
@@ -7669,7 +8151,7 @@
       </w:pPr>
     </w:lvl>
   </w:abstractNum>
-  <w:abstractNum w:abstractNumId="16" w15:restartNumberingAfterBreak="0">
+  <w:abstractNum w:abstractNumId="17" w15:restartNumberingAfterBreak="0">
     <w:nsid w:val="3BAD0F1C"/>
     <w:multiLevelType w:val="hybridMultilevel"/>
     <w:tmpl w:val="ECECC510"/>
@@ -7758,7 +8240,7 @@
       </w:pPr>
     </w:lvl>
   </w:abstractNum>
-  <w:abstractNum w:abstractNumId="17" w15:restartNumberingAfterBreak="0">
+  <w:abstractNum w:abstractNumId="18" w15:restartNumberingAfterBreak="0">
     <w:nsid w:val="46CA7041"/>
     <w:multiLevelType w:val="hybridMultilevel"/>
     <w:tmpl w:val="0DE09A92"/>
@@ -7848,7 +8330,7 @@
       </w:pPr>
     </w:lvl>
   </w:abstractNum>
-  <w:abstractNum w:abstractNumId="18" w15:restartNumberingAfterBreak="0">
+  <w:abstractNum w:abstractNumId="19" w15:restartNumberingAfterBreak="0">
     <w:nsid w:val="46E908FA"/>
     <w:multiLevelType w:val="hybridMultilevel"/>
     <w:tmpl w:val="0DE09A92"/>
@@ -7938,7 +8420,7 @@
       </w:pPr>
     </w:lvl>
   </w:abstractNum>
-  <w:abstractNum w:abstractNumId="19" w15:restartNumberingAfterBreak="0">
+  <w:abstractNum w:abstractNumId="20" w15:restartNumberingAfterBreak="0">
     <w:nsid w:val="4CC2759C"/>
     <w:multiLevelType w:val="hybridMultilevel"/>
     <w:tmpl w:val="ECECC510"/>
@@ -8027,7 +8509,7 @@
       </w:pPr>
     </w:lvl>
   </w:abstractNum>
-  <w:abstractNum w:abstractNumId="20" w15:restartNumberingAfterBreak="0">
+  <w:abstractNum w:abstractNumId="21" w15:restartNumberingAfterBreak="0">
     <w:nsid w:val="4DE637F4"/>
     <w:multiLevelType w:val="hybridMultilevel"/>
     <w:tmpl w:val="23142506"/>
@@ -8116,7 +8598,7 @@
       </w:pPr>
     </w:lvl>
   </w:abstractNum>
-  <w:abstractNum w:abstractNumId="21" w15:restartNumberingAfterBreak="0">
+  <w:abstractNum w:abstractNumId="22" w15:restartNumberingAfterBreak="0">
     <w:nsid w:val="52D61C48"/>
     <w:multiLevelType w:val="hybridMultilevel"/>
     <w:tmpl w:val="7F0A458C"/>
@@ -8205,7 +8687,7 @@
       </w:pPr>
     </w:lvl>
   </w:abstractNum>
-  <w:abstractNum w:abstractNumId="22" w15:restartNumberingAfterBreak="0">
+  <w:abstractNum w:abstractNumId="23" w15:restartNumberingAfterBreak="0">
     <w:nsid w:val="52E605D9"/>
     <w:multiLevelType w:val="hybridMultilevel"/>
     <w:tmpl w:val="F586A0EA"/>
@@ -8294,7 +8776,7 @@
       </w:pPr>
     </w:lvl>
   </w:abstractNum>
-  <w:abstractNum w:abstractNumId="23" w15:restartNumberingAfterBreak="0">
+  <w:abstractNum w:abstractNumId="24" w15:restartNumberingAfterBreak="0">
     <w:nsid w:val="53C45E70"/>
     <w:multiLevelType w:val="hybridMultilevel"/>
     <w:tmpl w:val="0DE09A92"/>
@@ -8384,7 +8866,7 @@
       </w:pPr>
     </w:lvl>
   </w:abstractNum>
-  <w:abstractNum w:abstractNumId="24" w15:restartNumberingAfterBreak="0">
+  <w:abstractNum w:abstractNumId="25" w15:restartNumberingAfterBreak="0">
     <w:nsid w:val="566B1628"/>
     <w:multiLevelType w:val="hybridMultilevel"/>
     <w:tmpl w:val="3BB8915A"/>
@@ -8502,7 +8984,7 @@
       </w:rPr>
     </w:lvl>
   </w:abstractNum>
-  <w:abstractNum w:abstractNumId="25" w15:restartNumberingAfterBreak="0">
+  <w:abstractNum w:abstractNumId="26" w15:restartNumberingAfterBreak="0">
     <w:nsid w:val="5A2465C9"/>
     <w:multiLevelType w:val="hybridMultilevel"/>
     <w:tmpl w:val="FDC288BC"/>
@@ -8591,7 +9073,7 @@
       </w:pPr>
     </w:lvl>
   </w:abstractNum>
-  <w:abstractNum w:abstractNumId="26" w15:restartNumberingAfterBreak="0">
+  <w:abstractNum w:abstractNumId="27" w15:restartNumberingAfterBreak="0">
     <w:nsid w:val="5CA14D3D"/>
     <w:multiLevelType w:val="hybridMultilevel"/>
     <w:tmpl w:val="0E7E6694"/>
@@ -8680,14 +9162,14 @@
       </w:pPr>
     </w:lvl>
   </w:abstractNum>
-  <w:abstractNum w:abstractNumId="27" w15:restartNumberingAfterBreak="0">
+  <w:abstractNum w:abstractNumId="28" w15:restartNumberingAfterBreak="0">
     <w:nsid w:val="6BD17EE7"/>
     <w:multiLevelType w:val="hybridMultilevel"/>
-    <w:tmpl w:val="758E5E52"/>
-    <w:lvl w:ilvl="0" w:tplc="04090001">
+    <w:tmpl w:val="5544A792"/>
+    <w:lvl w:ilvl="0" w:tplc="04090003">
       <w:start w:val="1"/>
       <w:numFmt w:val="bullet"/>
-      <w:lvlText w:val=""/>
+      <w:lvlText w:val=""/>
       <w:lvlJc w:val="left"/>
       <w:pPr>
         <w:ind w:left="440" w:hanging="440"/>
@@ -8793,7 +9275,7 @@
       </w:rPr>
     </w:lvl>
   </w:abstractNum>
-  <w:abstractNum w:abstractNumId="28" w15:restartNumberingAfterBreak="0">
+  <w:abstractNum w:abstractNumId="29" w15:restartNumberingAfterBreak="0">
     <w:nsid w:val="6E1C6D64"/>
     <w:multiLevelType w:val="hybridMultilevel"/>
     <w:tmpl w:val="A9D27AF6"/>
@@ -8906,7 +9388,7 @@
       </w:rPr>
     </w:lvl>
   </w:abstractNum>
-  <w:abstractNum w:abstractNumId="29" w15:restartNumberingAfterBreak="0">
+  <w:abstractNum w:abstractNumId="30" w15:restartNumberingAfterBreak="0">
     <w:nsid w:val="6F3C23BF"/>
     <w:multiLevelType w:val="multilevel"/>
     <w:tmpl w:val="B8485906"/>
@@ -8996,7 +9478,7 @@
       </w:pPr>
     </w:lvl>
   </w:abstractNum>
-  <w:abstractNum w:abstractNumId="30" w15:restartNumberingAfterBreak="0">
+  <w:abstractNum w:abstractNumId="31" w15:restartNumberingAfterBreak="0">
     <w:nsid w:val="75A335FC"/>
     <w:multiLevelType w:val="hybridMultilevel"/>
     <w:tmpl w:val="60EA801C"/>
@@ -9085,7 +9567,7 @@
       </w:pPr>
     </w:lvl>
   </w:abstractNum>
-  <w:abstractNum w:abstractNumId="31" w15:restartNumberingAfterBreak="0">
+  <w:abstractNum w:abstractNumId="32" w15:restartNumberingAfterBreak="0">
     <w:nsid w:val="786227EB"/>
     <w:multiLevelType w:val="hybridMultilevel"/>
     <w:tmpl w:val="0E7E6694"/>
@@ -9174,7 +9656,7 @@
       </w:pPr>
     </w:lvl>
   </w:abstractNum>
-  <w:abstractNum w:abstractNumId="32" w15:restartNumberingAfterBreak="0">
+  <w:abstractNum w:abstractNumId="33" w15:restartNumberingAfterBreak="0">
     <w:nsid w:val="788D7927"/>
     <w:multiLevelType w:val="hybridMultilevel"/>
     <w:tmpl w:val="0DE09A92"/>
@@ -9264,7 +9746,7 @@
       </w:pPr>
     </w:lvl>
   </w:abstractNum>
-  <w:abstractNum w:abstractNumId="33" w15:restartNumberingAfterBreak="0">
+  <w:abstractNum w:abstractNumId="34" w15:restartNumberingAfterBreak="0">
     <w:nsid w:val="79C37B73"/>
     <w:multiLevelType w:val="hybridMultilevel"/>
     <w:tmpl w:val="BBC4D5C8"/>
@@ -9380,7 +9862,7 @@
       </w:rPr>
     </w:lvl>
   </w:abstractNum>
-  <w:abstractNum w:abstractNumId="34" w15:restartNumberingAfterBreak="0">
+  <w:abstractNum w:abstractNumId="35" w15:restartNumberingAfterBreak="0">
     <w:nsid w:val="7A486DA3"/>
     <w:multiLevelType w:val="hybridMultilevel"/>
     <w:tmpl w:val="0DE09A92"/>
@@ -9470,7 +9952,7 @@
       </w:pPr>
     </w:lvl>
   </w:abstractNum>
-  <w:abstractNum w:abstractNumId="35" w15:restartNumberingAfterBreak="0">
+  <w:abstractNum w:abstractNumId="36" w15:restartNumberingAfterBreak="0">
     <w:nsid w:val="7E653CAF"/>
     <w:multiLevelType w:val="hybridMultilevel"/>
     <w:tmpl w:val="0DE09A92"/>
@@ -9561,112 +10043,115 @@
     </w:lvl>
   </w:abstractNum>
   <w:num w:numId="1" w16cid:durableId="1839074782">
+    <w:abstractNumId w:val="25"/>
+  </w:num>
+  <w:num w:numId="2" w16cid:durableId="1221869738">
+    <w:abstractNumId w:val="29"/>
+  </w:num>
+  <w:num w:numId="3" w16cid:durableId="1609772055">
+    <w:abstractNumId w:val="34"/>
+  </w:num>
+  <w:num w:numId="4" w16cid:durableId="963581901">
+    <w:abstractNumId w:val="2"/>
+  </w:num>
+  <w:num w:numId="5" w16cid:durableId="928126093">
+    <w:abstractNumId w:val="20"/>
+  </w:num>
+  <w:num w:numId="6" w16cid:durableId="905839176">
+    <w:abstractNumId w:val="31"/>
+  </w:num>
+  <w:num w:numId="7" w16cid:durableId="104692095">
+    <w:abstractNumId w:val="23"/>
+  </w:num>
+  <w:num w:numId="8" w16cid:durableId="242765724">
+    <w:abstractNumId w:val="7"/>
+  </w:num>
+  <w:num w:numId="9" w16cid:durableId="1774125099">
+    <w:abstractNumId w:val="17"/>
+  </w:num>
+  <w:num w:numId="10" w16cid:durableId="1827475385">
+    <w:abstractNumId w:val="12"/>
+  </w:num>
+  <w:num w:numId="11" w16cid:durableId="1189639704">
+    <w:abstractNumId w:val="11"/>
+  </w:num>
+  <w:num w:numId="12" w16cid:durableId="530849341">
+    <w:abstractNumId w:val="6"/>
+  </w:num>
+  <w:num w:numId="13" w16cid:durableId="90440862">
+    <w:abstractNumId w:val="21"/>
+  </w:num>
+  <w:num w:numId="14" w16cid:durableId="1466318354">
+    <w:abstractNumId w:val="30"/>
+  </w:num>
+  <w:num w:numId="15" w16cid:durableId="1247375783">
+    <w:abstractNumId w:val="8"/>
+  </w:num>
+  <w:num w:numId="16" w16cid:durableId="1688173172">
+    <w:abstractNumId w:val="27"/>
+  </w:num>
+  <w:num w:numId="17" w16cid:durableId="419255959">
+    <w:abstractNumId w:val="1"/>
+  </w:num>
+  <w:num w:numId="18" w16cid:durableId="546767309">
+    <w:abstractNumId w:val="15"/>
+  </w:num>
+  <w:num w:numId="19" w16cid:durableId="1626815629">
+    <w:abstractNumId w:val="13"/>
+  </w:num>
+  <w:num w:numId="20" w16cid:durableId="1290285862">
+    <w:abstractNumId w:val="5"/>
+  </w:num>
+  <w:num w:numId="21" w16cid:durableId="1268075935">
+    <w:abstractNumId w:val="19"/>
+  </w:num>
+  <w:num w:numId="22" w16cid:durableId="2132897834">
+    <w:abstractNumId w:val="35"/>
+  </w:num>
+  <w:num w:numId="23" w16cid:durableId="1775007205">
+    <w:abstractNumId w:val="4"/>
+  </w:num>
+  <w:num w:numId="24" w16cid:durableId="1946688222">
+    <w:abstractNumId w:val="16"/>
+  </w:num>
+  <w:num w:numId="25" w16cid:durableId="917636269">
+    <w:abstractNumId w:val="18"/>
+  </w:num>
+  <w:num w:numId="26" w16cid:durableId="1968311398">
+    <w:abstractNumId w:val="10"/>
+  </w:num>
+  <w:num w:numId="27" w16cid:durableId="1609660383">
+    <w:abstractNumId w:val="33"/>
+  </w:num>
+  <w:num w:numId="28" w16cid:durableId="151875723">
+    <w:abstractNumId w:val="26"/>
+  </w:num>
+  <w:num w:numId="29" w16cid:durableId="946503584">
+    <w:abstractNumId w:val="22"/>
+  </w:num>
+  <w:num w:numId="30" w16cid:durableId="1746684947">
+    <w:abstractNumId w:val="9"/>
+  </w:num>
+  <w:num w:numId="31" w16cid:durableId="928276895">
+    <w:abstractNumId w:val="36"/>
+  </w:num>
+  <w:num w:numId="32" w16cid:durableId="96407470">
+    <w:abstractNumId w:val="3"/>
+  </w:num>
+  <w:num w:numId="33" w16cid:durableId="705057257">
+    <w:abstractNumId w:val="32"/>
+  </w:num>
+  <w:num w:numId="34" w16cid:durableId="732968959">
+    <w:abstractNumId w:val="14"/>
+  </w:num>
+  <w:num w:numId="35" w16cid:durableId="946891666">
     <w:abstractNumId w:val="24"/>
   </w:num>
-  <w:num w:numId="2" w16cid:durableId="1221869738">
+  <w:num w:numId="36" w16cid:durableId="1790659427">
     <w:abstractNumId w:val="28"/>
   </w:num>
-  <w:num w:numId="3" w16cid:durableId="1609772055">
-    <w:abstractNumId w:val="33"/>
-  </w:num>
-  <w:num w:numId="4" w16cid:durableId="963581901">
-    <w:abstractNumId w:val="1"/>
-  </w:num>
-  <w:num w:numId="5" w16cid:durableId="928126093">
-    <w:abstractNumId w:val="19"/>
-  </w:num>
-  <w:num w:numId="6" w16cid:durableId="905839176">
-    <w:abstractNumId w:val="30"/>
-  </w:num>
-  <w:num w:numId="7" w16cid:durableId="104692095">
-    <w:abstractNumId w:val="22"/>
-  </w:num>
-  <w:num w:numId="8" w16cid:durableId="242765724">
-    <w:abstractNumId w:val="6"/>
-  </w:num>
-  <w:num w:numId="9" w16cid:durableId="1774125099">
-    <w:abstractNumId w:val="16"/>
-  </w:num>
-  <w:num w:numId="10" w16cid:durableId="1827475385">
-    <w:abstractNumId w:val="11"/>
-  </w:num>
-  <w:num w:numId="11" w16cid:durableId="1189639704">
-    <w:abstractNumId w:val="10"/>
-  </w:num>
-  <w:num w:numId="12" w16cid:durableId="530849341">
-    <w:abstractNumId w:val="5"/>
-  </w:num>
-  <w:num w:numId="13" w16cid:durableId="90440862">
-    <w:abstractNumId w:val="20"/>
-  </w:num>
-  <w:num w:numId="14" w16cid:durableId="1466318354">
-    <w:abstractNumId w:val="29"/>
-  </w:num>
-  <w:num w:numId="15" w16cid:durableId="1247375783">
-    <w:abstractNumId w:val="7"/>
-  </w:num>
-  <w:num w:numId="16" w16cid:durableId="1688173172">
-    <w:abstractNumId w:val="26"/>
-  </w:num>
-  <w:num w:numId="17" w16cid:durableId="419255959">
+  <w:num w:numId="37" w16cid:durableId="1766879359">
     <w:abstractNumId w:val="0"/>
-  </w:num>
-  <w:num w:numId="18" w16cid:durableId="546767309">
-    <w:abstractNumId w:val="14"/>
-  </w:num>
-  <w:num w:numId="19" w16cid:durableId="1626815629">
-    <w:abstractNumId w:val="12"/>
-  </w:num>
-  <w:num w:numId="20" w16cid:durableId="1290285862">
-    <w:abstractNumId w:val="4"/>
-  </w:num>
-  <w:num w:numId="21" w16cid:durableId="1268075935">
-    <w:abstractNumId w:val="18"/>
-  </w:num>
-  <w:num w:numId="22" w16cid:durableId="2132897834">
-    <w:abstractNumId w:val="34"/>
-  </w:num>
-  <w:num w:numId="23" w16cid:durableId="1775007205">
-    <w:abstractNumId w:val="3"/>
-  </w:num>
-  <w:num w:numId="24" w16cid:durableId="1946688222">
-    <w:abstractNumId w:val="15"/>
-  </w:num>
-  <w:num w:numId="25" w16cid:durableId="917636269">
-    <w:abstractNumId w:val="17"/>
-  </w:num>
-  <w:num w:numId="26" w16cid:durableId="1968311398">
-    <w:abstractNumId w:val="9"/>
-  </w:num>
-  <w:num w:numId="27" w16cid:durableId="1609660383">
-    <w:abstractNumId w:val="32"/>
-  </w:num>
-  <w:num w:numId="28" w16cid:durableId="151875723">
-    <w:abstractNumId w:val="25"/>
-  </w:num>
-  <w:num w:numId="29" w16cid:durableId="946503584">
-    <w:abstractNumId w:val="21"/>
-  </w:num>
-  <w:num w:numId="30" w16cid:durableId="1746684947">
-    <w:abstractNumId w:val="8"/>
-  </w:num>
-  <w:num w:numId="31" w16cid:durableId="928276895">
-    <w:abstractNumId w:val="35"/>
-  </w:num>
-  <w:num w:numId="32" w16cid:durableId="96407470">
-    <w:abstractNumId w:val="2"/>
-  </w:num>
-  <w:num w:numId="33" w16cid:durableId="705057257">
-    <w:abstractNumId w:val="31"/>
-  </w:num>
-  <w:num w:numId="34" w16cid:durableId="732968959">
-    <w:abstractNumId w:val="13"/>
-  </w:num>
-  <w:num w:numId="35" w16cid:durableId="946891666">
-    <w:abstractNumId w:val="23"/>
-  </w:num>
-  <w:num w:numId="36" w16cid:durableId="1790659427">
-    <w:abstractNumId w:val="27"/>
   </w:num>
 </w:numbering>
 </file>
@@ -10066,7 +10551,7 @@
   <w:style w:type="paragraph" w:default="1" w:styleId="a">
     <w:name w:val="Normal"/>
     <w:qFormat/>
-    <w:rsid w:val="00075E72"/>
+    <w:rsid w:val="00B566C4"/>
     <w:pPr>
       <w:widowControl w:val="0"/>
       <w:jc w:val="both"/>
@@ -10075,7 +10560,6 @@
   <w:style w:type="character" w:default="1" w:styleId="a0">
     <w:name w:val="Default Paragraph Font"/>
     <w:uiPriority w:val="1"/>
-    <w:semiHidden/>
     <w:unhideWhenUsed/>
   </w:style>
   <w:style w:type="table" w:default="1" w:styleId="a1">

--- a/src/main/resources/于飞-简历-Java-10年 -all.docx
+++ b/src/main/resources/于飞-简历-Java-10年 -all.docx
@@ -7,7 +7,7 @@
         <w:spacing w:line="400" w:lineRule="exact"/>
         <w:jc w:val="left"/>
         <w:rPr>
-          <w:rFonts w:ascii="微软雅黑" w:eastAsia="微软雅黑" w:hAnsi="微软雅黑" w:cs="Calibri"/>
+          <w:rFonts w:ascii="微软雅黑" w:eastAsia="微软雅黑" w:hAnsi="微软雅黑" w:cs="Calibri" w:hint="eastAsia"/>
           <w:color w:val="404040" w:themeColor="text1" w:themeTint="BF"/>
           <w:szCs w:val="21"/>
         </w:rPr>
@@ -66,7 +66,7 @@
         </w:tabs>
         <w:spacing w:beforeLines="50" w:before="156" w:line="400" w:lineRule="exact"/>
         <w:rPr>
-          <w:rFonts w:ascii="微软雅黑" w:eastAsia="微软雅黑" w:hAnsi="微软雅黑" w:cs="Calibri"/>
+          <w:rFonts w:ascii="微软雅黑" w:eastAsia="微软雅黑" w:hAnsi="微软雅黑" w:cs="Calibri" w:hint="eastAsia"/>
           <w:color w:val="404040" w:themeColor="text1" w:themeTint="BF"/>
         </w:rPr>
       </w:pPr>
@@ -208,15 +208,7 @@
           <w:color w:val="404040" w:themeColor="text1" w:themeTint="BF"/>
           <w:szCs w:val="21"/>
         </w:rPr>
-        <w:t>34</w:t>
-      </w:r>
-      <w:r>
-        <w:rPr>
-          <w:rFonts w:ascii="微软雅黑" w:eastAsia="微软雅黑" w:hAnsi="微软雅黑" w:cs="Calibri" w:hint="eastAsia"/>
-          <w:color w:val="404040" w:themeColor="text1" w:themeTint="BF"/>
-          <w:szCs w:val="21"/>
-        </w:rPr>
-        <w:t xml:space="preserve">          </w:t>
+        <w:t xml:space="preserve">34          </w:t>
       </w:r>
       <w:r>
         <w:rPr>
@@ -288,17 +280,7 @@
           <w:color w:val="404040" w:themeColor="text1" w:themeTint="BF"/>
           <w:szCs w:val="21"/>
         </w:rPr>
-        <w:t>专业</w:t>
-      </w:r>
-      <w:r>
-        <w:rPr>
-          <w:rFonts w:ascii="微软雅黑" w:eastAsia="微软雅黑" w:hAnsi="微软雅黑" w:cs="Calibri" w:hint="eastAsia"/>
-          <w:b/>
-          <w:bCs/>
-          <w:color w:val="404040" w:themeColor="text1" w:themeTint="BF"/>
-          <w:szCs w:val="21"/>
-        </w:rPr>
-        <w:t xml:space="preserve">: </w:t>
+        <w:t xml:space="preserve">专业: </w:t>
       </w:r>
       <w:r>
         <w:rPr>
@@ -437,7 +419,7 @@
       <w:pPr>
         <w:spacing w:beforeLines="50" w:before="156" w:line="400" w:lineRule="exact"/>
         <w:rPr>
-          <w:rFonts w:ascii="微软雅黑" w:eastAsia="微软雅黑" w:hAnsi="微软雅黑" w:cs="Calibri"/>
+          <w:rFonts w:ascii="微软雅黑" w:eastAsia="微软雅黑" w:hAnsi="微软雅黑" w:cs="Calibri" w:hint="eastAsia"/>
           <w:color w:val="404040" w:themeColor="text1" w:themeTint="BF"/>
           <w:szCs w:val="21"/>
         </w:rPr>
@@ -475,7 +457,7 @@
         <w:spacing w:beforeLines="50" w:before="156" w:line="300" w:lineRule="exact"/>
         <w:ind w:left="442" w:firstLineChars="0" w:hanging="442"/>
         <w:rPr>
-          <w:rFonts w:ascii="微软雅黑" w:eastAsia="微软雅黑" w:hAnsi="微软雅黑" w:cs="Calibri"/>
+          <w:rFonts w:ascii="微软雅黑" w:eastAsia="微软雅黑" w:hAnsi="微软雅黑" w:cs="Calibri" w:hint="eastAsia"/>
           <w:color w:val="404040" w:themeColor="text1" w:themeTint="BF"/>
           <w:szCs w:val="21"/>
         </w:rPr>
@@ -716,7 +698,7 @@
           <w:color w:val="404040" w:themeColor="text1" w:themeTint="BF"/>
           <w:szCs w:val="21"/>
         </w:rPr>
-        <w:t>全栈开发能力；熟练使用 Python 及 Shell 脚本</w:t>
+        <w:t>全栈开发能力；熟练使用Python及Shell 脚本</w:t>
       </w:r>
       <w:r>
         <w:rPr>
@@ -764,57 +746,39 @@
           <w:color w:val="404040" w:themeColor="text1" w:themeTint="BF"/>
           <w:szCs w:val="21"/>
         </w:rPr>
-        <w:t>熟练运用 AI Coding 工具</w:t>
-      </w:r>
-      <w:r>
-        <w:rPr>
-          <w:rFonts w:ascii="微软雅黑" w:eastAsia="微软雅黑" w:hAnsi="微软雅黑" w:cs="Calibri" w:hint="eastAsia"/>
-          <w:color w:val="404040" w:themeColor="text1" w:themeTint="BF"/>
-          <w:szCs w:val="21"/>
-        </w:rPr>
-        <w:t>进行业务</w:t>
-      </w:r>
-      <w:r>
-        <w:rPr>
-          <w:rFonts w:ascii="微软雅黑" w:eastAsia="微软雅黑" w:hAnsi="微软雅黑" w:cs="Calibri"/>
-          <w:color w:val="404040" w:themeColor="text1" w:themeTint="BF"/>
-          <w:szCs w:val="21"/>
-        </w:rPr>
-        <w:t>开发（Claude Code、</w:t>
-      </w:r>
-      <w:proofErr w:type="spellStart"/>
-      <w:r>
-        <w:rPr>
-          <w:rFonts w:ascii="微软雅黑" w:eastAsia="微软雅黑" w:hAnsi="微软雅黑" w:cs="Calibri"/>
-          <w:color w:val="404040" w:themeColor="text1" w:themeTint="BF"/>
-          <w:szCs w:val="21"/>
-        </w:rPr>
-        <w:t>OpenCode</w:t>
-      </w:r>
-      <w:proofErr w:type="spellEnd"/>
-      <w:r>
-        <w:rPr>
-          <w:rFonts w:ascii="微软雅黑" w:eastAsia="微软雅黑" w:hAnsi="微软雅黑" w:cs="Calibri"/>
-          <w:color w:val="404040" w:themeColor="text1" w:themeTint="BF"/>
-          <w:szCs w:val="21"/>
-        </w:rPr>
-        <w:t>等），</w:t>
-      </w:r>
-      <w:r>
-        <w:rPr>
-          <w:rFonts w:ascii="微软雅黑" w:eastAsia="微软雅黑" w:hAnsi="微软雅黑" w:cs="Calibri" w:hint="eastAsia"/>
-          <w:color w:val="404040" w:themeColor="text1" w:themeTint="BF"/>
-          <w:szCs w:val="21"/>
-        </w:rPr>
-        <w:t>了解</w:t>
-      </w:r>
-      <w:r>
-        <w:rPr>
-          <w:rFonts w:ascii="微软雅黑" w:eastAsia="微软雅黑" w:hAnsi="微软雅黑" w:cs="Calibri"/>
-          <w:color w:val="404040" w:themeColor="text1" w:themeTint="BF"/>
-          <w:szCs w:val="21"/>
-        </w:rPr>
-        <w:t>AI编程工具的基础原理和开发流程优化</w:t>
+        <w:t>熟练使用 AI Coding 工具（ClaudeCode、OpenCode等），具备Agent、</w:t>
+      </w:r>
+      <w:r>
+        <w:rPr>
+          <w:rFonts w:ascii="微软雅黑" w:eastAsia="微软雅黑" w:hAnsi="微软雅黑" w:cs="Calibri" w:hint="eastAsia"/>
+          <w:color w:val="404040" w:themeColor="text1" w:themeTint="BF"/>
+          <w:szCs w:val="21"/>
+        </w:rPr>
+        <w:t>sub</w:t>
+      </w:r>
+      <w:r>
+        <w:rPr>
+          <w:rFonts w:ascii="微软雅黑" w:eastAsia="微软雅黑" w:hAnsi="微软雅黑" w:cs="Calibri"/>
+          <w:color w:val="404040" w:themeColor="text1" w:themeTint="BF"/>
+          <w:szCs w:val="21"/>
+        </w:rPr>
+        <w:t>agent</w:t>
+      </w:r>
+      <w:r>
+        <w:rPr>
+          <w:rFonts w:ascii="微软雅黑" w:eastAsia="微软雅黑" w:hAnsi="微软雅黑" w:cs="Calibri" w:hint="eastAsia"/>
+          <w:color w:val="404040" w:themeColor="text1" w:themeTint="BF"/>
+          <w:szCs w:val="21"/>
+        </w:rPr>
+        <w:t>、自动化r</w:t>
+      </w:r>
+      <w:r>
+        <w:rPr>
+          <w:rFonts w:ascii="微软雅黑" w:eastAsia="微软雅黑" w:hAnsi="微软雅黑" w:cs="Calibri"/>
+          <w:color w:val="404040" w:themeColor="text1" w:themeTint="BF"/>
+          <w:szCs w:val="21"/>
+        </w:rPr>
+        <w:t>eview 等 AI 辅助研发实践经验</w:t>
       </w:r>
     </w:p>
     <w:p>
@@ -827,7 +791,7 @@
         <w:spacing w:line="300" w:lineRule="exact"/>
         <w:ind w:left="442" w:firstLineChars="0" w:hanging="442"/>
         <w:rPr>
-          <w:rFonts w:ascii="微软雅黑" w:eastAsia="微软雅黑" w:hAnsi="微软雅黑" w:cs="Calibri"/>
+          <w:rFonts w:ascii="微软雅黑" w:eastAsia="微软雅黑" w:hAnsi="微软雅黑" w:cs="Calibri" w:hint="eastAsia"/>
           <w:color w:val="404040" w:themeColor="text1" w:themeTint="BF"/>
           <w:szCs w:val="21"/>
         </w:rPr>
@@ -944,7 +908,23 @@
           <w:color w:val="404040" w:themeColor="text1" w:themeTint="BF"/>
           <w:szCs w:val="21"/>
         </w:rPr>
-        <w:t>；擅长复杂业务进行分析和抽象和实现（如规则引擎），对负责的系统有规划和演进能力，保障系统高并发、高可靠、高性能</w:t>
+        <w:t>；</w:t>
+      </w:r>
+      <w:r>
+        <w:rPr>
+          <w:rFonts w:ascii="微软雅黑" w:eastAsia="微软雅黑" w:hAnsi="微软雅黑" w:cs="Calibri"/>
+          <w:color w:val="404040" w:themeColor="text1" w:themeTint="BF"/>
+          <w:szCs w:val="21"/>
+        </w:rPr>
+        <w:t>擅长复杂业务分析、抽象与系统化实现</w:t>
+      </w:r>
+      <w:r>
+        <w:rPr>
+          <w:rFonts w:ascii="微软雅黑" w:eastAsia="微软雅黑" w:hAnsi="微软雅黑" w:cs="Calibri"/>
+          <w:color w:val="404040" w:themeColor="text1" w:themeTint="BF"/>
+          <w:szCs w:val="21"/>
+        </w:rPr>
+        <w:t>（如规则引擎），对负责的系统有规划和演进能力，保障系统高并发、高可靠、高性能</w:t>
       </w:r>
     </w:p>
     <w:p>
@@ -957,7 +937,7 @@
         <w:spacing w:line="300" w:lineRule="exact"/>
         <w:ind w:left="442" w:firstLineChars="0" w:hanging="442"/>
         <w:rPr>
-          <w:rFonts w:ascii="微软雅黑" w:eastAsia="微软雅黑" w:hAnsi="微软雅黑" w:cs="Calibri"/>
+          <w:rFonts w:ascii="微软雅黑" w:eastAsia="微软雅黑" w:hAnsi="微软雅黑" w:cs="Calibri" w:hint="eastAsia"/>
           <w:color w:val="404040" w:themeColor="text1" w:themeTint="BF"/>
           <w:szCs w:val="21"/>
         </w:rPr>
@@ -1023,7 +1003,7 @@
         <w:spacing w:line="300" w:lineRule="exact"/>
         <w:ind w:left="442" w:firstLineChars="0" w:hanging="442"/>
         <w:rPr>
-          <w:rFonts w:ascii="微软雅黑" w:eastAsia="微软雅黑" w:hAnsi="微软雅黑" w:cs="Calibri"/>
+          <w:rFonts w:ascii="微软雅黑" w:eastAsia="微软雅黑" w:hAnsi="微软雅黑" w:cs="Calibri" w:hint="eastAsia"/>
           <w:color w:val="404040" w:themeColor="text1" w:themeTint="BF"/>
           <w:szCs w:val="21"/>
         </w:rPr>
@@ -1111,7 +1091,7 @@
       <w:pPr>
         <w:spacing w:beforeLines="50" w:before="156" w:line="400" w:lineRule="exact"/>
         <w:rPr>
-          <w:rFonts w:ascii="微软雅黑" w:eastAsia="微软雅黑" w:hAnsi="微软雅黑" w:cs="Calibri"/>
+          <w:rFonts w:ascii="微软雅黑" w:eastAsia="微软雅黑" w:hAnsi="微软雅黑" w:cs="Calibri" w:hint="eastAsia"/>
           <w:b/>
           <w:bCs/>
           <w:color w:val="404040" w:themeColor="text1" w:themeTint="BF"/>
@@ -1415,7 +1395,7 @@
         <w:spacing w:line="320" w:lineRule="exact"/>
         <w:ind w:left="357" w:firstLineChars="0" w:hanging="357"/>
         <w:rPr>
-          <w:rFonts w:ascii="微软雅黑" w:eastAsia="微软雅黑" w:hAnsi="微软雅黑" w:cs="Calibri"/>
+          <w:rFonts w:ascii="微软雅黑" w:eastAsia="微软雅黑" w:hAnsi="微软雅黑" w:cs="Calibri" w:hint="eastAsia"/>
           <w:color w:val="404040" w:themeColor="text1" w:themeTint="BF"/>
           <w:szCs w:val="21"/>
         </w:rPr>
@@ -1447,7 +1427,7 @@
         <w:spacing w:line="320" w:lineRule="exact"/>
         <w:ind w:left="357" w:firstLineChars="0" w:hanging="357"/>
         <w:rPr>
-          <w:rFonts w:ascii="微软雅黑" w:eastAsia="微软雅黑" w:hAnsi="微软雅黑" w:cs="Calibri"/>
+          <w:rFonts w:ascii="微软雅黑" w:eastAsia="微软雅黑" w:hAnsi="微软雅黑" w:cs="Calibri" w:hint="eastAsia"/>
           <w:color w:val="404040" w:themeColor="text1" w:themeTint="BF"/>
           <w:szCs w:val="21"/>
         </w:rPr>
@@ -1471,18 +1451,26 @@
         <w:spacing w:line="320" w:lineRule="exact"/>
         <w:ind w:left="357" w:firstLineChars="0" w:hanging="357"/>
         <w:rPr>
-          <w:rFonts w:ascii="微软雅黑" w:eastAsia="微软雅黑" w:hAnsi="微软雅黑" w:cs="Calibri"/>
-          <w:color w:val="404040" w:themeColor="text1" w:themeTint="BF"/>
-          <w:szCs w:val="21"/>
-        </w:rPr>
-      </w:pPr>
-      <w:r>
-        <w:rPr>
-          <w:rFonts w:ascii="微软雅黑" w:eastAsia="微软雅黑" w:hAnsi="微软雅黑" w:cs="Calibri" w:hint="eastAsia"/>
-          <w:color w:val="404040" w:themeColor="text1" w:themeTint="BF"/>
-          <w:szCs w:val="21"/>
-        </w:rPr>
-        <w:t>风控应用看护，根据版本质量指标，开展代码静态扫描、代码评审、业务反馈等措施，分析改进，提升应用质量</w:t>
+          <w:rFonts w:ascii="微软雅黑" w:eastAsia="微软雅黑" w:hAnsi="微软雅黑" w:cs="Calibri" w:hint="eastAsia"/>
+          <w:color w:val="404040" w:themeColor="text1" w:themeTint="BF"/>
+          <w:szCs w:val="21"/>
+        </w:rPr>
+      </w:pPr>
+      <w:r>
+        <w:rPr>
+          <w:rFonts w:ascii="微软雅黑" w:eastAsia="微软雅黑" w:hAnsi="微软雅黑" w:cs="Calibri" w:hint="eastAsia"/>
+          <w:color w:val="404040" w:themeColor="text1" w:themeTint="BF"/>
+          <w:szCs w:val="21"/>
+        </w:rPr>
+        <w:t>风控应用看护，根据版本质量指标，开展代码静态扫描、代码评审、业务反馈等措施，</w:t>
+      </w:r>
+      <w:r>
+        <w:rPr>
+          <w:rFonts w:ascii="微软雅黑" w:eastAsia="微软雅黑" w:hAnsi="微软雅黑" w:cs="Calibri"/>
+          <w:color w:val="404040" w:themeColor="text1" w:themeTint="BF"/>
+          <w:szCs w:val="21"/>
+        </w:rPr>
+        <w:t>分析问题并持续改进，提升应用质量</w:t>
       </w:r>
     </w:p>
     <w:p>
@@ -1502,11 +1490,19 @@
       </w:pPr>
       <w:r>
         <w:rPr>
-          <w:rFonts w:ascii="微软雅黑" w:eastAsia="微软雅黑" w:hAnsi="微软雅黑" w:cs="Calibri" w:hint="eastAsia"/>
-          <w:color w:val="404040" w:themeColor="text1" w:themeTint="BF"/>
-          <w:szCs w:val="21"/>
-        </w:rPr>
-        <w:t>运维和现网问题定位和处理，进行问题回溯改进，提升应用的可用性、可靠性、性能</w:t>
+          <w:rFonts w:ascii="微软雅黑" w:eastAsia="微软雅黑" w:hAnsi="微软雅黑" w:cs="Calibri"/>
+          <w:color w:val="404040" w:themeColor="text1" w:themeTint="BF"/>
+          <w:szCs w:val="21"/>
+        </w:rPr>
+        <w:t>负责核心应用线上稳定性治理，围绕 GC、线程池、连接池、慢 SQL 等关键指标进行问题定位与性能优化，持续降低线上故障率</w:t>
+      </w:r>
+      <w:r>
+        <w:rPr>
+          <w:rFonts w:ascii="微软雅黑" w:eastAsia="微软雅黑" w:hAnsi="微软雅黑" w:cs="Calibri" w:hint="eastAsia"/>
+          <w:color w:val="404040" w:themeColor="text1" w:themeTint="BF"/>
+          <w:szCs w:val="21"/>
+        </w:rPr>
+        <w:t>，提升应用的可用性、可靠性、性能</w:t>
       </w:r>
     </w:p>
     <w:p>
@@ -1538,7 +1534,7 @@
           <w:color w:val="404040" w:themeColor="text1" w:themeTint="BF"/>
           <w:szCs w:val="21"/>
         </w:rPr>
-        <w:t>职责：</w:t>
+        <w:t>：</w:t>
       </w:r>
     </w:p>
     <w:p>
@@ -1551,7 +1547,7 @@
         <w:spacing w:line="320" w:lineRule="exact"/>
         <w:ind w:left="357" w:firstLineChars="0" w:hanging="357"/>
         <w:rPr>
-          <w:rFonts w:ascii="微软雅黑" w:eastAsia="微软雅黑" w:hAnsi="微软雅黑" w:cs="Calibri"/>
+          <w:rFonts w:ascii="微软雅黑" w:eastAsia="微软雅黑" w:hAnsi="微软雅黑" w:cs="Calibri" w:hint="eastAsia"/>
           <w:color w:val="404040" w:themeColor="text1" w:themeTint="BF"/>
           <w:szCs w:val="21"/>
         </w:rPr>
@@ -1586,31 +1582,47 @@
           <w:color w:val="404040" w:themeColor="text1" w:themeTint="BF"/>
           <w:szCs w:val="21"/>
         </w:rPr>
-        <w:t>业务接入和运营问题支撑</w:t>
-      </w:r>
-      <w:r>
-        <w:rPr>
-          <w:rFonts w:ascii="微软雅黑" w:eastAsia="微软雅黑" w:hAnsi="微软雅黑" w:cs="Calibri" w:hint="eastAsia"/>
-          <w:color w:val="404040" w:themeColor="text1" w:themeTint="BF"/>
-          <w:szCs w:val="21"/>
-        </w:rPr>
-        <w:t>，</w:t>
-      </w:r>
-      <w:r>
-        <w:rPr>
-          <w:rFonts w:ascii="微软雅黑" w:eastAsia="微软雅黑" w:hAnsi="微软雅黑" w:cs="Calibri" w:hint="eastAsia"/>
-          <w:color w:val="404040" w:themeColor="text1" w:themeTint="BF"/>
-          <w:szCs w:val="21"/>
-        </w:rPr>
-        <w:t>输出风控相关能力文档，方便产品接入和风控能力推广</w:t>
-      </w:r>
-      <w:r>
-        <w:rPr>
-          <w:rFonts w:ascii="微软雅黑" w:eastAsia="微软雅黑" w:hAnsi="微软雅黑" w:cs="Calibri"/>
-          <w:color w:val="404040" w:themeColor="text1" w:themeTint="BF"/>
-          <w:szCs w:val="21"/>
-        </w:rPr>
-        <w:t>和技术经验沉淀</w:t>
+        <w:t>业务接入和运营支撑</w:t>
+      </w:r>
+      <w:r>
+        <w:rPr>
+          <w:rFonts w:ascii="微软雅黑" w:eastAsia="微软雅黑" w:hAnsi="微软雅黑" w:cs="Calibri" w:hint="eastAsia"/>
+          <w:color w:val="404040" w:themeColor="text1" w:themeTint="BF"/>
+          <w:szCs w:val="21"/>
+        </w:rPr>
+        <w:t>，输出风控能力文档，方便产品接入</w:t>
+      </w:r>
+      <w:r>
+        <w:rPr>
+          <w:rFonts w:ascii="微软雅黑" w:eastAsia="微软雅黑" w:hAnsi="微软雅黑" w:cs="Calibri" w:hint="eastAsia"/>
+          <w:color w:val="404040" w:themeColor="text1" w:themeTint="BF"/>
+          <w:szCs w:val="21"/>
+        </w:rPr>
+        <w:t>、</w:t>
+      </w:r>
+      <w:r>
+        <w:rPr>
+          <w:rFonts w:ascii="微软雅黑" w:eastAsia="微软雅黑" w:hAnsi="微软雅黑" w:cs="Calibri" w:hint="eastAsia"/>
+          <w:color w:val="404040" w:themeColor="text1" w:themeTint="BF"/>
+          <w:szCs w:val="21"/>
+        </w:rPr>
+        <w:t>风控能力推广</w:t>
+      </w:r>
+      <w:r>
+        <w:rPr>
+          <w:rFonts w:ascii="微软雅黑" w:eastAsia="微软雅黑" w:hAnsi="微软雅黑" w:cs="Calibri" w:hint="eastAsia"/>
+          <w:color w:val="404040" w:themeColor="text1" w:themeTint="BF"/>
+          <w:szCs w:val="21"/>
+        </w:rPr>
+        <w:t>、</w:t>
+      </w:r>
+      <w:r>
+        <w:rPr>
+          <w:rFonts w:ascii="微软雅黑" w:eastAsia="微软雅黑" w:hAnsi="微软雅黑" w:cs="Calibri"/>
+          <w:color w:val="404040" w:themeColor="text1" w:themeTint="BF"/>
+          <w:szCs w:val="21"/>
+        </w:rPr>
+        <w:t>技术沉淀</w:t>
       </w:r>
     </w:p>
     <w:p>
@@ -1665,7 +1677,7 @@
       <w:pPr>
         <w:spacing w:beforeLines="50" w:before="156" w:line="400" w:lineRule="exact"/>
         <w:rPr>
-          <w:rFonts w:ascii="微软雅黑" w:eastAsia="微软雅黑" w:hAnsi="微软雅黑" w:cs="Calibri"/>
+          <w:rFonts w:ascii="微软雅黑" w:eastAsia="微软雅黑" w:hAnsi="微软雅黑" w:cs="Calibri" w:hint="eastAsia"/>
           <w:b/>
           <w:bCs/>
           <w:color w:val="404040" w:themeColor="text1" w:themeTint="BF"/>
@@ -1726,25 +1738,7 @@
           <w:color w:val="404040" w:themeColor="text1" w:themeTint="BF"/>
           <w:szCs w:val="21"/>
         </w:rPr>
-        <w:t>服务IT、</w:t>
-      </w:r>
-      <w:proofErr w:type="spellStart"/>
-      <w:r>
-        <w:rPr>
-          <w:rFonts w:ascii="微软雅黑" w:eastAsia="微软雅黑" w:hAnsi="微软雅黑" w:cs="Calibri"/>
-          <w:color w:val="404040" w:themeColor="text1" w:themeTint="BF"/>
-          <w:szCs w:val="21"/>
-        </w:rPr>
-        <w:t>MagicOS</w:t>
-      </w:r>
-      <w:proofErr w:type="spellEnd"/>
-      <w:r>
-        <w:rPr>
-          <w:rFonts w:ascii="微软雅黑" w:eastAsia="微软雅黑" w:hAnsi="微软雅黑" w:cs="Calibri"/>
-          <w:color w:val="404040" w:themeColor="text1" w:themeTint="BF"/>
-          <w:szCs w:val="21"/>
-        </w:rPr>
-        <w:t>、云服务</w:t>
+        <w:t>服务IT、MagicOS、云服务</w:t>
       </w:r>
       <w:r>
         <w:rPr>
@@ -1760,7 +1754,7 @@
           <w:color w:val="404040" w:themeColor="text1" w:themeTint="BF"/>
           <w:szCs w:val="21"/>
         </w:rPr>
-        <w:t xml:space="preserve">部门70 +业务共230 +场景，月审核内容量90亿+，日均3亿+，文本审核峰值TPS </w:t>
+        <w:t xml:space="preserve">部门70+业务共230+场景，月审核内容量90亿+，日均3亿+，文本审核峰值TPS </w:t>
       </w:r>
       <w:r>
         <w:rPr>
@@ -1784,31 +1778,7 @@
           <w:color w:val="404040" w:themeColor="text1" w:themeTint="BF"/>
           <w:szCs w:val="21"/>
         </w:rPr>
-        <w:t>。</w:t>
-      </w:r>
-      <w:r>
-        <w:rPr>
-          <w:rFonts w:ascii="微软雅黑" w:eastAsia="微软雅黑" w:hAnsi="微软雅黑" w:cs="Calibri" w:hint="eastAsia"/>
-          <w:color w:val="404040" w:themeColor="text1" w:themeTint="BF"/>
-          <w:szCs w:val="21"/>
-        </w:rPr>
-        <w:t>25年底国家护网专项演练中</w:t>
-      </w:r>
-      <w:r>
-        <w:rPr>
-          <w:rFonts w:ascii="微软雅黑" w:eastAsia="微软雅黑" w:hAnsi="微软雅黑" w:cs="Calibri" w:hint="eastAsia"/>
-          <w:color w:val="404040" w:themeColor="text1" w:themeTint="BF"/>
-          <w:szCs w:val="21"/>
-        </w:rPr>
-        <w:t>，</w:t>
-      </w:r>
-      <w:r>
-        <w:rPr>
-          <w:rFonts w:ascii="微软雅黑" w:eastAsia="微软雅黑" w:hAnsi="微软雅黑" w:cs="Calibri" w:hint="eastAsia"/>
-          <w:color w:val="404040" w:themeColor="text1" w:themeTint="BF"/>
-          <w:szCs w:val="21"/>
-        </w:rPr>
-        <w:t>在120多家重点企业中获得前5名以及网信办、公安部的高度认可</w:t>
+        <w:t>。25年底国家护网专项演练中，在120多家重点企业中获得前5名以及网信办高度认可</w:t>
       </w:r>
       <w:r>
         <w:rPr>
@@ -1829,7 +1799,7 @@
         <w:spacing w:afterLines="20" w:after="62" w:line="320" w:lineRule="exact"/>
         <w:ind w:left="442" w:firstLineChars="0" w:hanging="442"/>
         <w:rPr>
-          <w:rFonts w:ascii="微软雅黑" w:eastAsia="微软雅黑" w:hAnsi="微软雅黑" w:cs="Calibri"/>
+          <w:rFonts w:ascii="微软雅黑" w:eastAsia="微软雅黑" w:hAnsi="微软雅黑" w:cs="Calibri" w:hint="eastAsia"/>
           <w:color w:val="404040" w:themeColor="text1" w:themeTint="BF"/>
           <w:szCs w:val="21"/>
         </w:rPr>
@@ -1908,15 +1878,15 @@
           <w:color w:val="404040" w:themeColor="text1" w:themeTint="BF"/>
           <w:szCs w:val="21"/>
         </w:rPr>
-        <w:t>概要设计以及DFX相关设计，</w:t>
-      </w:r>
-      <w:r>
-        <w:rPr>
-          <w:rFonts w:ascii="微软雅黑" w:eastAsia="微软雅黑" w:hAnsi="微软雅黑" w:cs="Calibri"/>
-          <w:color w:val="404040" w:themeColor="text1" w:themeTint="BF"/>
-          <w:szCs w:val="21"/>
-        </w:rPr>
-        <w:t>在中国、欧洲、亚太、俄罗斯四大区部署上线</w:t>
+        <w:t>概要设计及DFX设计，</w:t>
+      </w:r>
+      <w:r>
+        <w:rPr>
+          <w:rFonts w:ascii="微软雅黑" w:eastAsia="微软雅黑" w:hAnsi="微软雅黑" w:cs="Calibri"/>
+          <w:color w:val="404040" w:themeColor="text1" w:themeTint="BF"/>
+          <w:szCs w:val="21"/>
+        </w:rPr>
+        <w:t>在中、欧、亚、俄四大区部署上线</w:t>
       </w:r>
       <w:r>
         <w:rPr>
@@ -1937,7 +1907,7 @@
         <w:spacing w:afterLines="20" w:after="62" w:line="320" w:lineRule="exact"/>
         <w:ind w:left="442" w:firstLineChars="0" w:hanging="442"/>
         <w:rPr>
-          <w:rFonts w:ascii="微软雅黑" w:eastAsia="微软雅黑" w:hAnsi="微软雅黑" w:cs="Calibri"/>
+          <w:rFonts w:ascii="微软雅黑" w:eastAsia="微软雅黑" w:hAnsi="微软雅黑" w:cs="Calibri" w:hint="eastAsia"/>
           <w:color w:val="404040" w:themeColor="text1" w:themeTint="BF"/>
           <w:szCs w:val="21"/>
         </w:rPr>
@@ -1990,16 +1960,7 @@
           <w:color w:val="404040" w:themeColor="text1" w:themeTint="BF"/>
           <w:szCs w:val="21"/>
         </w:rPr>
-        <w:t>）开发工作，包括关键功能的编码、联调与优化，解决开发过程中的技术难</w:t>
-      </w:r>
-      <w:r>
-        <w:rPr>
-          <w:rFonts w:ascii="微软雅黑" w:eastAsia="微软雅黑" w:hAnsi="微软雅黑" w:cs="Calibri" w:hint="eastAsia"/>
-          <w:color w:val="404040" w:themeColor="text1" w:themeTint="BF"/>
-          <w:szCs w:val="21"/>
-        </w:rPr>
-        <w:lastRenderedPageBreak/>
-        <w:t>点与瓶颈</w:t>
+        <w:t>）开发工作，包括关键功能的编码、联调与优化，解决开发过程中的技术难点与瓶颈</w:t>
       </w:r>
       <w:r>
         <w:rPr>
@@ -2049,6 +2010,7 @@
           <w:color w:val="404040" w:themeColor="text1" w:themeTint="BF"/>
           <w:szCs w:val="21"/>
         </w:rPr>
+        <w:lastRenderedPageBreak/>
         <w:t>高可用</w:t>
       </w:r>
       <w:r>
@@ -2077,7 +2039,31 @@
           <w:color w:val="404040" w:themeColor="text1" w:themeTint="BF"/>
           <w:szCs w:val="21"/>
         </w:rPr>
-        <w:t>实施双机房部署、多第三方能力冗余备份</w:t>
+        <w:t>实施双机房部署、</w:t>
+      </w:r>
+      <w:r>
+        <w:rPr>
+          <w:rFonts w:ascii="微软雅黑" w:eastAsia="微软雅黑" w:hAnsi="微软雅黑" w:cs="Calibri"/>
+          <w:color w:val="404040" w:themeColor="text1" w:themeTint="BF"/>
+          <w:szCs w:val="21"/>
+        </w:rPr>
+        <w:t>三方能力</w:t>
+      </w:r>
+      <w:r>
+        <w:rPr>
+          <w:rFonts w:ascii="微软雅黑" w:eastAsia="微软雅黑" w:hAnsi="微软雅黑" w:cs="Calibri" w:hint="eastAsia"/>
+          <w:color w:val="404040" w:themeColor="text1" w:themeTint="BF"/>
+          <w:szCs w:val="21"/>
+        </w:rPr>
+        <w:t>冗余</w:t>
+      </w:r>
+      <w:r>
+        <w:rPr>
+          <w:rFonts w:ascii="微软雅黑" w:eastAsia="微软雅黑" w:hAnsi="微软雅黑" w:cs="Calibri"/>
+          <w:color w:val="404040" w:themeColor="text1" w:themeTint="BF"/>
+          <w:szCs w:val="21"/>
+        </w:rPr>
+        <w:t>备份</w:t>
       </w:r>
       <w:r>
         <w:rPr>
@@ -2089,35 +2075,11 @@
       </w:r>
       <w:r>
         <w:rPr>
-          <w:rFonts w:ascii="微软雅黑" w:eastAsia="微软雅黑" w:hAnsi="微软雅黑" w:cs="Calibri" w:hint="eastAsia"/>
-          <w:color w:val="404040" w:themeColor="text1" w:themeTint="BF"/>
-          <w:szCs w:val="21"/>
-        </w:rPr>
-        <w:t>支持业务</w:t>
-      </w:r>
-      <w:r>
-        <w:rPr>
-          <w:rFonts w:ascii="微软雅黑" w:eastAsia="微软雅黑" w:hAnsi="微软雅黑" w:cs="Calibri"/>
-          <w:color w:val="404040" w:themeColor="text1" w:themeTint="BF"/>
-          <w:szCs w:val="21"/>
-        </w:rPr>
-        <w:t>容器隔离</w:t>
-      </w:r>
-      <w:r>
-        <w:rPr>
-          <w:rFonts w:ascii="微软雅黑" w:eastAsia="微软雅黑" w:hAnsi="微软雅黑" w:cs="Calibri" w:hint="eastAsia"/>
-          <w:color w:val="404040" w:themeColor="text1" w:themeTint="BF"/>
-          <w:szCs w:val="21"/>
-        </w:rPr>
-        <w:t>、</w:t>
-      </w:r>
-      <w:r>
-        <w:rPr>
-          <w:rFonts w:ascii="微软雅黑" w:eastAsia="微软雅黑" w:hAnsi="微软雅黑" w:cs="Calibri"/>
-          <w:color w:val="404040" w:themeColor="text1" w:themeTint="BF"/>
-          <w:szCs w:val="21"/>
-        </w:rPr>
-        <w:t>线程池隔离、审核能力隔离</w:t>
+          <w:rFonts w:ascii="微软雅黑" w:eastAsia="微软雅黑" w:hAnsi="微软雅黑" w:cs="Calibri"/>
+          <w:color w:val="404040" w:themeColor="text1" w:themeTint="BF"/>
+          <w:szCs w:val="21"/>
+        </w:rPr>
+        <w:t>支持业务级容器隔离、线程池隔离及审核能力隔离</w:t>
       </w:r>
       <w:r>
         <w:rPr>
@@ -2161,11 +2123,19 @@
       </w:r>
       <w:r>
         <w:rPr>
-          <w:rFonts w:ascii="微软雅黑" w:eastAsia="微软雅黑" w:hAnsi="微软雅黑" w:cs="Calibri" w:hint="eastAsia"/>
-          <w:color w:val="404040" w:themeColor="text1" w:themeTint="BF"/>
-          <w:szCs w:val="21"/>
-        </w:rPr>
-        <w:t>配置有关键资源和接口监控和告警，</w:t>
+          <w:rFonts w:ascii="微软雅黑" w:eastAsia="微软雅黑" w:hAnsi="微软雅黑" w:cs="Calibri"/>
+          <w:color w:val="404040" w:themeColor="text1" w:themeTint="BF"/>
+          <w:szCs w:val="21"/>
+        </w:rPr>
+        <w:t>建立关键资源及接口的监控与告警机制</w:t>
+      </w:r>
+      <w:r>
+        <w:rPr>
+          <w:rFonts w:ascii="微软雅黑" w:eastAsia="微软雅黑" w:hAnsi="微软雅黑" w:cs="Calibri" w:hint="eastAsia"/>
+          <w:color w:val="404040" w:themeColor="text1" w:themeTint="BF"/>
+          <w:szCs w:val="21"/>
+        </w:rPr>
+        <w:t>，</w:t>
       </w:r>
       <w:r>
         <w:rPr>
@@ -2180,7 +2150,7 @@
       <w:pPr>
         <w:spacing w:beforeLines="50" w:before="156" w:line="320" w:lineRule="exact"/>
         <w:rPr>
-          <w:rFonts w:ascii="微软雅黑" w:eastAsia="微软雅黑" w:hAnsi="微软雅黑" w:cs="Calibri"/>
+          <w:rFonts w:ascii="微软雅黑" w:eastAsia="微软雅黑" w:hAnsi="微软雅黑" w:cs="Calibri" w:hint="eastAsia"/>
           <w:b/>
           <w:bCs/>
           <w:color w:val="404040" w:themeColor="text1" w:themeTint="BF"/>
@@ -2257,23 +2227,23 @@
           <w:color w:val="404040" w:themeColor="text1" w:themeTint="BF"/>
           <w:szCs w:val="21"/>
         </w:rPr>
-        <w:t>规则，服务50+电商</w:t>
-      </w:r>
-      <w:r>
-        <w:rPr>
-          <w:rFonts w:ascii="微软雅黑" w:eastAsia="微软雅黑" w:hAnsi="微软雅黑" w:cs="Calibri" w:hint="eastAsia"/>
-          <w:color w:val="404040" w:themeColor="text1" w:themeTint="BF"/>
-          <w:szCs w:val="21"/>
-        </w:rPr>
-        <w:t>和云服务</w:t>
-      </w:r>
-      <w:r>
-        <w:rPr>
-          <w:rFonts w:ascii="微软雅黑" w:eastAsia="微软雅黑" w:hAnsi="微软雅黑" w:cs="Calibri" w:hint="eastAsia"/>
-          <w:color w:val="404040" w:themeColor="text1" w:themeTint="BF"/>
-          <w:szCs w:val="21"/>
-        </w:rPr>
-        <w:t>场景，</w:t>
+        <w:t>规则，</w:t>
+      </w:r>
+      <w:r>
+        <w:rPr>
+          <w:rFonts w:ascii="微软雅黑" w:eastAsia="微软雅黑" w:hAnsi="微软雅黑" w:cs="Calibri"/>
+          <w:color w:val="404040" w:themeColor="text1" w:themeTint="BF"/>
+          <w:szCs w:val="21"/>
+        </w:rPr>
+        <w:t>服务50+电商及云服务业务场景</w:t>
+      </w:r>
+      <w:r>
+        <w:rPr>
+          <w:rFonts w:ascii="微软雅黑" w:eastAsia="微软雅黑" w:hAnsi="微软雅黑" w:cs="Calibri" w:hint="eastAsia"/>
+          <w:color w:val="404040" w:themeColor="text1" w:themeTint="BF"/>
+          <w:szCs w:val="21"/>
+        </w:rPr>
+        <w:t>，</w:t>
       </w:r>
       <w:r>
         <w:rPr>
@@ -2302,7 +2272,7 @@
         <w:spacing w:line="320" w:lineRule="exact"/>
         <w:ind w:firstLineChars="0"/>
         <w:rPr>
-          <w:rFonts w:ascii="微软雅黑" w:eastAsia="微软雅黑" w:hAnsi="微软雅黑" w:cs="Calibri"/>
+          <w:rFonts w:ascii="微软雅黑" w:eastAsia="微软雅黑" w:hAnsi="微软雅黑" w:cs="Calibri" w:hint="eastAsia"/>
           <w:b/>
           <w:bCs/>
           <w:color w:val="404040" w:themeColor="text1" w:themeTint="BF"/>
@@ -2343,47 +2313,15 @@
           <w:color w:val="404040" w:themeColor="text1" w:themeTint="BF"/>
           <w:szCs w:val="21"/>
         </w:rPr>
-        <w:t>完成交易风控架构设计和微服务拆分，包含</w:t>
-      </w:r>
-      <w:r>
-        <w:rPr>
-          <w:rFonts w:ascii="微软雅黑" w:eastAsia="微软雅黑" w:hAnsi="微软雅黑" w:cs="Calibri" w:hint="eastAsia"/>
-          <w:color w:val="404040" w:themeColor="text1" w:themeTint="BF"/>
-          <w:szCs w:val="21"/>
-        </w:rPr>
-        <w:t>配置管理、引擎执行核心、执行数据处理</w:t>
-      </w:r>
-      <w:r>
-        <w:rPr>
-          <w:rFonts w:ascii="微软雅黑" w:eastAsia="微软雅黑" w:hAnsi="微软雅黑" w:cs="Calibri" w:hint="eastAsia"/>
-          <w:color w:val="404040" w:themeColor="text1" w:themeTint="BF"/>
-          <w:szCs w:val="21"/>
-        </w:rPr>
-        <w:t>、人机识别服务等</w:t>
-      </w:r>
-      <w:r>
-        <w:rPr>
-          <w:rFonts w:ascii="微软雅黑" w:eastAsia="微软雅黑" w:hAnsi="微软雅黑" w:cs="Calibri" w:hint="eastAsia"/>
-          <w:color w:val="404040" w:themeColor="text1" w:themeTint="BF"/>
-          <w:szCs w:val="21"/>
-        </w:rPr>
-        <w:t>，支撑</w:t>
-      </w:r>
-      <w:r>
-        <w:rPr>
-          <w:rFonts w:ascii="微软雅黑" w:eastAsia="微软雅黑" w:hAnsi="微软雅黑" w:cs="Calibri" w:hint="eastAsia"/>
-          <w:color w:val="404040" w:themeColor="text1" w:themeTint="BF"/>
-          <w:szCs w:val="21"/>
-        </w:rPr>
-        <w:t>动态</w:t>
-      </w:r>
-      <w:r>
-        <w:rPr>
-          <w:rFonts w:ascii="微软雅黑" w:eastAsia="微软雅黑" w:hAnsi="微软雅黑" w:cs="Calibri" w:hint="eastAsia"/>
-          <w:color w:val="404040" w:themeColor="text1" w:themeTint="BF"/>
-          <w:szCs w:val="21"/>
-        </w:rPr>
-        <w:t>灵活配置风控策略，适配不同业务场景需求</w:t>
+        <w:t>完成交易风控架构设计和微服务拆分，</w:t>
+      </w:r>
+      <w:r>
+        <w:rPr>
+          <w:rFonts w:ascii="微软雅黑" w:eastAsia="微软雅黑" w:hAnsi="微软雅黑" w:cs="Calibri"/>
+          <w:color w:val="404040" w:themeColor="text1" w:themeTint="BF"/>
+          <w:szCs w:val="21"/>
+        </w:rPr>
+        <w:t>围绕策略配置、规则引擎、执行数据、人机识别等核心能力进行领域拆分，构建可配置、可扩展的交易风控平台，支撑 50+ 电商及云服务场景</w:t>
       </w:r>
     </w:p>
     <w:p>
@@ -2396,7 +2334,7 @@
         <w:spacing w:line="320" w:lineRule="exact"/>
         <w:ind w:firstLineChars="0"/>
         <w:rPr>
-          <w:rFonts w:ascii="微软雅黑" w:eastAsia="微软雅黑" w:hAnsi="微软雅黑" w:cs="Calibri"/>
+          <w:rFonts w:ascii="微软雅黑" w:eastAsia="微软雅黑" w:hAnsi="微软雅黑" w:cs="Calibri" w:hint="eastAsia"/>
           <w:color w:val="404040" w:themeColor="text1" w:themeTint="BF"/>
           <w:szCs w:val="21"/>
         </w:rPr>
@@ -2421,43 +2359,19 @@
       </w:r>
       <w:r>
         <w:rPr>
-          <w:rFonts w:ascii="微软雅黑" w:eastAsia="微软雅黑" w:hAnsi="微软雅黑" w:cs="Calibri" w:hint="eastAsia"/>
-          <w:color w:val="404040" w:themeColor="text1" w:themeTint="BF"/>
-          <w:szCs w:val="21"/>
-        </w:rPr>
-        <w:t>规则引擎采用</w:t>
-      </w:r>
-      <w:r>
-        <w:rPr>
-          <w:rFonts w:ascii="微软雅黑" w:eastAsia="微软雅黑" w:hAnsi="微软雅黑" w:cs="Calibri" w:hint="eastAsia"/>
-          <w:color w:val="404040" w:themeColor="text1" w:themeTint="BF"/>
-          <w:szCs w:val="21"/>
-        </w:rPr>
-        <w:t>深度优先</w:t>
-      </w:r>
-      <w:r>
-        <w:rPr>
-          <w:rFonts w:ascii="微软雅黑" w:eastAsia="微软雅黑" w:hAnsi="微软雅黑" w:cs="Calibri" w:hint="eastAsia"/>
-          <w:color w:val="404040" w:themeColor="text1" w:themeTint="BF"/>
-          <w:szCs w:val="21"/>
-        </w:rPr>
-        <w:t>遍历</w:t>
-      </w:r>
-      <w:r>
-        <w:rPr>
-          <w:rFonts w:ascii="微软雅黑" w:eastAsia="微软雅黑" w:hAnsi="微软雅黑" w:cs="Calibri" w:hint="eastAsia"/>
-          <w:color w:val="404040" w:themeColor="text1" w:themeTint="BF"/>
-          <w:szCs w:val="21"/>
-        </w:rPr>
-        <w:t>计算树</w:t>
-      </w:r>
-      <w:r>
-        <w:rPr>
-          <w:rFonts w:ascii="微软雅黑" w:eastAsia="微软雅黑" w:hAnsi="微软雅黑" w:cs="Calibri" w:hint="eastAsia"/>
-          <w:color w:val="404040" w:themeColor="text1" w:themeTint="BF"/>
-          <w:szCs w:val="21"/>
-        </w:rPr>
-        <w:t>构建和执行计算算子，支持常量、属性、函数、指标等多种算子</w:t>
+          <w:rFonts w:ascii="微软雅黑" w:eastAsia="微软雅黑" w:hAnsi="微软雅黑" w:cs="Calibri"/>
+          <w:color w:val="404040" w:themeColor="text1" w:themeTint="BF"/>
+          <w:szCs w:val="21"/>
+        </w:rPr>
+        <w:t>规则引擎基于计算树实现规则编排与执行，通过深度优先遍历完成计算节点执行</w:t>
+      </w:r>
+      <w:r>
+        <w:rPr>
+          <w:rFonts w:ascii="微软雅黑" w:eastAsia="微软雅黑" w:hAnsi="微软雅黑" w:cs="Calibri" w:hint="eastAsia"/>
+          <w:color w:val="404040" w:themeColor="text1" w:themeTint="BF"/>
+          <w:szCs w:val="21"/>
+        </w:rPr>
+        <w:t>，支持常量、属性、函数、指标等多种算子</w:t>
       </w:r>
       <w:r>
         <w:rPr>
@@ -2531,23 +2445,15 @@
           <w:color w:val="404040" w:themeColor="text1" w:themeTint="BF"/>
           <w:szCs w:val="21"/>
         </w:rPr>
-        <w:t>，为</w:t>
-      </w:r>
-      <w:r>
-        <w:rPr>
-          <w:rFonts w:ascii="微软雅黑" w:eastAsia="微软雅黑" w:hAnsi="微软雅黑" w:cs="Calibri"/>
-          <w:color w:val="404040" w:themeColor="text1" w:themeTint="BF"/>
-          <w:szCs w:val="21"/>
-        </w:rPr>
-        <w:t>高并发抢购场景</w:t>
-      </w:r>
-      <w:r>
-        <w:rPr>
-          <w:rFonts w:ascii="微软雅黑" w:eastAsia="微软雅黑" w:hAnsi="微软雅黑" w:cs="Calibri" w:hint="eastAsia"/>
-          <w:color w:val="404040" w:themeColor="text1" w:themeTint="BF"/>
-          <w:szCs w:val="21"/>
-        </w:rPr>
-        <w:t>、人群圈选等场景，提供用户信誉等级划分能力</w:t>
+        <w:t>，</w:t>
+      </w:r>
+      <w:r>
+        <w:rPr>
+          <w:rFonts w:ascii="微软雅黑" w:eastAsia="微软雅黑" w:hAnsi="微软雅黑" w:cs="Calibri"/>
+          <w:color w:val="404040" w:themeColor="text1" w:themeTint="BF"/>
+          <w:szCs w:val="21"/>
+        </w:rPr>
+        <w:t>为高并发抢购、人群圈选等业务提供用户信誉等级划分能力</w:t>
       </w:r>
     </w:p>
     <w:p>
@@ -2628,7 +2534,7 @@
         <w:spacing w:line="320" w:lineRule="exact"/>
         <w:ind w:left="442" w:firstLineChars="0" w:hanging="442"/>
         <w:rPr>
-          <w:rFonts w:ascii="微软雅黑" w:eastAsia="微软雅黑" w:hAnsi="微软雅黑" w:cs="Calibri"/>
+          <w:rFonts w:ascii="微软雅黑" w:eastAsia="微软雅黑" w:hAnsi="微软雅黑" w:cs="Calibri" w:hint="eastAsia"/>
           <w:b/>
           <w:bCs/>
           <w:color w:val="404040" w:themeColor="text1" w:themeTint="BF"/>
@@ -2660,7 +2566,7 @@
           <w:color w:val="404040" w:themeColor="text1" w:themeTint="BF"/>
           <w:szCs w:val="21"/>
         </w:rPr>
-        <w:t>支持黄、政、暴、恐等一级标签检测</w:t>
+        <w:t>支持黄、政、暴、恐等一级标签识别</w:t>
       </w:r>
       <w:r>
         <w:rPr>
@@ -2740,7 +2646,7 @@
           <w:color w:val="404040" w:themeColor="text1" w:themeTint="BF"/>
           <w:szCs w:val="21"/>
         </w:rPr>
-        <w:t>yolov8n</w:t>
+        <w:t>YOLOv8n</w:t>
       </w:r>
       <w:r>
         <w:rPr>
@@ -2756,7 +2662,23 @@
           <w:color w:val="404040" w:themeColor="text1" w:themeTint="BF"/>
           <w:szCs w:val="21"/>
         </w:rPr>
-        <w:t>PP-ocrv6 tiny</w:t>
+        <w:t>PP-OCRv6</w:t>
+      </w:r>
+      <w:r>
+        <w:rPr>
+          <w:rFonts w:ascii="微软雅黑" w:eastAsia="微软雅黑" w:hAnsi="微软雅黑" w:cs="Calibri" w:hint="eastAsia"/>
+          <w:color w:val="404040" w:themeColor="text1" w:themeTint="BF"/>
+          <w:szCs w:val="21"/>
+        </w:rPr>
+        <w:t xml:space="preserve"> </w:t>
+      </w:r>
+      <w:r>
+        <w:rPr>
+          <w:rFonts w:ascii="微软雅黑" w:eastAsia="微软雅黑" w:hAnsi="微软雅黑" w:cs="Calibri"/>
+          <w:color w:val="404040" w:themeColor="text1" w:themeTint="BF"/>
+          <w:szCs w:val="21"/>
+        </w:rPr>
+        <w:t>tiny</w:t>
       </w:r>
       <w:r>
         <w:rPr>
@@ -2856,25 +2778,7 @@
           <w:color w:val="404040" w:themeColor="text1" w:themeTint="BF"/>
           <w:szCs w:val="21"/>
         </w:rPr>
-        <w:t xml:space="preserve">基于 </w:t>
-      </w:r>
-      <w:proofErr w:type="spellStart"/>
-      <w:r>
-        <w:rPr>
-          <w:rFonts w:ascii="微软雅黑" w:eastAsia="微软雅黑" w:hAnsi="微软雅黑" w:cs="Calibri"/>
-          <w:color w:val="404040" w:themeColor="text1" w:themeTint="BF"/>
-          <w:szCs w:val="21"/>
-        </w:rPr>
-        <w:t>PyTorch</w:t>
-      </w:r>
-      <w:proofErr w:type="spellEnd"/>
-      <w:r>
-        <w:rPr>
-          <w:rFonts w:ascii="微软雅黑" w:eastAsia="微软雅黑" w:hAnsi="微软雅黑" w:cs="Calibri"/>
-          <w:color w:val="404040" w:themeColor="text1" w:themeTint="BF"/>
-          <w:szCs w:val="21"/>
-        </w:rPr>
-        <w:t xml:space="preserve"> 搭建完整训练管线</w:t>
+        <w:t>基于 PyTorch 搭建完整训练管线</w:t>
       </w:r>
       <w:r>
         <w:rPr>
@@ -2886,43 +2790,11 @@
       </w:r>
       <w:r>
         <w:rPr>
-          <w:rFonts w:ascii="微软雅黑" w:eastAsia="微软雅黑" w:hAnsi="微软雅黑" w:cs="Calibri" w:hint="eastAsia"/>
-          <w:color w:val="404040" w:themeColor="text1" w:themeTint="BF"/>
-          <w:szCs w:val="21"/>
-        </w:rPr>
-        <w:t>采用针对性近重复图像去重</w:t>
-      </w:r>
-      <w:r>
-        <w:rPr>
-          <w:rFonts w:ascii="微软雅黑" w:eastAsia="微软雅黑" w:hAnsi="微软雅黑" w:cs="Calibri" w:hint="eastAsia"/>
-          <w:color w:val="404040" w:themeColor="text1" w:themeTint="BF"/>
-          <w:szCs w:val="21"/>
-        </w:rPr>
-        <w:t>和</w:t>
-      </w:r>
-      <w:r>
-        <w:rPr>
-          <w:rFonts w:ascii="微软雅黑" w:eastAsia="微软雅黑" w:hAnsi="微软雅黑" w:cs="Calibri" w:hint="eastAsia"/>
-          <w:color w:val="404040" w:themeColor="text1" w:themeTint="BF"/>
-          <w:szCs w:val="21"/>
-        </w:rPr>
-        <w:t>难负样本采掘（如古建城楼对比天安门</w:t>
-      </w:r>
-      <w:r>
-        <w:rPr>
-          <w:rFonts w:ascii="微软雅黑" w:eastAsia="微软雅黑" w:hAnsi="微软雅黑" w:cs="Calibri" w:hint="eastAsia"/>
-          <w:color w:val="404040" w:themeColor="text1" w:themeTint="BF"/>
-          <w:szCs w:val="21"/>
-        </w:rPr>
-        <w:t>）来</w:t>
-      </w:r>
-      <w:r>
-        <w:rPr>
-          <w:rFonts w:ascii="微软雅黑" w:eastAsia="微软雅黑" w:hAnsi="微软雅黑" w:cs="Calibri" w:hint="eastAsia"/>
-          <w:color w:val="404040" w:themeColor="text1" w:themeTint="BF"/>
-          <w:szCs w:val="21"/>
-        </w:rPr>
-        <w:t>解决数据泄漏与误判</w:t>
+          <w:rFonts w:ascii="微软雅黑" w:eastAsia="微软雅黑" w:hAnsi="微软雅黑" w:cs="Calibri"/>
+          <w:color w:val="404040" w:themeColor="text1" w:themeTint="BF"/>
+          <w:szCs w:val="21"/>
+        </w:rPr>
+        <w:t>通过近重复图像去重降低数据泄漏风险，并引入难负样本挖掘（如古建城楼与天安门）降低模型误判</w:t>
       </w:r>
       <w:r>
         <w:rPr>
@@ -2938,25 +2810,7 @@
           <w:color w:val="404040" w:themeColor="text1" w:themeTint="BF"/>
           <w:szCs w:val="21"/>
         </w:rPr>
-        <w:t xml:space="preserve"> </w:t>
-      </w:r>
-      <w:proofErr w:type="spellStart"/>
-      <w:r>
-        <w:rPr>
-          <w:rFonts w:ascii="微软雅黑" w:eastAsia="微软雅黑" w:hAnsi="微软雅黑" w:cs="Calibri"/>
-          <w:color w:val="404040" w:themeColor="text1" w:themeTint="BF"/>
-          <w:szCs w:val="21"/>
-        </w:rPr>
-        <w:t>WeightedSampler</w:t>
-      </w:r>
-      <w:proofErr w:type="spellEnd"/>
-      <w:r>
-        <w:rPr>
-          <w:rFonts w:ascii="微软雅黑" w:eastAsia="微软雅黑" w:hAnsi="微软雅黑" w:cs="Calibri"/>
-          <w:color w:val="404040" w:themeColor="text1" w:themeTint="BF"/>
-          <w:szCs w:val="21"/>
-        </w:rPr>
-        <w:t xml:space="preserve"> 与加权交叉熵解决类别不平衡</w:t>
+        <w:t xml:space="preserve"> WeightedSampler 与加权交叉熵解决类别不平衡</w:t>
       </w:r>
       <w:r>
         <w:rPr>
@@ -2972,22 +2826,38 @@
           <w:color w:val="404040" w:themeColor="text1" w:themeTint="BF"/>
           <w:szCs w:val="21"/>
         </w:rPr>
-        <w:t>。</w:t>
-      </w:r>
-      <w:r>
-        <w:rPr>
-          <w:rFonts w:ascii="微软雅黑" w:eastAsia="微软雅黑" w:hAnsi="微软雅黑" w:cs="Calibri" w:hint="eastAsia"/>
-          <w:color w:val="404040" w:themeColor="text1" w:themeTint="BF"/>
-          <w:szCs w:val="21"/>
-        </w:rPr>
-        <w:t>模型F1达90%</w:t>
+        <w:t>，</w:t>
+      </w:r>
+      <w:r>
+        <w:rPr>
+          <w:rFonts w:ascii="微软雅黑" w:eastAsia="微软雅黑" w:hAnsi="微软雅黑" w:cs="Calibri"/>
+          <w:color w:val="404040" w:themeColor="text1" w:themeTint="BF"/>
+          <w:szCs w:val="21"/>
+        </w:rPr>
+        <w:t>模型 F1-Score</w:t>
+      </w:r>
+      <w:r>
+        <w:rPr>
+          <w:rFonts w:ascii="微软雅黑" w:eastAsia="微软雅黑" w:hAnsi="微软雅黑" w:cs="Calibri" w:hint="eastAsia"/>
+          <w:color w:val="404040" w:themeColor="text1" w:themeTint="BF"/>
+          <w:szCs w:val="21"/>
+        </w:rPr>
+        <w:t>可</w:t>
+      </w:r>
+      <w:r>
+        <w:rPr>
+          <w:rFonts w:ascii="微软雅黑" w:eastAsia="微软雅黑" w:hAnsi="微软雅黑" w:cs="Calibri"/>
+          <w:color w:val="404040" w:themeColor="text1" w:themeTint="BF"/>
+          <w:szCs w:val="21"/>
+        </w:rPr>
+        <w:t>达90%</w:t>
       </w:r>
     </w:p>
     <w:p>
       <w:pPr>
         <w:spacing w:beforeLines="50" w:before="156" w:line="320" w:lineRule="exact"/>
         <w:rPr>
-          <w:rFonts w:ascii="微软雅黑" w:eastAsia="微软雅黑" w:hAnsi="微软雅黑" w:cs="Calibri"/>
+          <w:rFonts w:ascii="微软雅黑" w:eastAsia="微软雅黑" w:hAnsi="微软雅黑" w:cs="Calibri" w:hint="eastAsia"/>
           <w:b/>
           <w:bCs/>
           <w:color w:val="404040" w:themeColor="text1" w:themeTint="BF"/>
@@ -3045,7 +2915,7 @@
         <w:spacing w:line="320" w:lineRule="exact"/>
         <w:ind w:firstLine="420"/>
         <w:rPr>
-          <w:rFonts w:ascii="微软雅黑" w:eastAsia="微软雅黑" w:hAnsi="微软雅黑" w:cs="Calibri"/>
+          <w:rFonts w:ascii="微软雅黑" w:eastAsia="微软雅黑" w:hAnsi="微软雅黑" w:cs="Calibri" w:hint="eastAsia"/>
           <w:color w:val="404040" w:themeColor="text1" w:themeTint="BF"/>
           <w:szCs w:val="21"/>
         </w:rPr>
@@ -3077,7 +2947,7 @@
         <w:spacing w:line="320" w:lineRule="exact"/>
         <w:ind w:firstLineChars="0"/>
         <w:rPr>
-          <w:rFonts w:ascii="微软雅黑" w:eastAsia="微软雅黑" w:hAnsi="微软雅黑" w:cs="Calibri"/>
+          <w:rFonts w:ascii="微软雅黑" w:eastAsia="微软雅黑" w:hAnsi="微软雅黑" w:cs="Calibri" w:hint="eastAsia"/>
           <w:color w:val="404040" w:themeColor="text1" w:themeTint="BF"/>
           <w:szCs w:val="21"/>
         </w:rPr>
@@ -3106,7 +2976,15 @@
           <w:color w:val="404040" w:themeColor="text1" w:themeTint="BF"/>
           <w:szCs w:val="21"/>
         </w:rPr>
-        <w:t>主导意图识别与问题重写模块开发。引入 Qwen2-3B 模型结合历史会话进行指代消解与语义重写，采用 Qwen2.5-3B 提取 21+ 种电商意图及槽位（商品、价格、补贴等），结合多维评分规则完成模糊商品澄清，有效消除大模型幻觉。</w:t>
+        <w:t>主导意图识别与问题重写模块开发。引入 Qwen2-3B 模型结合历史会话进行指代消解与语义重写，采用 Qwen2.5-3B 提取 21+ 种电商意图及槽位（商品、价格、补贴等），结合多维评分规则完成模糊商品澄清，</w:t>
+      </w:r>
+      <w:r>
+        <w:rPr>
+          <w:rFonts w:ascii="微软雅黑" w:eastAsia="微软雅黑" w:hAnsi="微软雅黑" w:cs="Calibri"/>
+          <w:color w:val="404040" w:themeColor="text1" w:themeTint="BF"/>
+          <w:szCs w:val="21"/>
+        </w:rPr>
+        <w:t>降低大模型在商品理解及意图识别过程中的幻觉问题</w:t>
       </w:r>
     </w:p>
     <w:p>
@@ -3140,64 +3018,22 @@
           <w:color w:val="404040" w:themeColor="text1" w:themeTint="BF"/>
           <w:szCs w:val="21"/>
         </w:rPr>
-        <w:t xml:space="preserve">：采用递归策略切片构建 Milvus 向量知识库（1024维向量），设计 Redis 高效缓存与 Milvus语义检索联动架构；基于 </w:t>
-      </w:r>
-      <w:proofErr w:type="spellStart"/>
-      <w:r>
-        <w:rPr>
-          <w:rFonts w:ascii="微软雅黑" w:eastAsia="微软雅黑" w:hAnsi="微软雅黑" w:cs="Calibri"/>
-          <w:color w:val="404040" w:themeColor="text1" w:themeTint="BF"/>
-          <w:szCs w:val="21"/>
-        </w:rPr>
-        <w:t>LangChain</w:t>
-      </w:r>
-      <w:proofErr w:type="spellEnd"/>
-      <w:r>
-        <w:rPr>
-          <w:rFonts w:ascii="微软雅黑" w:eastAsia="微软雅黑" w:hAnsi="微软雅黑" w:cs="Calibri"/>
-          <w:color w:val="404040" w:themeColor="text1" w:themeTint="BF"/>
-          <w:szCs w:val="21"/>
-        </w:rPr>
-        <w:t xml:space="preserve"> 构建 Prompt + 工具 + LLM 流式输出管道，实现 </w:t>
-      </w:r>
-      <w:r>
-        <w:rPr>
-          <w:rFonts w:ascii="微软雅黑" w:eastAsia="微软雅黑" w:hAnsi="微软雅黑" w:cs="Calibri" w:hint="eastAsia"/>
-          <w:color w:val="404040" w:themeColor="text1" w:themeTint="BF"/>
-          <w:szCs w:val="21"/>
-        </w:rPr>
-        <w:t>200</w:t>
-      </w:r>
-      <w:r>
-        <w:rPr>
-          <w:rFonts w:ascii="微软雅黑" w:eastAsia="微软雅黑" w:hAnsi="微软雅黑" w:cs="Calibri"/>
-          <w:color w:val="404040" w:themeColor="text1" w:themeTint="BF"/>
-          <w:szCs w:val="21"/>
-        </w:rPr>
-        <w:t>毫秒</w:t>
-      </w:r>
-      <w:r>
-        <w:rPr>
-          <w:rFonts w:ascii="微软雅黑" w:eastAsia="微软雅黑" w:hAnsi="微软雅黑" w:cs="Calibri" w:hint="eastAsia"/>
-          <w:color w:val="404040" w:themeColor="text1" w:themeTint="BF"/>
-          <w:szCs w:val="21"/>
-        </w:rPr>
-        <w:t>内</w:t>
-      </w:r>
-      <w:r>
-        <w:rPr>
-          <w:rFonts w:ascii="微软雅黑" w:eastAsia="微软雅黑" w:hAnsi="微软雅黑" w:cs="Calibri"/>
-          <w:color w:val="404040" w:themeColor="text1" w:themeTint="BF"/>
-          <w:szCs w:val="21"/>
-        </w:rPr>
-        <w:t>响应。</w:t>
+        <w:t>：采用递归策略切片构建 Milvus 向量知识库（1024维向量），设计 Redis 高效缓存与 Milvus语义检索联动架构；基于 LangChain 构建 Prompt + 工具 + LLM 流式输出管道，</w:t>
+      </w:r>
+      <w:r>
+        <w:rPr>
+          <w:rFonts w:ascii="微软雅黑" w:eastAsia="微软雅黑" w:hAnsi="微软雅黑" w:cs="Calibri"/>
+          <w:color w:val="404040" w:themeColor="text1" w:themeTint="BF"/>
+          <w:szCs w:val="21"/>
+        </w:rPr>
+        <w:t>实现 200ms内首Token响应</w:t>
       </w:r>
     </w:p>
     <w:p>
       <w:pPr>
         <w:spacing w:beforeLines="50" w:before="156" w:line="400" w:lineRule="exact"/>
         <w:rPr>
-          <w:rFonts w:ascii="微软雅黑" w:eastAsia="微软雅黑" w:hAnsi="微软雅黑" w:cs="Calibri"/>
+          <w:rFonts w:ascii="微软雅黑" w:eastAsia="微软雅黑" w:hAnsi="微软雅黑" w:cs="Calibri" w:hint="eastAsia"/>
           <w:b/>
           <w:bCs/>
           <w:color w:val="404040" w:themeColor="text1" w:themeTint="BF"/>
@@ -3394,7 +3230,7 @@
       <w:pPr>
         <w:spacing w:line="400" w:lineRule="exact"/>
         <w:rPr>
-          <w:rFonts w:ascii="微软雅黑" w:eastAsia="微软雅黑" w:hAnsi="微软雅黑" w:cs="Calibri"/>
+          <w:rFonts w:ascii="微软雅黑" w:eastAsia="微软雅黑" w:hAnsi="微软雅黑" w:cs="Calibri" w:hint="eastAsia"/>
           <w:b/>
           <w:bCs/>
           <w:color w:val="404040" w:themeColor="text1" w:themeTint="BF"/>
@@ -3442,7 +3278,7 @@
         <w:spacing w:line="320" w:lineRule="exact"/>
         <w:ind w:firstLineChars="0"/>
         <w:rPr>
-          <w:rFonts w:ascii="微软雅黑" w:eastAsia="微软雅黑" w:hAnsi="微软雅黑" w:cs="Calibri"/>
+          <w:rFonts w:ascii="微软雅黑" w:eastAsia="微软雅黑" w:hAnsi="微软雅黑" w:cs="Calibri" w:hint="eastAsia"/>
           <w:color w:val="404040" w:themeColor="text1" w:themeTint="BF"/>
           <w:szCs w:val="21"/>
         </w:rPr>
@@ -3490,7 +3326,7 @@
         <w:spacing w:line="320" w:lineRule="exact"/>
         <w:ind w:firstLineChars="0"/>
         <w:rPr>
-          <w:rFonts w:ascii="微软雅黑" w:eastAsia="微软雅黑" w:hAnsi="微软雅黑" w:cs="Calibri"/>
+          <w:rFonts w:ascii="微软雅黑" w:eastAsia="微软雅黑" w:hAnsi="微软雅黑" w:cs="Calibri" w:hint="eastAsia"/>
           <w:color w:val="404040" w:themeColor="text1" w:themeTint="BF"/>
           <w:szCs w:val="21"/>
         </w:rPr>
@@ -3509,39 +3345,15 @@
           <w:color w:val="404040" w:themeColor="text1" w:themeTint="BF"/>
           <w:szCs w:val="21"/>
         </w:rPr>
-        <w:t>, 完成在线赚钱6</w:t>
-      </w:r>
-      <w:r>
-        <w:rPr>
-          <w:rFonts w:ascii="微软雅黑" w:eastAsia="微软雅黑" w:hAnsi="微软雅黑" w:cs="Calibri"/>
-          <w:color w:val="404040" w:themeColor="text1" w:themeTint="BF"/>
-          <w:szCs w:val="21"/>
-        </w:rPr>
-        <w:t>3</w:t>
-      </w:r>
-      <w:r>
-        <w:rPr>
-          <w:rFonts w:ascii="微软雅黑" w:eastAsia="微软雅黑" w:hAnsi="微软雅黑" w:cs="Calibri" w:hint="eastAsia"/>
-          <w:color w:val="404040" w:themeColor="text1" w:themeTint="BF"/>
-          <w:szCs w:val="21"/>
-        </w:rPr>
-        <w:t>个任务标签的分类和计算、抽取</w:t>
-      </w:r>
-      <w:r>
-        <w:rPr>
-          <w:rFonts w:ascii="微软雅黑" w:eastAsia="微软雅黑" w:hAnsi="微软雅黑" w:cs="Calibri" w:hint="eastAsia"/>
-          <w:color w:val="404040" w:themeColor="text1" w:themeTint="BF"/>
-          <w:szCs w:val="21"/>
-        </w:rPr>
-        <w:t>和</w:t>
-      </w:r>
-      <w:r>
-        <w:rPr>
-          <w:rFonts w:ascii="微软雅黑" w:eastAsia="微软雅黑" w:hAnsi="微软雅黑" w:cs="Calibri" w:hint="eastAsia"/>
-          <w:color w:val="404040" w:themeColor="text1" w:themeTint="BF"/>
-          <w:szCs w:val="21"/>
-        </w:rPr>
-        <w:t>对外查询服务</w:t>
+        <w:t xml:space="preserve">, </w:t>
+      </w:r>
+      <w:r>
+        <w:rPr>
+          <w:rFonts w:ascii="微软雅黑" w:eastAsia="微软雅黑" w:hAnsi="微软雅黑" w:cs="Calibri"/>
+          <w:color w:val="404040" w:themeColor="text1" w:themeTint="BF"/>
+          <w:szCs w:val="21"/>
+        </w:rPr>
+        <w:t>完成在线赚钱业务 63 个任务标签的分类、计算、抽取及对外查询服务建设</w:t>
       </w:r>
     </w:p>
     <w:p>
@@ -3554,7 +3366,7 @@
         <w:spacing w:line="320" w:lineRule="exact"/>
         <w:ind w:left="357" w:firstLineChars="0" w:hanging="357"/>
         <w:rPr>
-          <w:rFonts w:ascii="微软雅黑" w:eastAsia="微软雅黑" w:hAnsi="微软雅黑" w:cs="Calibri"/>
+          <w:rFonts w:ascii="微软雅黑" w:eastAsia="微软雅黑" w:hAnsi="微软雅黑" w:cs="Calibri" w:hint="eastAsia"/>
           <w:color w:val="404040" w:themeColor="text1" w:themeTint="BF"/>
           <w:szCs w:val="21"/>
         </w:rPr>
@@ -3596,7 +3408,7 @@
       <w:pPr>
         <w:spacing w:beforeLines="50" w:before="156" w:line="320" w:lineRule="exact"/>
         <w:rPr>
-          <w:rFonts w:ascii="微软雅黑" w:eastAsia="微软雅黑" w:hAnsi="微软雅黑" w:cs="Calibri"/>
+          <w:rFonts w:ascii="微软雅黑" w:eastAsia="微软雅黑" w:hAnsi="微软雅黑" w:cs="Calibri" w:hint="eastAsia"/>
           <w:b/>
           <w:bCs/>
           <w:color w:val="404040" w:themeColor="text1" w:themeTint="BF"/>
@@ -3648,7 +3460,7 @@
       <w:pPr>
         <w:spacing w:line="320" w:lineRule="exact"/>
         <w:rPr>
-          <w:rFonts w:ascii="微软雅黑" w:eastAsia="微软雅黑" w:hAnsi="微软雅黑" w:cs="Calibri"/>
+          <w:rFonts w:ascii="微软雅黑" w:eastAsia="微软雅黑" w:hAnsi="微软雅黑" w:cs="Calibri" w:hint="eastAsia"/>
           <w:color w:val="404040" w:themeColor="text1" w:themeTint="BF"/>
           <w:szCs w:val="21"/>
         </w:rPr>
@@ -3685,16 +3497,23 @@
           <w:color w:val="404040" w:themeColor="text1" w:themeTint="BF"/>
           <w:szCs w:val="21"/>
         </w:rPr>
-        <w:t>同城蓝领用工招聘平台，实现企业职位发布、求职者匹配、邀约面试、</w:t>
-      </w:r>
-      <w:r>
-        <w:rPr>
-          <w:rFonts w:ascii="微软雅黑" w:eastAsia="微软雅黑" w:hAnsi="微软雅黑" w:cs="Calibri" w:hint="eastAsia"/>
-          <w:color w:val="404040" w:themeColor="text1" w:themeTint="BF"/>
-          <w:szCs w:val="21"/>
-        </w:rPr>
-        <w:lastRenderedPageBreak/>
-        <w:t>企业审核入职，打通整个招聘流程，靠招聘的增值服务盈利。</w:t>
+        <w:t>同城蓝领用工招聘平台，实现企业职位发布、求职者匹配、邀约面试、企业审核入职，打通整个招聘流程，</w:t>
+      </w:r>
+      <w:r>
+        <w:rPr>
+          <w:rFonts w:ascii="微软雅黑" w:eastAsia="微软雅黑" w:hAnsi="微软雅黑" w:cs="Calibri"/>
+          <w:color w:val="404040" w:themeColor="text1" w:themeTint="BF"/>
+          <w:szCs w:val="21"/>
+        </w:rPr>
+        <w:t>通过招聘增值服务实现商业化</w:t>
+      </w:r>
+      <w:r>
+        <w:rPr>
+          <w:rFonts w:ascii="微软雅黑" w:eastAsia="微软雅黑" w:hAnsi="微软雅黑" w:cs="Calibri" w:hint="eastAsia"/>
+          <w:color w:val="404040" w:themeColor="text1" w:themeTint="BF"/>
+          <w:szCs w:val="21"/>
+        </w:rPr>
+        <w:t>。</w:t>
       </w:r>
     </w:p>
     <w:p>
@@ -3707,19 +3526,20 @@
         <w:spacing w:line="320" w:lineRule="exact"/>
         <w:ind w:firstLineChars="0"/>
         <w:rPr>
-          <w:rFonts w:ascii="微软雅黑" w:eastAsia="微软雅黑" w:hAnsi="微软雅黑" w:cs="Calibri"/>
-          <w:b/>
-          <w:bCs/>
-          <w:color w:val="404040" w:themeColor="text1" w:themeTint="BF"/>
-          <w:szCs w:val="21"/>
-        </w:rPr>
-      </w:pPr>
-      <w:r>
-        <w:rPr>
-          <w:rFonts w:ascii="微软雅黑" w:eastAsia="微软雅黑" w:hAnsi="微软雅黑" w:cs="Calibri" w:hint="eastAsia"/>
-          <w:color w:val="404040" w:themeColor="text1" w:themeTint="BF"/>
-          <w:szCs w:val="21"/>
-        </w:rPr>
+          <w:rFonts w:ascii="微软雅黑" w:eastAsia="微软雅黑" w:hAnsi="微软雅黑" w:cs="Calibri" w:hint="eastAsia"/>
+          <w:b/>
+          <w:bCs/>
+          <w:color w:val="404040" w:themeColor="text1" w:themeTint="BF"/>
+          <w:szCs w:val="21"/>
+        </w:rPr>
+      </w:pPr>
+      <w:r>
+        <w:rPr>
+          <w:rFonts w:ascii="微软雅黑" w:eastAsia="微软雅黑" w:hAnsi="微软雅黑" w:cs="Calibri" w:hint="eastAsia"/>
+          <w:color w:val="404040" w:themeColor="text1" w:themeTint="BF"/>
+          <w:szCs w:val="21"/>
+        </w:rPr>
+        <w:lastRenderedPageBreak/>
         <w:t>参与系统整体方案架构设计，包括技术选型，分表设计</w:t>
       </w:r>
     </w:p>
@@ -3751,7 +3571,7 @@
       <w:pPr>
         <w:spacing w:beforeLines="50" w:before="156" w:line="320" w:lineRule="exact"/>
         <w:rPr>
-          <w:rFonts w:ascii="微软雅黑" w:eastAsia="微软雅黑" w:hAnsi="微软雅黑" w:cs="Calibri"/>
+          <w:rFonts w:ascii="微软雅黑" w:eastAsia="微软雅黑" w:hAnsi="微软雅黑" w:cs="Calibri" w:hint="eastAsia"/>
           <w:b/>
           <w:bCs/>
           <w:color w:val="404040" w:themeColor="text1" w:themeTint="BF"/>
@@ -3794,18 +3614,26 @@
         <w:spacing w:line="320" w:lineRule="exact"/>
         <w:ind w:firstLineChars="200" w:firstLine="420"/>
         <w:rPr>
-          <w:rFonts w:ascii="微软雅黑" w:eastAsia="微软雅黑" w:hAnsi="微软雅黑" w:cs="Calibri"/>
-          <w:color w:val="404040" w:themeColor="text1" w:themeTint="BF"/>
-          <w:szCs w:val="21"/>
-        </w:rPr>
-      </w:pPr>
-      <w:r>
-        <w:rPr>
-          <w:rFonts w:ascii="微软雅黑" w:eastAsia="微软雅黑" w:hAnsi="微软雅黑" w:cs="Calibri"/>
-          <w:color w:val="404040" w:themeColor="text1" w:themeTint="BF"/>
-          <w:szCs w:val="21"/>
-        </w:rPr>
-        <w:t>实现任务推荐千人千面，搭建任务标签体系，提高用户粘性。</w:t>
+          <w:rFonts w:ascii="微软雅黑" w:eastAsia="微软雅黑" w:hAnsi="微软雅黑" w:cs="Calibri" w:hint="eastAsia"/>
+          <w:color w:val="404040" w:themeColor="text1" w:themeTint="BF"/>
+          <w:szCs w:val="21"/>
+        </w:rPr>
+      </w:pPr>
+      <w:r>
+        <w:rPr>
+          <w:rFonts w:ascii="微软雅黑" w:eastAsia="微软雅黑" w:hAnsi="微软雅黑" w:cs="Calibri"/>
+          <w:color w:val="404040" w:themeColor="text1" w:themeTint="BF"/>
+          <w:szCs w:val="21"/>
+        </w:rPr>
+        <w:t>实现任务的个性化推荐</w:t>
+      </w:r>
+      <w:r>
+        <w:rPr>
+          <w:rFonts w:ascii="微软雅黑" w:eastAsia="微软雅黑" w:hAnsi="微软雅黑" w:cs="Calibri"/>
+          <w:color w:val="404040" w:themeColor="text1" w:themeTint="BF"/>
+          <w:szCs w:val="21"/>
+        </w:rPr>
+        <w:t>，搭建任务标签体系，提高用户粘性。</w:t>
       </w:r>
     </w:p>
     <w:p>
@@ -3818,7 +3646,7 @@
         <w:spacing w:line="320" w:lineRule="exact"/>
         <w:ind w:firstLineChars="0"/>
         <w:rPr>
-          <w:rFonts w:ascii="微软雅黑" w:eastAsia="微软雅黑" w:hAnsi="微软雅黑" w:cs="Calibri"/>
+          <w:rFonts w:ascii="微软雅黑" w:eastAsia="微软雅黑" w:hAnsi="微软雅黑" w:cs="Calibri" w:hint="eastAsia"/>
           <w:b/>
           <w:bCs/>
           <w:color w:val="404040" w:themeColor="text1" w:themeTint="BF"/>
@@ -3860,36 +3688,18 @@
         <w:spacing w:line="320" w:lineRule="exact"/>
         <w:ind w:left="357" w:firstLineChars="0" w:hanging="357"/>
         <w:rPr>
-          <w:rFonts w:ascii="微软雅黑" w:eastAsia="微软雅黑" w:hAnsi="微软雅黑" w:cs="Calibri"/>
-          <w:color w:val="404040" w:themeColor="text1" w:themeTint="BF"/>
-          <w:szCs w:val="21"/>
-        </w:rPr>
-      </w:pPr>
-      <w:r>
-        <w:rPr>
-          <w:rFonts w:ascii="微软雅黑" w:eastAsia="微软雅黑" w:hAnsi="微软雅黑" w:cs="Calibri" w:hint="eastAsia"/>
-          <w:color w:val="404040" w:themeColor="text1" w:themeTint="BF"/>
-          <w:szCs w:val="21"/>
-        </w:rPr>
-        <w:t>开发MR任务将计算标签写入</w:t>
-      </w:r>
-      <w:proofErr w:type="spellStart"/>
-      <w:r>
-        <w:rPr>
-          <w:rFonts w:ascii="微软雅黑" w:eastAsia="微软雅黑" w:hAnsi="微软雅黑" w:cs="Calibri" w:hint="eastAsia"/>
-          <w:color w:val="404040" w:themeColor="text1" w:themeTint="BF"/>
-          <w:szCs w:val="21"/>
-        </w:rPr>
-        <w:t>redis</w:t>
-      </w:r>
-      <w:proofErr w:type="spellEnd"/>
-      <w:r>
-        <w:rPr>
-          <w:rFonts w:ascii="微软雅黑" w:eastAsia="微软雅黑" w:hAnsi="微软雅黑" w:cs="Calibri" w:hint="eastAsia"/>
-          <w:color w:val="404040" w:themeColor="text1" w:themeTint="BF"/>
-          <w:szCs w:val="21"/>
-        </w:rPr>
-        <w:t>集群，用于标签查询服务</w:t>
+          <w:rFonts w:ascii="微软雅黑" w:eastAsia="微软雅黑" w:hAnsi="微软雅黑" w:cs="Calibri" w:hint="eastAsia"/>
+          <w:color w:val="404040" w:themeColor="text1" w:themeTint="BF"/>
+          <w:szCs w:val="21"/>
+        </w:rPr>
+      </w:pPr>
+      <w:r>
+        <w:rPr>
+          <w:rFonts w:ascii="微软雅黑" w:eastAsia="微软雅黑" w:hAnsi="微软雅黑" w:cs="Calibri"/>
+          <w:color w:val="404040" w:themeColor="text1" w:themeTint="BF"/>
+          <w:szCs w:val="21"/>
+        </w:rPr>
+        <w:t>开发 MapReduce 任务，将计算后的标签写入 Redis 集群</w:t>
       </w:r>
     </w:p>
     <w:p>
@@ -3913,25 +3723,7 @@
           <w:color w:val="404040" w:themeColor="text1" w:themeTint="BF"/>
           <w:szCs w:val="21"/>
         </w:rPr>
-        <w:t>开发标签服务，从</w:t>
-      </w:r>
-      <w:proofErr w:type="spellStart"/>
-      <w:r>
-        <w:rPr>
-          <w:rFonts w:ascii="微软雅黑" w:eastAsia="微软雅黑" w:hAnsi="微软雅黑" w:cs="Calibri" w:hint="eastAsia"/>
-          <w:color w:val="404040" w:themeColor="text1" w:themeTint="BF"/>
-          <w:szCs w:val="21"/>
-        </w:rPr>
-        <w:t>redis</w:t>
-      </w:r>
-      <w:proofErr w:type="spellEnd"/>
-      <w:r>
-        <w:rPr>
-          <w:rFonts w:ascii="微软雅黑" w:eastAsia="微软雅黑" w:hAnsi="微软雅黑" w:cs="Calibri" w:hint="eastAsia"/>
-          <w:color w:val="404040" w:themeColor="text1" w:themeTint="BF"/>
-          <w:szCs w:val="21"/>
-        </w:rPr>
-        <w:t>和万象平台查询标签并聚合，对外提供查询标签的接口。</w:t>
+        <w:t>开发标签服务，从redis和万象平台查询标签并聚合，对外提供查询标签的接口。</w:t>
       </w:r>
     </w:p>
     <w:p>
@@ -4110,7 +3902,7 @@
         <w:spacing w:line="400" w:lineRule="exact"/>
         <w:ind w:firstLineChars="0"/>
         <w:rPr>
-          <w:rFonts w:ascii="微软雅黑" w:eastAsia="微软雅黑" w:hAnsi="微软雅黑" w:cs="Calibri"/>
+          <w:rFonts w:ascii="微软雅黑" w:eastAsia="微软雅黑" w:hAnsi="微软雅黑" w:cs="Calibri" w:hint="eastAsia"/>
           <w:b/>
           <w:bCs/>
           <w:color w:val="404040" w:themeColor="text1" w:themeTint="BF"/>
@@ -4157,51 +3949,19 @@
       </w:r>
       <w:r>
         <w:rPr>
-          <w:rFonts w:ascii="微软雅黑" w:eastAsia="微软雅黑" w:hAnsi="微软雅黑" w:cs="Calibri" w:hint="eastAsia"/>
-          <w:color w:val="404040" w:themeColor="text1" w:themeTint="BF"/>
-          <w:szCs w:val="21"/>
-        </w:rPr>
-        <w:t>开发</w:t>
-      </w:r>
-      <w:r>
-        <w:rPr>
-          <w:rFonts w:ascii="微软雅黑" w:eastAsia="微软雅黑" w:hAnsi="微软雅黑" w:cs="Calibri" w:hint="eastAsia"/>
-          <w:color w:val="404040" w:themeColor="text1" w:themeTint="BF"/>
-          <w:szCs w:val="21"/>
-        </w:rPr>
-        <w:t>Shell离线快照导入脚本、SDK 请求拦截</w:t>
-      </w:r>
-      <w:r>
-        <w:rPr>
-          <w:rFonts w:ascii="微软雅黑" w:eastAsia="微软雅黑" w:hAnsi="微软雅黑" w:cs="Calibri" w:hint="eastAsia"/>
-          <w:color w:val="404040" w:themeColor="text1" w:themeTint="BF"/>
-          <w:szCs w:val="21"/>
-        </w:rPr>
-        <w:t>插件</w:t>
-      </w:r>
-      <w:r>
-        <w:rPr>
-          <w:rFonts w:ascii="微软雅黑" w:eastAsia="微软雅黑" w:hAnsi="微软雅黑" w:cs="Calibri" w:hint="eastAsia"/>
-          <w:color w:val="404040" w:themeColor="text1" w:themeTint="BF"/>
-          <w:szCs w:val="21"/>
-        </w:rPr>
-        <w:t>双写MQ 服务及</w:t>
-      </w:r>
-      <w:r>
-        <w:rPr>
-          <w:rFonts w:ascii="微软雅黑" w:eastAsia="微软雅黑" w:hAnsi="微软雅黑" w:cs="Calibri" w:hint="eastAsia"/>
-          <w:color w:val="404040" w:themeColor="text1" w:themeTint="BF"/>
-          <w:szCs w:val="21"/>
-        </w:rPr>
-        <w:t>使用</w:t>
-      </w:r>
-      <w:r>
-        <w:rPr>
-          <w:rFonts w:ascii="微软雅黑" w:eastAsia="微软雅黑" w:hAnsi="微软雅黑" w:cs="Calibri" w:hint="eastAsia"/>
-          <w:color w:val="404040" w:themeColor="text1" w:themeTint="BF"/>
-          <w:szCs w:val="21"/>
-        </w:rPr>
-        <w:t>数据一致性校验修复工具，完成 93个节点（每节点~1.5T数据，日增1.5亿+消息） 的不停服无损迁移。</w:t>
+          <w:rFonts w:ascii="微软雅黑" w:eastAsia="微软雅黑" w:hAnsi="微软雅黑" w:cs="Calibri"/>
+          <w:color w:val="404040" w:themeColor="text1" w:themeTint="BF"/>
+          <w:szCs w:val="21"/>
+        </w:rPr>
+        <w:t>开发 Shell 离线快照导入脚本；设计 SDK 请求拦截插件，实现数据双写 MQ；结合数据一致性校验及修复工具，完成</w:t>
+      </w:r>
+      <w:r>
+        <w:rPr>
+          <w:rFonts w:ascii="微软雅黑" w:eastAsia="微软雅黑" w:hAnsi="微软雅黑" w:cs="Calibri" w:hint="eastAsia"/>
+          <w:color w:val="404040" w:themeColor="text1" w:themeTint="BF"/>
+          <w:szCs w:val="21"/>
+        </w:rPr>
+        <w:t xml:space="preserve"> 93个节点（每节点~1.5T数据，日增1.5亿+消息） 的不停服无损迁移。</w:t>
       </w:r>
     </w:p>
     <w:p>
@@ -4294,7 +4054,7 @@
       <w:pPr>
         <w:spacing w:beforeLines="50" w:before="156" w:line="400" w:lineRule="exact"/>
         <w:rPr>
-          <w:rFonts w:ascii="微软雅黑" w:eastAsia="微软雅黑" w:hAnsi="微软雅黑" w:cs="Calibri"/>
+          <w:rFonts w:ascii="微软雅黑" w:eastAsia="微软雅黑" w:hAnsi="微软雅黑" w:cs="Calibri" w:hint="eastAsia"/>
           <w:b/>
           <w:bCs/>
           <w:color w:val="404040" w:themeColor="text1" w:themeTint="BF"/>
@@ -4311,18 +4071,7 @@
           <w:sz w:val="24"/>
           <w:szCs w:val="24"/>
         </w:rPr>
-        <w:t>闻泰通讯</w:t>
-      </w:r>
-      <w:r>
-        <w:rPr>
-          <w:rFonts w:ascii="微软雅黑" w:eastAsia="微软雅黑" w:hAnsi="微软雅黑" w:cs="Calibri" w:hint="eastAsia"/>
-          <w:b/>
-          <w:bCs/>
-          <w:color w:val="404040" w:themeColor="text1" w:themeTint="BF"/>
-          <w:sz w:val="24"/>
-          <w:szCs w:val="24"/>
-        </w:rPr>
-        <w:t>&amp;</w:t>
+        <w:t>闻泰通讯&amp;</w:t>
       </w:r>
       <w:r>
         <w:rPr>

--- a/src/main/resources/于飞-简历-Java-10年 -all.docx
+++ b/src/main/resources/于飞-简历-Java-10年 -all.docx
@@ -650,7 +650,23 @@
           <w:color w:val="404040" w:themeColor="text1" w:themeTint="BF"/>
           <w:szCs w:val="21"/>
         </w:rPr>
-        <w:t>Redis、Kafka、MySQL等</w:t>
+        <w:t>Redis、Kafka、</w:t>
+      </w:r>
+      <w:r>
+        <w:rPr>
+          <w:rFonts w:ascii="微软雅黑" w:eastAsia="微软雅黑" w:hAnsi="微软雅黑" w:cs="Calibri" w:hint="eastAsia"/>
+          <w:color w:val="404040" w:themeColor="text1" w:themeTint="BF"/>
+          <w:szCs w:val="21"/>
+        </w:rPr>
+        <w:t>ES、</w:t>
+      </w:r>
+      <w:r>
+        <w:rPr>
+          <w:rFonts w:ascii="微软雅黑" w:eastAsia="微软雅黑" w:hAnsi="微软雅黑" w:cs="Calibri"/>
+          <w:color w:val="404040" w:themeColor="text1" w:themeTint="BF"/>
+          <w:szCs w:val="21"/>
+        </w:rPr>
+        <w:t>MySQL等</w:t>
       </w:r>
       <w:r>
         <w:rPr>
